--- a/masterarbeit_april.docx
+++ b/masterarbeit_april.docx
@@ -67,36 +67,587 @@
           <w:szCs w:val="24"/>
           <w:lang w:val="en-US"/>
         </w:rPr>
-        <w:t>There are many situations where the effect of some intervention is of interest, such as in medicine (Does the use of a medication lead to an improvement in patient health?) or policy making (Do stricter traffic rules lead to less accidents?). Does tutoring lead to better grades?</w:t>
-      </w:r>
-      <w:r>
-        <w:rPr>
-          <w:rFonts w:asciiTheme="majorHAnsi" w:hAnsiTheme="majorHAnsi" w:cs="Calibri"/>
-          <w:sz w:val="24"/>
-          <w:szCs w:val="24"/>
-          <w:lang w:val="en-US"/>
-        </w:rPr>
-        <w:t xml:space="preserve">). In those kinds of problems, one is not looking to find a mere association between variables. Instead, a causal relationship, where one variable has an effect on another. </w:t>
-      </w:r>
-    </w:p>
-    <w:p>
-      <w:pPr>
-        <w:pStyle w:val="Listenabsatz"/>
-        <w:rPr>
-          <w:rFonts w:asciiTheme="majorHAnsi" w:hAnsiTheme="majorHAnsi" w:cs="Calibri"/>
-          <w:sz w:val="24"/>
-          <w:szCs w:val="24"/>
-          <w:lang w:val="en-US"/>
-        </w:rPr>
-      </w:pPr>
-      <w:r>
-        <w:rPr>
-          <w:rFonts w:asciiTheme="majorHAnsi" w:hAnsiTheme="majorHAnsi" w:cs="Calibri"/>
-          <w:sz w:val="24"/>
-          <w:szCs w:val="24"/>
-          <w:lang w:val="en-US"/>
-        </w:rPr>
-        <w:t xml:space="preserve">In the past two (?) decade, many methods and models for causal effect estimation have emerged. They all have different strengths and weaknesses, which often depend on data characteristics. Some model may outperform another one on one dataset and perform worse on another one. Causal BART has proven to yield good results in a number of studies and is often considered one of the best models. It is constantly being developed further and adapted for different problems. </w:t>
+        <w:t>There are many situations</w:t>
+      </w:r>
+      <w:r>
+        <w:rPr>
+          <w:rFonts w:asciiTheme="majorHAnsi" w:hAnsiTheme="majorHAnsi" w:cs="Calibri"/>
+          <w:sz w:val="24"/>
+          <w:szCs w:val="24"/>
+          <w:lang w:val="en-US"/>
+        </w:rPr>
+        <w:t>,</w:t>
+      </w:r>
+      <w:r>
+        <w:rPr>
+          <w:rFonts w:asciiTheme="majorHAnsi" w:hAnsiTheme="majorHAnsi" w:cs="Calibri"/>
+          <w:sz w:val="24"/>
+          <w:szCs w:val="24"/>
+          <w:lang w:val="en-US"/>
+        </w:rPr>
+        <w:t xml:space="preserve"> where</w:t>
+      </w:r>
+      <w:r>
+        <w:rPr>
+          <w:rFonts w:asciiTheme="majorHAnsi" w:hAnsiTheme="majorHAnsi" w:cs="Calibri"/>
+          <w:sz w:val="24"/>
+          <w:szCs w:val="24"/>
+          <w:lang w:val="en-US"/>
+        </w:rPr>
+        <w:t xml:space="preserve"> researchers are interested in</w:t>
+      </w:r>
+      <w:r>
+        <w:rPr>
+          <w:rFonts w:asciiTheme="majorHAnsi" w:hAnsiTheme="majorHAnsi" w:cs="Calibri"/>
+          <w:sz w:val="24"/>
+          <w:szCs w:val="24"/>
+          <w:lang w:val="en-US"/>
+        </w:rPr>
+        <w:t xml:space="preserve"> the effect </w:t>
+      </w:r>
+      <w:r>
+        <w:rPr>
+          <w:rFonts w:asciiTheme="majorHAnsi" w:hAnsiTheme="majorHAnsi" w:cs="Calibri"/>
+          <w:sz w:val="24"/>
+          <w:szCs w:val="24"/>
+          <w:lang w:val="en-US"/>
+        </w:rPr>
+        <w:t>that</w:t>
+      </w:r>
+      <w:r>
+        <w:rPr>
+          <w:rFonts w:asciiTheme="majorHAnsi" w:hAnsiTheme="majorHAnsi" w:cs="Calibri"/>
+          <w:sz w:val="24"/>
+          <w:szCs w:val="24"/>
+          <w:lang w:val="en-US"/>
+        </w:rPr>
+        <w:t xml:space="preserve"> some intervention </w:t>
+      </w:r>
+      <w:r>
+        <w:rPr>
+          <w:rFonts w:asciiTheme="majorHAnsi" w:hAnsiTheme="majorHAnsi" w:cs="Calibri"/>
+          <w:sz w:val="24"/>
+          <w:szCs w:val="24"/>
+          <w:lang w:val="en-US"/>
+        </w:rPr>
+        <w:t xml:space="preserve">or treatment </w:t>
+      </w:r>
+      <w:r>
+        <w:rPr>
+          <w:rFonts w:asciiTheme="majorHAnsi" w:hAnsiTheme="majorHAnsi" w:cs="Calibri"/>
+          <w:sz w:val="24"/>
+          <w:szCs w:val="24"/>
+          <w:lang w:val="en-US"/>
+        </w:rPr>
+        <w:t>has on an outcome. Examples include</w:t>
+      </w:r>
+      <w:r>
+        <w:rPr>
+          <w:rFonts w:asciiTheme="majorHAnsi" w:hAnsiTheme="majorHAnsi" w:cs="Calibri"/>
+          <w:sz w:val="24"/>
+          <w:szCs w:val="24"/>
+          <w:lang w:val="en-US"/>
+        </w:rPr>
+        <w:t xml:space="preserve"> medicine (</w:t>
+      </w:r>
+      <w:r>
+        <w:rPr>
+          <w:rFonts w:asciiTheme="majorHAnsi" w:hAnsiTheme="majorHAnsi" w:cs="Calibri"/>
+          <w:sz w:val="24"/>
+          <w:szCs w:val="24"/>
+          <w:lang w:val="en-US"/>
+        </w:rPr>
+        <w:t>e.g. whether a medication leads</w:t>
+      </w:r>
+      <w:r>
+        <w:rPr>
+          <w:rFonts w:asciiTheme="majorHAnsi" w:hAnsiTheme="majorHAnsi" w:cs="Calibri"/>
+          <w:sz w:val="24"/>
+          <w:szCs w:val="24"/>
+          <w:lang w:val="en-US"/>
+        </w:rPr>
+        <w:t xml:space="preserve"> to an improvement in patient health?) or policy making (</w:t>
+      </w:r>
+      <w:r>
+        <w:rPr>
+          <w:rFonts w:asciiTheme="majorHAnsi" w:hAnsiTheme="majorHAnsi" w:cs="Calibri"/>
+          <w:sz w:val="24"/>
+          <w:szCs w:val="24"/>
+          <w:lang w:val="en-US"/>
+        </w:rPr>
+        <w:t xml:space="preserve">e.g. whether </w:t>
+      </w:r>
+      <w:r>
+        <w:rPr>
+          <w:rFonts w:asciiTheme="majorHAnsi" w:hAnsiTheme="majorHAnsi" w:cs="Calibri"/>
+          <w:sz w:val="24"/>
+          <w:szCs w:val="24"/>
+          <w:lang w:val="en-US"/>
+        </w:rPr>
+        <w:t>stricter traffic rules lead to less accidents</w:t>
+      </w:r>
+      <w:r>
+        <w:rPr>
+          <w:rFonts w:asciiTheme="majorHAnsi" w:hAnsiTheme="majorHAnsi" w:cs="Calibri"/>
+          <w:sz w:val="24"/>
+          <w:szCs w:val="24"/>
+          <w:lang w:val="en-US"/>
+        </w:rPr>
+        <w:t xml:space="preserve"> or whether</w:t>
+      </w:r>
+      <w:r>
+        <w:rPr>
+          <w:rFonts w:asciiTheme="majorHAnsi" w:hAnsiTheme="majorHAnsi" w:cs="Calibri"/>
+          <w:sz w:val="24"/>
+          <w:szCs w:val="24"/>
+          <w:lang w:val="en-US"/>
+        </w:rPr>
+        <w:t xml:space="preserve"> tutoring lead</w:t>
+      </w:r>
+      <w:r>
+        <w:rPr>
+          <w:rFonts w:asciiTheme="majorHAnsi" w:hAnsiTheme="majorHAnsi" w:cs="Calibri"/>
+          <w:sz w:val="24"/>
+          <w:szCs w:val="24"/>
+          <w:lang w:val="en-US"/>
+        </w:rPr>
+        <w:t>s</w:t>
+      </w:r>
+      <w:r>
+        <w:rPr>
+          <w:rFonts w:asciiTheme="majorHAnsi" w:hAnsiTheme="majorHAnsi" w:cs="Calibri"/>
+          <w:sz w:val="24"/>
+          <w:szCs w:val="24"/>
+          <w:lang w:val="en-US"/>
+        </w:rPr>
+        <w:t xml:space="preserve"> to better </w:t>
+      </w:r>
+      <w:r>
+        <w:rPr>
+          <w:rFonts w:asciiTheme="majorHAnsi" w:hAnsiTheme="majorHAnsi" w:cs="Calibri"/>
+          <w:sz w:val="24"/>
+          <w:szCs w:val="24"/>
+          <w:lang w:val="en-US"/>
+        </w:rPr>
+        <w:t>test scores</w:t>
+      </w:r>
+      <w:r>
+        <w:rPr>
+          <w:rFonts w:asciiTheme="majorHAnsi" w:hAnsiTheme="majorHAnsi" w:cs="Calibri"/>
+          <w:sz w:val="24"/>
+          <w:szCs w:val="24"/>
+          <w:lang w:val="en-US"/>
+        </w:rPr>
+        <w:t>).</w:t>
+      </w:r>
+      <w:r>
+        <w:rPr>
+          <w:rFonts w:asciiTheme="majorHAnsi" w:hAnsiTheme="majorHAnsi" w:cs="Calibri"/>
+          <w:sz w:val="24"/>
+          <w:szCs w:val="24"/>
+          <w:lang w:val="en-US"/>
+        </w:rPr>
+        <w:t xml:space="preserve"> </w:t>
+      </w:r>
+      <w:r>
+        <w:rPr>
+          <w:rFonts w:asciiTheme="majorHAnsi" w:hAnsiTheme="majorHAnsi" w:cs="Calibri"/>
+          <w:sz w:val="24"/>
+          <w:szCs w:val="24"/>
+          <w:lang w:val="en-US"/>
+        </w:rPr>
+        <w:t xml:space="preserve">In </w:t>
+      </w:r>
+      <w:r>
+        <w:rPr>
+          <w:rFonts w:asciiTheme="majorHAnsi" w:hAnsiTheme="majorHAnsi" w:cs="Calibri"/>
+          <w:sz w:val="24"/>
+          <w:szCs w:val="24"/>
+          <w:lang w:val="en-US"/>
+        </w:rPr>
+        <w:t>such settings</w:t>
+      </w:r>
+      <w:r>
+        <w:rPr>
+          <w:rFonts w:asciiTheme="majorHAnsi" w:hAnsiTheme="majorHAnsi" w:cs="Calibri"/>
+          <w:sz w:val="24"/>
+          <w:szCs w:val="24"/>
+          <w:lang w:val="en-US"/>
+        </w:rPr>
+        <w:t xml:space="preserve">, the objective is not </w:t>
+      </w:r>
+      <w:r>
+        <w:rPr>
+          <w:rFonts w:asciiTheme="majorHAnsi" w:hAnsiTheme="majorHAnsi" w:cs="Calibri"/>
+          <w:sz w:val="24"/>
+          <w:szCs w:val="24"/>
+          <w:lang w:val="en-US"/>
+        </w:rPr>
+        <w:t xml:space="preserve">merely </w:t>
+      </w:r>
+      <w:r>
+        <w:rPr>
+          <w:rFonts w:asciiTheme="majorHAnsi" w:hAnsiTheme="majorHAnsi" w:cs="Calibri"/>
+          <w:sz w:val="24"/>
+          <w:szCs w:val="24"/>
+          <w:lang w:val="en-US"/>
+        </w:rPr>
+        <w:t xml:space="preserve">to </w:t>
+      </w:r>
+      <w:r>
+        <w:rPr>
+          <w:rFonts w:asciiTheme="majorHAnsi" w:hAnsiTheme="majorHAnsi" w:cs="Calibri"/>
+          <w:sz w:val="24"/>
+          <w:szCs w:val="24"/>
+          <w:lang w:val="en-US"/>
+        </w:rPr>
+        <w:t>identify an</w:t>
+      </w:r>
+      <w:r>
+        <w:rPr>
+          <w:rFonts w:asciiTheme="majorHAnsi" w:hAnsiTheme="majorHAnsi" w:cs="Calibri"/>
+          <w:sz w:val="24"/>
+          <w:szCs w:val="24"/>
+          <w:lang w:val="en-US"/>
+        </w:rPr>
+        <w:t xml:space="preserve"> association between </w:t>
+      </w:r>
+      <w:r>
+        <w:rPr>
+          <w:rFonts w:asciiTheme="majorHAnsi" w:hAnsiTheme="majorHAnsi" w:cs="Calibri"/>
+          <w:sz w:val="24"/>
+          <w:szCs w:val="24"/>
+          <w:lang w:val="en-US"/>
+        </w:rPr>
+        <w:t>the two variables treatment and outcome</w:t>
+      </w:r>
+      <w:r>
+        <w:rPr>
+          <w:rFonts w:asciiTheme="majorHAnsi" w:hAnsiTheme="majorHAnsi" w:cs="Calibri"/>
+          <w:sz w:val="24"/>
+          <w:szCs w:val="24"/>
+          <w:lang w:val="en-US"/>
+        </w:rPr>
+        <w:t>. Instead,</w:t>
+      </w:r>
+      <w:r>
+        <w:rPr>
+          <w:rFonts w:asciiTheme="majorHAnsi" w:hAnsiTheme="majorHAnsi" w:cs="Calibri"/>
+          <w:sz w:val="24"/>
+          <w:szCs w:val="24"/>
+          <w:lang w:val="en-US"/>
+        </w:rPr>
+        <w:t xml:space="preserve"> the goal is to establish and quantify</w:t>
+      </w:r>
+      <w:r>
+        <w:rPr>
+          <w:rFonts w:asciiTheme="majorHAnsi" w:hAnsiTheme="majorHAnsi" w:cs="Calibri"/>
+          <w:sz w:val="24"/>
+          <w:szCs w:val="24"/>
+          <w:lang w:val="en-US"/>
+        </w:rPr>
+        <w:t xml:space="preserve"> a causal relationship, where </w:t>
+      </w:r>
+      <w:r>
+        <w:rPr>
+          <w:rFonts w:asciiTheme="majorHAnsi" w:hAnsiTheme="majorHAnsi" w:cs="Calibri"/>
+          <w:sz w:val="24"/>
+          <w:szCs w:val="24"/>
+          <w:lang w:val="en-US"/>
+        </w:rPr>
+        <w:t>the treatment</w:t>
+      </w:r>
+      <w:r>
+        <w:rPr>
+          <w:rFonts w:asciiTheme="majorHAnsi" w:hAnsiTheme="majorHAnsi" w:cs="Calibri"/>
+          <w:sz w:val="24"/>
+          <w:szCs w:val="24"/>
+          <w:lang w:val="en-US"/>
+        </w:rPr>
+        <w:t xml:space="preserve"> has an effect on the outcome</w:t>
+      </w:r>
+      <w:r>
+        <w:rPr>
+          <w:rFonts w:asciiTheme="majorHAnsi" w:hAnsiTheme="majorHAnsi" w:cs="Calibri"/>
+          <w:sz w:val="24"/>
+          <w:szCs w:val="24"/>
+          <w:lang w:val="en-US"/>
+        </w:rPr>
+        <w:t xml:space="preserve">. </w:t>
+      </w:r>
+    </w:p>
+    <w:p>
+      <w:pPr>
+        <w:ind w:left="708"/>
+        <w:rPr>
+          <w:rFonts w:asciiTheme="majorHAnsi" w:hAnsiTheme="majorHAnsi" w:cs="Calibri"/>
+          <w:sz w:val="24"/>
+          <w:szCs w:val="24"/>
+          <w:lang w:val="en-US"/>
+        </w:rPr>
+      </w:pPr>
+      <w:r>
+        <w:rPr>
+          <w:rFonts w:asciiTheme="majorHAnsi" w:hAnsiTheme="majorHAnsi" w:cs="Calibri"/>
+          <w:sz w:val="24"/>
+          <w:szCs w:val="24"/>
+          <w:lang w:val="en-US"/>
+        </w:rPr>
+        <w:t xml:space="preserve">When doing so, using predictive models is not sufficient as they are designed to capture associations </w:t>
+      </w:r>
+      <w:r>
+        <w:rPr>
+          <w:rFonts w:asciiTheme="majorHAnsi" w:hAnsiTheme="majorHAnsi" w:cs="Calibri"/>
+          <w:sz w:val="24"/>
+          <w:szCs w:val="24"/>
+          <w:lang w:val="en-US"/>
+        </w:rPr>
+        <w:t>and cannot distinguish between correlation and causation. To identify causal effects specific methods are required, which take this distinction into account.</w:t>
+      </w:r>
+    </w:p>
+    <w:p>
+      <w:pPr>
+        <w:rPr>
+          <w:rFonts w:asciiTheme="majorHAnsi" w:hAnsiTheme="majorHAnsi" w:cs="Calibri"/>
+          <w:sz w:val="24"/>
+          <w:szCs w:val="24"/>
+          <w:lang w:val="en-US"/>
+        </w:rPr>
+      </w:pPr>
+      <w:r>
+        <w:rPr>
+          <w:rFonts w:asciiTheme="majorHAnsi" w:hAnsiTheme="majorHAnsi" w:cs="Calibri"/>
+          <w:sz w:val="24"/>
+          <w:szCs w:val="24"/>
+          <w:lang w:val="en-US"/>
+        </w:rPr>
+        <w:t>In the past decade</w:t>
+      </w:r>
+      <w:r>
+        <w:rPr>
+          <w:rFonts w:asciiTheme="majorHAnsi" w:hAnsiTheme="majorHAnsi" w:cs="Calibri"/>
+          <w:sz w:val="24"/>
+          <w:szCs w:val="24"/>
+          <w:lang w:val="en-US"/>
+        </w:rPr>
+        <w:t>s</w:t>
+      </w:r>
+      <w:r>
+        <w:rPr>
+          <w:rFonts w:asciiTheme="majorHAnsi" w:hAnsiTheme="majorHAnsi" w:cs="Calibri"/>
+          <w:sz w:val="24"/>
+          <w:szCs w:val="24"/>
+          <w:lang w:val="en-US"/>
+        </w:rPr>
+        <w:t xml:space="preserve">, </w:t>
+      </w:r>
+      <w:r>
+        <w:rPr>
+          <w:rFonts w:asciiTheme="majorHAnsi" w:hAnsiTheme="majorHAnsi" w:cs="Calibri"/>
+          <w:sz w:val="24"/>
+          <w:szCs w:val="24"/>
+          <w:lang w:val="en-US"/>
+        </w:rPr>
+        <w:t>a wide range of</w:t>
+      </w:r>
+      <w:r>
+        <w:rPr>
+          <w:rFonts w:asciiTheme="majorHAnsi" w:hAnsiTheme="majorHAnsi" w:cs="Calibri"/>
+          <w:sz w:val="24"/>
+          <w:szCs w:val="24"/>
+          <w:lang w:val="en-US"/>
+        </w:rPr>
+        <w:t xml:space="preserve"> methods for causal effect estimation ha</w:t>
+      </w:r>
+      <w:r>
+        <w:rPr>
+          <w:rFonts w:asciiTheme="majorHAnsi" w:hAnsiTheme="majorHAnsi" w:cs="Calibri"/>
+          <w:sz w:val="24"/>
+          <w:szCs w:val="24"/>
+          <w:lang w:val="en-US"/>
+        </w:rPr>
+        <w:t>s</w:t>
+      </w:r>
+      <w:r>
+        <w:rPr>
+          <w:rFonts w:asciiTheme="majorHAnsi" w:hAnsiTheme="majorHAnsi" w:cs="Calibri"/>
+          <w:sz w:val="24"/>
+          <w:szCs w:val="24"/>
+          <w:lang w:val="en-US"/>
+        </w:rPr>
+        <w:t xml:space="preserve"> emerged. </w:t>
+      </w:r>
+      <w:r>
+        <w:rPr>
+          <w:rFonts w:asciiTheme="majorHAnsi" w:hAnsiTheme="majorHAnsi" w:cs="Calibri"/>
+          <w:sz w:val="24"/>
+          <w:szCs w:val="24"/>
+          <w:lang w:val="en-US"/>
+        </w:rPr>
+        <w:t xml:space="preserve">One </w:t>
+      </w:r>
+      <w:r>
+        <w:rPr>
+          <w:rFonts w:asciiTheme="majorHAnsi" w:hAnsiTheme="majorHAnsi" w:cs="Calibri"/>
+          <w:sz w:val="24"/>
+          <w:szCs w:val="24"/>
+          <w:lang w:val="en-US"/>
+        </w:rPr>
+        <w:t>approach is</w:t>
+      </w:r>
+      <w:r>
+        <w:rPr>
+          <w:rFonts w:asciiTheme="majorHAnsi" w:hAnsiTheme="majorHAnsi" w:cs="Calibri"/>
+          <w:sz w:val="24"/>
+          <w:szCs w:val="24"/>
+          <w:lang w:val="en-US"/>
+        </w:rPr>
+        <w:t xml:space="preserve"> Causal Bayesian Additive Regression Trees (BART), a flexible sum-of-trees model</w:t>
+      </w:r>
+      <w:r>
+        <w:rPr>
+          <w:rFonts w:asciiTheme="majorHAnsi" w:hAnsiTheme="majorHAnsi" w:cs="Calibri"/>
+          <w:sz w:val="24"/>
+          <w:szCs w:val="24"/>
+          <w:lang w:val="en-US"/>
+        </w:rPr>
+        <w:t xml:space="preserve">, </w:t>
+      </w:r>
+      <w:r>
+        <w:rPr>
+          <w:rFonts w:asciiTheme="majorHAnsi" w:hAnsiTheme="majorHAnsi" w:cs="Calibri"/>
+          <w:sz w:val="24"/>
+          <w:szCs w:val="24"/>
+          <w:lang w:val="en-US"/>
+        </w:rPr>
+        <w:t>which was</w:t>
+      </w:r>
+      <w:r>
+        <w:rPr>
+          <w:rFonts w:asciiTheme="majorHAnsi" w:hAnsiTheme="majorHAnsi" w:cs="Calibri"/>
+          <w:sz w:val="24"/>
+          <w:szCs w:val="24"/>
+          <w:lang w:val="en-US"/>
+        </w:rPr>
+        <w:t xml:space="preserve"> originally</w:t>
+      </w:r>
+      <w:r>
+        <w:rPr>
+          <w:rFonts w:asciiTheme="majorHAnsi" w:hAnsiTheme="majorHAnsi" w:cs="Calibri"/>
+          <w:sz w:val="24"/>
+          <w:szCs w:val="24"/>
+          <w:lang w:val="en-US"/>
+        </w:rPr>
+        <w:t xml:space="preserve"> developed as a predictive model but has been</w:t>
+      </w:r>
+      <w:r>
+        <w:rPr>
+          <w:rFonts w:asciiTheme="majorHAnsi" w:hAnsiTheme="majorHAnsi" w:cs="Calibri"/>
+          <w:sz w:val="24"/>
+          <w:szCs w:val="24"/>
+          <w:lang w:val="en-US"/>
+        </w:rPr>
+        <w:t xml:space="preserve"> </w:t>
+      </w:r>
+      <w:r>
+        <w:rPr>
+          <w:rFonts w:asciiTheme="majorHAnsi" w:hAnsiTheme="majorHAnsi" w:cs="Calibri"/>
+          <w:sz w:val="24"/>
+          <w:szCs w:val="24"/>
+          <w:lang w:val="en-US"/>
+        </w:rPr>
+        <w:t xml:space="preserve">adapted for the purpose of causal inference. </w:t>
+      </w:r>
+      <w:r>
+        <w:rPr>
+          <w:rFonts w:asciiTheme="majorHAnsi" w:hAnsiTheme="majorHAnsi" w:cs="Calibri"/>
+          <w:sz w:val="24"/>
+          <w:szCs w:val="24"/>
+          <w:lang w:val="en-US"/>
+        </w:rPr>
+        <w:t xml:space="preserve">Causal BART has </w:t>
+      </w:r>
+      <w:r>
+        <w:rPr>
+          <w:rFonts w:asciiTheme="majorHAnsi" w:hAnsiTheme="majorHAnsi" w:cs="Calibri"/>
+          <w:sz w:val="24"/>
+          <w:szCs w:val="24"/>
+          <w:lang w:val="en-US"/>
+        </w:rPr>
+        <w:t>been shown</w:t>
+      </w:r>
+      <w:r>
+        <w:rPr>
+          <w:rFonts w:asciiTheme="majorHAnsi" w:hAnsiTheme="majorHAnsi" w:cs="Calibri"/>
+          <w:sz w:val="24"/>
+          <w:szCs w:val="24"/>
+          <w:lang w:val="en-US"/>
+        </w:rPr>
+        <w:t xml:space="preserve"> to </w:t>
+      </w:r>
+      <w:r>
+        <w:rPr>
+          <w:rFonts w:asciiTheme="majorHAnsi" w:hAnsiTheme="majorHAnsi" w:cs="Calibri"/>
+          <w:sz w:val="24"/>
+          <w:szCs w:val="24"/>
+          <w:lang w:val="en-US"/>
+        </w:rPr>
+        <w:t>perform well</w:t>
+      </w:r>
+      <w:r>
+        <w:rPr>
+          <w:rFonts w:asciiTheme="majorHAnsi" w:hAnsiTheme="majorHAnsi" w:cs="Calibri"/>
+          <w:sz w:val="24"/>
+          <w:szCs w:val="24"/>
+          <w:lang w:val="en-US"/>
+        </w:rPr>
+        <w:t xml:space="preserve"> in a </w:t>
+      </w:r>
+      <w:r>
+        <w:rPr>
+          <w:rFonts w:asciiTheme="majorHAnsi" w:hAnsiTheme="majorHAnsi" w:cs="Calibri"/>
+          <w:sz w:val="24"/>
+          <w:szCs w:val="24"/>
+          <w:lang w:val="en-US"/>
+        </w:rPr>
+        <w:t>variety</w:t>
+      </w:r>
+      <w:r>
+        <w:rPr>
+          <w:rFonts w:asciiTheme="majorHAnsi" w:hAnsiTheme="majorHAnsi" w:cs="Calibri"/>
+          <w:sz w:val="24"/>
+          <w:szCs w:val="24"/>
+          <w:lang w:val="en-US"/>
+        </w:rPr>
+        <w:t xml:space="preserve"> of studies and</w:t>
+      </w:r>
+      <w:r>
+        <w:rPr>
+          <w:rFonts w:asciiTheme="majorHAnsi" w:hAnsiTheme="majorHAnsi" w:cs="Calibri"/>
+          <w:sz w:val="24"/>
+          <w:szCs w:val="24"/>
+          <w:lang w:val="en-US"/>
+        </w:rPr>
+        <w:t xml:space="preserve"> settings. </w:t>
+      </w:r>
+    </w:p>
+    <w:p>
+      <w:pPr>
+        <w:rPr>
+          <w:rFonts w:asciiTheme="majorHAnsi" w:hAnsiTheme="majorHAnsi" w:cs="Calibri"/>
+          <w:sz w:val="24"/>
+          <w:szCs w:val="24"/>
+          <w:lang w:val="en-US"/>
+        </w:rPr>
+      </w:pPr>
+      <w:r>
+        <w:rPr>
+          <w:rFonts w:asciiTheme="majorHAnsi" w:hAnsiTheme="majorHAnsi" w:cs="Calibri"/>
+          <w:sz w:val="24"/>
+          <w:szCs w:val="24"/>
+          <w:lang w:val="en-US"/>
+        </w:rPr>
+        <w:t xml:space="preserve"> It is constantly being developed further and adapted for different problems. </w:t>
       </w:r>
     </w:p>
     <w:p>
@@ -136,7 +687,7 @@
           <w:szCs w:val="24"/>
           <w:lang w:val="en-US"/>
         </w:rPr>
-        <w:t>In this work we will focus on the basic causal BART model, developed for binary treatments and simple individual and average treatm</w:t>
+        <w:t>In this work we will focus on the basic causal BART model, developed for binary treatments and simple average treatm</w:t>
       </w:r>
       <w:r>
         <w:rPr>
@@ -154,7 +705,7 @@
           <w:szCs w:val="24"/>
           <w:lang w:val="en-US"/>
         </w:rPr>
-        <w:t xml:space="preserve">nt effect estimation. Even there, different variants exist. Mainly, it can be incorporated/combined with different base learners. An S-Learner builds one model for both treated and untreated units, while a T-Learner trains  two models, one for the treated units and one for the untreated units. A common extension for the S-Learner is the inclusion of the propensity score as another covariate. The propensity score can be estimated through different methods. In this thesis four BART models will be considered: A S-Learner, a T-Learner and two S-Learners that include the propensity score, the first where it is estimated by a logistic regression and the second where it is estimated by a BART model. I will investigate, how those models perform when estimating average treatment effects. I am interested in their performance compared to each other as well as to two other common models, inverse probability weighting and causal random forest. </w:t>
+        <w:t xml:space="preserve">nt effect estimation. Even there, different variants exist. Mainly, it can be incorporated/combined with different base learners. An S-Learner builds one model for both treated and untreated units, while a T-Learner trains two models, one for the treated units and one for the untreated units. A common extension for the S-Learner is the inclusion of the propensity score as another covariate. The propensity score can be estimated through different methods. In this thesis four BART models will be considered: A S-Learner, a T-Learner and two S-Learners that include the propensity score, the first where it is estimated by a logistic regression and the second where it is estimated by a BART model. I will investigate, how those models perform when estimating average treatment effects. I am interested in their performance compared to each other as well as to two other common models, inverse probability weighting and causal random forest. </w:t>
       </w:r>
     </w:p>
     <w:p>
@@ -256,6 +807,7 @@
           <w:szCs w:val="24"/>
           <w:lang w:val="en-US"/>
         </w:rPr>
+        <w:lastRenderedPageBreak/>
         <w:t>2. How do the four BART models compare to other state-of-the-art causal method (sind das state of the art?)</w:t>
       </w:r>
     </w:p>
@@ -719,7 +1271,17 @@
           <w:szCs w:val="24"/>
           <w:lang w:val="en-US"/>
         </w:rPr>
-        <w:t xml:space="preserve"> (Breiman et al., 1984). Tree methods have first been introduced in </w:t>
+        <w:t xml:space="preserve"> (Breiman et al., 1984). Tree methods have first been </w:t>
+      </w:r>
+      <w:r>
+        <w:rPr>
+          <w:rFonts w:asciiTheme="majorHAnsi" w:hAnsiTheme="majorHAnsi" w:cs="Calibri"/>
+          <w:sz w:val="24"/>
+          <w:szCs w:val="24"/>
+          <w:lang w:val="en-US"/>
+        </w:rPr>
+        <w:lastRenderedPageBreak/>
+        <w:t xml:space="preserve">introduced in </w:t>
       </w:r>
       <w:r>
         <w:rPr>
@@ -917,7 +1479,115 @@
           <w:szCs w:val="24"/>
           <w:lang w:val="en-US"/>
         </w:rPr>
-        <w:t xml:space="preserve">. The core idea is to recursively split the data into subgroups with the goal of forming groups of </w:t>
+        <w:t>. The core idea is to recursively split the data into subgroups with the goal of forming groups of observations that are similar in outcomes. Each of those splits is done at an internal node and made based on a splitting rule. A splitting rule is defined by one of the covariates and a value of the covariate. The splitting rule decides which observations are sorted into the left or the right sub-branch of the tree. For categorical dichotomic covariates, observations having the first level go into one node, observations having the other level go into the other node. When there are more than two categories, the observations from two or more categories are placed into one node together. For numeric covariates a threshold is chosen, where observations that are below (or same ? CHECK) the threshold are placed into one node and the ones that are above the threshold are placed into the other node. The splitting rule is chosen by a metric, which evaluates which covariate and value pair partitions the data best.</w:t>
+      </w:r>
+    </w:p>
+    <w:p>
+      <w:pPr>
+        <w:pStyle w:val="Listenabsatz"/>
+        <w:ind w:left="1080"/>
+        <w:rPr>
+          <w:rFonts w:asciiTheme="majorHAnsi" w:hAnsiTheme="majorHAnsi" w:cs="Calibri"/>
+          <w:sz w:val="24"/>
+          <w:szCs w:val="24"/>
+          <w:lang w:val="en-US"/>
+        </w:rPr>
+      </w:pPr>
+    </w:p>
+    <w:p>
+      <w:pPr>
+        <w:pStyle w:val="Listenabsatz"/>
+        <w:ind w:left="1080"/>
+        <w:rPr>
+          <w:rFonts w:asciiTheme="majorHAnsi" w:hAnsiTheme="majorHAnsi" w:cs="Calibri"/>
+          <w:sz w:val="24"/>
+          <w:szCs w:val="24"/>
+          <w:lang w:val="en-US"/>
+        </w:rPr>
+      </w:pPr>
+      <w:r>
+        <w:rPr>
+          <w:rFonts w:asciiTheme="majorHAnsi" w:hAnsiTheme="majorHAnsi" w:cs="Calibri"/>
+          <w:sz w:val="24"/>
+          <w:szCs w:val="24"/>
+          <w:lang w:val="en-US"/>
+        </w:rPr>
+        <w:t xml:space="preserve">The training phase begins at the root node. No splits have been made yet, so the first split is made on the whole training data set. </w:t>
+      </w:r>
+    </w:p>
+    <w:p>
+      <w:pPr>
+        <w:pStyle w:val="Listenabsatz"/>
+        <w:ind w:left="1080"/>
+        <w:rPr>
+          <w:rFonts w:asciiTheme="majorHAnsi" w:hAnsiTheme="majorHAnsi" w:cs="Calibri"/>
+          <w:sz w:val="24"/>
+          <w:szCs w:val="24"/>
+          <w:lang w:val="en-US"/>
+        </w:rPr>
+      </w:pPr>
+      <w:r>
+        <w:rPr>
+          <w:rFonts w:asciiTheme="majorHAnsi" w:hAnsiTheme="majorHAnsi" w:cs="Calibri"/>
+          <w:sz w:val="24"/>
+          <w:szCs w:val="24"/>
+          <w:lang w:val="en-US"/>
+        </w:rPr>
+        <w:t xml:space="preserve">The algorithms compares all pairs of covariates and possible splitting values by calculating the chosen metric for each. A good splitting rule results in homogeneity within the two subgroups (the values of the outcome variable are similar) and heterogeneity between them (the values of the outcome variable differ from each other). There are a few commonly used metrics, which each have their own approach of measuring that, e.g. Gini impurity, information gain or entropy (Quelle). Depending on the metric, the splitting rule with either the highest or lowest value is chosen. </w:t>
+      </w:r>
+    </w:p>
+    <w:p>
+      <w:pPr>
+        <w:pStyle w:val="Listenabsatz"/>
+        <w:ind w:left="1080"/>
+        <w:rPr>
+          <w:rFonts w:asciiTheme="majorHAnsi" w:hAnsiTheme="majorHAnsi" w:cs="Calibri"/>
+          <w:sz w:val="24"/>
+          <w:szCs w:val="24"/>
+          <w:lang w:val="en-US"/>
+        </w:rPr>
+      </w:pPr>
+    </w:p>
+    <w:p>
+      <w:pPr>
+        <w:pStyle w:val="Listenabsatz"/>
+        <w:ind w:left="1080"/>
+        <w:rPr>
+          <w:rFonts w:asciiTheme="majorHAnsi" w:hAnsiTheme="majorHAnsi" w:cs="Calibri"/>
+          <w:sz w:val="24"/>
+          <w:szCs w:val="24"/>
+          <w:lang w:val="en-US"/>
+        </w:rPr>
+      </w:pPr>
+      <w:r>
+        <w:rPr>
+          <w:rFonts w:asciiTheme="majorHAnsi" w:hAnsiTheme="majorHAnsi" w:cs="Calibri"/>
+          <w:sz w:val="24"/>
+          <w:szCs w:val="24"/>
+          <w:lang w:val="en-US"/>
+        </w:rPr>
+        <w:t xml:space="preserve">The observations are then sorted into the left or the right branch respectively, depending on where they fall on the splitting rule. The procedure is repeated at each of the resulting nodes, each time only considering the subset of data that was sorted into the node. In theory, this could continue until no more splits are possible because each value of the outcome variable ends up in its own terminal node with one or a few observations. This would indicate a perfect fit to the data, however very likely not generalize well to new data. While this is an extreme case, even less severe overfitting can be caused by growing a tree to deeply. It is generally advised to stop growing the tree at a certain depth to ensure its generizability/prevent overfitting. The depth measures the number of nodes from the root node to the lowest (?) leaf node. </w:t>
+      </w:r>
+    </w:p>
+    <w:p>
+      <w:pPr>
+        <w:pStyle w:val="Listenabsatz"/>
+        <w:ind w:left="1080"/>
+        <w:rPr>
+          <w:rFonts w:asciiTheme="majorHAnsi" w:hAnsiTheme="majorHAnsi" w:cs="Calibri"/>
+          <w:sz w:val="24"/>
+          <w:szCs w:val="24"/>
+          <w:lang w:val="en-US"/>
+        </w:rPr>
+      </w:pPr>
+      <w:r>
+        <w:rPr>
+          <w:rFonts w:asciiTheme="majorHAnsi" w:hAnsiTheme="majorHAnsi" w:cs="Calibri"/>
+          <w:sz w:val="24"/>
+          <w:szCs w:val="24"/>
+          <w:lang w:val="en-US"/>
+        </w:rPr>
+        <w:t xml:space="preserve">Strategies for this are defining a minimum number of observations each node needs to have and stopping splitting when this number is undercut. Another </w:t>
       </w:r>
       <w:r>
         <w:rPr>
@@ -927,7 +1597,7 @@
           <w:lang w:val="en-US"/>
         </w:rPr>
         <w:lastRenderedPageBreak/>
-        <w:t>observations that are similar in outcomes. Each of those splits is done at an internal node and made based on a splitting rule. A splitting rule is defined by one of the covariates and a value of the covariate. The splitting rule decides which observations are sorted into the left or the right sub-branch of the tree. For categorical dichotomic covariates, observations having the first level go into one node, observations having the other level go into the other node. When there are more than two categories, the observations from two or more categories are placed into one node together. For numeric covariates a threshold is chosen, where observations that are below (or same ? CHECK) the threshold are placed into one node and the ones that are above the threshold are placed into the other node. The splitting rule is chosen by a metric, which evaluates which covariate and value pair partitions the data best.</w:t>
+        <w:t xml:space="preserve">common strategy is pruning, where first a deep tree is grown and then branches which don't improve the trees performance are cut back through cross-validation. </w:t>
       </w:r>
     </w:p>
     <w:p>
@@ -960,7 +1630,7 @@
           <w:szCs w:val="24"/>
           <w:lang w:val="en-US"/>
         </w:rPr>
-        <w:t xml:space="preserve">The training phase begins at the root node. No splits have been made yet, so the first split is made on the whole training data set. </w:t>
+        <w:t>When the tree is not growing anymore, outcome values are assigned to all the leaves. Typically the mean of all observations in the node is calculated. Other possibilities include randomly drawing one of the outcomes from the obsevrations (Quelle).</w:t>
       </w:r>
     </w:p>
     <w:p>
@@ -981,115 +1651,6 @@
           <w:szCs w:val="24"/>
           <w:lang w:val="en-US"/>
         </w:rPr>
-        <w:t xml:space="preserve">The algorithms compares all pairs of covariates and possible splitting values by calculating the chosen metric for each. A good splitting rule results in homogeneity within the two subgroups (the values of the outcome variable are similar) and heterogeneity between them (the values of the outcome variable differ from each other). There are a few commonly used metrics, which each have their own approach of measuring that, e.g. Gini impurity, information gain or entropy (Quelle). Depending on the metric, the splitting rule with either the highest or lowest value is chosen. </w:t>
-      </w:r>
-    </w:p>
-    <w:p>
-      <w:pPr>
-        <w:pStyle w:val="Listenabsatz"/>
-        <w:ind w:left="1080"/>
-        <w:rPr>
-          <w:rFonts w:asciiTheme="majorHAnsi" w:hAnsiTheme="majorHAnsi" w:cs="Calibri"/>
-          <w:sz w:val="24"/>
-          <w:szCs w:val="24"/>
-          <w:lang w:val="en-US"/>
-        </w:rPr>
-      </w:pPr>
-    </w:p>
-    <w:p>
-      <w:pPr>
-        <w:pStyle w:val="Listenabsatz"/>
-        <w:ind w:left="1080"/>
-        <w:rPr>
-          <w:rFonts w:asciiTheme="majorHAnsi" w:hAnsiTheme="majorHAnsi" w:cs="Calibri"/>
-          <w:sz w:val="24"/>
-          <w:szCs w:val="24"/>
-          <w:lang w:val="en-US"/>
-        </w:rPr>
-      </w:pPr>
-      <w:r>
-        <w:rPr>
-          <w:rFonts w:asciiTheme="majorHAnsi" w:hAnsiTheme="majorHAnsi" w:cs="Calibri"/>
-          <w:sz w:val="24"/>
-          <w:szCs w:val="24"/>
-          <w:lang w:val="en-US"/>
-        </w:rPr>
-        <w:t xml:space="preserve">The observations are then sorted into the left or the right branch respectively, depending on where they fall on the splitting rule. The procedure is repeated at each of the resulting nodes, each time only considering the subset of data that was sorted into the node. In theory, this could continue until no more splits are possible because each value of the outcome variable ends up in its own terminal node with one or a few observations. This would indicate a perfect fit to the data, however very likely not generalize well to new data. While this is an extreme case, even less severe overfitting can be caused by growing a tree to deeply. It is generally advised to stop growing the tree at a certain depth to ensure its generizability/prevent overfitting. The depth measures the number of nodes from the root node to the lowest (?) leaf node. </w:t>
-      </w:r>
-    </w:p>
-    <w:p>
-      <w:pPr>
-        <w:pStyle w:val="Listenabsatz"/>
-        <w:ind w:left="1080"/>
-        <w:rPr>
-          <w:rFonts w:asciiTheme="majorHAnsi" w:hAnsiTheme="majorHAnsi" w:cs="Calibri"/>
-          <w:sz w:val="24"/>
-          <w:szCs w:val="24"/>
-          <w:lang w:val="en-US"/>
-        </w:rPr>
-      </w:pPr>
-      <w:r>
-        <w:rPr>
-          <w:rFonts w:asciiTheme="majorHAnsi" w:hAnsiTheme="majorHAnsi" w:cs="Calibri"/>
-          <w:sz w:val="24"/>
-          <w:szCs w:val="24"/>
-          <w:lang w:val="en-US"/>
-        </w:rPr>
-        <w:t xml:space="preserve">Strategies for this are defining a minimum number of observations each node needs to have and stopping splitting when this number is undercut. Another common strategy is pruning, where first a deep tree is grown and then branches which don't improve the trees performance are cut back through cross-validation. </w:t>
-      </w:r>
-    </w:p>
-    <w:p>
-      <w:pPr>
-        <w:pStyle w:val="Listenabsatz"/>
-        <w:ind w:left="1080"/>
-        <w:rPr>
-          <w:rFonts w:asciiTheme="majorHAnsi" w:hAnsiTheme="majorHAnsi" w:cs="Calibri"/>
-          <w:sz w:val="24"/>
-          <w:szCs w:val="24"/>
-          <w:lang w:val="en-US"/>
-        </w:rPr>
-      </w:pPr>
-    </w:p>
-    <w:p>
-      <w:pPr>
-        <w:pStyle w:val="Listenabsatz"/>
-        <w:ind w:left="1080"/>
-        <w:rPr>
-          <w:rFonts w:asciiTheme="majorHAnsi" w:hAnsiTheme="majorHAnsi" w:cs="Calibri"/>
-          <w:sz w:val="24"/>
-          <w:szCs w:val="24"/>
-          <w:lang w:val="en-US"/>
-        </w:rPr>
-      </w:pPr>
-      <w:r>
-        <w:rPr>
-          <w:rFonts w:asciiTheme="majorHAnsi" w:hAnsiTheme="majorHAnsi" w:cs="Calibri"/>
-          <w:sz w:val="24"/>
-          <w:szCs w:val="24"/>
-          <w:lang w:val="en-US"/>
-        </w:rPr>
-        <w:t>When the tree is not growing anymore, outcome values are assigned to all the leaves. Typically the mean of all observations in the node is calculated. Other possibilities include randomly drawing one of the outcomes from the obsevrations (Quelle).</w:t>
-      </w:r>
-    </w:p>
-    <w:p>
-      <w:pPr>
-        <w:pStyle w:val="Listenabsatz"/>
-        <w:ind w:left="1080"/>
-        <w:rPr>
-          <w:rFonts w:asciiTheme="majorHAnsi" w:hAnsiTheme="majorHAnsi" w:cs="Calibri"/>
-          <w:sz w:val="24"/>
-          <w:szCs w:val="24"/>
-          <w:lang w:val="en-US"/>
-        </w:rPr>
-      </w:pPr>
-      <w:r>
-        <w:rPr>
-          <w:rFonts w:asciiTheme="majorHAnsi" w:hAnsiTheme="majorHAnsi" w:cs="Calibri"/>
-          <w:sz w:val="24"/>
-          <w:szCs w:val="24"/>
-          <w:lang w:val="en-US"/>
-        </w:rPr>
-        <w:lastRenderedPageBreak/>
         <w:t xml:space="preserve">To make predictions for new observations, the new observation is passed through the tree. At each node the splitting rule is evaluted and based on its result, the observation travels further down the left or the right branch. When it reaches a leaf node, the leaf value will be the prediction for the observation will usually be the leaf value. </w:t>
       </w:r>
     </w:p>
@@ -2072,6 +2633,7 @@
           <w:szCs w:val="24"/>
           <w:lang w:val="en-US"/>
         </w:rPr>
+        <w:lastRenderedPageBreak/>
         <w:t>prediction, a normally distributed error term is added. Thus, the whole model can be defined by the parameters (T_1, M_1), . . . , (T_m , M_m ) and σ.</w:t>
       </w:r>
     </w:p>
@@ -2215,7 +2777,6 @@
           <w:szCs w:val="24"/>
           <w:lang w:val="en-US"/>
         </w:rPr>
-        <w:lastRenderedPageBreak/>
         <w:t xml:space="preserve">BART </w:t>
       </w:r>
       <w:r>
@@ -3043,6 +3604,7 @@
           <w:szCs w:val="24"/>
           <w:lang w:val="en-US"/>
         </w:rPr>
+        <w:lastRenderedPageBreak/>
         <w:t>\left[ \prod_{j=1}^m p(T_j, M_j) \right] p(\sigma)</w:t>
       </w:r>
     </w:p>
@@ -3109,7 +3671,6 @@
           <w:szCs w:val="24"/>
           <w:lang w:val="en-US"/>
         </w:rPr>
-        <w:lastRenderedPageBreak/>
         <w:t>F</w:t>
       </w:r>
       <w:r>
@@ -4050,6 +4611,7 @@
           <w:szCs w:val="24"/>
           <w:lang w:val="en-US"/>
         </w:rPr>
+        <w:lastRenderedPageBreak/>
         <w:t>\begin{equation}</w:t>
       </w:r>
     </w:p>
@@ -4116,7 +4678,6 @@
           <w:szCs w:val="24"/>
           <w:lang w:val="en-US"/>
         </w:rPr>
-        <w:lastRenderedPageBreak/>
         <w:t xml:space="preserve">The constant 0.5 ensures that the sum of the tree contributions remains within a range consistent with the rescaled outcome </w:t>
       </w:r>
       <m:oMath>
@@ -4751,451 +5312,451 @@
           <w:szCs w:val="24"/>
           <w:lang w:val="en-US"/>
         </w:rPr>
+        <w:t xml:space="preserve">are calculated. </w:t>
+      </w:r>
+    </w:p>
+    <w:p>
+      <w:pPr>
+        <w:pStyle w:val="Listenabsatz"/>
+        <w:ind w:left="1080"/>
+        <w:rPr>
+          <w:rFonts w:asciiTheme="majorHAnsi" w:hAnsiTheme="majorHAnsi" w:cs="Calibri"/>
+          <w:sz w:val="24"/>
+          <w:szCs w:val="24"/>
+          <w:lang w:val="en-US"/>
+        </w:rPr>
+      </w:pPr>
+    </w:p>
+    <w:p>
+      <w:pPr>
+        <w:pStyle w:val="Listenabsatz"/>
+        <w:ind w:left="1080"/>
+        <w:rPr>
+          <w:rFonts w:asciiTheme="majorHAnsi" w:hAnsiTheme="majorHAnsi" w:cs="Calibri"/>
+          <w:sz w:val="24"/>
+          <w:szCs w:val="24"/>
+          <w:lang w:val="en-US"/>
+        </w:rPr>
+      </w:pPr>
+      <w:r>
+        <w:rPr>
+          <w:rFonts w:asciiTheme="majorHAnsi" w:hAnsiTheme="majorHAnsi" w:cs="Calibri"/>
+          <w:sz w:val="24"/>
+          <w:szCs w:val="24"/>
+          <w:lang w:val="en-US"/>
+        </w:rPr>
+        <w:t>A new tree structure T_j* is proposed by making a small random change to the current tree structure T_j.</w:t>
+      </w:r>
+    </w:p>
+    <w:p>
+      <w:pPr>
+        <w:pStyle w:val="Listenabsatz"/>
+        <w:ind w:left="1080"/>
+        <w:rPr>
+          <w:rFonts w:asciiTheme="majorHAnsi" w:hAnsiTheme="majorHAnsi" w:cs="Calibri"/>
+          <w:sz w:val="24"/>
+          <w:szCs w:val="24"/>
+          <w:lang w:val="en-US"/>
+        </w:rPr>
+      </w:pPr>
+    </w:p>
+    <w:p>
+      <w:pPr>
+        <w:pStyle w:val="Listenabsatz"/>
+        <w:ind w:left="1080"/>
+        <w:rPr>
+          <w:rFonts w:asciiTheme="majorHAnsi" w:hAnsiTheme="majorHAnsi" w:cs="Calibri"/>
+          <w:sz w:val="24"/>
+          <w:szCs w:val="24"/>
+          <w:lang w:val="en-US"/>
+        </w:rPr>
+      </w:pPr>
+      <w:r>
+        <w:rPr>
+          <w:rFonts w:asciiTheme="majorHAnsi" w:hAnsiTheme="majorHAnsi" w:cs="Calibri"/>
+          <w:sz w:val="24"/>
+          <w:szCs w:val="24"/>
+          <w:lang w:val="en-US"/>
+        </w:rPr>
+        <w:t>The options for modifying the tree are</w:t>
+      </w:r>
+    </w:p>
+    <w:p>
+      <w:pPr>
+        <w:pStyle w:val="Listenabsatz"/>
+        <w:ind w:left="1080"/>
+        <w:rPr>
+          <w:rFonts w:asciiTheme="majorHAnsi" w:hAnsiTheme="majorHAnsi" w:cs="Calibri"/>
+          <w:sz w:val="24"/>
+          <w:szCs w:val="24"/>
+          <w:lang w:val="en-US"/>
+        </w:rPr>
+      </w:pPr>
+      <w:r>
+        <w:rPr>
+          <w:rFonts w:asciiTheme="majorHAnsi" w:hAnsiTheme="majorHAnsi" w:cs="Calibri"/>
+          <w:sz w:val="24"/>
+          <w:szCs w:val="24"/>
+          <w:lang w:val="en-US"/>
+        </w:rPr>
+        <w:t>(a) grow: split one of the current terminal nodes,</w:t>
+      </w:r>
+    </w:p>
+    <w:p>
+      <w:pPr>
+        <w:pStyle w:val="Listenabsatz"/>
+        <w:ind w:left="1080"/>
+        <w:rPr>
+          <w:rFonts w:asciiTheme="majorHAnsi" w:hAnsiTheme="majorHAnsi" w:cs="Calibri"/>
+          <w:sz w:val="24"/>
+          <w:szCs w:val="24"/>
+          <w:lang w:val="en-US"/>
+        </w:rPr>
+      </w:pPr>
+      <w:r>
+        <w:rPr>
+          <w:rFonts w:asciiTheme="majorHAnsi" w:hAnsiTheme="majorHAnsi" w:cs="Calibri"/>
+          <w:sz w:val="24"/>
+          <w:szCs w:val="24"/>
+          <w:lang w:val="en-US"/>
+        </w:rPr>
+        <w:t>(b) prune: remove a split,</w:t>
+      </w:r>
+    </w:p>
+    <w:p>
+      <w:pPr>
+        <w:pStyle w:val="Listenabsatz"/>
+        <w:ind w:left="1080"/>
+        <w:rPr>
+          <w:rFonts w:asciiTheme="majorHAnsi" w:hAnsiTheme="majorHAnsi" w:cs="Calibri"/>
+          <w:sz w:val="24"/>
+          <w:szCs w:val="24"/>
+          <w:lang w:val="en-US"/>
+        </w:rPr>
+      </w:pPr>
+      <w:r>
+        <w:rPr>
+          <w:rFonts w:asciiTheme="majorHAnsi" w:hAnsiTheme="majorHAnsi" w:cs="Calibri"/>
+          <w:sz w:val="24"/>
+          <w:szCs w:val="24"/>
+          <w:lang w:val="en-US"/>
+        </w:rPr>
+        <w:t>(c) swap: swap the splitting rules of two internal nodes,</w:t>
+      </w:r>
+    </w:p>
+    <w:p>
+      <w:pPr>
+        <w:pStyle w:val="Listenabsatz"/>
+        <w:ind w:left="1080"/>
+        <w:rPr>
+          <w:rFonts w:asciiTheme="majorHAnsi" w:hAnsiTheme="majorHAnsi" w:cs="Calibri"/>
+          <w:sz w:val="24"/>
+          <w:szCs w:val="24"/>
+          <w:lang w:val="en-US"/>
+        </w:rPr>
+      </w:pPr>
+      <w:r>
+        <w:rPr>
+          <w:rFonts w:asciiTheme="majorHAnsi" w:hAnsiTheme="majorHAnsi" w:cs="Calibri"/>
+          <w:sz w:val="24"/>
+          <w:szCs w:val="24"/>
+          <w:lang w:val="en-US"/>
+        </w:rPr>
+        <w:t>(d) change: modify the splitting rule of an internal node.</w:t>
+      </w:r>
+    </w:p>
+    <w:p>
+      <w:pPr>
+        <w:pStyle w:val="Listenabsatz"/>
+        <w:ind w:left="1080"/>
+        <w:rPr>
+          <w:rFonts w:asciiTheme="majorHAnsi" w:hAnsiTheme="majorHAnsi" w:cs="Calibri"/>
+          <w:sz w:val="24"/>
+          <w:szCs w:val="24"/>
+          <w:lang w:val="en-US"/>
+        </w:rPr>
+      </w:pPr>
+    </w:p>
+    <w:p>
+      <w:pPr>
+        <w:pStyle w:val="Listenabsatz"/>
+        <w:ind w:left="1080"/>
+        <w:rPr>
+          <w:rFonts w:asciiTheme="majorHAnsi" w:hAnsiTheme="majorHAnsi" w:cs="Calibri"/>
+          <w:sz w:val="24"/>
+          <w:szCs w:val="24"/>
+          <w:lang w:val="en-US"/>
+        </w:rPr>
+      </w:pPr>
+      <w:r>
+        <w:rPr>
+          <w:rFonts w:asciiTheme="majorHAnsi" w:hAnsiTheme="majorHAnsi" w:cs="Calibri"/>
+          <w:sz w:val="24"/>
+          <w:szCs w:val="24"/>
+          <w:lang w:val="en-US"/>
+        </w:rPr>
+        <w:t>Which modification is made, is randomly decided. Each of the modifications has a probability assigned. There are various possibilities for the distributions for the modifications. Commonly used is the distibution suggested by X, where the probability for  grow is ...</w:t>
+      </w:r>
+    </w:p>
+    <w:p>
+      <w:pPr>
+        <w:pStyle w:val="Listenabsatz"/>
+        <w:ind w:left="1080"/>
+        <w:rPr>
+          <w:rFonts w:asciiTheme="majorHAnsi" w:hAnsiTheme="majorHAnsi" w:cs="Calibri"/>
+          <w:sz w:val="24"/>
+          <w:szCs w:val="24"/>
+          <w:lang w:val="en-US"/>
+        </w:rPr>
+      </w:pPr>
+      <w:r>
+        <w:rPr>
+          <w:rFonts w:asciiTheme="majorHAnsi" w:hAnsiTheme="majorHAnsi" w:cs="Calibri"/>
+          <w:sz w:val="24"/>
+          <w:szCs w:val="24"/>
+          <w:lang w:val="en-US"/>
+        </w:rPr>
+        <w:t xml:space="preserve">Which node is modified is randomly decided as well. In case of a grow modification, the priors defined in X, is used to choose the covariate and its respective value for the splitting rule (see priors chapter X). </w:t>
+      </w:r>
+    </w:p>
+    <w:p>
+      <w:pPr>
+        <w:pStyle w:val="Listenabsatz"/>
+        <w:ind w:left="1080"/>
+        <w:rPr>
+          <w:rFonts w:asciiTheme="majorHAnsi" w:hAnsiTheme="majorHAnsi" w:cs="Calibri"/>
+          <w:sz w:val="24"/>
+          <w:szCs w:val="24"/>
+          <w:lang w:val="en-US"/>
+        </w:rPr>
+      </w:pPr>
+    </w:p>
+    <w:p>
+      <w:pPr>
+        <w:pStyle w:val="Listenabsatz"/>
+        <w:ind w:left="1080"/>
+        <w:rPr>
+          <w:rFonts w:asciiTheme="majorHAnsi" w:hAnsiTheme="majorHAnsi" w:cs="Calibri"/>
+          <w:sz w:val="24"/>
+          <w:szCs w:val="24"/>
+          <w:lang w:val="en-US"/>
+        </w:rPr>
+      </w:pPr>
+      <w:r>
+        <w:rPr>
+          <w:rFonts w:asciiTheme="majorHAnsi" w:hAnsiTheme="majorHAnsi" w:cs="Calibri"/>
+          <w:sz w:val="24"/>
+          <w:szCs w:val="24"/>
+          <w:lang w:val="en-US"/>
+        </w:rPr>
+        <w:t>To decide whether to accept the new tree T_j* or keep the current tree T_j, the Metropolis-Hastings acceptance ratio is calculated.</w:t>
+      </w:r>
+    </w:p>
+    <w:p>
+      <w:pPr>
+        <w:pStyle w:val="Listenabsatz"/>
+        <w:ind w:left="1080"/>
+        <w:rPr>
+          <w:rFonts w:asciiTheme="majorHAnsi" w:hAnsiTheme="majorHAnsi" w:cs="Calibri"/>
+          <w:sz w:val="24"/>
+          <w:szCs w:val="24"/>
+          <w:lang w:val="en-US"/>
+        </w:rPr>
+      </w:pPr>
+    </w:p>
+    <w:p>
+      <w:pPr>
+        <w:pStyle w:val="Listenabsatz"/>
+        <w:ind w:left="1080"/>
+        <w:rPr>
+          <w:rFonts w:asciiTheme="majorHAnsi" w:hAnsiTheme="majorHAnsi" w:cs="Calibri"/>
+          <w:sz w:val="24"/>
+          <w:szCs w:val="24"/>
+          <w:lang w:val="en-US"/>
+        </w:rPr>
+      </w:pPr>
+      <w:r>
+        <w:rPr>
+          <w:rFonts w:asciiTheme="majorHAnsi" w:hAnsiTheme="majorHAnsi" w:cs="Calibri"/>
+          <w:sz w:val="24"/>
+          <w:szCs w:val="24"/>
+          <w:lang w:val="en-US"/>
+        </w:rPr>
+        <w:t xml:space="preserve">This ratio compares whether the new tree structure fits the data better than the old tree structure. It consists of three components. </w:t>
+      </w:r>
+    </w:p>
+    <w:p>
+      <w:pPr>
+        <w:pStyle w:val="Listenabsatz"/>
+        <w:ind w:left="1080"/>
+        <w:rPr>
+          <w:rFonts w:asciiTheme="majorHAnsi" w:hAnsiTheme="majorHAnsi" w:cs="Calibri"/>
+          <w:sz w:val="24"/>
+          <w:szCs w:val="24"/>
+          <w:lang w:val="en-US"/>
+        </w:rPr>
+      </w:pPr>
+    </w:p>
+    <w:p>
+      <w:pPr>
+        <w:pStyle w:val="Listenabsatz"/>
+        <w:ind w:left="1080"/>
+        <w:rPr>
+          <w:rFonts w:asciiTheme="majorHAnsi" w:hAnsiTheme="majorHAnsi" w:cs="Calibri"/>
+          <w:sz w:val="24"/>
+          <w:szCs w:val="24"/>
+          <w:lang w:val="en-US"/>
+        </w:rPr>
+      </w:pPr>
+      <w:r>
+        <w:rPr>
+          <w:rFonts w:asciiTheme="majorHAnsi" w:hAnsiTheme="majorHAnsi" w:cs="Calibri"/>
+          <w:sz w:val="24"/>
+          <w:szCs w:val="24"/>
+          <w:lang w:val="en-US"/>
+        </w:rPr>
+        <w:t>1. Likelihood ratio:</w:t>
+      </w:r>
+    </w:p>
+    <w:p>
+      <w:pPr>
+        <w:pStyle w:val="Listenabsatz"/>
+        <w:ind w:left="1080"/>
+        <w:rPr>
+          <w:rFonts w:asciiTheme="majorHAnsi" w:hAnsiTheme="majorHAnsi" w:cs="Calibri"/>
+          <w:sz w:val="24"/>
+          <w:szCs w:val="24"/>
+          <w:lang w:val="en-US"/>
+        </w:rPr>
+      </w:pPr>
+      <w:r>
+        <w:rPr>
+          <w:rFonts w:asciiTheme="majorHAnsi" w:hAnsiTheme="majorHAnsi" w:cs="Calibri"/>
+          <w:sz w:val="24"/>
+          <w:szCs w:val="24"/>
+          <w:lang w:val="en-US"/>
+        </w:rPr>
+        <w:t xml:space="preserve">L(T_j*)/L(T_j) measures whether the new tree structures improves the model fit compared to the old one. L(T_j) = p(R|T_j) is the marginal likelihood of the tree, calculating how likely the partial residuals are given the tree. </w:t>
+      </w:r>
+    </w:p>
+    <w:p>
+      <w:pPr>
+        <w:pStyle w:val="Listenabsatz"/>
+        <w:ind w:left="1080"/>
+        <w:rPr>
+          <w:rFonts w:asciiTheme="majorHAnsi" w:hAnsiTheme="majorHAnsi" w:cs="Calibri"/>
+          <w:sz w:val="24"/>
+          <w:szCs w:val="24"/>
+          <w:lang w:val="en-US"/>
+        </w:rPr>
+      </w:pPr>
+      <w:r>
+        <w:rPr>
+          <w:rFonts w:asciiTheme="majorHAnsi" w:hAnsiTheme="majorHAnsi" w:cs="Calibri"/>
+          <w:sz w:val="24"/>
+          <w:szCs w:val="24"/>
+          <w:lang w:val="en-US"/>
+        </w:rPr>
+        <w:t xml:space="preserve">The marginal likelihood is defined as </w:t>
+      </w:r>
+    </w:p>
+    <w:p>
+      <w:pPr>
+        <w:pStyle w:val="Listenabsatz"/>
+        <w:ind w:left="1080"/>
+        <w:rPr>
+          <w:rFonts w:asciiTheme="majorHAnsi" w:hAnsiTheme="majorHAnsi" w:cs="Calibri"/>
+          <w:sz w:val="24"/>
+          <w:szCs w:val="24"/>
+          <w:lang w:val="en-US"/>
+        </w:rPr>
+      </w:pPr>
+    </w:p>
+    <w:p>
+      <w:pPr>
+        <w:pStyle w:val="Listenabsatz"/>
+        <w:ind w:left="1080"/>
+        <w:rPr>
+          <w:rFonts w:asciiTheme="majorHAnsi" w:hAnsiTheme="majorHAnsi" w:cs="Calibri"/>
+          <w:sz w:val="24"/>
+          <w:szCs w:val="24"/>
+          <w:lang w:val="en-US"/>
+        </w:rPr>
+      </w:pPr>
+      <w:r>
+        <w:rPr>
+          <w:rFonts w:asciiTheme="majorHAnsi" w:hAnsiTheme="majorHAnsi" w:cs="Calibri"/>
+          <w:sz w:val="24"/>
+          <w:szCs w:val="24"/>
+          <w:lang w:val="en-US"/>
+        </w:rPr>
+        <w:t xml:space="preserve">The set of leaf parameters, M, is integrated out as it will be sampled seperately. The mus, making up M_j, are normally distributed, therefore they can be calculated analytically. Using the marginalized instead of the conditional likelihood improves the efficiency of the MCMC algorithm. </w:t>
+      </w:r>
+    </w:p>
+    <w:p>
+      <w:pPr>
+        <w:pStyle w:val="Listenabsatz"/>
+        <w:ind w:left="1080"/>
+        <w:rPr>
+          <w:rFonts w:asciiTheme="majorHAnsi" w:hAnsiTheme="majorHAnsi" w:cs="Calibri"/>
+          <w:sz w:val="24"/>
+          <w:szCs w:val="24"/>
+          <w:lang w:val="en-US"/>
+        </w:rPr>
+      </w:pPr>
+    </w:p>
+    <w:p>
+      <w:pPr>
+        <w:pStyle w:val="Listenabsatz"/>
+        <w:ind w:left="1080"/>
+        <w:rPr>
+          <w:rFonts w:asciiTheme="majorHAnsi" w:hAnsiTheme="majorHAnsi" w:cs="Calibri"/>
+          <w:sz w:val="24"/>
+          <w:szCs w:val="24"/>
+          <w:lang w:val="en-US"/>
+        </w:rPr>
+      </w:pPr>
+      <w:r>
+        <w:rPr>
+          <w:rFonts w:asciiTheme="majorHAnsi" w:hAnsiTheme="majorHAnsi" w:cs="Calibri"/>
+          <w:sz w:val="24"/>
+          <w:szCs w:val="24"/>
+          <w:lang w:val="en-US"/>
+        </w:rPr>
+        <w:t>2. p(T_j*)/p(T_j) is the ratio of the priors of the two tree structures. It acts as a penalty for complexity, favoring shallow trees. Deeper trees should only be accepted if they improve the fit enough to justify additional splits.</w:t>
+      </w:r>
+    </w:p>
+    <w:p>
+      <w:pPr>
+        <w:pStyle w:val="Listenabsatz"/>
+        <w:ind w:left="1080"/>
+        <w:rPr>
+          <w:rFonts w:asciiTheme="majorHAnsi" w:hAnsiTheme="majorHAnsi" w:cs="Calibri"/>
+          <w:sz w:val="24"/>
+          <w:szCs w:val="24"/>
+          <w:lang w:val="en-US"/>
+        </w:rPr>
+      </w:pPr>
+    </w:p>
+    <w:p>
+      <w:pPr>
+        <w:pStyle w:val="Listenabsatz"/>
+        <w:ind w:left="1080"/>
+        <w:rPr>
+          <w:rFonts w:asciiTheme="majorHAnsi" w:hAnsiTheme="majorHAnsi" w:cs="Calibri"/>
+          <w:sz w:val="24"/>
+          <w:szCs w:val="24"/>
+          <w:lang w:val="en-US"/>
+        </w:rPr>
+      </w:pPr>
+      <w:r>
+        <w:rPr>
+          <w:rFonts w:asciiTheme="majorHAnsi" w:hAnsiTheme="majorHAnsi" w:cs="Calibri"/>
+          <w:sz w:val="24"/>
+          <w:szCs w:val="24"/>
+          <w:lang w:val="en-US"/>
+        </w:rPr>
         <w:lastRenderedPageBreak/>
-        <w:t xml:space="preserve">are calculated. </w:t>
-      </w:r>
-    </w:p>
-    <w:p>
-      <w:pPr>
-        <w:pStyle w:val="Listenabsatz"/>
-        <w:ind w:left="1080"/>
-        <w:rPr>
-          <w:rFonts w:asciiTheme="majorHAnsi" w:hAnsiTheme="majorHAnsi" w:cs="Calibri"/>
-          <w:sz w:val="24"/>
-          <w:szCs w:val="24"/>
-          <w:lang w:val="en-US"/>
-        </w:rPr>
-      </w:pPr>
-    </w:p>
-    <w:p>
-      <w:pPr>
-        <w:pStyle w:val="Listenabsatz"/>
-        <w:ind w:left="1080"/>
-        <w:rPr>
-          <w:rFonts w:asciiTheme="majorHAnsi" w:hAnsiTheme="majorHAnsi" w:cs="Calibri"/>
-          <w:sz w:val="24"/>
-          <w:szCs w:val="24"/>
-          <w:lang w:val="en-US"/>
-        </w:rPr>
-      </w:pPr>
-      <w:r>
-        <w:rPr>
-          <w:rFonts w:asciiTheme="majorHAnsi" w:hAnsiTheme="majorHAnsi" w:cs="Calibri"/>
-          <w:sz w:val="24"/>
-          <w:szCs w:val="24"/>
-          <w:lang w:val="en-US"/>
-        </w:rPr>
-        <w:t>A new tree structure T_j* is proposed by making a small random change to the current tree structure T_j.</w:t>
-      </w:r>
-    </w:p>
-    <w:p>
-      <w:pPr>
-        <w:pStyle w:val="Listenabsatz"/>
-        <w:ind w:left="1080"/>
-        <w:rPr>
-          <w:rFonts w:asciiTheme="majorHAnsi" w:hAnsiTheme="majorHAnsi" w:cs="Calibri"/>
-          <w:sz w:val="24"/>
-          <w:szCs w:val="24"/>
-          <w:lang w:val="en-US"/>
-        </w:rPr>
-      </w:pPr>
-    </w:p>
-    <w:p>
-      <w:pPr>
-        <w:pStyle w:val="Listenabsatz"/>
-        <w:ind w:left="1080"/>
-        <w:rPr>
-          <w:rFonts w:asciiTheme="majorHAnsi" w:hAnsiTheme="majorHAnsi" w:cs="Calibri"/>
-          <w:sz w:val="24"/>
-          <w:szCs w:val="24"/>
-          <w:lang w:val="en-US"/>
-        </w:rPr>
-      </w:pPr>
-      <w:r>
-        <w:rPr>
-          <w:rFonts w:asciiTheme="majorHAnsi" w:hAnsiTheme="majorHAnsi" w:cs="Calibri"/>
-          <w:sz w:val="24"/>
-          <w:szCs w:val="24"/>
-          <w:lang w:val="en-US"/>
-        </w:rPr>
-        <w:t>The options for modifying the tree are</w:t>
-      </w:r>
-    </w:p>
-    <w:p>
-      <w:pPr>
-        <w:pStyle w:val="Listenabsatz"/>
-        <w:ind w:left="1080"/>
-        <w:rPr>
-          <w:rFonts w:asciiTheme="majorHAnsi" w:hAnsiTheme="majorHAnsi" w:cs="Calibri"/>
-          <w:sz w:val="24"/>
-          <w:szCs w:val="24"/>
-          <w:lang w:val="en-US"/>
-        </w:rPr>
-      </w:pPr>
-      <w:r>
-        <w:rPr>
-          <w:rFonts w:asciiTheme="majorHAnsi" w:hAnsiTheme="majorHAnsi" w:cs="Calibri"/>
-          <w:sz w:val="24"/>
-          <w:szCs w:val="24"/>
-          <w:lang w:val="en-US"/>
-        </w:rPr>
-        <w:t>(a) grow: split one of the current terminal nodes,</w:t>
-      </w:r>
-    </w:p>
-    <w:p>
-      <w:pPr>
-        <w:pStyle w:val="Listenabsatz"/>
-        <w:ind w:left="1080"/>
-        <w:rPr>
-          <w:rFonts w:asciiTheme="majorHAnsi" w:hAnsiTheme="majorHAnsi" w:cs="Calibri"/>
-          <w:sz w:val="24"/>
-          <w:szCs w:val="24"/>
-          <w:lang w:val="en-US"/>
-        </w:rPr>
-      </w:pPr>
-      <w:r>
-        <w:rPr>
-          <w:rFonts w:asciiTheme="majorHAnsi" w:hAnsiTheme="majorHAnsi" w:cs="Calibri"/>
-          <w:sz w:val="24"/>
-          <w:szCs w:val="24"/>
-          <w:lang w:val="en-US"/>
-        </w:rPr>
-        <w:t>(b) prune: remove a split,</w:t>
-      </w:r>
-    </w:p>
-    <w:p>
-      <w:pPr>
-        <w:pStyle w:val="Listenabsatz"/>
-        <w:ind w:left="1080"/>
-        <w:rPr>
-          <w:rFonts w:asciiTheme="majorHAnsi" w:hAnsiTheme="majorHAnsi" w:cs="Calibri"/>
-          <w:sz w:val="24"/>
-          <w:szCs w:val="24"/>
-          <w:lang w:val="en-US"/>
-        </w:rPr>
-      </w:pPr>
-      <w:r>
-        <w:rPr>
-          <w:rFonts w:asciiTheme="majorHAnsi" w:hAnsiTheme="majorHAnsi" w:cs="Calibri"/>
-          <w:sz w:val="24"/>
-          <w:szCs w:val="24"/>
-          <w:lang w:val="en-US"/>
-        </w:rPr>
-        <w:t>(c) swap: swap the splitting rules of two internal nodes,</w:t>
-      </w:r>
-    </w:p>
-    <w:p>
-      <w:pPr>
-        <w:pStyle w:val="Listenabsatz"/>
-        <w:ind w:left="1080"/>
-        <w:rPr>
-          <w:rFonts w:asciiTheme="majorHAnsi" w:hAnsiTheme="majorHAnsi" w:cs="Calibri"/>
-          <w:sz w:val="24"/>
-          <w:szCs w:val="24"/>
-          <w:lang w:val="en-US"/>
-        </w:rPr>
-      </w:pPr>
-      <w:r>
-        <w:rPr>
-          <w:rFonts w:asciiTheme="majorHAnsi" w:hAnsiTheme="majorHAnsi" w:cs="Calibri"/>
-          <w:sz w:val="24"/>
-          <w:szCs w:val="24"/>
-          <w:lang w:val="en-US"/>
-        </w:rPr>
-        <w:t>(d) change: modify the splitting rule of an internal node.</w:t>
-      </w:r>
-    </w:p>
-    <w:p>
-      <w:pPr>
-        <w:pStyle w:val="Listenabsatz"/>
-        <w:ind w:left="1080"/>
-        <w:rPr>
-          <w:rFonts w:asciiTheme="majorHAnsi" w:hAnsiTheme="majorHAnsi" w:cs="Calibri"/>
-          <w:sz w:val="24"/>
-          <w:szCs w:val="24"/>
-          <w:lang w:val="en-US"/>
-        </w:rPr>
-      </w:pPr>
-    </w:p>
-    <w:p>
-      <w:pPr>
-        <w:pStyle w:val="Listenabsatz"/>
-        <w:ind w:left="1080"/>
-        <w:rPr>
-          <w:rFonts w:asciiTheme="majorHAnsi" w:hAnsiTheme="majorHAnsi" w:cs="Calibri"/>
-          <w:sz w:val="24"/>
-          <w:szCs w:val="24"/>
-          <w:lang w:val="en-US"/>
-        </w:rPr>
-      </w:pPr>
-      <w:r>
-        <w:rPr>
-          <w:rFonts w:asciiTheme="majorHAnsi" w:hAnsiTheme="majorHAnsi" w:cs="Calibri"/>
-          <w:sz w:val="24"/>
-          <w:szCs w:val="24"/>
-          <w:lang w:val="en-US"/>
-        </w:rPr>
-        <w:t>Which modification is made, is randomly decided. Each of the modifications has a probability assigned. There are various possibilities for the distributions for the modifications. Commonly used is the distibution suggested by X, where the probability for  grow is ...</w:t>
-      </w:r>
-    </w:p>
-    <w:p>
-      <w:pPr>
-        <w:pStyle w:val="Listenabsatz"/>
-        <w:ind w:left="1080"/>
-        <w:rPr>
-          <w:rFonts w:asciiTheme="majorHAnsi" w:hAnsiTheme="majorHAnsi" w:cs="Calibri"/>
-          <w:sz w:val="24"/>
-          <w:szCs w:val="24"/>
-          <w:lang w:val="en-US"/>
-        </w:rPr>
-      </w:pPr>
-      <w:r>
-        <w:rPr>
-          <w:rFonts w:asciiTheme="majorHAnsi" w:hAnsiTheme="majorHAnsi" w:cs="Calibri"/>
-          <w:sz w:val="24"/>
-          <w:szCs w:val="24"/>
-          <w:lang w:val="en-US"/>
-        </w:rPr>
-        <w:t xml:space="preserve">Which node is modified is randomly decided as well. In case of a grow modification, the priors defined in X, is used to choose the covariate and its respective value for the splitting rule (see priors chapter X). </w:t>
-      </w:r>
-    </w:p>
-    <w:p>
-      <w:pPr>
-        <w:pStyle w:val="Listenabsatz"/>
-        <w:ind w:left="1080"/>
-        <w:rPr>
-          <w:rFonts w:asciiTheme="majorHAnsi" w:hAnsiTheme="majorHAnsi" w:cs="Calibri"/>
-          <w:sz w:val="24"/>
-          <w:szCs w:val="24"/>
-          <w:lang w:val="en-US"/>
-        </w:rPr>
-      </w:pPr>
-    </w:p>
-    <w:p>
-      <w:pPr>
-        <w:pStyle w:val="Listenabsatz"/>
-        <w:ind w:left="1080"/>
-        <w:rPr>
-          <w:rFonts w:asciiTheme="majorHAnsi" w:hAnsiTheme="majorHAnsi" w:cs="Calibri"/>
-          <w:sz w:val="24"/>
-          <w:szCs w:val="24"/>
-          <w:lang w:val="en-US"/>
-        </w:rPr>
-      </w:pPr>
-      <w:r>
-        <w:rPr>
-          <w:rFonts w:asciiTheme="majorHAnsi" w:hAnsiTheme="majorHAnsi" w:cs="Calibri"/>
-          <w:sz w:val="24"/>
-          <w:szCs w:val="24"/>
-          <w:lang w:val="en-US"/>
-        </w:rPr>
-        <w:t>To decide whether to accept the new tree T_j* or keep the current tree T_j, the Metropolis-Hastings acceptance ratio is calculated.</w:t>
-      </w:r>
-    </w:p>
-    <w:p>
-      <w:pPr>
-        <w:pStyle w:val="Listenabsatz"/>
-        <w:ind w:left="1080"/>
-        <w:rPr>
-          <w:rFonts w:asciiTheme="majorHAnsi" w:hAnsiTheme="majorHAnsi" w:cs="Calibri"/>
-          <w:sz w:val="24"/>
-          <w:szCs w:val="24"/>
-          <w:lang w:val="en-US"/>
-        </w:rPr>
-      </w:pPr>
-    </w:p>
-    <w:p>
-      <w:pPr>
-        <w:pStyle w:val="Listenabsatz"/>
-        <w:ind w:left="1080"/>
-        <w:rPr>
-          <w:rFonts w:asciiTheme="majorHAnsi" w:hAnsiTheme="majorHAnsi" w:cs="Calibri"/>
-          <w:sz w:val="24"/>
-          <w:szCs w:val="24"/>
-          <w:lang w:val="en-US"/>
-        </w:rPr>
-      </w:pPr>
-      <w:r>
-        <w:rPr>
-          <w:rFonts w:asciiTheme="majorHAnsi" w:hAnsiTheme="majorHAnsi" w:cs="Calibri"/>
-          <w:sz w:val="24"/>
-          <w:szCs w:val="24"/>
-          <w:lang w:val="en-US"/>
-        </w:rPr>
-        <w:t xml:space="preserve">This ratio compares whether the new tree structure fits the data better than the old tree structure. It consists of three components. </w:t>
-      </w:r>
-    </w:p>
-    <w:p>
-      <w:pPr>
-        <w:pStyle w:val="Listenabsatz"/>
-        <w:ind w:left="1080"/>
-        <w:rPr>
-          <w:rFonts w:asciiTheme="majorHAnsi" w:hAnsiTheme="majorHAnsi" w:cs="Calibri"/>
-          <w:sz w:val="24"/>
-          <w:szCs w:val="24"/>
-          <w:lang w:val="en-US"/>
-        </w:rPr>
-      </w:pPr>
-    </w:p>
-    <w:p>
-      <w:pPr>
-        <w:pStyle w:val="Listenabsatz"/>
-        <w:ind w:left="1080"/>
-        <w:rPr>
-          <w:rFonts w:asciiTheme="majorHAnsi" w:hAnsiTheme="majorHAnsi" w:cs="Calibri"/>
-          <w:sz w:val="24"/>
-          <w:szCs w:val="24"/>
-          <w:lang w:val="en-US"/>
-        </w:rPr>
-      </w:pPr>
-      <w:r>
-        <w:rPr>
-          <w:rFonts w:asciiTheme="majorHAnsi" w:hAnsiTheme="majorHAnsi" w:cs="Calibri"/>
-          <w:sz w:val="24"/>
-          <w:szCs w:val="24"/>
-          <w:lang w:val="en-US"/>
-        </w:rPr>
-        <w:t>1. Likelihood ratio:</w:t>
-      </w:r>
-    </w:p>
-    <w:p>
-      <w:pPr>
-        <w:pStyle w:val="Listenabsatz"/>
-        <w:ind w:left="1080"/>
-        <w:rPr>
-          <w:rFonts w:asciiTheme="majorHAnsi" w:hAnsiTheme="majorHAnsi" w:cs="Calibri"/>
-          <w:sz w:val="24"/>
-          <w:szCs w:val="24"/>
-          <w:lang w:val="en-US"/>
-        </w:rPr>
-      </w:pPr>
-      <w:r>
-        <w:rPr>
-          <w:rFonts w:asciiTheme="majorHAnsi" w:hAnsiTheme="majorHAnsi" w:cs="Calibri"/>
-          <w:sz w:val="24"/>
-          <w:szCs w:val="24"/>
-          <w:lang w:val="en-US"/>
-        </w:rPr>
-        <w:t xml:space="preserve">L(T_j*)/L(T_j) measures whether the new tree structures improves the model fit compared to the old one. L(T_j) = p(R|T_j) is the marginal likelihood of the tree, calculating how likely the partial residuals are given the tree. </w:t>
-      </w:r>
-    </w:p>
-    <w:p>
-      <w:pPr>
-        <w:pStyle w:val="Listenabsatz"/>
-        <w:ind w:left="1080"/>
-        <w:rPr>
-          <w:rFonts w:asciiTheme="majorHAnsi" w:hAnsiTheme="majorHAnsi" w:cs="Calibri"/>
-          <w:sz w:val="24"/>
-          <w:szCs w:val="24"/>
-          <w:lang w:val="en-US"/>
-        </w:rPr>
-      </w:pPr>
-      <w:r>
-        <w:rPr>
-          <w:rFonts w:asciiTheme="majorHAnsi" w:hAnsiTheme="majorHAnsi" w:cs="Calibri"/>
-          <w:sz w:val="24"/>
-          <w:szCs w:val="24"/>
-          <w:lang w:val="en-US"/>
-        </w:rPr>
-        <w:t xml:space="preserve">The marginal likelihood is defined as </w:t>
-      </w:r>
-    </w:p>
-    <w:p>
-      <w:pPr>
-        <w:pStyle w:val="Listenabsatz"/>
-        <w:ind w:left="1080"/>
-        <w:rPr>
-          <w:rFonts w:asciiTheme="majorHAnsi" w:hAnsiTheme="majorHAnsi" w:cs="Calibri"/>
-          <w:sz w:val="24"/>
-          <w:szCs w:val="24"/>
-          <w:lang w:val="en-US"/>
-        </w:rPr>
-      </w:pPr>
-    </w:p>
-    <w:p>
-      <w:pPr>
-        <w:pStyle w:val="Listenabsatz"/>
-        <w:ind w:left="1080"/>
-        <w:rPr>
-          <w:rFonts w:asciiTheme="majorHAnsi" w:hAnsiTheme="majorHAnsi" w:cs="Calibri"/>
-          <w:sz w:val="24"/>
-          <w:szCs w:val="24"/>
-          <w:lang w:val="en-US"/>
-        </w:rPr>
-      </w:pPr>
-      <w:r>
-        <w:rPr>
-          <w:rFonts w:asciiTheme="majorHAnsi" w:hAnsiTheme="majorHAnsi" w:cs="Calibri"/>
-          <w:sz w:val="24"/>
-          <w:szCs w:val="24"/>
-          <w:lang w:val="en-US"/>
-        </w:rPr>
-        <w:t xml:space="preserve">The set of leaf parameters, M, is integrated out as it will be sampled seperately. The mus, making up M_j, are normally distributed, therefore they can be calculated analytically. Using the marginalized instead of the conditional likelihood improves the efficiency of the MCMC algorithm. </w:t>
-      </w:r>
-    </w:p>
-    <w:p>
-      <w:pPr>
-        <w:pStyle w:val="Listenabsatz"/>
-        <w:ind w:left="1080"/>
-        <w:rPr>
-          <w:rFonts w:asciiTheme="majorHAnsi" w:hAnsiTheme="majorHAnsi" w:cs="Calibri"/>
-          <w:sz w:val="24"/>
-          <w:szCs w:val="24"/>
-          <w:lang w:val="en-US"/>
-        </w:rPr>
-      </w:pPr>
-    </w:p>
-    <w:p>
-      <w:pPr>
-        <w:pStyle w:val="Listenabsatz"/>
-        <w:ind w:left="1080"/>
-        <w:rPr>
-          <w:rFonts w:asciiTheme="majorHAnsi" w:hAnsiTheme="majorHAnsi" w:cs="Calibri"/>
-          <w:sz w:val="24"/>
-          <w:szCs w:val="24"/>
-          <w:lang w:val="en-US"/>
-        </w:rPr>
-      </w:pPr>
-      <w:r>
-        <w:rPr>
-          <w:rFonts w:asciiTheme="majorHAnsi" w:hAnsiTheme="majorHAnsi" w:cs="Calibri"/>
-          <w:sz w:val="24"/>
-          <w:szCs w:val="24"/>
-          <w:lang w:val="en-US"/>
-        </w:rPr>
-        <w:t>2. p(T_j*)/p(T_j) is the ratio of the priors of the two tree structures. It acts as a penalty for complexity, favoring shallow trees. Deeper trees should only be accepted if they improve the fit enough to justify additional splits.</w:t>
-      </w:r>
-    </w:p>
-    <w:p>
-      <w:pPr>
-        <w:pStyle w:val="Listenabsatz"/>
-        <w:ind w:left="1080"/>
-        <w:rPr>
-          <w:rFonts w:asciiTheme="majorHAnsi" w:hAnsiTheme="majorHAnsi" w:cs="Calibri"/>
-          <w:sz w:val="24"/>
-          <w:szCs w:val="24"/>
-          <w:lang w:val="en-US"/>
-        </w:rPr>
-      </w:pPr>
-    </w:p>
-    <w:p>
-      <w:pPr>
-        <w:pStyle w:val="Listenabsatz"/>
-        <w:ind w:left="1080"/>
-        <w:rPr>
-          <w:rFonts w:asciiTheme="majorHAnsi" w:hAnsiTheme="majorHAnsi" w:cs="Calibri"/>
-          <w:sz w:val="24"/>
-          <w:szCs w:val="24"/>
-          <w:lang w:val="en-US"/>
-        </w:rPr>
-      </w:pPr>
-      <w:r>
-        <w:rPr>
-          <w:rFonts w:asciiTheme="majorHAnsi" w:hAnsiTheme="majorHAnsi" w:cs="Calibri"/>
-          <w:sz w:val="24"/>
-          <w:szCs w:val="24"/>
-          <w:lang w:val="en-US"/>
-        </w:rPr>
         <w:t xml:space="preserve">3. q(T_j|T_j*)/q(T_j*|T_j) calculates whether the new tree structure is more likely to result from the old one or vice versa. This is part of the MH ratio to adjust for the fact that some changes are more likely than others (e.g. a large tree offers more opportunities for pruning than a small one). Modifications with a smaller probability are upweighted, to ensure that the whole posterior is sampled from. </w:t>
       </w:r>
     </w:p>
@@ -5542,86 +6103,10 @@
           <w:szCs w:val="24"/>
           <w:lang w:val="en-US"/>
         </w:rPr>
+        <w:lastRenderedPageBreak/>
         <w:br/>
-        <w:t xml:space="preserve">This work is only concerned with binary treatment (receives treatment vs. does not) but there are cases where treatment has more than two levels (example) or is continuous (like the dosis </w:t>
-      </w:r>
-      <w:r>
-        <w:rPr>
-          <w:rFonts w:asciiTheme="majorHAnsi" w:hAnsiTheme="majorHAnsi" w:cs="Calibri"/>
-          <w:sz w:val="24"/>
-          <w:szCs w:val="24"/>
-          <w:lang w:val="en-US"/>
-        </w:rPr>
-        <w:lastRenderedPageBreak/>
-        <w:t xml:space="preserve">of medication). </w:t>
-      </w:r>
-      <w:r>
-        <w:rPr>
-          <w:rFonts w:asciiTheme="majorHAnsi" w:hAnsiTheme="majorHAnsi" w:cs="Calibri"/>
-          <w:sz w:val="24"/>
-          <w:szCs w:val="24"/>
-          <w:lang w:val="en-US"/>
-        </w:rPr>
-        <w:br/>
-      </w:r>
-    </w:p>
-    <w:p>
-      <w:pPr>
-        <w:rPr>
-          <w:rFonts w:asciiTheme="majorHAnsi" w:hAnsiTheme="majorHAnsi" w:cs="Calibri"/>
-          <w:sz w:val="24"/>
-          <w:szCs w:val="24"/>
-          <w:lang w:val="en-US"/>
-        </w:rPr>
-      </w:pPr>
-      <w:r>
-        <w:rPr>
-          <w:rFonts w:asciiTheme="majorHAnsi" w:hAnsiTheme="majorHAnsi" w:cs="Calibri"/>
-          <w:sz w:val="24"/>
-          <w:szCs w:val="24"/>
-          <w:lang w:val="en-US"/>
-        </w:rPr>
-        <w:t xml:space="preserve">There are two mechanisms that are of interest. One is the causal (?) mechanism, </w:t>
-      </w:r>
-    </w:p>
-    <w:p>
-      <w:pPr>
-        <w:rPr>
-          <w:rFonts w:asciiTheme="majorHAnsi" w:hAnsiTheme="majorHAnsi" w:cs="Calibri"/>
-          <w:sz w:val="24"/>
-          <w:szCs w:val="24"/>
-          <w:lang w:val="en-US"/>
-        </w:rPr>
-      </w:pPr>
-      <w:r>
-        <w:rPr>
-          <w:rFonts w:asciiTheme="majorHAnsi" w:hAnsiTheme="majorHAnsi" w:cs="Calibri"/>
-          <w:sz w:val="24"/>
-          <w:szCs w:val="24"/>
-          <w:lang w:val="en-US"/>
-        </w:rPr>
-        <w:t xml:space="preserve">The other one is the treatment assignment mechanism, which describes how it is determined, which individuals receive treatment and which not. </w:t>
-      </w:r>
-    </w:p>
-    <w:p>
-      <w:pPr>
-        <w:rPr>
-          <w:rFonts w:asciiTheme="majorHAnsi" w:hAnsiTheme="majorHAnsi" w:cs="Calibri"/>
-          <w:sz w:val="24"/>
-          <w:szCs w:val="24"/>
-          <w:lang w:val="en-US"/>
-        </w:rPr>
-      </w:pPr>
-    </w:p>
-    <w:p>
-      <w:pPr>
-        <w:rPr>
-          <w:rFonts w:asciiTheme="majorHAnsi" w:hAnsiTheme="majorHAnsi" w:cs="Calibri"/>
-          <w:sz w:val="24"/>
-          <w:szCs w:val="24"/>
-          <w:lang w:val="en-US"/>
-        </w:rPr>
-      </w:pPr>
+        <w:t xml:space="preserve">This work is only concerned with binary treatment (receives treatment vs. does not) but there are cases where treatment has more than two levels (example) or is continuous (like the dosis of medication). </w:t>
+      </w:r>
       <w:r>
         <w:rPr>
           <w:rFonts w:asciiTheme="majorHAnsi" w:hAnsiTheme="majorHAnsi" w:cs="Calibri"/>
@@ -5679,7 +6164,25 @@
           <w:szCs w:val="24"/>
           <w:lang w:val="en-US"/>
         </w:rPr>
-        <w:t>Y is the outcome variable. T is the treatment assignment, meaning whether a unit receives treatment or not. T = 1 means the individual receives treatment, T = 0 means the individual does not. A population of n units is indexed by i = 1, …, n. For each individual, there are two potential outcomes, one where treatment happens, Y_i(T = 1), and the other where treatment does not happen, Y_i(T = 0). In our example, Y_i(1) would be the blood pressure of individual i after for example one month of taking the medication. Y_i(0) would be the blood pressure after one month not having taken the medication.</w:t>
+        <w:t>Y is the outcome variable</w:t>
+      </w:r>
+      <w:r>
+        <w:rPr>
+          <w:rFonts w:asciiTheme="majorHAnsi" w:hAnsiTheme="majorHAnsi" w:cs="Calibri"/>
+          <w:sz w:val="24"/>
+          <w:szCs w:val="24"/>
+          <w:lang w:val="en-US"/>
+        </w:rPr>
+        <w:t xml:space="preserve">, the variable where </w:t>
+      </w:r>
+      <w:r>
+        <w:rPr>
+          <w:rFonts w:asciiTheme="majorHAnsi" w:hAnsiTheme="majorHAnsi" w:cs="Calibri"/>
+          <w:sz w:val="24"/>
+          <w:szCs w:val="24"/>
+          <w:lang w:val="en-US"/>
+        </w:rPr>
+        <w:t>. T is the treatment assignment, meaning whether a unit receives treatment or not. T = 1 means the individual receives treatment, T = 0 means the individual does not. A population of n units is indexed by i = 1, …, n. For each individual, there are two potential outcomes, one where treatment happens, Y_i(T = 1), and the other where treatment does not happen, Y_i(T = 0). In our example, Y_i(1) would be the blood pressure of individual i after for example one month of taking the medication. Y_i(0) would be the blood pressure after one month not having taken the medication.</w:t>
       </w:r>
     </w:p>
     <w:p>
@@ -5727,15 +6230,15 @@
           <w:rFonts w:asciiTheme="majorHAnsi" w:hAnsiTheme="majorHAnsi" w:cs="Calibri"/>
           <w:sz w:val="24"/>
           <w:szCs w:val="24"/>
-          <w:lang w:val="sv-SE"/>
-        </w:rPr>
-      </w:pPr>
-      <w:r>
-        <w:rPr>
-          <w:rFonts w:asciiTheme="majorHAnsi" w:hAnsiTheme="majorHAnsi" w:cs="Calibri"/>
-          <w:sz w:val="24"/>
-          <w:szCs w:val="24"/>
-          <w:lang w:val="sv-SE"/>
+          <w:lang w:val="en-US"/>
+        </w:rPr>
+      </w:pPr>
+      <w:r>
+        <w:rPr>
+          <w:rFonts w:asciiTheme="majorHAnsi" w:hAnsiTheme="majorHAnsi" w:cs="Calibri"/>
+          <w:sz w:val="24"/>
+          <w:szCs w:val="24"/>
+          <w:lang w:val="en-US"/>
         </w:rPr>
         <w:t>ITE = tau_i = Y_i(1) – Y_i(0).</w:t>
       </w:r>
@@ -5848,7 +6351,6 @@
           <w:szCs w:val="24"/>
           <w:lang w:val="en-US"/>
         </w:rPr>
-        <w:lastRenderedPageBreak/>
         <w:t xml:space="preserve">Since the ITE is fundamentally unobservable, causal inference typically focuses on the Conditional Average Treatment Effect (CATE), which is defined as the expected treatment effect given covariates </w:t>
       </w:r>
       <m:oMath>
@@ -5889,7 +6391,17 @@
           <w:lang w:val="en-US"/>
         </w:rPr>
         <w:br/>
-        <w:t xml:space="preserve">However, here the so-called fundamental problem of causality arises: In reality we can never observe both outcomes. Either a unit receives treatment or it does not, hence we only observe one of the outcomes. The other outcome stays "potential" and is called counterfactual. Since we never observe both outcomes, we cannot calculate the treatment effect of an individual. </w:t>
+        <w:t xml:space="preserve">However, here the so-called fundamental problem of causality arises: In reality we can never </w:t>
+      </w:r>
+      <w:r>
+        <w:rPr>
+          <w:rFonts w:asciiTheme="majorHAnsi" w:hAnsiTheme="majorHAnsi" w:cs="Calibri"/>
+          <w:sz w:val="24"/>
+          <w:szCs w:val="24"/>
+          <w:lang w:val="en-US"/>
+        </w:rPr>
+        <w:lastRenderedPageBreak/>
+        <w:t xml:space="preserve">observe both outcomes. Either a unit receives treatment or it does not, hence we only observe one of the outcomes. The other outcome stays "potential" and is called counterfactual. Since we never observe both outcomes, we cannot calculate the treatment effect of an individual. </w:t>
       </w:r>
       <w:r>
         <w:rPr>
@@ -6121,7 +6633,7 @@
           <w:szCs w:val="24"/>
           <w:lang w:val="en-US"/>
         </w:rPr>
-        <w:t xml:space="preserve">An example would be the prescription of a medication against high blood pressure that is more likely to be prescribed to elderly patients, while younger patients are recommended to improve their condition by exercising more. The probability to take the medication would strongly increase with age, leading to vastly different age distributions in the treatment and control group. It is also rational to assume that age has an influence on the outcome variable, since high blood pressure is more common among elder people. This way we cannot know if the </w:t>
+        <w:t xml:space="preserve">An example would be the prescription of a medication against high blood pressure that is more likely to be prescribed to elderly patients, while younger patients are recommended to improve their condition by exercising more. The probability to take the medication would strongly increase with age, leading to vastly different age distributions in the treatment and control group. It is also rational to assume that age has an influence on the outcome variable, since high blood pressure is more common among elder people. This way we cannot know if the differences in the outcome variable are caused by the treatment or by the confounding variable. If one would simply conduct inference about the effects of the medication on blood pressure without accounting for the confounding variable age, they could even come to the wrong conclusion that the medication increases blood pressure since people who receive the </w:t>
       </w:r>
       <w:r>
         <w:rPr>
@@ -6131,7 +6643,7 @@
           <w:lang w:val="en-US"/>
         </w:rPr>
         <w:lastRenderedPageBreak/>
-        <w:t xml:space="preserve">differences in the outcome variable are caused by the treatment or by the confounding variable. If one would simply conduct inference about the effects of the medication on blood pressure without accounting for the confounding variable age, they could even come to the wrong conclusion that the medication increases blood pressure since people who receive the treatment have higher blood pressure than those who don’t, ignoring that this effect might be caused by the fact that higher age increases blood pressure. </w:t>
+        <w:t xml:space="preserve">treatment have higher blood pressure than those who don’t, ignoring that this effect might be caused by the fact that higher age increases blood pressure. </w:t>
       </w:r>
     </w:p>
     <w:p>
@@ -6386,8 +6898,18 @@
           <w:szCs w:val="24"/>
           <w:lang w:val="en-US"/>
         </w:rPr>
-        <w:t xml:space="preserve">Observational studies are studies where the assignment of the treatment variable is not under the control of the researcher. While RCTs are conducted with the explicit goal of investigating a </w:t>
-      </w:r>
+        <w:t>Observational studies are studies where the assignment of the treatment variable is not under the control of the researcher. While RCTs are conducted with the explicit goal of investigating a specific research question, observational studies often use data that was not specifically collected for the dedicated study, but forother purposes. This typically makes observational studies less costly and more flexible in scope.</w:t>
+      </w:r>
+    </w:p>
+    <w:p>
+      <w:pPr>
+        <w:rPr>
+          <w:rFonts w:asciiTheme="majorHAnsi" w:hAnsiTheme="majorHAnsi" w:cs="Calibri"/>
+          <w:sz w:val="24"/>
+          <w:szCs w:val="24"/>
+          <w:lang w:val="en-US"/>
+        </w:rPr>
+      </w:pPr>
       <w:r>
         <w:rPr>
           <w:rFonts w:asciiTheme="majorHAnsi" w:hAnsiTheme="majorHAnsi" w:cs="Calibri"/>
@@ -6396,25 +6918,6 @@
           <w:lang w:val="en-US"/>
         </w:rPr>
         <w:lastRenderedPageBreak/>
-        <w:t>specific research question, observational studies often use data that was not specifically collected for the dedicated study, but forother purposes. This typically makes observational studies less costly and more flexible in scope.</w:t>
-      </w:r>
-    </w:p>
-    <w:p>
-      <w:pPr>
-        <w:rPr>
-          <w:rFonts w:asciiTheme="majorHAnsi" w:hAnsiTheme="majorHAnsi" w:cs="Calibri"/>
-          <w:sz w:val="24"/>
-          <w:szCs w:val="24"/>
-          <w:lang w:val="en-US"/>
-        </w:rPr>
-      </w:pPr>
-      <w:r>
-        <w:rPr>
-          <w:rFonts w:asciiTheme="majorHAnsi" w:hAnsiTheme="majorHAnsi" w:cs="Calibri"/>
-          <w:sz w:val="24"/>
-          <w:szCs w:val="24"/>
-          <w:lang w:val="en-US"/>
-        </w:rPr>
         <w:t xml:space="preserve">In the blood pressure example, the data may not come from a controlled experiment but instead from a school database with student information. The data base saves test scores and whether the student went to tutoring, however the decision to put the student in tutoring was made by the parents or the teacher and not randomly. Instead the treatment assignment was very likely influenced by covariates such as prior </w:t>
       </w:r>
       <w:r>
@@ -6851,8 +7354,17 @@
           <w:szCs w:val="24"/>
           <w:lang w:val="en-US"/>
         </w:rPr>
+        <w:t xml:space="preserve">That means that there are no subgroups of individuals who always either receive or don’t receive treatment. The assumption is important so that comparability </w:t>
+      </w:r>
+      <w:r>
+        <w:rPr>
+          <w:rFonts w:asciiTheme="majorHAnsi" w:hAnsiTheme="majorHAnsi" w:cs="Calibri"/>
+          <w:sz w:val="24"/>
+          <w:szCs w:val="24"/>
+          <w:lang w:val="en-US"/>
+        </w:rPr>
         <w:lastRenderedPageBreak/>
-        <w:t>That means that there are no subgroups of individuals who always either receive or don’t receive treatment. The assumption is important so that comparability between groups is ensured. If the goal is to estimate treatment effects, individuals with the same covariate pattern from both groups need to be compared.</w:t>
+        <w:t>between groups is ensured. If the goal is to estimate treatment effects, individuals with the same covariate pattern from both groups need to be compared.</w:t>
       </w:r>
     </w:p>
     <w:p>
@@ -7162,6 +7674,102 @@
     </w:p>
     <w:p>
       <w:pPr>
+        <w:rPr>
+          <w:rFonts w:asciiTheme="majorHAnsi" w:hAnsiTheme="majorHAnsi" w:cs="Calibri"/>
+          <w:sz w:val="24"/>
+          <w:szCs w:val="24"/>
+          <w:lang w:val="en-US"/>
+        </w:rPr>
+      </w:pPr>
+      <w:r>
+        <w:rPr>
+          <w:rFonts w:asciiTheme="majorHAnsi" w:hAnsiTheme="majorHAnsi" w:cs="Calibri"/>
+          <w:sz w:val="24"/>
+          <w:szCs w:val="24"/>
+          <w:lang w:val="en-US"/>
+        </w:rPr>
+        <w:t xml:space="preserve">A </w:t>
+      </w:r>
+      <w:commentRangeStart w:id="4"/>
+      <w:r>
+        <w:rPr>
+          <w:rFonts w:asciiTheme="majorHAnsi" w:hAnsiTheme="majorHAnsi" w:cs="Calibri"/>
+          <w:sz w:val="24"/>
+          <w:szCs w:val="24"/>
+          <w:lang w:val="en-US"/>
+        </w:rPr>
+        <w:t>variety of methods</w:t>
+      </w:r>
+      <w:commentRangeEnd w:id="4"/>
+      <w:r>
+        <w:rPr>
+          <w:rStyle w:val="Kommentarzeichen"/>
+          <w:rFonts w:asciiTheme="majorHAnsi" w:hAnsiTheme="majorHAnsi" w:cs="Calibri"/>
+          <w:sz w:val="24"/>
+          <w:szCs w:val="24"/>
+          <w:lang w:val="en-US"/>
+        </w:rPr>
+        <w:commentReference w:id="4"/>
+      </w:r>
+      <w:r>
+        <w:rPr>
+          <w:rFonts w:asciiTheme="majorHAnsi" w:hAnsiTheme="majorHAnsi" w:cs="Calibri"/>
+          <w:sz w:val="24"/>
+          <w:szCs w:val="24"/>
+          <w:lang w:val="en-US"/>
+        </w:rPr>
+        <w:t xml:space="preserve"> have been developed for the estimation of treatment effects. </w:t>
+      </w:r>
+      <w:r>
+        <w:rPr>
+          <w:rFonts w:asciiTheme="majorHAnsi" w:hAnsiTheme="majorHAnsi" w:cs="Calibri"/>
+          <w:sz w:val="24"/>
+          <w:szCs w:val="24"/>
+          <w:lang w:val="en-US"/>
+        </w:rPr>
+        <w:t xml:space="preserve">These methods try to model two mechanisms. </w:t>
+      </w:r>
+    </w:p>
+    <w:p>
+      <w:pPr>
+        <w:rPr>
+          <w:rFonts w:asciiTheme="majorHAnsi" w:hAnsiTheme="majorHAnsi" w:cs="Calibri"/>
+          <w:sz w:val="24"/>
+          <w:szCs w:val="24"/>
+          <w:lang w:val="en-US"/>
+        </w:rPr>
+      </w:pPr>
+      <w:r>
+        <w:rPr>
+          <w:rFonts w:asciiTheme="majorHAnsi" w:hAnsiTheme="majorHAnsi" w:cs="Calibri"/>
+          <w:sz w:val="24"/>
+          <w:szCs w:val="24"/>
+          <w:lang w:val="en-US"/>
+        </w:rPr>
+        <w:t xml:space="preserve">There are two mechanisms that are of interest. One is the causal (?) mechanism, </w:t>
+      </w:r>
+    </w:p>
+    <w:p>
+      <w:pPr>
+        <w:rPr>
+          <w:rFonts w:asciiTheme="majorHAnsi" w:hAnsiTheme="majorHAnsi" w:cs="Calibri"/>
+          <w:sz w:val="24"/>
+          <w:szCs w:val="24"/>
+          <w:lang w:val="en-US"/>
+        </w:rPr>
+      </w:pPr>
+      <w:r>
+        <w:rPr>
+          <w:rFonts w:asciiTheme="majorHAnsi" w:hAnsiTheme="majorHAnsi" w:cs="Calibri"/>
+          <w:sz w:val="24"/>
+          <w:szCs w:val="24"/>
+          <w:lang w:val="en-US"/>
+        </w:rPr>
+        <w:t xml:space="preserve">The other one is the treatment assignment mechanism, which describes how it is determined, which individuals receive treatment and which not. </w:t>
+      </w:r>
+    </w:p>
+    <w:p>
+      <w:pPr>
         <w:pStyle w:val="Listenabsatz"/>
         <w:ind w:left="1080"/>
         <w:rPr>
@@ -7178,19 +7786,136 @@
           <w:szCs w:val="24"/>
           <w:lang w:val="en-US"/>
         </w:rPr>
-        <w:t xml:space="preserve">A </w:t>
-      </w:r>
-      <w:commentRangeStart w:id="4"/>
-      <w:r>
-        <w:rPr>
-          <w:rFonts w:asciiTheme="majorHAnsi" w:hAnsiTheme="majorHAnsi" w:cs="Calibri"/>
-          <w:sz w:val="24"/>
-          <w:szCs w:val="24"/>
-          <w:lang w:val="en-US"/>
-        </w:rPr>
-        <w:t>variety of methods</w:t>
-      </w:r>
-      <w:commentRangeEnd w:id="4"/>
+        <w:t xml:space="preserve">Some methods </w:t>
+      </w:r>
+      <w:r>
+        <w:rPr>
+          <w:rFonts w:asciiTheme="majorHAnsi" w:hAnsiTheme="majorHAnsi" w:cs="Calibri"/>
+          <w:sz w:val="24"/>
+          <w:szCs w:val="24"/>
+          <w:lang w:val="en-US"/>
+        </w:rPr>
+        <w:t>focus on</w:t>
+      </w:r>
+      <w:r>
+        <w:rPr>
+          <w:rFonts w:asciiTheme="majorHAnsi" w:hAnsiTheme="majorHAnsi" w:cs="Calibri"/>
+          <w:sz w:val="24"/>
+          <w:szCs w:val="24"/>
+          <w:lang w:val="en-US"/>
+        </w:rPr>
+        <w:t xml:space="preserve"> estimat</w:t>
+      </w:r>
+      <w:r>
+        <w:rPr>
+          <w:rFonts w:asciiTheme="majorHAnsi" w:hAnsiTheme="majorHAnsi" w:cs="Calibri"/>
+          <w:sz w:val="24"/>
+          <w:szCs w:val="24"/>
+          <w:lang w:val="en-US"/>
+        </w:rPr>
+        <w:t>ing</w:t>
+      </w:r>
+      <w:r>
+        <w:rPr>
+          <w:rFonts w:asciiTheme="majorHAnsi" w:hAnsiTheme="majorHAnsi" w:cs="Calibri"/>
+          <w:sz w:val="24"/>
+          <w:szCs w:val="24"/>
+          <w:lang w:val="en-US"/>
+        </w:rPr>
+        <w:t xml:space="preserve"> aggregated treatment effects, while others </w:t>
+      </w:r>
+      <w:r>
+        <w:rPr>
+          <w:rFonts w:asciiTheme="majorHAnsi" w:hAnsiTheme="majorHAnsi" w:cs="Calibri"/>
+          <w:sz w:val="24"/>
+          <w:szCs w:val="24"/>
+          <w:lang w:val="en-US"/>
+        </w:rPr>
+        <w:t xml:space="preserve">aim to </w:t>
+      </w:r>
+      <w:r>
+        <w:rPr>
+          <w:rFonts w:asciiTheme="majorHAnsi" w:hAnsiTheme="majorHAnsi" w:cs="Calibri"/>
+          <w:sz w:val="24"/>
+          <w:szCs w:val="24"/>
+          <w:lang w:val="en-US"/>
+        </w:rPr>
+        <w:t>estimat</w:t>
+      </w:r>
+      <w:r>
+        <w:rPr>
+          <w:rFonts w:asciiTheme="majorHAnsi" w:hAnsiTheme="majorHAnsi" w:cs="Calibri"/>
+          <w:sz w:val="24"/>
+          <w:szCs w:val="24"/>
+          <w:lang w:val="en-US"/>
+        </w:rPr>
+        <w:t>e</w:t>
+      </w:r>
+      <w:r>
+        <w:rPr>
+          <w:rFonts w:asciiTheme="majorHAnsi" w:hAnsiTheme="majorHAnsi" w:cs="Calibri"/>
+          <w:sz w:val="24"/>
+          <w:szCs w:val="24"/>
+          <w:lang w:val="en-US"/>
+        </w:rPr>
+        <w:t xml:space="preserve"> </w:t>
+      </w:r>
+      <w:r>
+        <w:rPr>
+          <w:rFonts w:asciiTheme="majorHAnsi" w:hAnsiTheme="majorHAnsi" w:cs="Calibri"/>
+          <w:sz w:val="24"/>
+          <w:szCs w:val="24"/>
+          <w:lang w:val="en-US"/>
+        </w:rPr>
+        <w:t>heterogeneous</w:t>
+      </w:r>
+      <w:r>
+        <w:rPr>
+          <w:rFonts w:asciiTheme="majorHAnsi" w:hAnsiTheme="majorHAnsi" w:cs="Calibri"/>
+          <w:sz w:val="24"/>
+          <w:szCs w:val="24"/>
+          <w:lang w:val="en-US"/>
+        </w:rPr>
+        <w:t xml:space="preserve"> treatment effects. </w:t>
+      </w:r>
+      <w:commentRangeStart w:id="5"/>
+      <w:r>
+        <w:rPr>
+          <w:rFonts w:asciiTheme="majorHAnsi" w:hAnsiTheme="majorHAnsi" w:cs="Calibri"/>
+          <w:sz w:val="24"/>
+          <w:szCs w:val="24"/>
+          <w:lang w:val="en-US"/>
+        </w:rPr>
+        <w:t xml:space="preserve">When estimating the individual treatment effects, they typically </w:t>
+      </w:r>
+      <w:r>
+        <w:rPr>
+          <w:rFonts w:asciiTheme="majorHAnsi" w:hAnsiTheme="majorHAnsi" w:cs="Calibri"/>
+          <w:sz w:val="24"/>
+          <w:szCs w:val="24"/>
+          <w:lang w:val="en-US"/>
+        </w:rPr>
+        <w:t>target the conditional average treatment effect (C</w:t>
+      </w:r>
+      <w:r>
+        <w:rPr>
+          <w:rFonts w:asciiTheme="majorHAnsi" w:hAnsiTheme="majorHAnsi" w:cs="Calibri"/>
+          <w:sz w:val="24"/>
+          <w:szCs w:val="24"/>
+          <w:lang w:val="en-US"/>
+        </w:rPr>
+        <w:t>ATE</w:t>
+      </w:r>
+      <w:r>
+        <w:rPr>
+          <w:rFonts w:asciiTheme="majorHAnsi" w:hAnsiTheme="majorHAnsi" w:cs="Calibri"/>
+          <w:sz w:val="24"/>
+          <w:szCs w:val="24"/>
+          <w:lang w:val="en-US"/>
+        </w:rPr>
+        <w:t xml:space="preserve">). </w:t>
+      </w:r>
+      <w:commentRangeEnd w:id="5"/>
       <w:r>
         <w:rPr>
           <w:rStyle w:val="Kommentarzeichen"/>
@@ -7199,88 +7924,70 @@
           <w:szCs w:val="24"/>
           <w:lang w:val="en-US"/>
         </w:rPr>
-        <w:commentReference w:id="4"/>
-      </w:r>
-      <w:r>
-        <w:rPr>
-          <w:rFonts w:asciiTheme="majorHAnsi" w:hAnsiTheme="majorHAnsi" w:cs="Calibri"/>
-          <w:sz w:val="24"/>
-          <w:szCs w:val="24"/>
-          <w:lang w:val="en-US"/>
-        </w:rPr>
-        <w:t xml:space="preserve"> have been developed for the estimation of treatment effects. </w:t>
-      </w:r>
-      <w:r>
-        <w:rPr>
-          <w:rFonts w:asciiTheme="majorHAnsi" w:hAnsiTheme="majorHAnsi" w:cs="Calibri"/>
-          <w:sz w:val="24"/>
-          <w:szCs w:val="24"/>
-          <w:lang w:val="en-US"/>
-        </w:rPr>
-        <w:t xml:space="preserve">Some methods </w:t>
-      </w:r>
-      <w:r>
-        <w:rPr>
-          <w:rFonts w:asciiTheme="majorHAnsi" w:hAnsiTheme="majorHAnsi" w:cs="Calibri"/>
-          <w:sz w:val="24"/>
-          <w:szCs w:val="24"/>
-          <w:lang w:val="en-US"/>
-        </w:rPr>
-        <w:t>focus on</w:t>
-      </w:r>
-      <w:r>
-        <w:rPr>
-          <w:rFonts w:asciiTheme="majorHAnsi" w:hAnsiTheme="majorHAnsi" w:cs="Calibri"/>
-          <w:sz w:val="24"/>
-          <w:szCs w:val="24"/>
-          <w:lang w:val="en-US"/>
-        </w:rPr>
-        <w:t xml:space="preserve"> estimat</w:t>
-      </w:r>
-      <w:r>
-        <w:rPr>
-          <w:rFonts w:asciiTheme="majorHAnsi" w:hAnsiTheme="majorHAnsi" w:cs="Calibri"/>
-          <w:sz w:val="24"/>
-          <w:szCs w:val="24"/>
-          <w:lang w:val="en-US"/>
-        </w:rPr>
-        <w:t>ing</w:t>
-      </w:r>
-      <w:r>
-        <w:rPr>
-          <w:rFonts w:asciiTheme="majorHAnsi" w:hAnsiTheme="majorHAnsi" w:cs="Calibri"/>
-          <w:sz w:val="24"/>
-          <w:szCs w:val="24"/>
-          <w:lang w:val="en-US"/>
-        </w:rPr>
-        <w:t xml:space="preserve"> aggregated treatment effects, while others </w:t>
-      </w:r>
-      <w:r>
-        <w:rPr>
-          <w:rFonts w:asciiTheme="majorHAnsi" w:hAnsiTheme="majorHAnsi" w:cs="Calibri"/>
-          <w:sz w:val="24"/>
-          <w:szCs w:val="24"/>
-          <w:lang w:val="en-US"/>
-        </w:rPr>
-        <w:t xml:space="preserve">aim to </w:t>
-      </w:r>
-      <w:r>
-        <w:rPr>
-          <w:rFonts w:asciiTheme="majorHAnsi" w:hAnsiTheme="majorHAnsi" w:cs="Calibri"/>
-          <w:sz w:val="24"/>
-          <w:szCs w:val="24"/>
-          <w:lang w:val="en-US"/>
-        </w:rPr>
-        <w:t>estimat</w:t>
-      </w:r>
-      <w:r>
-        <w:rPr>
-          <w:rFonts w:asciiTheme="majorHAnsi" w:hAnsiTheme="majorHAnsi" w:cs="Calibri"/>
-          <w:sz w:val="24"/>
-          <w:szCs w:val="24"/>
-          <w:lang w:val="en-US"/>
-        </w:rPr>
-        <w:t>e</w:t>
+        <w:commentReference w:id="5"/>
+      </w:r>
+      <w:r>
+        <w:rPr>
+          <w:rFonts w:asciiTheme="majorHAnsi" w:hAnsiTheme="majorHAnsi" w:cs="Calibri"/>
+          <w:sz w:val="24"/>
+          <w:szCs w:val="24"/>
+          <w:lang w:val="en-US"/>
+        </w:rPr>
+        <w:t>In this chapter</w:t>
+      </w:r>
+      <w:r>
+        <w:rPr>
+          <w:rFonts w:asciiTheme="majorHAnsi" w:hAnsiTheme="majorHAnsi" w:cs="Calibri"/>
+          <w:sz w:val="24"/>
+          <w:szCs w:val="24"/>
+          <w:lang w:val="en-US"/>
+        </w:rPr>
+        <w:t>,</w:t>
+      </w:r>
+      <w:r>
+        <w:rPr>
+          <w:rFonts w:asciiTheme="majorHAnsi" w:hAnsiTheme="majorHAnsi" w:cs="Calibri"/>
+          <w:sz w:val="24"/>
+          <w:szCs w:val="24"/>
+          <w:lang w:val="en-US"/>
+        </w:rPr>
+        <w:t xml:space="preserve"> a short</w:t>
+      </w:r>
+      <w:r>
+        <w:rPr>
+          <w:rFonts w:asciiTheme="majorHAnsi" w:hAnsiTheme="majorHAnsi" w:cs="Calibri"/>
+          <w:sz w:val="24"/>
+          <w:szCs w:val="24"/>
+          <w:lang w:val="en-US"/>
+        </w:rPr>
+        <w:t xml:space="preserve"> introduction</w:t>
+      </w:r>
+      <w:r>
+        <w:rPr>
+          <w:rFonts w:asciiTheme="majorHAnsi" w:hAnsiTheme="majorHAnsi" w:cs="Calibri"/>
+          <w:sz w:val="24"/>
+          <w:szCs w:val="24"/>
+          <w:lang w:val="en-US"/>
+        </w:rPr>
+        <w:t xml:space="preserve"> given to </w:t>
+      </w:r>
+      <w:r>
+        <w:rPr>
+          <w:rFonts w:asciiTheme="majorHAnsi" w:hAnsiTheme="majorHAnsi" w:cs="Calibri"/>
+          <w:sz w:val="24"/>
+          <w:szCs w:val="24"/>
+          <w:lang w:val="en-US"/>
+        </w:rPr>
+        <w:t>the methods used throughout this thesi</w:t>
+      </w:r>
+      <w:r>
+        <w:rPr>
+          <w:rFonts w:asciiTheme="majorHAnsi" w:hAnsiTheme="majorHAnsi" w:cs="Calibri"/>
+          <w:sz w:val="24"/>
+          <w:szCs w:val="24"/>
+          <w:lang w:val="en-US"/>
+        </w:rPr>
+        <w:t>s will be provided.</w:t>
       </w:r>
       <w:r>
         <w:rPr>
@@ -7291,144 +7998,6 @@
         </w:rPr>
         <w:t xml:space="preserve"> </w:t>
       </w:r>
-      <w:r>
-        <w:rPr>
-          <w:rFonts w:asciiTheme="majorHAnsi" w:hAnsiTheme="majorHAnsi" w:cs="Calibri"/>
-          <w:sz w:val="24"/>
-          <w:szCs w:val="24"/>
-          <w:lang w:val="en-US"/>
-        </w:rPr>
-        <w:t>heterogeneous</w:t>
-      </w:r>
-      <w:r>
-        <w:rPr>
-          <w:rFonts w:asciiTheme="majorHAnsi" w:hAnsiTheme="majorHAnsi" w:cs="Calibri"/>
-          <w:sz w:val="24"/>
-          <w:szCs w:val="24"/>
-          <w:lang w:val="en-US"/>
-        </w:rPr>
-        <w:t xml:space="preserve"> treatment effects. </w:t>
-      </w:r>
-      <w:commentRangeStart w:id="5"/>
-      <w:r>
-        <w:rPr>
-          <w:rFonts w:asciiTheme="majorHAnsi" w:hAnsiTheme="majorHAnsi" w:cs="Calibri"/>
-          <w:sz w:val="24"/>
-          <w:szCs w:val="24"/>
-          <w:lang w:val="en-US"/>
-        </w:rPr>
-        <w:t xml:space="preserve">When estimating the individual treatment effects, they typically </w:t>
-      </w:r>
-      <w:r>
-        <w:rPr>
-          <w:rFonts w:asciiTheme="majorHAnsi" w:hAnsiTheme="majorHAnsi" w:cs="Calibri"/>
-          <w:sz w:val="24"/>
-          <w:szCs w:val="24"/>
-          <w:lang w:val="en-US"/>
-        </w:rPr>
-        <w:t>target the conditional average treatment effect (C</w:t>
-      </w:r>
-      <w:r>
-        <w:rPr>
-          <w:rFonts w:asciiTheme="majorHAnsi" w:hAnsiTheme="majorHAnsi" w:cs="Calibri"/>
-          <w:sz w:val="24"/>
-          <w:szCs w:val="24"/>
-          <w:lang w:val="en-US"/>
-        </w:rPr>
-        <w:t>ATE</w:t>
-      </w:r>
-      <w:r>
-        <w:rPr>
-          <w:rFonts w:asciiTheme="majorHAnsi" w:hAnsiTheme="majorHAnsi" w:cs="Calibri"/>
-          <w:sz w:val="24"/>
-          <w:szCs w:val="24"/>
-          <w:lang w:val="en-US"/>
-        </w:rPr>
-        <w:t xml:space="preserve">). </w:t>
-      </w:r>
-      <w:commentRangeEnd w:id="5"/>
-      <w:r>
-        <w:rPr>
-          <w:rStyle w:val="Kommentarzeichen"/>
-          <w:rFonts w:asciiTheme="majorHAnsi" w:hAnsiTheme="majorHAnsi" w:cs="Calibri"/>
-          <w:sz w:val="24"/>
-          <w:szCs w:val="24"/>
-          <w:lang w:val="en-US"/>
-        </w:rPr>
-        <w:commentReference w:id="5"/>
-      </w:r>
-      <w:r>
-        <w:rPr>
-          <w:rFonts w:asciiTheme="majorHAnsi" w:hAnsiTheme="majorHAnsi" w:cs="Calibri"/>
-          <w:sz w:val="24"/>
-          <w:szCs w:val="24"/>
-          <w:lang w:val="en-US"/>
-        </w:rPr>
-        <w:t>In this chapter</w:t>
-      </w:r>
-      <w:r>
-        <w:rPr>
-          <w:rFonts w:asciiTheme="majorHAnsi" w:hAnsiTheme="majorHAnsi" w:cs="Calibri"/>
-          <w:sz w:val="24"/>
-          <w:szCs w:val="24"/>
-          <w:lang w:val="en-US"/>
-        </w:rPr>
-        <w:t>,</w:t>
-      </w:r>
-      <w:r>
-        <w:rPr>
-          <w:rFonts w:asciiTheme="majorHAnsi" w:hAnsiTheme="majorHAnsi" w:cs="Calibri"/>
-          <w:sz w:val="24"/>
-          <w:szCs w:val="24"/>
-          <w:lang w:val="en-US"/>
-        </w:rPr>
-        <w:t xml:space="preserve"> a short</w:t>
-      </w:r>
-      <w:r>
-        <w:rPr>
-          <w:rFonts w:asciiTheme="majorHAnsi" w:hAnsiTheme="majorHAnsi" w:cs="Calibri"/>
-          <w:sz w:val="24"/>
-          <w:szCs w:val="24"/>
-          <w:lang w:val="en-US"/>
-        </w:rPr>
-        <w:t xml:space="preserve"> introduction</w:t>
-      </w:r>
-      <w:r>
-        <w:rPr>
-          <w:rFonts w:asciiTheme="majorHAnsi" w:hAnsiTheme="majorHAnsi" w:cs="Calibri"/>
-          <w:sz w:val="24"/>
-          <w:szCs w:val="24"/>
-          <w:lang w:val="en-US"/>
-        </w:rPr>
-        <w:t xml:space="preserve"> given to </w:t>
-      </w:r>
-      <w:r>
-        <w:rPr>
-          <w:rFonts w:asciiTheme="majorHAnsi" w:hAnsiTheme="majorHAnsi" w:cs="Calibri"/>
-          <w:sz w:val="24"/>
-          <w:szCs w:val="24"/>
-          <w:lang w:val="en-US"/>
-        </w:rPr>
-        <w:t>the methods used throughout this thesi</w:t>
-      </w:r>
-      <w:r>
-        <w:rPr>
-          <w:rFonts w:asciiTheme="majorHAnsi" w:hAnsiTheme="majorHAnsi" w:cs="Calibri"/>
-          <w:sz w:val="24"/>
-          <w:szCs w:val="24"/>
-          <w:lang w:val="en-US"/>
-        </w:rPr>
-        <w:t>s will be provided.</w:t>
-      </w:r>
-      <w:r>
-        <w:rPr>
-          <w:rFonts w:asciiTheme="majorHAnsi" w:hAnsiTheme="majorHAnsi" w:cs="Calibri"/>
-          <w:sz w:val="24"/>
-          <w:szCs w:val="24"/>
-          <w:lang w:val="en-US"/>
-        </w:rPr>
-        <w:t xml:space="preserve"> </w:t>
-      </w:r>
     </w:p>
     <w:p>
       <w:pPr>
@@ -7448,7 +8017,17 @@
           <w:szCs w:val="24"/>
           <w:lang w:val="en-US"/>
         </w:rPr>
-        <w:t>An important distinction is to be made from predictive machine learning models. Predictive models aim to for the prediction of the outcome, meaning a good model should be able to predict the outcome of a new observations well. To ensure that the model does not only learn the relationship in the data it is trained on, but is able to generalize well to unseen data, to evaluate predictive models, data is typically split into training and test data. The model is fit on the test data and tested on the training data.</w:t>
+        <w:t xml:space="preserve">An important distinction is to be made from predictive machine learning models. Predictive models aim to for the prediction of the outcome, meaning a good model should be able to predict the outcome of a new observations well. To ensure that </w:t>
+      </w:r>
+      <w:r>
+        <w:rPr>
+          <w:rFonts w:asciiTheme="majorHAnsi" w:hAnsiTheme="majorHAnsi" w:cs="Calibri"/>
+          <w:sz w:val="24"/>
+          <w:szCs w:val="24"/>
+          <w:lang w:val="en-US"/>
+        </w:rPr>
+        <w:lastRenderedPageBreak/>
+        <w:t>the model does not only learn the relationship in the data it is trained on, but is able to generalize well to unseen data, to evaluate predictive models, data is typically split into training and test data. The model is fit on the test data and tested on the training data.</w:t>
       </w:r>
     </w:p>
     <w:p>
@@ -7469,7 +8048,6 @@
           <w:szCs w:val="24"/>
           <w:lang w:val="en-US"/>
         </w:rPr>
-        <w:lastRenderedPageBreak/>
         <w:t>In contrast, in causal inference the goal is to estimate a parameter of the model, the treatment effect. Therefore, the model should have access to the information of all the data and fitting and estimation are typically done on the same datset.</w:t>
       </w:r>
     </w:p>
@@ -8027,6 +8605,7 @@
           <w:szCs w:val="24"/>
           <w:lang w:val="en-US"/>
         </w:rPr>
+        <w:lastRenderedPageBreak/>
         <w:t>\begin{equation}</w:t>
       </w:r>
       <w:r>
@@ -8080,7 +8659,6 @@
           <w:szCs w:val="24"/>
           <w:lang w:val="en-US"/>
         </w:rPr>
-        <w:lastRenderedPageBreak/>
         <w:t xml:space="preserve">The T-Learner (two learners) fits two models </w:t>
       </w:r>
       <w:r>
@@ -9040,7 +9618,17 @@
           <w:szCs w:val="24"/>
           <w:lang w:val="en-US"/>
         </w:rPr>
-        <w:t xml:space="preserve">In high-dimensional settings, the inclusion of all covariates can lead to low bias, at the price of higher variance. Therefore, regularization is used to only include covariates in the model that have strong predictive power, for example by </w:t>
+        <w:t xml:space="preserve">In high-dimensional settings, the inclusion of </w:t>
+      </w:r>
+      <w:r>
+        <w:rPr>
+          <w:rFonts w:asciiTheme="majorHAnsi" w:hAnsiTheme="majorHAnsi" w:cs="Calibri"/>
+          <w:sz w:val="24"/>
+          <w:szCs w:val="24"/>
+          <w:lang w:val="en-US"/>
+        </w:rPr>
+        <w:lastRenderedPageBreak/>
+        <w:t xml:space="preserve">all covariates can lead to low bias, at the price of higher variance. Therefore, regularization is used to only include covariates in the model that have strong predictive power, for example by </w:t>
       </w:r>
       <w:r>
         <w:rPr>
@@ -9079,7 +9667,6 @@
           <w:szCs w:val="24"/>
           <w:lang w:val="en-US"/>
         </w:rPr>
-        <w:lastRenderedPageBreak/>
         <w:t xml:space="preserve">Since </w:t>
       </w:r>
       <w:r>
@@ -9857,7 +10444,17 @@
           <w:szCs w:val="24"/>
           <w:lang w:val="en-US"/>
         </w:rPr>
-        <w:t xml:space="preserve">, which is done by exchanging the numerator 1 in formula X to the marginal treatment probability, which is just the proportion of treated units in the whole sample </w:t>
+        <w:t xml:space="preserve">, which is done by exchanging the numerator 1 in formula X to </w:t>
+      </w:r>
+      <w:r>
+        <w:rPr>
+          <w:rFonts w:asciiTheme="majorHAnsi" w:hAnsiTheme="majorHAnsi" w:cs="Calibri"/>
+          <w:sz w:val="24"/>
+          <w:szCs w:val="24"/>
+          <w:lang w:val="en-US"/>
+        </w:rPr>
+        <w:lastRenderedPageBreak/>
+        <w:t xml:space="preserve">the marginal treatment probability, which is just the proportion of treated units in the whole sample </w:t>
       </w:r>
       <w:commentRangeStart w:id="8"/>
       <w:r>
@@ -9911,7 +10508,6 @@
           <w:szCs w:val="24"/>
           <w:lang w:val="en-US"/>
         </w:rPr>
-        <w:lastRenderedPageBreak/>
         <w:t xml:space="preserve">With this </w:t>
       </w:r>
       <w:r>
@@ -10509,6 +11105,7 @@
           <w:szCs w:val="24"/>
           <w:lang w:val="en-US"/>
         </w:rPr>
+        <w:lastRenderedPageBreak/>
         <w:t xml:space="preserve">Causal forests produce asymptotically unbiased and normal estimates. </w:t>
       </w:r>
     </w:p>
@@ -10538,7 +11135,6 @@
           <w:szCs w:val="24"/>
           <w:lang w:val="en-US"/>
         </w:rPr>
-        <w:lastRenderedPageBreak/>
         <w:t>To avoid overfitting, Athey &amp; Imbens introduced honest trees. The data is split into two parts, one is used for building the trees (determining the splitting rules), the other is used to estimate the leaf values.</w:t>
       </w:r>
     </w:p>
@@ -11468,6 +12064,7 @@
           <w:szCs w:val="24"/>
           <w:lang w:val="en-US"/>
         </w:rPr>
+        <w:lastRenderedPageBreak/>
         <w:t xml:space="preserve">The sum-of-trees model from X does then look like this: </w:t>
       </w:r>
       <w:r>
@@ -11705,7 +12302,63 @@
           <w:szCs w:val="24"/>
           <w:lang w:val="en-US"/>
         </w:rPr>
-        <w:t>compare different BART Meta-Learners and variations regarding their performance at estimating treatment effects. The comparison is between the BART variants as well as to two other commonly used causal inference models.</w:t>
+        <w:t xml:space="preserve">compare different BART Meta-Learners and variations regarding their performance at estimating treatment effects. </w:t>
+      </w:r>
+      <w:r>
+        <w:rPr>
+          <w:rFonts w:asciiTheme="majorHAnsi" w:hAnsiTheme="majorHAnsi" w:cs="Calibri"/>
+          <w:sz w:val="24"/>
+          <w:szCs w:val="24"/>
+          <w:lang w:val="en-US"/>
+        </w:rPr>
+        <w:t>This comparison should be done between different BART models/implementations/learners to see whether their different implementation leads to different results or if some c</w:t>
+      </w:r>
+      <w:r>
+        <w:rPr>
+          <w:rFonts w:asciiTheme="majorHAnsi" w:hAnsiTheme="majorHAnsi" w:cs="Calibri"/>
+          <w:sz w:val="24"/>
+          <w:szCs w:val="24"/>
+          <w:lang w:val="en-US"/>
+        </w:rPr>
+        <w:t>a</w:t>
+      </w:r>
+      <w:r>
+        <w:rPr>
+          <w:rFonts w:asciiTheme="majorHAnsi" w:hAnsiTheme="majorHAnsi" w:cs="Calibri"/>
+          <w:sz w:val="24"/>
+          <w:szCs w:val="24"/>
+          <w:lang w:val="en-US"/>
+        </w:rPr>
+        <w:t xml:space="preserve">n be superior than others under certain circumstances. </w:t>
+      </w:r>
+      <w:r>
+        <w:rPr>
+          <w:rFonts w:asciiTheme="majorHAnsi" w:hAnsiTheme="majorHAnsi" w:cs="Calibri"/>
+          <w:sz w:val="24"/>
+          <w:szCs w:val="24"/>
+          <w:lang w:val="en-US"/>
+        </w:rPr>
+        <w:t>To evaluate the general performance of BART, the BART models are also compared to other ommonly used/established/state-of-the-art (? Are they state of the art, what does that even mean?) causal methods.</w:t>
+      </w:r>
+    </w:p>
+    <w:p>
+      <w:pPr>
+        <w:pStyle w:val="Listenabsatz"/>
+        <w:rPr>
+          <w:rFonts w:asciiTheme="majorHAnsi" w:hAnsiTheme="majorHAnsi" w:cs="Calibri"/>
+          <w:sz w:val="24"/>
+          <w:szCs w:val="24"/>
+          <w:lang w:val="en-US"/>
+        </w:rPr>
+      </w:pPr>
+      <w:r>
+        <w:rPr>
+          <w:rFonts w:asciiTheme="majorHAnsi" w:hAnsiTheme="majorHAnsi" w:cs="Calibri"/>
+          <w:sz w:val="24"/>
+          <w:szCs w:val="24"/>
+          <w:lang w:val="en-US"/>
+        </w:rPr>
+        <w:t>The comparison is between the BART variants as well as to two other commonly used causal inference models.</w:t>
       </w:r>
     </w:p>
     <w:p>
@@ -12501,6 +13154,7 @@
           <w:szCs w:val="24"/>
           <w:lang w:val="en-US"/>
         </w:rPr>
+        <w:lastRenderedPageBreak/>
         <w:t xml:space="preserve">Since 2016, a competition has been held at </w:t>
       </w:r>
       <w:r>
@@ -13378,6 +14032,7 @@
           <w:szCs w:val="24"/>
           <w:lang w:val="en-US"/>
         </w:rPr>
+        <w:lastRenderedPageBreak/>
         <w:t>For the BART S-Learner and the two PS-BART</w:t>
       </w:r>
       <w:r>
@@ -13660,17 +14315,7 @@
           <w:szCs w:val="24"/>
           <w:lang w:val="en-US"/>
         </w:rPr>
-        <w:t xml:space="preserve"> (number of </w:t>
-      </w:r>
-      <w:r>
-        <w:rPr>
-          <w:rFonts w:asciiTheme="majorHAnsi" w:hAnsiTheme="majorHAnsi" w:cs="Calibri"/>
-          <w:sz w:val="24"/>
-          <w:szCs w:val="24"/>
-          <w:lang w:val="en-US"/>
-        </w:rPr>
-        <w:lastRenderedPageBreak/>
-        <w:t>trees)</w:t>
+        <w:t xml:space="preserve"> (number of trees)</w:t>
       </w:r>
       <w:r>
         <w:rPr>
@@ -14091,6 +14736,7 @@
           <w:szCs w:val="24"/>
           <w:lang w:val="en-US"/>
         </w:rPr>
+        <w:lastRenderedPageBreak/>
         <w:t>sample.fraction = 0.5,</w:t>
       </w:r>
     </w:p>
@@ -14280,6 +14926,37 @@
           <w:lang w:val="en-US"/>
         </w:rPr>
       </w:pPr>
+      <w:r>
+        <w:rPr>
+          <w:rFonts w:asciiTheme="majorHAnsi" w:hAnsiTheme="majorHAnsi" w:cs="Calibri"/>
+          <w:sz w:val="24"/>
+          <w:szCs w:val="24"/>
+          <w:lang w:val="en-US"/>
+        </w:rPr>
+        <w:t>mtry is dynamically set, depending on the number of observations in the dataset.</w:t>
+      </w:r>
+    </w:p>
+    <w:p>
+      <w:pPr>
+        <w:pStyle w:val="Listenabsatz"/>
+        <w:rPr>
+          <w:rFonts w:asciiTheme="majorHAnsi" w:hAnsiTheme="majorHAnsi" w:cs="Calibri"/>
+          <w:sz w:val="24"/>
+          <w:szCs w:val="24"/>
+          <w:lang w:val="en-US"/>
+        </w:rPr>
+      </w:pPr>
+    </w:p>
+    <w:p>
+      <w:pPr>
+        <w:pStyle w:val="Listenabsatz"/>
+        <w:rPr>
+          <w:rFonts w:asciiTheme="majorHAnsi" w:hAnsiTheme="majorHAnsi" w:cs="Calibri"/>
+          <w:sz w:val="24"/>
+          <w:szCs w:val="24"/>
+          <w:lang w:val="en-US"/>
+        </w:rPr>
+      </w:pPr>
     </w:p>
     <w:p>
       <w:pPr>
@@ -15311,7 +15988,17 @@
           <w:szCs w:val="24"/>
           <w:lang w:val="en-US"/>
         </w:rPr>
-        <w:t xml:space="preserve"> size, RMSE and confidence interval length are not directly comparably across DGPs. When outcome variability or the true ATE is large, DGP</w:t>
+        <w:t xml:space="preserve"> size, RMSE and confidence interval length are not directly comparably across DGPs. When </w:t>
+      </w:r>
+      <w:r>
+        <w:rPr>
+          <w:rFonts w:asciiTheme="majorHAnsi" w:hAnsiTheme="majorHAnsi" w:cs="Calibri"/>
+          <w:sz w:val="24"/>
+          <w:szCs w:val="24"/>
+          <w:lang w:val="en-US"/>
+        </w:rPr>
+        <w:lastRenderedPageBreak/>
+        <w:t>outcome variability or the true ATE is large, DGP</w:t>
       </w:r>
       <w:r>
         <w:rPr>
@@ -15679,7 +16366,10 @@
           <w:lang w:val="en-US"/>
         </w:rPr>
       </w:pPr>
-      <w:r>
+    </w:p>
+    <w:p>
+      <w:pPr>
+        <w:pStyle w:val="Listenabsatz"/>
         <w:rPr>
           <w:rFonts w:asciiTheme="majorHAnsi" w:hAnsiTheme="majorHAnsi" w:cs="Calibri"/>
           <w:b/>
@@ -15689,8 +16379,7 @@
           <w:u w:val="single"/>
           <w:lang w:val="en-US"/>
         </w:rPr>
-        <w:t>For the sake of computational capacity, only a few</w:t>
-      </w:r>
+      </w:pPr>
     </w:p>
     <w:p>
       <w:pPr>
@@ -16245,7 +16934,6 @@
           <w:szCs w:val="24"/>
           <w:lang w:val="en-US"/>
         </w:rPr>
-        <w:lastRenderedPageBreak/>
         <w:t>RMSE/Normalized RMSE:</w:t>
       </w:r>
     </w:p>
@@ -16497,95 +17185,6 @@
           <w:lang w:val="en-US"/>
         </w:rPr>
       </w:pPr>
-      <w:r>
-        <w:rPr>
-          <w:rFonts w:asciiTheme="majorHAnsi" w:hAnsiTheme="majorHAnsi" w:cs="Calibri"/>
-          <w:sz w:val="24"/>
-          <w:szCs w:val="24"/>
-          <w:lang w:val="en-US"/>
-        </w:rPr>
-        <w:t>BART models:</w:t>
-      </w:r>
-      <w:r>
-        <w:rPr>
-          <w:rFonts w:asciiTheme="majorHAnsi" w:hAnsiTheme="majorHAnsi" w:cs="Calibri"/>
-          <w:sz w:val="24"/>
-          <w:szCs w:val="24"/>
-          <w:lang w:val="en-US"/>
-        </w:rPr>
-        <w:tab/>
-      </w:r>
-    </w:p>
-    <w:p>
-      <w:pPr>
-        <w:pStyle w:val="Listenabsatz"/>
-        <w:tabs>
-          <w:tab w:val="left" w:pos="3135"/>
-        </w:tabs>
-        <w:rPr>
-          <w:rFonts w:asciiTheme="majorHAnsi" w:hAnsiTheme="majorHAnsi" w:cs="Calibri"/>
-          <w:sz w:val="24"/>
-          <w:szCs w:val="24"/>
-          <w:lang w:val="en-US"/>
-        </w:rPr>
-      </w:pPr>
-    </w:p>
-    <w:p>
-      <w:pPr>
-        <w:pStyle w:val="Listenabsatz"/>
-        <w:tabs>
-          <w:tab w:val="left" w:pos="3135"/>
-        </w:tabs>
-        <w:rPr>
-          <w:rFonts w:asciiTheme="majorHAnsi" w:hAnsiTheme="majorHAnsi" w:cs="Calibri"/>
-          <w:sz w:val="24"/>
-          <w:szCs w:val="24"/>
-          <w:lang w:val="en-US"/>
-        </w:rPr>
-      </w:pPr>
-      <w:r>
-        <w:rPr>
-          <w:rFonts w:asciiTheme="majorHAnsi" w:hAnsiTheme="majorHAnsi" w:cs="Calibri"/>
-          <w:sz w:val="24"/>
-          <w:szCs w:val="24"/>
-          <w:lang w:val="en-US"/>
-        </w:rPr>
-        <w:t>S- vs T-Learner:</w:t>
-      </w:r>
-    </w:p>
-    <w:p>
-      <w:pPr>
-        <w:pStyle w:val="Listenabsatz"/>
-        <w:tabs>
-          <w:tab w:val="left" w:pos="3135"/>
-        </w:tabs>
-        <w:rPr>
-          <w:rFonts w:asciiTheme="majorHAnsi" w:hAnsiTheme="majorHAnsi" w:cs="Calibri"/>
-          <w:sz w:val="24"/>
-          <w:szCs w:val="24"/>
-          <w:lang w:val="en-US"/>
-        </w:rPr>
-      </w:pPr>
-      <w:r>
-        <w:rPr>
-          <w:rFonts w:asciiTheme="majorHAnsi" w:hAnsiTheme="majorHAnsi" w:cs="Calibri"/>
-          <w:sz w:val="24"/>
-          <w:szCs w:val="24"/>
-          <w:lang w:val="en-US"/>
-        </w:rPr>
-        <w:t>The S-Learner outperforms the T-Learner in 12 cases, while the T-Learner is better in 4 cases. Whenever the T-Learner is better, the difference is however not very big</w:t>
-      </w:r>
-    </w:p>
-    <w:p>
-      <w:pPr>
-        <w:pStyle w:val="Listenabsatz"/>
-        <w:rPr>
-          <w:rFonts w:asciiTheme="majorHAnsi" w:hAnsiTheme="majorHAnsi" w:cs="Calibri"/>
-          <w:sz w:val="24"/>
-          <w:szCs w:val="24"/>
-          <w:lang w:val="en-US"/>
-        </w:rPr>
-      </w:pPr>
     </w:p>
     <w:p>
       <w:pPr>
@@ -17043,7 +17642,6 @@
           <w:szCs w:val="24"/>
           <w:lang w:val="en-US"/>
         </w:rPr>
-        <w:lastRenderedPageBreak/>
         <w:t>Two</w:t>
       </w:r>
       <w:r>
@@ -17062,61 +17660,17 @@
           <w:szCs w:val="24"/>
           <w:lang w:val="en-US"/>
         </w:rPr>
-        <w:t>has a coverage of _ and the S-Learner even of _. At DGP  39. the coverage rate is lowest for all S-Learners, with the S-Learner at _, PS-GLM at _ and PS-BART at _.</w:t>
-      </w:r>
-    </w:p>
-    <w:p>
-      <w:pPr>
-        <w:pStyle w:val="Listenabsatz"/>
-        <w:rPr>
-          <w:rFonts w:asciiTheme="majorHAnsi" w:hAnsiTheme="majorHAnsi" w:cs="Calibri"/>
-          <w:sz w:val="24"/>
-          <w:szCs w:val="24"/>
-          <w:lang w:val="en-US"/>
-        </w:rPr>
-      </w:pPr>
-    </w:p>
-    <w:p>
-      <w:pPr>
-        <w:pStyle w:val="Listenabsatz"/>
-        <w:rPr>
-          <w:rFonts w:asciiTheme="majorHAnsi" w:hAnsiTheme="majorHAnsi" w:cs="Calibri"/>
-          <w:sz w:val="24"/>
-          <w:szCs w:val="24"/>
-          <w:lang w:val="en-US"/>
-        </w:rPr>
-      </w:pPr>
-    </w:p>
-    <w:p>
-      <w:pPr>
-        <w:pStyle w:val="Listenabsatz"/>
-        <w:rPr>
-          <w:rFonts w:asciiTheme="majorHAnsi" w:hAnsiTheme="majorHAnsi" w:cs="Calibri"/>
-          <w:sz w:val="24"/>
-          <w:szCs w:val="24"/>
-          <w:lang w:val="en-US"/>
-        </w:rPr>
-      </w:pPr>
-      <w:r>
-        <w:rPr>
-          <w:rFonts w:asciiTheme="majorHAnsi" w:hAnsiTheme="majorHAnsi" w:cs="Calibri"/>
-          <w:sz w:val="24"/>
-          <w:szCs w:val="24"/>
-          <w:lang w:val="en-US"/>
-        </w:rPr>
-        <w:t xml:space="preserve">In DGP30, there is a bigger difference between PS-BART (BART) and the other two models. Since this is a DGP, where IPTW + Regression has the extremely high RMSE of __, the assumption can be made that this DGP has a very complex non-linear treatment assignment mechanism, which linear PS estimation models failed to capture and the flexible BART Ps estimation managed to capture best.  </w:t>
-      </w:r>
-    </w:p>
-    <w:p>
-      <w:pPr>
-        <w:pStyle w:val="Listenabsatz"/>
-        <w:rPr>
-          <w:rFonts w:asciiTheme="majorHAnsi" w:hAnsiTheme="majorHAnsi" w:cs="Calibri"/>
-          <w:sz w:val="24"/>
-          <w:szCs w:val="24"/>
-          <w:lang w:val="en-US"/>
-        </w:rPr>
-      </w:pPr>
+        <w:t>has a coverage of _ and the S-Learner even of _. At DGP 39. the coverage rate is lowest for all S-Learners, with the S-Learner at _, PS-GLM at _ and PS-BART at _.</w:t>
+      </w:r>
+      <w:r>
+        <w:rPr>
+          <w:rFonts w:asciiTheme="majorHAnsi" w:hAnsiTheme="majorHAnsi" w:cs="Calibri"/>
+          <w:sz w:val="24"/>
+          <w:szCs w:val="24"/>
+          <w:lang w:val="en-US"/>
+        </w:rPr>
+        <w:t xml:space="preserve"> </w:t>
+      </w:r>
     </w:p>
     <w:p>
       <w:pPr>
@@ -17307,6 +17861,490 @@
           <w:szCs w:val="24"/>
           <w:lang w:val="en-US"/>
         </w:rPr>
+        <w:t>, with DGP30 being the biggest difference at X.</w:t>
+      </w:r>
+      <w:r>
+        <w:rPr>
+          <w:rFonts w:asciiTheme="majorHAnsi" w:hAnsiTheme="majorHAnsi" w:cs="Calibri"/>
+          <w:sz w:val="24"/>
+          <w:szCs w:val="24"/>
+          <w:lang w:val="en-US"/>
+        </w:rPr>
+        <w:t xml:space="preserve"> </w:t>
+      </w:r>
+      <w:r>
+        <w:rPr>
+          <w:rFonts w:asciiTheme="majorHAnsi" w:hAnsiTheme="majorHAnsi" w:cs="Calibri"/>
+          <w:sz w:val="24"/>
+          <w:szCs w:val="24"/>
+          <w:lang w:val="en-US"/>
+        </w:rPr>
+        <w:t xml:space="preserve"> </w:t>
+      </w:r>
+    </w:p>
+    <w:p>
+      <w:pPr>
+        <w:pStyle w:val="Listenabsatz"/>
+        <w:rPr>
+          <w:rFonts w:asciiTheme="majorHAnsi" w:hAnsiTheme="majorHAnsi" w:cs="Calibri"/>
+          <w:sz w:val="24"/>
+          <w:szCs w:val="24"/>
+          <w:lang w:val="en-US"/>
+        </w:rPr>
+      </w:pPr>
+      <w:r>
+        <w:rPr>
+          <w:rFonts w:asciiTheme="majorHAnsi" w:hAnsiTheme="majorHAnsi" w:cs="Calibri"/>
+          <w:sz w:val="24"/>
+          <w:szCs w:val="24"/>
+          <w:lang w:val="en-US"/>
+        </w:rPr>
+        <w:t>The T-Learner</w:t>
+      </w:r>
+      <w:r>
+        <w:rPr>
+          <w:rFonts w:asciiTheme="majorHAnsi" w:hAnsiTheme="majorHAnsi" w:cs="Calibri"/>
+          <w:sz w:val="24"/>
+          <w:szCs w:val="24"/>
+          <w:lang w:val="en-US"/>
+        </w:rPr>
+        <w:t xml:space="preserve"> outperforms all three S-Learners in </w:t>
+      </w:r>
+      <w:r>
+        <w:rPr>
+          <w:rFonts w:asciiTheme="majorHAnsi" w:hAnsiTheme="majorHAnsi" w:cs="Calibri"/>
+          <w:sz w:val="24"/>
+          <w:szCs w:val="24"/>
+          <w:lang w:val="en-US"/>
+        </w:rPr>
+        <w:t xml:space="preserve">only </w:t>
+      </w:r>
+      <w:r>
+        <w:rPr>
+          <w:rFonts w:asciiTheme="majorHAnsi" w:hAnsiTheme="majorHAnsi" w:cs="Calibri"/>
+          <w:sz w:val="24"/>
+          <w:szCs w:val="24"/>
+          <w:lang w:val="en-US"/>
+        </w:rPr>
+        <w:t>5 cases</w:t>
+      </w:r>
+      <w:r>
+        <w:rPr>
+          <w:rFonts w:asciiTheme="majorHAnsi" w:hAnsiTheme="majorHAnsi" w:cs="Calibri"/>
+          <w:sz w:val="24"/>
+          <w:szCs w:val="24"/>
+          <w:lang w:val="en-US"/>
+        </w:rPr>
+        <w:t xml:space="preserve"> (DGPs 31, 57, 59, 60, 63)</w:t>
+      </w:r>
+      <w:r>
+        <w:rPr>
+          <w:rFonts w:asciiTheme="majorHAnsi" w:hAnsiTheme="majorHAnsi" w:cs="Calibri"/>
+          <w:sz w:val="24"/>
+          <w:szCs w:val="24"/>
+          <w:lang w:val="en-US"/>
+        </w:rPr>
+        <w:t xml:space="preserve">, </w:t>
+      </w:r>
+      <w:r>
+        <w:rPr>
+          <w:rFonts w:asciiTheme="majorHAnsi" w:hAnsiTheme="majorHAnsi" w:cs="Calibri"/>
+          <w:sz w:val="24"/>
+          <w:szCs w:val="24"/>
+          <w:lang w:val="en-US"/>
+        </w:rPr>
+        <w:t xml:space="preserve">in </w:t>
+      </w:r>
+      <w:r>
+        <w:rPr>
+          <w:rFonts w:asciiTheme="majorHAnsi" w:hAnsiTheme="majorHAnsi" w:cs="Calibri"/>
+          <w:sz w:val="24"/>
+          <w:szCs w:val="24"/>
+          <w:lang w:val="en-US"/>
+        </w:rPr>
+        <w:t xml:space="preserve">four of </w:t>
+      </w:r>
+      <w:r>
+        <w:rPr>
+          <w:rFonts w:asciiTheme="majorHAnsi" w:hAnsiTheme="majorHAnsi" w:cs="Calibri"/>
+          <w:sz w:val="24"/>
+          <w:szCs w:val="24"/>
+          <w:lang w:val="en-US"/>
+        </w:rPr>
+        <w:t>them (all except 60) it</w:t>
+      </w:r>
+      <w:r>
+        <w:rPr>
+          <w:rFonts w:asciiTheme="majorHAnsi" w:hAnsiTheme="majorHAnsi" w:cs="Calibri"/>
+          <w:sz w:val="24"/>
+          <w:szCs w:val="24"/>
+          <w:lang w:val="en-US"/>
+        </w:rPr>
+        <w:t xml:space="preserve"> has the lowest bias of all DGPs</w:t>
+      </w:r>
+      <w:r>
+        <w:rPr>
+          <w:rFonts w:asciiTheme="majorHAnsi" w:hAnsiTheme="majorHAnsi" w:cs="Calibri"/>
+          <w:sz w:val="24"/>
+          <w:szCs w:val="24"/>
+          <w:lang w:val="en-US"/>
+        </w:rPr>
+        <w:t>.</w:t>
+      </w:r>
+      <w:r>
+        <w:rPr>
+          <w:rFonts w:asciiTheme="majorHAnsi" w:hAnsiTheme="majorHAnsi" w:cs="Calibri"/>
+          <w:sz w:val="24"/>
+          <w:szCs w:val="24"/>
+          <w:lang w:val="en-US"/>
+        </w:rPr>
+        <w:t xml:space="preserve"> The differences, however, are very small, with X% at DGP 57 being the biggest difference to the S-Learner, which places second.</w:t>
+      </w:r>
+      <w:r>
+        <w:rPr>
+          <w:rFonts w:asciiTheme="majorHAnsi" w:hAnsiTheme="majorHAnsi" w:cs="Calibri"/>
+          <w:sz w:val="24"/>
+          <w:szCs w:val="24"/>
+          <w:lang w:val="en-US"/>
+        </w:rPr>
+        <w:t xml:space="preserve"> </w:t>
+      </w:r>
+      <w:r>
+        <w:rPr>
+          <w:rFonts w:asciiTheme="majorHAnsi" w:hAnsiTheme="majorHAnsi" w:cs="Calibri"/>
+          <w:sz w:val="24"/>
+          <w:szCs w:val="24"/>
+          <w:lang w:val="en-US"/>
+        </w:rPr>
+        <w:t>T</w:t>
+      </w:r>
+      <w:r>
+        <w:rPr>
+          <w:rFonts w:asciiTheme="majorHAnsi" w:hAnsiTheme="majorHAnsi" w:cs="Calibri"/>
+          <w:sz w:val="24"/>
+          <w:szCs w:val="24"/>
+          <w:lang w:val="en-US"/>
+        </w:rPr>
+        <w:t>he T-Learner has a lower</w:t>
+      </w:r>
+      <w:r>
+        <w:rPr>
+          <w:rFonts w:asciiTheme="majorHAnsi" w:hAnsiTheme="majorHAnsi" w:cs="Calibri"/>
+          <w:sz w:val="24"/>
+          <w:szCs w:val="24"/>
+          <w:lang w:val="en-US"/>
+        </w:rPr>
+        <w:t xml:space="preserve"> bias</w:t>
+      </w:r>
+      <w:r>
+        <w:rPr>
+          <w:rFonts w:asciiTheme="majorHAnsi" w:hAnsiTheme="majorHAnsi" w:cs="Calibri"/>
+          <w:sz w:val="24"/>
+          <w:szCs w:val="24"/>
+          <w:lang w:val="en-US"/>
+        </w:rPr>
+        <w:t xml:space="preserve"> than the casual forest</w:t>
+      </w:r>
+      <w:r>
+        <w:rPr>
+          <w:rFonts w:asciiTheme="majorHAnsi" w:hAnsiTheme="majorHAnsi" w:cs="Calibri"/>
+          <w:sz w:val="24"/>
+          <w:szCs w:val="24"/>
+          <w:lang w:val="en-US"/>
+        </w:rPr>
+        <w:t xml:space="preserve"> in 11 DGPs</w:t>
+      </w:r>
+      <w:r>
+        <w:rPr>
+          <w:rFonts w:asciiTheme="majorHAnsi" w:hAnsiTheme="majorHAnsi" w:cs="Calibri"/>
+          <w:sz w:val="24"/>
+          <w:szCs w:val="24"/>
+          <w:lang w:val="en-US"/>
+        </w:rPr>
+        <w:t xml:space="preserve"> and a lower bias than IPTW + Regression i</w:t>
+      </w:r>
+      <w:r>
+        <w:rPr>
+          <w:rFonts w:asciiTheme="majorHAnsi" w:hAnsiTheme="majorHAnsi" w:cs="Calibri"/>
+          <w:sz w:val="24"/>
+          <w:szCs w:val="24"/>
+          <w:lang w:val="en-US"/>
+        </w:rPr>
+        <w:t>n 9 DGPs</w:t>
+      </w:r>
+      <w:r>
+        <w:rPr>
+          <w:rFonts w:asciiTheme="majorHAnsi" w:hAnsiTheme="majorHAnsi" w:cs="Calibri"/>
+          <w:sz w:val="24"/>
+          <w:szCs w:val="24"/>
+          <w:lang w:val="en-US"/>
+        </w:rPr>
+        <w:t>.</w:t>
+      </w:r>
+    </w:p>
+    <w:p>
+      <w:pPr>
+        <w:pStyle w:val="Listenabsatz"/>
+        <w:rPr>
+          <w:rFonts w:asciiTheme="majorHAnsi" w:hAnsiTheme="majorHAnsi" w:cs="Calibri"/>
+          <w:sz w:val="24"/>
+          <w:szCs w:val="24"/>
+          <w:lang w:val="en-US"/>
+        </w:rPr>
+      </w:pPr>
+      <w:r>
+        <w:rPr>
+          <w:rFonts w:asciiTheme="majorHAnsi" w:hAnsiTheme="majorHAnsi" w:cs="Calibri"/>
+          <w:sz w:val="24"/>
+          <w:szCs w:val="24"/>
+          <w:lang w:val="en-US"/>
+        </w:rPr>
+        <w:t>For 11 DGPs, t</w:t>
+      </w:r>
+      <w:r>
+        <w:rPr>
+          <w:rFonts w:asciiTheme="majorHAnsi" w:hAnsiTheme="majorHAnsi" w:cs="Calibri"/>
+          <w:sz w:val="24"/>
+          <w:szCs w:val="24"/>
+          <w:lang w:val="en-US"/>
+        </w:rPr>
+        <w:t>he T-Learner reaches a</w:t>
+      </w:r>
+      <w:r>
+        <w:rPr>
+          <w:rFonts w:asciiTheme="majorHAnsi" w:hAnsiTheme="majorHAnsi" w:cs="Calibri"/>
+          <w:sz w:val="24"/>
+          <w:szCs w:val="24"/>
+          <w:lang w:val="en-US"/>
+        </w:rPr>
+        <w:t xml:space="preserve"> coverage rate</w:t>
+      </w:r>
+      <w:r>
+        <w:rPr>
+          <w:rFonts w:asciiTheme="majorHAnsi" w:hAnsiTheme="majorHAnsi" w:cs="Calibri"/>
+          <w:sz w:val="24"/>
+          <w:szCs w:val="24"/>
+          <w:lang w:val="en-US"/>
+        </w:rPr>
+        <w:t xml:space="preserve"> of</w:t>
+      </w:r>
+      <w:r>
+        <w:rPr>
+          <w:rFonts w:asciiTheme="majorHAnsi" w:hAnsiTheme="majorHAnsi" w:cs="Calibri"/>
+          <w:sz w:val="24"/>
+          <w:szCs w:val="24"/>
+          <w:lang w:val="en-US"/>
+        </w:rPr>
+        <w:t xml:space="preserve"> above 90 %</w:t>
+      </w:r>
+      <w:r>
+        <w:rPr>
+          <w:rFonts w:asciiTheme="majorHAnsi" w:hAnsiTheme="majorHAnsi" w:cs="Calibri"/>
+          <w:sz w:val="24"/>
+          <w:szCs w:val="24"/>
+          <w:lang w:val="en-US"/>
+        </w:rPr>
+        <w:t xml:space="preserve">, for DGP 31, 32 and 57 it is even above 95%. </w:t>
+      </w:r>
+      <w:r>
+        <w:rPr>
+          <w:rFonts w:asciiTheme="majorHAnsi" w:hAnsiTheme="majorHAnsi" w:cs="Calibri"/>
+          <w:sz w:val="24"/>
+          <w:szCs w:val="24"/>
+          <w:lang w:val="en-US"/>
+        </w:rPr>
+        <w:t xml:space="preserve">When comparing the coverage rates to those of the S-Learners, they seem to follow the same pattern as the bias. For DGPs, where there weren’t big differences between T-Learners and S-Learners, coverage rates are also similar. </w:t>
+      </w:r>
+      <w:r>
+        <w:rPr>
+          <w:rFonts w:asciiTheme="majorHAnsi" w:hAnsiTheme="majorHAnsi" w:cs="Calibri"/>
+          <w:sz w:val="24"/>
+          <w:szCs w:val="24"/>
+          <w:lang w:val="en-US"/>
+        </w:rPr>
+        <w:t xml:space="preserve">The coverage is much lower than those of the S-Learners at DGPs 30 (60%), 37 (88%), 38 (85%) and 40 (73%), all DGPs where noticeable differences in bias were present. Additionally, the coverage at DGP 39 is also low at 83%, however all S-Learners have a similar or even lower coverage here. </w:t>
+      </w:r>
+      <w:r>
+        <w:rPr>
+          <w:rFonts w:asciiTheme="majorHAnsi" w:hAnsiTheme="majorHAnsi" w:cs="Calibri"/>
+          <w:sz w:val="24"/>
+          <w:szCs w:val="24"/>
+          <w:lang w:val="en-US"/>
+        </w:rPr>
+        <w:t xml:space="preserve">The CI length </w:t>
+      </w:r>
+      <w:r>
+        <w:rPr>
+          <w:rFonts w:asciiTheme="majorHAnsi" w:hAnsiTheme="majorHAnsi" w:cs="Calibri"/>
+          <w:sz w:val="24"/>
+          <w:szCs w:val="24"/>
+          <w:lang w:val="en-US"/>
+        </w:rPr>
+        <w:t xml:space="preserve">of the T-Learner does not deviate much from those </w:t>
+      </w:r>
+      <w:r>
+        <w:rPr>
+          <w:rFonts w:asciiTheme="majorHAnsi" w:hAnsiTheme="majorHAnsi" w:cs="Calibri"/>
+          <w:sz w:val="24"/>
+          <w:szCs w:val="24"/>
+          <w:lang w:val="en-US"/>
+        </w:rPr>
+        <w:t xml:space="preserve">of the S-Learners. </w:t>
+      </w:r>
+    </w:p>
+    <w:p>
+      <w:pPr>
+        <w:rPr>
+          <w:rFonts w:asciiTheme="majorHAnsi" w:hAnsiTheme="majorHAnsi" w:cs="Calibri"/>
+          <w:sz w:val="24"/>
+          <w:szCs w:val="24"/>
+          <w:lang w:val="en-US"/>
+        </w:rPr>
+      </w:pPr>
+    </w:p>
+    <w:p>
+      <w:pPr>
+        <w:pStyle w:val="Listenabsatz"/>
+        <w:rPr>
+          <w:rFonts w:asciiTheme="majorHAnsi" w:hAnsiTheme="majorHAnsi" w:cs="Calibri"/>
+          <w:b/>
+          <w:bCs/>
+          <w:sz w:val="24"/>
+          <w:szCs w:val="24"/>
+          <w:u w:val="single"/>
+          <w:lang w:val="en-US"/>
+        </w:rPr>
+      </w:pPr>
+      <w:r>
+        <w:rPr>
+          <w:rFonts w:asciiTheme="majorHAnsi" w:hAnsiTheme="majorHAnsi" w:cs="Calibri"/>
+          <w:b/>
+          <w:bCs/>
+          <w:sz w:val="24"/>
+          <w:szCs w:val="24"/>
+          <w:u w:val="single"/>
+          <w:lang w:val="en-US"/>
+        </w:rPr>
+        <w:t>Causal forest:</w:t>
+      </w:r>
+    </w:p>
+    <w:p>
+      <w:pPr>
+        <w:pStyle w:val="Listenabsatz"/>
+        <w:rPr>
+          <w:rFonts w:asciiTheme="majorHAnsi" w:hAnsiTheme="majorHAnsi" w:cs="Calibri"/>
+          <w:sz w:val="24"/>
+          <w:szCs w:val="24"/>
+          <w:lang w:val="en-US"/>
+        </w:rPr>
+      </w:pPr>
+      <w:r>
+        <w:rPr>
+          <w:rFonts w:asciiTheme="majorHAnsi" w:hAnsiTheme="majorHAnsi" w:cs="Calibri"/>
+          <w:sz w:val="24"/>
+          <w:szCs w:val="24"/>
+          <w:lang w:val="en-US"/>
+        </w:rPr>
+        <w:t>Regarding the bias, t</w:t>
+      </w:r>
+      <w:r>
+        <w:rPr>
+          <w:rFonts w:asciiTheme="majorHAnsi" w:hAnsiTheme="majorHAnsi" w:cs="Calibri"/>
+          <w:sz w:val="24"/>
+          <w:szCs w:val="24"/>
+          <w:lang w:val="en-US"/>
+        </w:rPr>
+        <w:t xml:space="preserve">he causal forest places last </w:t>
+      </w:r>
+      <w:r>
+        <w:rPr>
+          <w:rFonts w:asciiTheme="majorHAnsi" w:hAnsiTheme="majorHAnsi" w:cs="Calibri"/>
+          <w:sz w:val="24"/>
+          <w:szCs w:val="24"/>
+          <w:lang w:val="en-US"/>
+        </w:rPr>
+        <w:t xml:space="preserve">in half </w:t>
+      </w:r>
+      <w:r>
+        <w:rPr>
+          <w:rFonts w:asciiTheme="majorHAnsi" w:hAnsiTheme="majorHAnsi" w:cs="Calibri"/>
+          <w:sz w:val="24"/>
+          <w:szCs w:val="24"/>
+          <w:lang w:val="en-US"/>
+        </w:rPr>
+        <w:t xml:space="preserve">of all </w:t>
+      </w:r>
+      <w:r>
+        <w:rPr>
+          <w:rFonts w:asciiTheme="majorHAnsi" w:hAnsiTheme="majorHAnsi" w:cs="Calibri"/>
+          <w:sz w:val="24"/>
+          <w:szCs w:val="24"/>
+          <w:lang w:val="en-US"/>
+        </w:rPr>
+        <w:t>DGPs</w:t>
+      </w:r>
+      <w:r>
+        <w:rPr>
+          <w:rFonts w:asciiTheme="majorHAnsi" w:hAnsiTheme="majorHAnsi" w:cs="Calibri"/>
+          <w:sz w:val="24"/>
+          <w:szCs w:val="24"/>
+          <w:lang w:val="en-US"/>
+        </w:rPr>
+        <w:t xml:space="preserve"> (</w:t>
+      </w:r>
+      <w:r>
+        <w:rPr>
+          <w:rFonts w:asciiTheme="majorHAnsi" w:hAnsiTheme="majorHAnsi" w:cs="Calibri"/>
+          <w:sz w:val="24"/>
+          <w:szCs w:val="24"/>
+          <w:lang w:val="en-US"/>
+        </w:rPr>
+        <w:t>8</w:t>
+      </w:r>
+      <w:r>
+        <w:rPr>
+          <w:rFonts w:asciiTheme="majorHAnsi" w:hAnsiTheme="majorHAnsi" w:cs="Calibri"/>
+          <w:sz w:val="24"/>
+          <w:szCs w:val="24"/>
+          <w:lang w:val="en-US"/>
+        </w:rPr>
+        <w:t xml:space="preserve"> times of cases)</w:t>
+      </w:r>
+      <w:r>
+        <w:rPr>
+          <w:rFonts w:asciiTheme="majorHAnsi" w:hAnsiTheme="majorHAnsi" w:cs="Calibri"/>
+          <w:sz w:val="24"/>
+          <w:szCs w:val="24"/>
+          <w:lang w:val="en-US"/>
+        </w:rPr>
+        <w:t>, 5th in 2 cases and 4</w:t>
+      </w:r>
+      <w:r>
+        <w:rPr>
+          <w:rFonts w:asciiTheme="majorHAnsi" w:hAnsiTheme="majorHAnsi" w:cs="Calibri"/>
+          <w:sz w:val="24"/>
+          <w:szCs w:val="24"/>
+          <w:vertAlign w:val="superscript"/>
+          <w:lang w:val="en-US"/>
+        </w:rPr>
+        <w:t>th</w:t>
+      </w:r>
+      <w:r>
+        <w:rPr>
+          <w:rFonts w:asciiTheme="majorHAnsi" w:hAnsiTheme="majorHAnsi" w:cs="Calibri"/>
+          <w:sz w:val="24"/>
+          <w:szCs w:val="24"/>
+          <w:lang w:val="en-US"/>
+        </w:rPr>
+        <w:t xml:space="preserve"> in 3 cases</w:t>
+      </w:r>
+      <w:r>
+        <w:rPr>
+          <w:rFonts w:asciiTheme="majorHAnsi" w:hAnsiTheme="majorHAnsi" w:cs="Calibri"/>
+          <w:sz w:val="24"/>
+          <w:szCs w:val="24"/>
+          <w:lang w:val="en-US"/>
+        </w:rPr>
         <w:t xml:space="preserve">. </w:t>
       </w:r>
       <w:r>
@@ -17316,6 +18354,69 @@
           <w:szCs w:val="24"/>
           <w:lang w:val="en-US"/>
         </w:rPr>
+        <w:t>In some cases (such as DGPs 29, 32, 60), the</w:t>
+      </w:r>
+      <w:r>
+        <w:rPr>
+          <w:rFonts w:asciiTheme="majorHAnsi" w:hAnsiTheme="majorHAnsi" w:cs="Calibri"/>
+          <w:sz w:val="24"/>
+          <w:szCs w:val="24"/>
+          <w:lang w:val="en-US"/>
+        </w:rPr>
+        <w:t>re is not a big</w:t>
+      </w:r>
+      <w:r>
+        <w:rPr>
+          <w:rFonts w:asciiTheme="majorHAnsi" w:hAnsiTheme="majorHAnsi" w:cs="Calibri"/>
+          <w:sz w:val="24"/>
+          <w:szCs w:val="24"/>
+          <w:lang w:val="en-US"/>
+        </w:rPr>
+        <w:t xml:space="preserve"> difference to the model with the lowest bias model </w:t>
+      </w:r>
+      <w:r>
+        <w:rPr>
+          <w:rFonts w:asciiTheme="majorHAnsi" w:hAnsiTheme="majorHAnsi" w:cs="Calibri"/>
+          <w:sz w:val="24"/>
+          <w:szCs w:val="24"/>
+          <w:lang w:val="en-US"/>
+        </w:rPr>
+        <w:t>(</w:t>
+      </w:r>
+      <w:r>
+        <w:rPr>
+          <w:rFonts w:asciiTheme="majorHAnsi" w:hAnsiTheme="majorHAnsi" w:cs="Calibri"/>
+          <w:sz w:val="24"/>
+          <w:szCs w:val="24"/>
+          <w:lang w:val="en-US"/>
+        </w:rPr>
+        <w:t>less than X%</w:t>
+      </w:r>
+      <w:r>
+        <w:rPr>
+          <w:rFonts w:asciiTheme="majorHAnsi" w:hAnsiTheme="majorHAnsi" w:cs="Calibri"/>
+          <w:sz w:val="24"/>
+          <w:szCs w:val="24"/>
+          <w:lang w:val="en-US"/>
+        </w:rPr>
+        <w:t>)</w:t>
+      </w:r>
+      <w:r>
+        <w:rPr>
+          <w:rFonts w:asciiTheme="majorHAnsi" w:hAnsiTheme="majorHAnsi" w:cs="Calibri"/>
+          <w:sz w:val="24"/>
+          <w:szCs w:val="24"/>
+          <w:lang w:val="en-US"/>
+        </w:rPr>
+        <w:t>.</w:t>
+      </w:r>
+      <w:r>
+        <w:rPr>
+          <w:rFonts w:asciiTheme="majorHAnsi" w:hAnsiTheme="majorHAnsi" w:cs="Calibri"/>
+          <w:sz w:val="24"/>
+          <w:szCs w:val="24"/>
+          <w:lang w:val="en-US"/>
+        </w:rPr>
         <w:t xml:space="preserve"> </w:t>
       </w:r>
     </w:p>
@@ -17336,25 +18437,190 @@
           <w:szCs w:val="24"/>
           <w:lang w:val="en-US"/>
         </w:rPr>
-        <w:t xml:space="preserve">It outperforms all three S-Learners in </w:t>
-      </w:r>
-      <w:r>
-        <w:rPr>
-          <w:rFonts w:asciiTheme="majorHAnsi" w:hAnsiTheme="majorHAnsi" w:cs="Calibri"/>
-          <w:sz w:val="24"/>
-          <w:szCs w:val="24"/>
-          <w:lang w:val="en-US"/>
-        </w:rPr>
-        <w:t xml:space="preserve">only </w:t>
-      </w:r>
-      <w:r>
-        <w:rPr>
-          <w:rFonts w:asciiTheme="majorHAnsi" w:hAnsiTheme="majorHAnsi" w:cs="Calibri"/>
-          <w:sz w:val="24"/>
-          <w:szCs w:val="24"/>
-          <w:lang w:val="en-US"/>
-        </w:rPr>
-        <w:t>5 cases</w:t>
+        <w:t>H</w:t>
+      </w:r>
+      <w:r>
+        <w:rPr>
+          <w:rFonts w:asciiTheme="majorHAnsi" w:hAnsiTheme="majorHAnsi" w:cs="Calibri"/>
+          <w:sz w:val="24"/>
+          <w:szCs w:val="24"/>
+          <w:lang w:val="en-US"/>
+        </w:rPr>
+        <w:t>owever</w:t>
+      </w:r>
+      <w:r>
+        <w:rPr>
+          <w:rFonts w:asciiTheme="majorHAnsi" w:hAnsiTheme="majorHAnsi" w:cs="Calibri"/>
+          <w:sz w:val="24"/>
+          <w:szCs w:val="24"/>
+          <w:lang w:val="en-US"/>
+        </w:rPr>
+        <w:t>,</w:t>
+      </w:r>
+      <w:r>
+        <w:rPr>
+          <w:rFonts w:asciiTheme="majorHAnsi" w:hAnsiTheme="majorHAnsi" w:cs="Calibri"/>
+          <w:sz w:val="24"/>
+          <w:szCs w:val="24"/>
+          <w:lang w:val="en-US"/>
+        </w:rPr>
+        <w:t xml:space="preserve"> in some </w:t>
+      </w:r>
+      <w:r>
+        <w:rPr>
+          <w:rFonts w:asciiTheme="majorHAnsi" w:hAnsiTheme="majorHAnsi" w:cs="Calibri"/>
+          <w:sz w:val="24"/>
+          <w:szCs w:val="24"/>
+          <w:lang w:val="en-US"/>
+        </w:rPr>
+        <w:t>DGPs</w:t>
+      </w:r>
+      <w:r>
+        <w:rPr>
+          <w:rFonts w:asciiTheme="majorHAnsi" w:hAnsiTheme="majorHAnsi" w:cs="Calibri"/>
+          <w:sz w:val="24"/>
+          <w:szCs w:val="24"/>
+          <w:lang w:val="en-US"/>
+        </w:rPr>
+        <w:t xml:space="preserve">, </w:t>
+      </w:r>
+      <w:r>
+        <w:rPr>
+          <w:rFonts w:asciiTheme="majorHAnsi" w:hAnsiTheme="majorHAnsi" w:cs="Calibri"/>
+          <w:sz w:val="24"/>
+          <w:szCs w:val="24"/>
+          <w:lang w:val="en-US"/>
+        </w:rPr>
+        <w:t>the</w:t>
+      </w:r>
+      <w:r>
+        <w:rPr>
+          <w:rFonts w:asciiTheme="majorHAnsi" w:hAnsiTheme="majorHAnsi" w:cs="Calibri"/>
+          <w:sz w:val="24"/>
+          <w:szCs w:val="24"/>
+          <w:lang w:val="en-US"/>
+        </w:rPr>
+        <w:t xml:space="preserve"> bias</w:t>
+      </w:r>
+      <w:r>
+        <w:rPr>
+          <w:rFonts w:asciiTheme="majorHAnsi" w:hAnsiTheme="majorHAnsi" w:cs="Calibri"/>
+          <w:sz w:val="24"/>
+          <w:szCs w:val="24"/>
+          <w:lang w:val="en-US"/>
+        </w:rPr>
+        <w:t xml:space="preserve"> of the causal forest</w:t>
+      </w:r>
+      <w:r>
+        <w:rPr>
+          <w:rFonts w:asciiTheme="majorHAnsi" w:hAnsiTheme="majorHAnsi" w:cs="Calibri"/>
+          <w:sz w:val="24"/>
+          <w:szCs w:val="24"/>
+          <w:lang w:val="en-US"/>
+        </w:rPr>
+        <w:t xml:space="preserve"> is as </w:t>
+      </w:r>
+      <w:r>
+        <w:rPr>
+          <w:rFonts w:asciiTheme="majorHAnsi" w:hAnsiTheme="majorHAnsi" w:cs="Calibri"/>
+          <w:sz w:val="24"/>
+          <w:szCs w:val="24"/>
+          <w:lang w:val="en-US"/>
+        </w:rPr>
+        <w:t xml:space="preserve">more </w:t>
+      </w:r>
+      <w:commentRangeStart w:id="20"/>
+      <w:r>
+        <w:rPr>
+          <w:rFonts w:asciiTheme="majorHAnsi" w:hAnsiTheme="majorHAnsi" w:cs="Calibri"/>
+          <w:sz w:val="24"/>
+          <w:szCs w:val="24"/>
+          <w:lang w:val="en-US"/>
+        </w:rPr>
+        <w:t>than 5%</w:t>
+      </w:r>
+      <w:r>
+        <w:rPr>
+          <w:rFonts w:asciiTheme="majorHAnsi" w:hAnsiTheme="majorHAnsi" w:cs="Calibri"/>
+          <w:sz w:val="24"/>
+          <w:szCs w:val="24"/>
+          <w:lang w:val="en-US"/>
+        </w:rPr>
+        <w:t xml:space="preserve"> higher </w:t>
+      </w:r>
+      <w:commentRangeEnd w:id="20"/>
+      <w:r>
+        <w:rPr>
+          <w:rStyle w:val="Kommentarzeichen"/>
+          <w:rFonts w:asciiTheme="majorHAnsi" w:hAnsiTheme="majorHAnsi" w:cs="Calibri"/>
+          <w:sz w:val="24"/>
+          <w:szCs w:val="24"/>
+          <w:lang w:val="en-US"/>
+        </w:rPr>
+        <w:commentReference w:id="20"/>
+      </w:r>
+      <w:r>
+        <w:rPr>
+          <w:rFonts w:asciiTheme="majorHAnsi" w:hAnsiTheme="majorHAnsi" w:cs="Calibri"/>
+          <w:sz w:val="24"/>
+          <w:szCs w:val="24"/>
+          <w:lang w:val="en-US"/>
+        </w:rPr>
+        <w:t xml:space="preserve">than </w:t>
+      </w:r>
+      <w:r>
+        <w:rPr>
+          <w:rFonts w:asciiTheme="majorHAnsi" w:hAnsiTheme="majorHAnsi" w:cs="Calibri"/>
+          <w:sz w:val="24"/>
+          <w:szCs w:val="24"/>
+          <w:lang w:val="en-US"/>
+        </w:rPr>
+        <w:t xml:space="preserve">that of </w:t>
+      </w:r>
+      <w:r>
+        <w:rPr>
+          <w:rFonts w:asciiTheme="majorHAnsi" w:hAnsiTheme="majorHAnsi" w:cs="Calibri"/>
+          <w:sz w:val="24"/>
+          <w:szCs w:val="24"/>
+          <w:lang w:val="en-US"/>
+        </w:rPr>
+        <w:t>the best performing model</w:t>
+      </w:r>
+      <w:r>
+        <w:rPr>
+          <w:rFonts w:asciiTheme="majorHAnsi" w:hAnsiTheme="majorHAnsi" w:cs="Calibri"/>
+          <w:sz w:val="24"/>
+          <w:szCs w:val="24"/>
+          <w:lang w:val="en-US"/>
+        </w:rPr>
+        <w:t xml:space="preserve"> and for DGP 37 and DGP 39 even as high as X</w:t>
+      </w:r>
+      <w:r>
+        <w:rPr>
+          <w:rFonts w:asciiTheme="majorHAnsi" w:hAnsiTheme="majorHAnsi" w:cs="Calibri"/>
+          <w:sz w:val="24"/>
+          <w:szCs w:val="24"/>
+          <w:lang w:val="en-US"/>
+        </w:rPr>
+        <w:t xml:space="preserve">. </w:t>
+      </w:r>
+      <w:r>
+        <w:rPr>
+          <w:rFonts w:asciiTheme="majorHAnsi" w:hAnsiTheme="majorHAnsi" w:cs="Calibri"/>
+          <w:sz w:val="24"/>
+          <w:szCs w:val="24"/>
+          <w:lang w:val="en-US"/>
+        </w:rPr>
+        <w:t>When the causal forest is not last, it is usually still worse than the S-Learners and only outperforms the T-Learner (in DGPs 30</w:t>
+      </w:r>
+      <w:r>
+        <w:rPr>
+          <w:rFonts w:asciiTheme="majorHAnsi" w:hAnsiTheme="majorHAnsi" w:cs="Calibri"/>
+          <w:sz w:val="24"/>
+          <w:szCs w:val="24"/>
+          <w:lang w:val="en-US"/>
+        </w:rPr>
+        <w:t>)</w:t>
       </w:r>
       <w:r>
         <w:rPr>
@@ -17372,43 +18638,304 @@
           <w:szCs w:val="24"/>
           <w:lang w:val="en-US"/>
         </w:rPr>
-        <w:t>(</w:t>
-      </w:r>
-      <w:r>
-        <w:rPr>
-          <w:rFonts w:asciiTheme="majorHAnsi" w:hAnsiTheme="majorHAnsi" w:cs="Calibri"/>
-          <w:sz w:val="24"/>
-          <w:szCs w:val="24"/>
-          <w:lang w:val="en-US"/>
-        </w:rPr>
-        <w:t xml:space="preserve">DGPs </w:t>
-      </w:r>
-      <w:r>
-        <w:rPr>
-          <w:rFonts w:asciiTheme="majorHAnsi" w:hAnsiTheme="majorHAnsi" w:cs="Calibri"/>
-          <w:sz w:val="24"/>
-          <w:szCs w:val="24"/>
-          <w:lang w:val="en-US"/>
-        </w:rPr>
-        <w:t xml:space="preserve">31, 57, 59, </w:t>
-      </w:r>
-      <w:r>
-        <w:rPr>
-          <w:rFonts w:asciiTheme="majorHAnsi" w:hAnsiTheme="majorHAnsi" w:cs="Calibri"/>
-          <w:sz w:val="24"/>
-          <w:szCs w:val="24"/>
-          <w:lang w:val="en-US"/>
-        </w:rPr>
-        <w:t xml:space="preserve">60, </w:t>
-      </w:r>
-      <w:r>
-        <w:rPr>
-          <w:rFonts w:asciiTheme="majorHAnsi" w:hAnsiTheme="majorHAnsi" w:cs="Calibri"/>
-          <w:sz w:val="24"/>
-          <w:szCs w:val="24"/>
-          <w:lang w:val="en-US"/>
-        </w:rPr>
-        <w:t>63)</w:t>
+        <w:t>or</w:t>
+      </w:r>
+      <w:r>
+        <w:rPr>
+          <w:rFonts w:asciiTheme="majorHAnsi" w:hAnsiTheme="majorHAnsi" w:cs="Calibri"/>
+          <w:sz w:val="24"/>
+          <w:szCs w:val="24"/>
+          <w:lang w:val="en-US"/>
+        </w:rPr>
+        <w:t xml:space="preserve"> IPTW + Regression (in DGPs 31</w:t>
+      </w:r>
+      <w:r>
+        <w:rPr>
+          <w:rFonts w:asciiTheme="majorHAnsi" w:hAnsiTheme="majorHAnsi" w:cs="Calibri"/>
+          <w:sz w:val="24"/>
+          <w:szCs w:val="24"/>
+          <w:lang w:val="en-US"/>
+        </w:rPr>
+        <w:t xml:space="preserve">) </w:t>
+      </w:r>
+      <w:r>
+        <w:rPr>
+          <w:rFonts w:asciiTheme="majorHAnsi" w:hAnsiTheme="majorHAnsi" w:cs="Calibri"/>
+          <w:sz w:val="24"/>
+          <w:szCs w:val="24"/>
+          <w:lang w:val="en-US"/>
+        </w:rPr>
+        <w:t xml:space="preserve">or both (in DGP </w:t>
+      </w:r>
+      <w:r>
+        <w:rPr>
+          <w:rFonts w:asciiTheme="majorHAnsi" w:hAnsiTheme="majorHAnsi" w:cs="Calibri"/>
+          <w:sz w:val="24"/>
+          <w:szCs w:val="24"/>
+          <w:lang w:val="en-US"/>
+        </w:rPr>
+        <w:t xml:space="preserve">30, </w:t>
+      </w:r>
+      <w:r>
+        <w:rPr>
+          <w:rFonts w:asciiTheme="majorHAnsi" w:hAnsiTheme="majorHAnsi" w:cs="Calibri"/>
+          <w:sz w:val="24"/>
+          <w:szCs w:val="24"/>
+          <w:lang w:val="en-US"/>
+        </w:rPr>
+        <w:t xml:space="preserve">38, 62). There </w:t>
+      </w:r>
+      <w:r>
+        <w:rPr>
+          <w:rFonts w:asciiTheme="majorHAnsi" w:hAnsiTheme="majorHAnsi" w:cs="Calibri"/>
+          <w:sz w:val="24"/>
+          <w:szCs w:val="24"/>
+          <w:lang w:val="en-US"/>
+        </w:rPr>
+        <w:t xml:space="preserve">are two cases where the causal forest has the lowest bias out of all models (58 and 64) and one (63) where it places second and is outperformed </w:t>
+      </w:r>
+      <w:r>
+        <w:rPr>
+          <w:rFonts w:asciiTheme="majorHAnsi" w:hAnsiTheme="majorHAnsi" w:cs="Calibri"/>
+          <w:sz w:val="24"/>
+          <w:szCs w:val="24"/>
+          <w:lang w:val="en-US"/>
+        </w:rPr>
+        <w:lastRenderedPageBreak/>
+        <w:t xml:space="preserve">only by the T-Learner by only X%. </w:t>
+      </w:r>
+      <w:r>
+        <w:rPr>
+          <w:rFonts w:asciiTheme="majorHAnsi" w:hAnsiTheme="majorHAnsi" w:cs="Calibri"/>
+          <w:sz w:val="24"/>
+          <w:szCs w:val="24"/>
+          <w:lang w:val="en-US"/>
+        </w:rPr>
+        <w:t>However, the difference to the</w:t>
+      </w:r>
+      <w:r>
+        <w:rPr>
+          <w:rFonts w:asciiTheme="majorHAnsi" w:hAnsiTheme="majorHAnsi" w:cs="Calibri"/>
+          <w:sz w:val="24"/>
+          <w:szCs w:val="24"/>
+          <w:lang w:val="en-US"/>
+        </w:rPr>
+        <w:t xml:space="preserve"> next best model (in </w:t>
+      </w:r>
+      <w:r>
+        <w:rPr>
+          <w:rFonts w:asciiTheme="majorHAnsi" w:hAnsiTheme="majorHAnsi" w:cs="Calibri"/>
+          <w:sz w:val="24"/>
+          <w:szCs w:val="24"/>
+          <w:lang w:val="en-US"/>
+        </w:rPr>
+        <w:t>all three</w:t>
+      </w:r>
+      <w:r>
+        <w:rPr>
+          <w:rFonts w:asciiTheme="majorHAnsi" w:hAnsiTheme="majorHAnsi" w:cs="Calibri"/>
+          <w:sz w:val="24"/>
+          <w:szCs w:val="24"/>
+          <w:lang w:val="en-US"/>
+        </w:rPr>
+        <w:t xml:space="preserve"> cases the</w:t>
+      </w:r>
+      <w:r>
+        <w:rPr>
+          <w:rFonts w:asciiTheme="majorHAnsi" w:hAnsiTheme="majorHAnsi" w:cs="Calibri"/>
+          <w:sz w:val="24"/>
+          <w:szCs w:val="24"/>
+          <w:lang w:val="en-US"/>
+        </w:rPr>
+        <w:t xml:space="preserve"> S-Learner</w:t>
+      </w:r>
+      <w:r>
+        <w:rPr>
+          <w:rFonts w:asciiTheme="majorHAnsi" w:hAnsiTheme="majorHAnsi" w:cs="Calibri"/>
+          <w:sz w:val="24"/>
+          <w:szCs w:val="24"/>
+          <w:lang w:val="en-US"/>
+        </w:rPr>
+        <w:t>)</w:t>
+      </w:r>
+      <w:r>
+        <w:rPr>
+          <w:rFonts w:asciiTheme="majorHAnsi" w:hAnsiTheme="majorHAnsi" w:cs="Calibri"/>
+          <w:sz w:val="24"/>
+          <w:szCs w:val="24"/>
+          <w:lang w:val="en-US"/>
+        </w:rPr>
+        <w:t xml:space="preserve"> is very small, between X and X%.</w:t>
+      </w:r>
+    </w:p>
+    <w:p>
+      <w:pPr>
+        <w:pStyle w:val="Listenabsatz"/>
+        <w:rPr>
+          <w:rFonts w:asciiTheme="majorHAnsi" w:hAnsiTheme="majorHAnsi" w:cs="Calibri"/>
+          <w:sz w:val="24"/>
+          <w:szCs w:val="24"/>
+          <w:lang w:val="en-US"/>
+        </w:rPr>
+      </w:pPr>
+    </w:p>
+    <w:p>
+      <w:pPr>
+        <w:pStyle w:val="Listenabsatz"/>
+        <w:rPr>
+          <w:rFonts w:asciiTheme="majorHAnsi" w:hAnsiTheme="majorHAnsi" w:cs="Calibri"/>
+          <w:sz w:val="24"/>
+          <w:szCs w:val="24"/>
+          <w:lang w:val="en-US"/>
+        </w:rPr>
+      </w:pPr>
+      <w:r>
+        <w:rPr>
+          <w:rFonts w:asciiTheme="majorHAnsi" w:hAnsiTheme="majorHAnsi" w:cs="Calibri"/>
+          <w:sz w:val="24"/>
+          <w:szCs w:val="24"/>
+          <w:highlight w:val="yellow"/>
+          <w:lang w:val="en-US"/>
+        </w:rPr>
+        <w:t>the causal forest and the model with the lowest relative bias are highest for DGP30 (X), 31 (X), 37 (X), 39 (X)</w:t>
+      </w:r>
+      <w:r>
+        <w:rPr>
+          <w:rFonts w:asciiTheme="majorHAnsi" w:hAnsiTheme="majorHAnsi" w:cs="Calibri"/>
+          <w:sz w:val="24"/>
+          <w:szCs w:val="24"/>
+          <w:highlight w:val="yellow"/>
+          <w:lang w:val="en-US"/>
+        </w:rPr>
+        <w:t>, 40 (X)</w:t>
+      </w:r>
+      <w:r>
+        <w:rPr>
+          <w:rFonts w:asciiTheme="majorHAnsi" w:hAnsiTheme="majorHAnsi" w:cs="Calibri"/>
+          <w:sz w:val="24"/>
+          <w:szCs w:val="24"/>
+          <w:highlight w:val="yellow"/>
+          <w:lang w:val="en-US"/>
+        </w:rPr>
+        <w:t xml:space="preserve">. </w:t>
+      </w:r>
+      <w:r>
+        <w:rPr>
+          <w:rFonts w:asciiTheme="majorHAnsi" w:hAnsiTheme="majorHAnsi" w:cs="Calibri"/>
+          <w:sz w:val="24"/>
+          <w:szCs w:val="24"/>
+          <w:highlight w:val="yellow"/>
+          <w:lang w:val="en-US"/>
+        </w:rPr>
+        <w:t>The causal forest seems to struggle especially when there is low overlap (DGPs 37, 39, 40).</w:t>
+      </w:r>
+      <w:r>
+        <w:rPr>
+          <w:rFonts w:asciiTheme="majorHAnsi" w:hAnsiTheme="majorHAnsi" w:cs="Calibri"/>
+          <w:sz w:val="24"/>
+          <w:szCs w:val="24"/>
+          <w:lang w:val="en-US"/>
+        </w:rPr>
+        <w:t xml:space="preserve"> </w:t>
+      </w:r>
+    </w:p>
+    <w:p>
+      <w:pPr>
+        <w:pStyle w:val="Listenabsatz"/>
+        <w:rPr>
+          <w:rFonts w:asciiTheme="majorHAnsi" w:hAnsiTheme="majorHAnsi" w:cs="Calibri"/>
+          <w:sz w:val="24"/>
+          <w:szCs w:val="24"/>
+          <w:lang w:val="en-US"/>
+        </w:rPr>
+      </w:pPr>
+    </w:p>
+    <w:p>
+      <w:pPr>
+        <w:pStyle w:val="Listenabsatz"/>
+        <w:rPr>
+          <w:rFonts w:asciiTheme="majorHAnsi" w:hAnsiTheme="majorHAnsi" w:cs="Calibri"/>
+          <w:sz w:val="24"/>
+          <w:szCs w:val="24"/>
+          <w:lang w:val="en-US"/>
+        </w:rPr>
+      </w:pPr>
+      <w:r>
+        <w:rPr>
+          <w:rFonts w:asciiTheme="majorHAnsi" w:hAnsiTheme="majorHAnsi" w:cs="Calibri"/>
+          <w:sz w:val="24"/>
+          <w:szCs w:val="24"/>
+          <w:lang w:val="en-US"/>
+        </w:rPr>
+        <w:t xml:space="preserve">The coverage of the causal forest is relatively stable, with </w:t>
+      </w:r>
+      <w:r>
+        <w:rPr>
+          <w:rFonts w:asciiTheme="majorHAnsi" w:hAnsiTheme="majorHAnsi" w:cs="Calibri"/>
+          <w:sz w:val="24"/>
+          <w:szCs w:val="24"/>
+          <w:lang w:val="en-US"/>
+        </w:rPr>
+        <w:t xml:space="preserve">placing between 90 and 95% X amount of times. </w:t>
+      </w:r>
+    </w:p>
+    <w:p>
+      <w:pPr>
+        <w:pStyle w:val="Listenabsatz"/>
+        <w:rPr>
+          <w:rFonts w:asciiTheme="majorHAnsi" w:hAnsiTheme="majorHAnsi" w:cs="Calibri"/>
+          <w:sz w:val="24"/>
+          <w:szCs w:val="24"/>
+          <w:lang w:val="en-US"/>
+        </w:rPr>
+      </w:pPr>
+      <w:r>
+        <w:rPr>
+          <w:rFonts w:asciiTheme="majorHAnsi" w:hAnsiTheme="majorHAnsi" w:cs="Calibri"/>
+          <w:sz w:val="24"/>
+          <w:szCs w:val="24"/>
+          <w:lang w:val="en-US"/>
+        </w:rPr>
+        <w:t>values ranging between X for DGP 60 and</w:t>
+      </w:r>
+      <w:r>
+        <w:rPr>
+          <w:rFonts w:asciiTheme="majorHAnsi" w:hAnsiTheme="majorHAnsi" w:cs="Calibri"/>
+          <w:sz w:val="24"/>
+          <w:szCs w:val="24"/>
+          <w:lang w:val="en-US"/>
+        </w:rPr>
+        <w:t xml:space="preserve"> DGP 40. </w:t>
+      </w:r>
+    </w:p>
+    <w:p>
+      <w:pPr>
+        <w:pStyle w:val="Listenabsatz"/>
+        <w:rPr>
+          <w:rFonts w:asciiTheme="majorHAnsi" w:hAnsiTheme="majorHAnsi" w:cs="Calibri"/>
+          <w:sz w:val="24"/>
+          <w:szCs w:val="24"/>
+          <w:lang w:val="en-US"/>
+        </w:rPr>
+      </w:pPr>
+      <w:r>
+        <w:rPr>
+          <w:rFonts w:asciiTheme="majorHAnsi" w:hAnsiTheme="majorHAnsi" w:cs="Calibri"/>
+          <w:sz w:val="24"/>
+          <w:szCs w:val="24"/>
+          <w:lang w:val="en-US"/>
+        </w:rPr>
+        <w:t>While the coverage of the causal forest is on average only 4</w:t>
+      </w:r>
+      <w:r>
+        <w:rPr>
+          <w:rFonts w:asciiTheme="majorHAnsi" w:hAnsiTheme="majorHAnsi" w:cs="Calibri"/>
+          <w:sz w:val="24"/>
+          <w:szCs w:val="24"/>
+          <w:vertAlign w:val="superscript"/>
+          <w:lang w:val="en-US"/>
+        </w:rPr>
+        <w:t>th</w:t>
       </w:r>
       <w:r>
         <w:rPr>
@@ -17419,41 +18946,456 @@
         </w:rPr>
         <w:t xml:space="preserve">, </w:t>
       </w:r>
-      <w:r>
-        <w:rPr>
-          <w:rFonts w:asciiTheme="majorHAnsi" w:hAnsiTheme="majorHAnsi" w:cs="Calibri"/>
-          <w:sz w:val="24"/>
-          <w:szCs w:val="24"/>
-          <w:lang w:val="en-US"/>
-        </w:rPr>
-        <w:t xml:space="preserve">in </w:t>
-      </w:r>
-      <w:r>
-        <w:rPr>
-          <w:rFonts w:asciiTheme="majorHAnsi" w:hAnsiTheme="majorHAnsi" w:cs="Calibri"/>
-          <w:sz w:val="24"/>
-          <w:szCs w:val="24"/>
-          <w:lang w:val="en-US"/>
-        </w:rPr>
-        <w:t xml:space="preserve">four of </w:t>
-      </w:r>
-      <w:r>
-        <w:rPr>
-          <w:rFonts w:asciiTheme="majorHAnsi" w:hAnsiTheme="majorHAnsi" w:cs="Calibri"/>
-          <w:sz w:val="24"/>
-          <w:szCs w:val="24"/>
-          <w:lang w:val="en-US"/>
-        </w:rPr>
-        <w:t>them (all except 60) it</w:t>
-      </w:r>
-      <w:r>
-        <w:rPr>
-          <w:rFonts w:asciiTheme="majorHAnsi" w:hAnsiTheme="majorHAnsi" w:cs="Calibri"/>
-          <w:sz w:val="24"/>
-          <w:szCs w:val="24"/>
-          <w:lang w:val="en-US"/>
-        </w:rPr>
-        <w:t xml:space="preserve"> has the lowest bias of all DGPs</w:t>
+    </w:p>
+    <w:p>
+      <w:pPr>
+        <w:pStyle w:val="Listenabsatz"/>
+        <w:rPr>
+          <w:rFonts w:asciiTheme="majorHAnsi" w:hAnsiTheme="majorHAnsi" w:cs="Calibri"/>
+          <w:sz w:val="24"/>
+          <w:szCs w:val="24"/>
+          <w:lang w:val="en-US"/>
+        </w:rPr>
+      </w:pPr>
+      <w:r>
+        <w:rPr>
+          <w:rFonts w:asciiTheme="majorHAnsi" w:hAnsiTheme="majorHAnsi" w:cs="Calibri"/>
+          <w:sz w:val="24"/>
+          <w:szCs w:val="24"/>
+          <w:lang w:val="en-US"/>
+        </w:rPr>
+        <w:t xml:space="preserve">Usually, </w:t>
+      </w:r>
+    </w:p>
+    <w:p>
+      <w:pPr>
+        <w:pStyle w:val="Listenabsatz"/>
+        <w:rPr>
+          <w:rFonts w:asciiTheme="majorHAnsi" w:hAnsiTheme="majorHAnsi" w:cs="Calibri"/>
+          <w:sz w:val="24"/>
+          <w:szCs w:val="24"/>
+          <w:lang w:val="en-US"/>
+        </w:rPr>
+      </w:pPr>
+    </w:p>
+    <w:p>
+      <w:pPr>
+        <w:pStyle w:val="Listenabsatz"/>
+        <w:rPr>
+          <w:rFonts w:asciiTheme="majorHAnsi" w:hAnsiTheme="majorHAnsi" w:cs="Calibri"/>
+          <w:sz w:val="24"/>
+          <w:szCs w:val="24"/>
+          <w:lang w:val="en-US"/>
+        </w:rPr>
+      </w:pPr>
+      <w:r>
+        <w:rPr>
+          <w:rFonts w:asciiTheme="majorHAnsi" w:hAnsiTheme="majorHAnsi" w:cs="Calibri"/>
+          <w:sz w:val="24"/>
+          <w:szCs w:val="24"/>
+          <w:lang w:val="en-US"/>
+        </w:rPr>
+        <w:t xml:space="preserve">The causal forest has the highest coverage for DGP 40 and 64. </w:t>
+      </w:r>
+    </w:p>
+    <w:p>
+      <w:pPr>
+        <w:pStyle w:val="Listenabsatz"/>
+        <w:rPr>
+          <w:rFonts w:asciiTheme="majorHAnsi" w:hAnsiTheme="majorHAnsi" w:cs="Calibri"/>
+          <w:sz w:val="24"/>
+          <w:szCs w:val="24"/>
+          <w:lang w:val="en-US"/>
+        </w:rPr>
+      </w:pPr>
+      <w:r>
+        <w:rPr>
+          <w:rFonts w:asciiTheme="majorHAnsi" w:hAnsiTheme="majorHAnsi" w:cs="Calibri"/>
+          <w:sz w:val="24"/>
+          <w:szCs w:val="24"/>
+          <w:lang w:val="en-US"/>
+        </w:rPr>
+        <w:t>Most of the time, it is lower than those of the BART models.</w:t>
+      </w:r>
+    </w:p>
+    <w:p>
+      <w:pPr>
+        <w:pStyle w:val="Listenabsatz"/>
+        <w:rPr>
+          <w:rFonts w:asciiTheme="majorHAnsi" w:hAnsiTheme="majorHAnsi" w:cs="Calibri"/>
+          <w:sz w:val="24"/>
+          <w:szCs w:val="24"/>
+          <w:lang w:val="en-US"/>
+        </w:rPr>
+      </w:pPr>
+      <w:r>
+        <w:rPr>
+          <w:rFonts w:asciiTheme="majorHAnsi" w:hAnsiTheme="majorHAnsi" w:cs="Calibri"/>
+          <w:sz w:val="24"/>
+          <w:szCs w:val="24"/>
+          <w:lang w:val="en-US"/>
+        </w:rPr>
+        <w:t xml:space="preserve">No real pattern in regard to the RMSE emerges. </w:t>
+      </w:r>
+      <w:r>
+        <w:rPr>
+          <w:rFonts w:asciiTheme="majorHAnsi" w:hAnsiTheme="majorHAnsi" w:cs="Calibri"/>
+          <w:sz w:val="24"/>
+          <w:szCs w:val="24"/>
+          <w:lang w:val="en-US"/>
+        </w:rPr>
+        <w:t xml:space="preserve">For some of the DGPs, where the bias is high, the coverage is also </w:t>
+      </w:r>
+      <w:r>
+        <w:rPr>
+          <w:rFonts w:asciiTheme="majorHAnsi" w:hAnsiTheme="majorHAnsi" w:cs="Calibri"/>
+          <w:sz w:val="24"/>
+          <w:szCs w:val="24"/>
+          <w:lang w:val="en-US"/>
+        </w:rPr>
+        <w:t xml:space="preserve">lower than those of the , so the model fails to provide correct point estimates repeatedly. There are however some DGPS, where </w:t>
+      </w:r>
+      <w:r>
+        <w:rPr>
+          <w:rFonts w:asciiTheme="majorHAnsi" w:hAnsiTheme="majorHAnsi" w:cs="Calibri"/>
+          <w:sz w:val="24"/>
+          <w:szCs w:val="24"/>
+          <w:lang w:val="en-US"/>
+        </w:rPr>
+        <w:t xml:space="preserve"> </w:t>
+      </w:r>
+    </w:p>
+    <w:p>
+      <w:pPr>
+        <w:pStyle w:val="Listenabsatz"/>
+        <w:rPr>
+          <w:rFonts w:asciiTheme="majorHAnsi" w:hAnsiTheme="majorHAnsi" w:cs="Calibri"/>
+          <w:sz w:val="24"/>
+          <w:szCs w:val="24"/>
+          <w:lang w:val="en-US"/>
+        </w:rPr>
+      </w:pPr>
+    </w:p>
+    <w:p>
+      <w:pPr>
+        <w:pStyle w:val="Listenabsatz"/>
+        <w:rPr>
+          <w:rFonts w:asciiTheme="majorHAnsi" w:hAnsiTheme="majorHAnsi" w:cs="Calibri"/>
+          <w:sz w:val="24"/>
+          <w:szCs w:val="24"/>
+          <w:lang w:val="en-US"/>
+        </w:rPr>
+      </w:pPr>
+    </w:p>
+    <w:p>
+      <w:pPr>
+        <w:pStyle w:val="Listenabsatz"/>
+        <w:rPr>
+          <w:rFonts w:asciiTheme="majorHAnsi" w:hAnsiTheme="majorHAnsi" w:cs="Calibri"/>
+          <w:sz w:val="24"/>
+          <w:szCs w:val="24"/>
+          <w:lang w:val="en-US"/>
+        </w:rPr>
+      </w:pPr>
+      <w:r>
+        <w:rPr>
+          <w:rFonts w:asciiTheme="majorHAnsi" w:hAnsiTheme="majorHAnsi" w:cs="Calibri"/>
+          <w:sz w:val="24"/>
+          <w:szCs w:val="24"/>
+          <w:lang w:val="en-US"/>
+        </w:rPr>
+        <w:t xml:space="preserve">The coverage is especially low for DGP30 (65%), however this DGP only </w:t>
+      </w:r>
+    </w:p>
+    <w:p>
+      <w:pPr>
+        <w:pStyle w:val="Listenabsatz"/>
+        <w:rPr>
+          <w:rFonts w:asciiTheme="majorHAnsi" w:hAnsiTheme="majorHAnsi" w:cs="Calibri"/>
+          <w:sz w:val="24"/>
+          <w:szCs w:val="24"/>
+          <w:lang w:val="en-US"/>
+        </w:rPr>
+      </w:pPr>
+      <w:r>
+        <w:rPr>
+          <w:rFonts w:asciiTheme="majorHAnsi" w:hAnsiTheme="majorHAnsi" w:cs="Calibri"/>
+          <w:sz w:val="24"/>
+          <w:szCs w:val="24"/>
+          <w:lang w:val="en-US"/>
+        </w:rPr>
+        <w:t>a DGP where most models struggeled</w:t>
+      </w:r>
+    </w:p>
+    <w:p>
+      <w:pPr>
+        <w:pStyle w:val="Listenabsatz"/>
+        <w:rPr>
+          <w:rFonts w:asciiTheme="majorHAnsi" w:hAnsiTheme="majorHAnsi" w:cs="Calibri"/>
+          <w:sz w:val="24"/>
+          <w:szCs w:val="24"/>
+          <w:lang w:val="en-US"/>
+        </w:rPr>
+      </w:pPr>
+    </w:p>
+    <w:p>
+      <w:pPr>
+        <w:pStyle w:val="Listenabsatz"/>
+        <w:rPr>
+          <w:rFonts w:asciiTheme="majorHAnsi" w:hAnsiTheme="majorHAnsi" w:cs="Calibri"/>
+          <w:sz w:val="24"/>
+          <w:szCs w:val="24"/>
+          <w:lang w:val="en-US"/>
+        </w:rPr>
+      </w:pPr>
+      <w:r>
+        <w:rPr>
+          <w:rFonts w:asciiTheme="majorHAnsi" w:hAnsiTheme="majorHAnsi" w:cs="Calibri"/>
+          <w:sz w:val="24"/>
+          <w:szCs w:val="24"/>
+          <w:lang w:val="en-US"/>
+        </w:rPr>
+        <w:t>TODO: which model overestimates the most? (coverage &gt; 0.95%)</w:t>
+      </w:r>
+    </w:p>
+    <w:p>
+      <w:pPr>
+        <w:pStyle w:val="Listenabsatz"/>
+        <w:rPr>
+          <w:rFonts w:asciiTheme="majorHAnsi" w:hAnsiTheme="majorHAnsi" w:cs="Calibri"/>
+          <w:sz w:val="24"/>
+          <w:szCs w:val="24"/>
+          <w:lang w:val="en-US"/>
+        </w:rPr>
+      </w:pPr>
+    </w:p>
+    <w:p>
+      <w:pPr>
+        <w:pStyle w:val="Listenabsatz"/>
+        <w:rPr>
+          <w:rFonts w:asciiTheme="majorHAnsi" w:hAnsiTheme="majorHAnsi" w:cs="Calibri"/>
+          <w:sz w:val="24"/>
+          <w:szCs w:val="24"/>
+          <w:lang w:val="en-US"/>
+        </w:rPr>
+      </w:pPr>
+      <w:r>
+        <w:rPr>
+          <w:rFonts w:asciiTheme="majorHAnsi" w:hAnsiTheme="majorHAnsi" w:cs="Calibri"/>
+          <w:sz w:val="24"/>
+          <w:szCs w:val="24"/>
+          <w:lang w:val="en-US"/>
+        </w:rPr>
+        <w:t xml:space="preserve">The causal forest often has a high bias, meaning that it is not a very accurate model. It is however aware of its weakness and provides long confidence intervals. These are often long enough to still contain the true treatment effect, even though the point estimate is off, leading to a good coverage rate. </w:t>
+      </w:r>
+    </w:p>
+    <w:p>
+      <w:pPr>
+        <w:pStyle w:val="Listenabsatz"/>
+        <w:rPr>
+          <w:rFonts w:asciiTheme="majorHAnsi" w:hAnsiTheme="majorHAnsi" w:cs="Calibri"/>
+          <w:b/>
+          <w:bCs/>
+          <w:sz w:val="24"/>
+          <w:szCs w:val="24"/>
+          <w:u w:val="single"/>
+          <w:lang w:val="en-US"/>
+        </w:rPr>
+      </w:pPr>
+    </w:p>
+    <w:p>
+      <w:pPr>
+        <w:pStyle w:val="Listenabsatz"/>
+        <w:rPr>
+          <w:rFonts w:asciiTheme="majorHAnsi" w:hAnsiTheme="majorHAnsi" w:cs="Calibri"/>
+          <w:b/>
+          <w:bCs/>
+          <w:sz w:val="24"/>
+          <w:szCs w:val="24"/>
+          <w:u w:val="single"/>
+          <w:lang w:val="en-US"/>
+        </w:rPr>
+      </w:pPr>
+    </w:p>
+    <w:p>
+      <w:pPr>
+        <w:pStyle w:val="Listenabsatz"/>
+        <w:rPr>
+          <w:rFonts w:asciiTheme="majorHAnsi" w:hAnsiTheme="majorHAnsi" w:cs="Calibri"/>
+          <w:b/>
+          <w:bCs/>
+          <w:sz w:val="24"/>
+          <w:szCs w:val="24"/>
+          <w:u w:val="single"/>
+          <w:lang w:val="en-US"/>
+        </w:rPr>
+      </w:pPr>
+      <w:r>
+        <w:rPr>
+          <w:rFonts w:asciiTheme="majorHAnsi" w:hAnsiTheme="majorHAnsi" w:cs="Calibri"/>
+          <w:b/>
+          <w:bCs/>
+          <w:sz w:val="24"/>
+          <w:szCs w:val="24"/>
+          <w:u w:val="single"/>
+          <w:lang w:val="en-US"/>
+        </w:rPr>
+        <w:t>IPTW + Regression:</w:t>
+      </w:r>
+    </w:p>
+    <w:p>
+      <w:pPr>
+        <w:pStyle w:val="Listenabsatz"/>
+        <w:rPr>
+          <w:rFonts w:asciiTheme="majorHAnsi" w:hAnsiTheme="majorHAnsi" w:cs="Calibri"/>
+          <w:sz w:val="24"/>
+          <w:szCs w:val="24"/>
+          <w:lang w:val="en-US"/>
+        </w:rPr>
+      </w:pPr>
+      <w:r>
+        <w:rPr>
+          <w:rFonts w:asciiTheme="majorHAnsi" w:hAnsiTheme="majorHAnsi" w:cs="Calibri"/>
+          <w:sz w:val="24"/>
+          <w:szCs w:val="24"/>
+          <w:lang w:val="en-US"/>
+        </w:rPr>
+        <w:t>IPTW + Regression</w:t>
+      </w:r>
+      <w:r>
+        <w:rPr>
+          <w:rFonts w:asciiTheme="majorHAnsi" w:hAnsiTheme="majorHAnsi" w:cs="Calibri"/>
+          <w:sz w:val="24"/>
+          <w:szCs w:val="24"/>
+          <w:lang w:val="en-US"/>
+        </w:rPr>
+        <w:t xml:space="preserve"> has the highest bias in 5 DGPs</w:t>
+      </w:r>
+      <w:r>
+        <w:rPr>
+          <w:rFonts w:asciiTheme="majorHAnsi" w:hAnsiTheme="majorHAnsi" w:cs="Calibri"/>
+          <w:sz w:val="24"/>
+          <w:szCs w:val="24"/>
+          <w:lang w:val="en-US"/>
+        </w:rPr>
+        <w:t xml:space="preserve"> and the second highest bias in 6 DGPs, often only underperformed by the causal forest. </w:t>
+      </w:r>
+      <w:r>
+        <w:rPr>
+          <w:rFonts w:asciiTheme="majorHAnsi" w:hAnsiTheme="majorHAnsi" w:cs="Calibri"/>
+          <w:sz w:val="24"/>
+          <w:szCs w:val="24"/>
+          <w:lang w:val="en-US"/>
+        </w:rPr>
+        <w:t xml:space="preserve">In some of these, the difference to the best performing model is not big (such as X% in DGP 32 and 58), in others it is moderate (X% in DGP 38 and X% in DGP61) and often it is bigger than 5% (in DGPs 31, 62, 63, 64).  </w:t>
+      </w:r>
+      <w:r>
+        <w:rPr>
+          <w:rFonts w:asciiTheme="majorHAnsi" w:hAnsiTheme="majorHAnsi" w:cs="Calibri"/>
+          <w:sz w:val="24"/>
+          <w:szCs w:val="24"/>
+          <w:lang w:val="en-US"/>
+        </w:rPr>
+        <w:t xml:space="preserve"> </w:t>
+      </w:r>
+      <w:r>
+        <w:rPr>
+          <w:rFonts w:asciiTheme="majorHAnsi" w:hAnsiTheme="majorHAnsi" w:cs="Calibri"/>
+          <w:sz w:val="24"/>
+          <w:szCs w:val="24"/>
+          <w:lang w:val="en-US"/>
+        </w:rPr>
+        <w:t xml:space="preserve"> </w:t>
+      </w:r>
+    </w:p>
+    <w:p>
+      <w:pPr>
+        <w:pStyle w:val="Listenabsatz"/>
+        <w:rPr>
+          <w:rFonts w:asciiTheme="majorHAnsi" w:hAnsiTheme="majorHAnsi" w:cs="Calibri"/>
+          <w:sz w:val="24"/>
+          <w:szCs w:val="24"/>
+          <w:lang w:val="en-US"/>
+        </w:rPr>
+      </w:pPr>
+    </w:p>
+    <w:p>
+      <w:pPr>
+        <w:pStyle w:val="Listenabsatz"/>
+        <w:rPr>
+          <w:rFonts w:asciiTheme="majorHAnsi" w:hAnsiTheme="majorHAnsi" w:cs="Calibri"/>
+          <w:sz w:val="24"/>
+          <w:szCs w:val="24"/>
+          <w:lang w:val="en-US"/>
+        </w:rPr>
+      </w:pPr>
+      <w:r>
+        <w:rPr>
+          <w:rFonts w:asciiTheme="majorHAnsi" w:hAnsiTheme="majorHAnsi" w:cs="Calibri"/>
+          <w:sz w:val="24"/>
+          <w:szCs w:val="24"/>
+          <w:lang w:val="en-US"/>
+        </w:rPr>
+        <w:t xml:space="preserve">It has the lowest bias in three DGPs (29, 37, 60) and the second lowest in DGP 39, </w:t>
+      </w:r>
+      <w:r>
+        <w:rPr>
+          <w:rFonts w:asciiTheme="majorHAnsi" w:hAnsiTheme="majorHAnsi" w:cs="Calibri"/>
+          <w:sz w:val="24"/>
+          <w:szCs w:val="24"/>
+          <w:lang w:val="en-US"/>
+        </w:rPr>
+        <w:t>however, in all of those DGPs all or most other models are very close.</w:t>
+      </w:r>
+    </w:p>
+    <w:p>
+      <w:pPr>
+        <w:pStyle w:val="Listenabsatz"/>
+        <w:rPr>
+          <w:rFonts w:asciiTheme="majorHAnsi" w:hAnsiTheme="majorHAnsi" w:cs="Calibri"/>
+          <w:sz w:val="24"/>
+          <w:szCs w:val="24"/>
+          <w:lang w:val="en-US"/>
+        </w:rPr>
+      </w:pPr>
+    </w:p>
+    <w:p>
+      <w:pPr>
+        <w:pStyle w:val="Listenabsatz"/>
+        <w:rPr>
+          <w:rFonts w:asciiTheme="majorHAnsi" w:hAnsiTheme="majorHAnsi" w:cs="Calibri"/>
+          <w:sz w:val="24"/>
+          <w:szCs w:val="24"/>
+          <w:lang w:val="en-US"/>
+        </w:rPr>
+      </w:pPr>
+      <w:r>
+        <w:rPr>
+          <w:rFonts w:asciiTheme="majorHAnsi" w:hAnsiTheme="majorHAnsi" w:cs="Calibri"/>
+          <w:sz w:val="24"/>
+          <w:szCs w:val="24"/>
+          <w:lang w:val="en-US"/>
+        </w:rPr>
+        <w:t xml:space="preserve">Discussion: IPTW + Regression performed better than expected and when leaving out DGP30, had a lower average bias than the causal forest and the same coverage as the T-Learner. It did however perform mostly well in DGPs, where all models had similar results, leading to the assumption that those might be DGPs with relatively simple and </w:t>
+      </w:r>
+      <w:r>
+        <w:rPr>
+          <w:rFonts w:asciiTheme="majorHAnsi" w:hAnsiTheme="majorHAnsi" w:cs="Calibri"/>
+          <w:sz w:val="24"/>
+          <w:szCs w:val="24"/>
+          <w:lang w:val="en-US"/>
+        </w:rPr>
+        <w:lastRenderedPageBreak/>
+        <w:t xml:space="preserve">linear treatment assignment and/or outcome mechanisms. </w:t>
+      </w:r>
+      <w:r>
+        <w:rPr>
+          <w:rFonts w:asciiTheme="majorHAnsi" w:hAnsiTheme="majorHAnsi" w:cs="Calibri"/>
+          <w:sz w:val="24"/>
+          <w:szCs w:val="24"/>
+          <w:lang w:val="en-US"/>
+        </w:rPr>
+        <w:t>It often had the worst performance among all models</w:t>
       </w:r>
       <w:r>
         <w:rPr>
@@ -17464,14 +19406,25 @@
         </w:rPr>
         <w:t>.</w:t>
       </w:r>
-      <w:r>
-        <w:rPr>
-          <w:rFonts w:asciiTheme="majorHAnsi" w:hAnsiTheme="majorHAnsi" w:cs="Calibri"/>
-          <w:sz w:val="24"/>
-          <w:szCs w:val="24"/>
-          <w:lang w:val="en-US"/>
-        </w:rPr>
-        <w:t xml:space="preserve"> The differences, however, are very small, with X% at DGP 57 being the biggest difference to the S-Learner, which places second.</w:t>
+    </w:p>
+    <w:p>
+      <w:pPr>
+        <w:pStyle w:val="Listenabsatz"/>
+        <w:rPr>
+          <w:rFonts w:asciiTheme="majorHAnsi" w:hAnsiTheme="majorHAnsi" w:cs="Calibri"/>
+          <w:sz w:val="24"/>
+          <w:szCs w:val="24"/>
+          <w:lang w:val="en-US"/>
+        </w:rPr>
+      </w:pPr>
+      <w:r>
+        <w:rPr>
+          <w:rFonts w:asciiTheme="majorHAnsi" w:hAnsiTheme="majorHAnsi" w:cs="Calibri"/>
+          <w:sz w:val="24"/>
+          <w:szCs w:val="24"/>
+          <w:lang w:val="en-US"/>
+        </w:rPr>
+        <w:t>The potential of IPTWs depends on the correct specification of either the treatment or the outcome mechanism.</w:t>
       </w:r>
       <w:r>
         <w:rPr>
@@ -17489,70 +19442,7 @@
           <w:szCs w:val="24"/>
           <w:lang w:val="en-US"/>
         </w:rPr>
-        <w:t>T</w:t>
-      </w:r>
-      <w:r>
-        <w:rPr>
-          <w:rFonts w:asciiTheme="majorHAnsi" w:hAnsiTheme="majorHAnsi" w:cs="Calibri"/>
-          <w:sz w:val="24"/>
-          <w:szCs w:val="24"/>
-          <w:lang w:val="en-US"/>
-        </w:rPr>
-        <w:t>he T-Learner has a lower</w:t>
-      </w:r>
-      <w:r>
-        <w:rPr>
-          <w:rFonts w:asciiTheme="majorHAnsi" w:hAnsiTheme="majorHAnsi" w:cs="Calibri"/>
-          <w:sz w:val="24"/>
-          <w:szCs w:val="24"/>
-          <w:lang w:val="en-US"/>
-        </w:rPr>
-        <w:t xml:space="preserve"> bias</w:t>
-      </w:r>
-      <w:r>
-        <w:rPr>
-          <w:rFonts w:asciiTheme="majorHAnsi" w:hAnsiTheme="majorHAnsi" w:cs="Calibri"/>
-          <w:sz w:val="24"/>
-          <w:szCs w:val="24"/>
-          <w:lang w:val="en-US"/>
-        </w:rPr>
-        <w:t xml:space="preserve"> than the casual forest</w:t>
-      </w:r>
-      <w:r>
-        <w:rPr>
-          <w:rFonts w:asciiTheme="majorHAnsi" w:hAnsiTheme="majorHAnsi" w:cs="Calibri"/>
-          <w:sz w:val="24"/>
-          <w:szCs w:val="24"/>
-          <w:lang w:val="en-US"/>
-        </w:rPr>
-        <w:t xml:space="preserve"> in 11 DGPs</w:t>
-      </w:r>
-      <w:r>
-        <w:rPr>
-          <w:rFonts w:asciiTheme="majorHAnsi" w:hAnsiTheme="majorHAnsi" w:cs="Calibri"/>
-          <w:sz w:val="24"/>
-          <w:szCs w:val="24"/>
-          <w:lang w:val="en-US"/>
-        </w:rPr>
-        <w:t xml:space="preserve">, </w:t>
-      </w:r>
-      <w:r>
-        <w:rPr>
-          <w:rFonts w:asciiTheme="majorHAnsi" w:hAnsiTheme="majorHAnsi" w:cs="Calibri"/>
-          <w:sz w:val="24"/>
-          <w:szCs w:val="24"/>
-          <w:lang w:val="en-US"/>
-        </w:rPr>
-        <w:t>(</w:t>
-      </w:r>
-      <w:r>
-        <w:rPr>
-          <w:rFonts w:asciiTheme="majorHAnsi" w:hAnsiTheme="majorHAnsi" w:cs="Calibri"/>
-          <w:sz w:val="24"/>
-          <w:szCs w:val="24"/>
-          <w:lang w:val="en-US"/>
-        </w:rPr>
-        <w:t>except for</w:t>
+        <w:t>In the default run, both were modelled with a linear logistic regression model. It can be assumed that the DGPs, where it performed worst, all had some non-linearities in either one of the two outcomes. All other models are better able to detect those thanks to their flexible tree structure.</w:t>
       </w:r>
       <w:r>
         <w:rPr>
@@ -17570,132 +19460,873 @@
           <w:szCs w:val="24"/>
           <w:lang w:val="en-US"/>
         </w:rPr>
-        <w:t>30, 38, 58</w:t>
-      </w:r>
-      <w:r>
-        <w:rPr>
-          <w:rFonts w:asciiTheme="majorHAnsi" w:hAnsiTheme="majorHAnsi" w:cs="Calibri"/>
-          <w:sz w:val="24"/>
-          <w:szCs w:val="24"/>
-          <w:lang w:val="en-US"/>
-        </w:rPr>
-        <w:t>, 62 and 64)</w:t>
-      </w:r>
-      <w:r>
-        <w:rPr>
-          <w:rFonts w:asciiTheme="majorHAnsi" w:hAnsiTheme="majorHAnsi" w:cs="Calibri"/>
-          <w:sz w:val="24"/>
-          <w:szCs w:val="24"/>
-          <w:lang w:val="en-US"/>
-        </w:rPr>
-        <w:t xml:space="preserve"> and a lower bias than IPTW + Regression i</w:t>
-      </w:r>
-      <w:r>
-        <w:rPr>
-          <w:rFonts w:asciiTheme="majorHAnsi" w:hAnsiTheme="majorHAnsi" w:cs="Calibri"/>
-          <w:sz w:val="24"/>
-          <w:szCs w:val="24"/>
-          <w:lang w:val="en-US"/>
-        </w:rPr>
-        <w:t>n 9 DGPs</w:t>
-      </w:r>
-      <w:r>
-        <w:rPr>
-          <w:rFonts w:asciiTheme="majorHAnsi" w:hAnsiTheme="majorHAnsi" w:cs="Calibri"/>
-          <w:sz w:val="24"/>
-          <w:szCs w:val="24"/>
-          <w:lang w:val="en-US"/>
-        </w:rPr>
-        <w:t>.</w:t>
-      </w:r>
-    </w:p>
-    <w:p>
-      <w:pPr>
-        <w:pStyle w:val="Listenabsatz"/>
-        <w:rPr>
-          <w:rFonts w:asciiTheme="majorHAnsi" w:hAnsiTheme="majorHAnsi" w:cs="Calibri"/>
-          <w:sz w:val="24"/>
-          <w:szCs w:val="24"/>
-          <w:lang w:val="en-US"/>
-        </w:rPr>
-      </w:pPr>
-      <w:r>
-        <w:rPr>
-          <w:rFonts w:asciiTheme="majorHAnsi" w:hAnsiTheme="majorHAnsi" w:cs="Calibri"/>
-          <w:sz w:val="24"/>
-          <w:szCs w:val="24"/>
-          <w:lang w:val="en-US"/>
-        </w:rPr>
-        <w:t>For 11 DGPs, the coverage rate is above 90 %</w:t>
-      </w:r>
-      <w:r>
-        <w:rPr>
-          <w:rFonts w:asciiTheme="majorHAnsi" w:hAnsiTheme="majorHAnsi" w:cs="Calibri"/>
-          <w:sz w:val="24"/>
-          <w:szCs w:val="24"/>
-          <w:lang w:val="en-US"/>
-        </w:rPr>
-        <w:t xml:space="preserve">, for DGP 31, 32 and 57 it is even above 95%. The CI length is typically near those of the S-Learners. </w:t>
-      </w:r>
-      <w:r>
-        <w:rPr>
-          <w:rFonts w:asciiTheme="majorHAnsi" w:hAnsiTheme="majorHAnsi" w:cs="Calibri"/>
-          <w:sz w:val="24"/>
-          <w:szCs w:val="24"/>
-          <w:lang w:val="en-US"/>
-        </w:rPr>
-        <w:t xml:space="preserve">There are five DGPs, where the T-Learner has a low coverage rate. At DGP 30 it is lowest, at 60%, at DGP  </w:t>
-      </w:r>
-    </w:p>
-    <w:p>
-      <w:pPr>
-        <w:pStyle w:val="Listenabsatz"/>
-        <w:rPr>
-          <w:rFonts w:asciiTheme="majorHAnsi" w:hAnsiTheme="majorHAnsi" w:cs="Calibri"/>
-          <w:sz w:val="24"/>
-          <w:szCs w:val="24"/>
-          <w:lang w:val="en-US"/>
-        </w:rPr>
-      </w:pPr>
-    </w:p>
-    <w:p>
-      <w:pPr>
-        <w:pStyle w:val="Listenabsatz"/>
-        <w:rPr>
-          <w:rFonts w:asciiTheme="majorHAnsi" w:hAnsiTheme="majorHAnsi" w:cs="Calibri"/>
-          <w:sz w:val="24"/>
-          <w:szCs w:val="24"/>
-          <w:lang w:val="en-US"/>
-        </w:rPr>
-      </w:pPr>
-    </w:p>
-    <w:p>
-      <w:pPr>
-        <w:pStyle w:val="Listenabsatz"/>
-        <w:rPr>
-          <w:rFonts w:asciiTheme="majorHAnsi" w:hAnsiTheme="majorHAnsi" w:cs="Calibri"/>
-          <w:sz w:val="24"/>
-          <w:szCs w:val="24"/>
-          <w:lang w:val="en-US"/>
-        </w:rPr>
-      </w:pPr>
-      <w:r>
-        <w:rPr>
-          <w:rFonts w:asciiTheme="majorHAnsi" w:hAnsiTheme="majorHAnsi" w:cs="Calibri"/>
-          <w:sz w:val="24"/>
-          <w:szCs w:val="24"/>
-          <w:lang w:val="en-US"/>
-        </w:rPr>
-        <w:t>It becomes obvious that causal forest and IPTW + Regression perform often the worst, however IPTW + Regression has the lowest RMSE for X gdps () and the causal forest for X dgps ().</w:t>
-      </w:r>
-      <w:r>
-        <w:rPr>
-          <w:rFonts w:asciiTheme="majorHAnsi" w:hAnsiTheme="majorHAnsi" w:cs="Calibri"/>
-          <w:sz w:val="24"/>
-          <w:szCs w:val="24"/>
-          <w:lang w:val="en-US"/>
-        </w:rPr>
-        <w:t>)</w:t>
+        <w:t xml:space="preserve">When model selection is performed (which can become difficult in high-dimensional settings) or more flexible models are used, this can increase the strength of the method a lot. </w:t>
+      </w:r>
+      <w:r>
+        <w:rPr>
+          <w:rFonts w:asciiTheme="majorHAnsi" w:hAnsiTheme="majorHAnsi" w:cs="Calibri"/>
+          <w:sz w:val="24"/>
+          <w:szCs w:val="24"/>
+          <w:lang w:val="en-US"/>
+        </w:rPr>
+        <w:t xml:space="preserve"> </w:t>
+      </w:r>
+    </w:p>
+    <w:p>
+      <w:pPr>
+        <w:pStyle w:val="Listenabsatz"/>
+        <w:rPr>
+          <w:rFonts w:asciiTheme="majorHAnsi" w:hAnsiTheme="majorHAnsi" w:cs="Calibri"/>
+          <w:sz w:val="24"/>
+          <w:szCs w:val="24"/>
+          <w:lang w:val="en-US"/>
+        </w:rPr>
+      </w:pPr>
+    </w:p>
+    <w:p>
+      <w:pPr>
+        <w:pStyle w:val="Listenabsatz"/>
+        <w:rPr>
+          <w:rFonts w:asciiTheme="majorHAnsi" w:hAnsiTheme="majorHAnsi" w:cs="Calibri"/>
+          <w:sz w:val="24"/>
+          <w:szCs w:val="24"/>
+          <w:lang w:val="en-US"/>
+        </w:rPr>
+      </w:pPr>
+      <w:r>
+        <w:rPr>
+          <w:rFonts w:asciiTheme="majorHAnsi" w:hAnsiTheme="majorHAnsi" w:cs="Calibri"/>
+          <w:sz w:val="24"/>
+          <w:szCs w:val="24"/>
+          <w:lang w:val="en-US"/>
+        </w:rPr>
+        <w:t xml:space="preserve">The biggest outlier and by far worst performance of the whole study comes from IPTW + Regression. At DGP 30, the relative bias </w:t>
+      </w:r>
+    </w:p>
+    <w:p>
+      <w:pPr>
+        <w:pStyle w:val="Listenabsatz"/>
+        <w:rPr>
+          <w:rFonts w:asciiTheme="majorHAnsi" w:hAnsiTheme="majorHAnsi" w:cs="Calibri"/>
+          <w:sz w:val="24"/>
+          <w:szCs w:val="24"/>
+          <w:lang w:val="en-US"/>
+        </w:rPr>
+      </w:pPr>
+      <w:r>
+        <w:rPr>
+          <w:rFonts w:asciiTheme="majorHAnsi" w:hAnsiTheme="majorHAnsi" w:cs="Calibri"/>
+          <w:sz w:val="24"/>
+          <w:szCs w:val="24"/>
+          <w:lang w:val="en-US"/>
+        </w:rPr>
+        <w:t xml:space="preserve">This outlier partly biases aggregated results. When excluding DGP30, IPTW + Regression has a lower average bias than the causal forest ()and the same average coverage as the T-Learner at 91.3% </w:t>
+      </w:r>
+    </w:p>
+    <w:p>
+      <w:pPr>
+        <w:pStyle w:val="Listenabsatz"/>
+        <w:rPr>
+          <w:rFonts w:asciiTheme="majorHAnsi" w:hAnsiTheme="majorHAnsi" w:cs="Calibri"/>
+          <w:b/>
+          <w:bCs/>
+          <w:sz w:val="24"/>
+          <w:szCs w:val="24"/>
+          <w:u w:val="single"/>
+          <w:lang w:val="en-US"/>
+        </w:rPr>
+      </w:pPr>
+    </w:p>
+    <w:p>
+      <w:pPr>
+        <w:pStyle w:val="Listenabsatz"/>
+        <w:rPr>
+          <w:rFonts w:asciiTheme="majorHAnsi" w:hAnsiTheme="majorHAnsi" w:cs="Calibri"/>
+          <w:b/>
+          <w:bCs/>
+          <w:sz w:val="24"/>
+          <w:szCs w:val="24"/>
+          <w:u w:val="single"/>
+          <w:lang w:val="en-US"/>
+        </w:rPr>
+      </w:pPr>
+      <w:r>
+        <w:rPr>
+          <w:rFonts w:asciiTheme="majorHAnsi" w:hAnsiTheme="majorHAnsi" w:cs="Calibri"/>
+          <w:b/>
+          <w:bCs/>
+          <w:sz w:val="24"/>
+          <w:szCs w:val="24"/>
+          <w:u w:val="single"/>
+          <w:lang w:val="en-US"/>
+        </w:rPr>
+        <w:t>DGPS with big differences:</w:t>
+      </w:r>
+    </w:p>
+    <w:p>
+      <w:pPr>
+        <w:pStyle w:val="Listenabsatz"/>
+        <w:rPr>
+          <w:rFonts w:asciiTheme="majorHAnsi" w:hAnsiTheme="majorHAnsi" w:cs="Calibri"/>
+          <w:sz w:val="24"/>
+          <w:szCs w:val="24"/>
+          <w:lang w:val="en-US"/>
+        </w:rPr>
+      </w:pPr>
+      <w:r>
+        <w:rPr>
+          <w:rFonts w:asciiTheme="majorHAnsi" w:hAnsiTheme="majorHAnsi" w:cs="Calibri"/>
+          <w:sz w:val="24"/>
+          <w:szCs w:val="24"/>
+          <w:lang w:val="en-US"/>
+        </w:rPr>
+        <w:t xml:space="preserve">In general, for most DGPs, </w:t>
+      </w:r>
+      <w:r>
+        <w:rPr>
+          <w:rFonts w:asciiTheme="majorHAnsi" w:hAnsiTheme="majorHAnsi" w:cs="Calibri"/>
+          <w:sz w:val="24"/>
+          <w:szCs w:val="24"/>
+          <w:lang w:val="en-US"/>
+        </w:rPr>
+        <w:t xml:space="preserve">all models perform </w:t>
+      </w:r>
+      <w:r>
+        <w:rPr>
+          <w:rFonts w:asciiTheme="majorHAnsi" w:hAnsiTheme="majorHAnsi" w:cs="Calibri"/>
+          <w:sz w:val="24"/>
+          <w:szCs w:val="24"/>
+          <w:lang w:val="en-US"/>
+        </w:rPr>
+        <w:t>the RMSE</w:t>
+      </w:r>
+      <w:r>
+        <w:rPr>
+          <w:rFonts w:asciiTheme="majorHAnsi" w:hAnsiTheme="majorHAnsi" w:cs="Calibri"/>
+          <w:sz w:val="24"/>
+          <w:szCs w:val="24"/>
+          <w:lang w:val="en-US"/>
+        </w:rPr>
+        <w:t>/bias</w:t>
+      </w:r>
+      <w:r>
+        <w:rPr>
+          <w:rFonts w:asciiTheme="majorHAnsi" w:hAnsiTheme="majorHAnsi" w:cs="Calibri"/>
+          <w:sz w:val="24"/>
+          <w:szCs w:val="24"/>
+          <w:lang w:val="en-US"/>
+        </w:rPr>
+        <w:t xml:space="preserve"> of all models differ only moderately. Especially the three BART S-Learners are often close to each other. The T-Learner is sometimes also close to them and often slightly worse. </w:t>
+      </w:r>
+    </w:p>
+    <w:p>
+      <w:pPr>
+        <w:pStyle w:val="Listenabsatz"/>
+        <w:rPr>
+          <w:rFonts w:asciiTheme="majorHAnsi" w:hAnsiTheme="majorHAnsi" w:cs="Calibri"/>
+          <w:sz w:val="24"/>
+          <w:szCs w:val="24"/>
+          <w:lang w:val="en-US"/>
+        </w:rPr>
+      </w:pPr>
+    </w:p>
+    <w:p>
+      <w:pPr>
+        <w:pStyle w:val="Listenabsatz"/>
+        <w:rPr>
+          <w:rFonts w:asciiTheme="majorHAnsi" w:hAnsiTheme="majorHAnsi" w:cs="Calibri"/>
+          <w:sz w:val="24"/>
+          <w:szCs w:val="24"/>
+          <w:lang w:val="en-US"/>
+        </w:rPr>
+      </w:pPr>
+      <w:r>
+        <w:rPr>
+          <w:rFonts w:asciiTheme="majorHAnsi" w:hAnsiTheme="majorHAnsi" w:cs="Calibri"/>
+          <w:sz w:val="24"/>
+          <w:szCs w:val="24"/>
+          <w:lang w:val="en-US"/>
+        </w:rPr>
+        <w:t xml:space="preserve">There are some DGPs, such as 29, 32, 58 and 60, where all models yield relatively close </w:t>
+      </w:r>
+      <w:r>
+        <w:rPr>
+          <w:rFonts w:asciiTheme="majorHAnsi" w:hAnsiTheme="majorHAnsi" w:cs="Calibri"/>
+          <w:sz w:val="24"/>
+          <w:szCs w:val="24"/>
+          <w:lang w:val="en-US"/>
+        </w:rPr>
+        <w:t>biases and coverage rates</w:t>
+      </w:r>
+      <w:r>
+        <w:rPr>
+          <w:rFonts w:asciiTheme="majorHAnsi" w:hAnsiTheme="majorHAnsi" w:cs="Calibri"/>
+          <w:sz w:val="24"/>
+          <w:szCs w:val="24"/>
+          <w:lang w:val="en-US"/>
+        </w:rPr>
+        <w:t xml:space="preserve">. </w:t>
+      </w:r>
+      <w:r>
+        <w:rPr>
+          <w:rFonts w:asciiTheme="majorHAnsi" w:hAnsiTheme="majorHAnsi" w:cs="Calibri"/>
+          <w:sz w:val="24"/>
+          <w:szCs w:val="24"/>
+          <w:lang w:val="en-US"/>
+        </w:rPr>
+        <w:t>Then, there are others, where the BART models and the causal forest have simila</w:t>
+      </w:r>
+      <w:r>
+        <w:rPr>
+          <w:rFonts w:asciiTheme="majorHAnsi" w:hAnsiTheme="majorHAnsi" w:cs="Calibri"/>
+          <w:sz w:val="24"/>
+          <w:szCs w:val="24"/>
+          <w:lang w:val="en-US"/>
+        </w:rPr>
+        <w:t xml:space="preserve">r bias, </w:t>
+      </w:r>
+      <w:r>
+        <w:rPr>
+          <w:rFonts w:asciiTheme="majorHAnsi" w:hAnsiTheme="majorHAnsi" w:cs="Calibri"/>
+          <w:sz w:val="24"/>
+          <w:szCs w:val="24"/>
+          <w:lang w:val="en-US"/>
+        </w:rPr>
+        <w:t xml:space="preserve">but IPTW + Regression </w:t>
+      </w:r>
+      <w:r>
+        <w:rPr>
+          <w:rFonts w:asciiTheme="majorHAnsi" w:hAnsiTheme="majorHAnsi" w:cs="Calibri"/>
+          <w:sz w:val="24"/>
+          <w:szCs w:val="24"/>
+          <w:lang w:val="en-US"/>
+        </w:rPr>
+        <w:t xml:space="preserve">has a higher bias, such as DGP 63 and 64. </w:t>
+      </w:r>
+    </w:p>
+    <w:p>
+      <w:pPr>
+        <w:pStyle w:val="Listenabsatz"/>
+        <w:rPr>
+          <w:rFonts w:asciiTheme="majorHAnsi" w:hAnsiTheme="majorHAnsi" w:cs="Calibri"/>
+          <w:b/>
+          <w:bCs/>
+          <w:sz w:val="24"/>
+          <w:szCs w:val="24"/>
+          <w:u w:val="single"/>
+          <w:lang w:val="en-US"/>
+        </w:rPr>
+      </w:pPr>
+    </w:p>
+    <w:p>
+      <w:pPr>
+        <w:pStyle w:val="Listenabsatz"/>
+        <w:rPr>
+          <w:rFonts w:asciiTheme="majorHAnsi" w:hAnsiTheme="majorHAnsi" w:cs="Calibri"/>
+          <w:b/>
+          <w:bCs/>
+          <w:sz w:val="24"/>
+          <w:szCs w:val="24"/>
+          <w:u w:val="single"/>
+          <w:lang w:val="en-US"/>
+        </w:rPr>
+      </w:pPr>
+      <w:r>
+        <w:rPr>
+          <w:rFonts w:asciiTheme="majorHAnsi" w:hAnsiTheme="majorHAnsi" w:cs="Calibri"/>
+          <w:b/>
+          <w:bCs/>
+          <w:sz w:val="24"/>
+          <w:szCs w:val="24"/>
+          <w:u w:val="single"/>
+          <w:lang w:val="en-US"/>
+        </w:rPr>
+        <w:t xml:space="preserve">While some models </w:t>
+      </w:r>
+    </w:p>
+    <w:p>
+      <w:pPr>
+        <w:pStyle w:val="Listenabsatz"/>
+        <w:rPr>
+          <w:rFonts w:asciiTheme="majorHAnsi" w:hAnsiTheme="majorHAnsi" w:cs="Calibri"/>
+          <w:b/>
+          <w:bCs/>
+          <w:sz w:val="24"/>
+          <w:szCs w:val="24"/>
+          <w:u w:val="single"/>
+          <w:lang w:val="en-US"/>
+        </w:rPr>
+      </w:pPr>
+    </w:p>
+    <w:p>
+      <w:pPr>
+        <w:pStyle w:val="Listenabsatz"/>
+        <w:rPr>
+          <w:rFonts w:asciiTheme="majorHAnsi" w:hAnsiTheme="majorHAnsi" w:cs="Calibri"/>
+          <w:sz w:val="24"/>
+          <w:szCs w:val="24"/>
+          <w:lang w:val="en-US"/>
+        </w:rPr>
+      </w:pPr>
+      <w:r>
+        <w:rPr>
+          <w:rFonts w:asciiTheme="majorHAnsi" w:hAnsiTheme="majorHAnsi" w:cs="Calibri"/>
+          <w:sz w:val="24"/>
+          <w:szCs w:val="24"/>
+          <w:lang w:val="en-US"/>
+        </w:rPr>
+        <w:t>D</w:t>
+      </w:r>
+      <w:r>
+        <w:rPr>
+          <w:rFonts w:asciiTheme="majorHAnsi" w:hAnsiTheme="majorHAnsi" w:cs="Calibri"/>
+          <w:sz w:val="24"/>
+          <w:szCs w:val="24"/>
+          <w:lang w:val="en-US"/>
+        </w:rPr>
+        <w:t>GP30 has the lowest average coverage rate across all models, however the relative bias is small. It does however have the biggest true ATE, so normalizing the bias leads to small value even when absolute esti</w:t>
+      </w:r>
+      <w:r>
+        <w:rPr>
+          <w:rFonts w:asciiTheme="majorHAnsi" w:hAnsiTheme="majorHAnsi" w:cs="Calibri"/>
+          <w:sz w:val="24"/>
+          <w:szCs w:val="24"/>
+          <w:lang w:val="en-US"/>
+        </w:rPr>
+        <w:t>ma</w:t>
+      </w:r>
+      <w:r>
+        <w:rPr>
+          <w:rFonts w:asciiTheme="majorHAnsi" w:hAnsiTheme="majorHAnsi" w:cs="Calibri"/>
+          <w:sz w:val="24"/>
+          <w:szCs w:val="24"/>
+          <w:lang w:val="en-US"/>
+        </w:rPr>
+        <w:t>tes are off.</w:t>
+      </w:r>
+      <w:r>
+        <w:rPr>
+          <w:rFonts w:asciiTheme="majorHAnsi" w:hAnsiTheme="majorHAnsi" w:cs="Calibri"/>
+          <w:sz w:val="24"/>
+          <w:szCs w:val="24"/>
+          <w:lang w:val="en-US"/>
+        </w:rPr>
+        <w:t xml:space="preserve"> The estimates of IPTW + Regression are so systematically off that it even has a coverage rate of 0. The coverage of the T-Learner is at 60%, that of the causal forest at 65%. The S-Learner has a coverage of </w:t>
+      </w:r>
+      <w:r>
+        <w:rPr>
+          <w:rFonts w:asciiTheme="majorHAnsi" w:hAnsiTheme="majorHAnsi" w:cs="Calibri"/>
+          <w:sz w:val="24"/>
+          <w:szCs w:val="24"/>
+          <w:lang w:val="en-US"/>
+        </w:rPr>
+        <w:t xml:space="preserve">84%, </w:t>
+      </w:r>
+      <w:r>
+        <w:rPr>
+          <w:rFonts w:asciiTheme="majorHAnsi" w:hAnsiTheme="majorHAnsi" w:cs="Calibri"/>
+          <w:sz w:val="24"/>
+          <w:szCs w:val="24"/>
+          <w:lang w:val="en-US"/>
+        </w:rPr>
+        <w:t>PS-GLM</w:t>
+      </w:r>
+      <w:r>
+        <w:rPr>
+          <w:rFonts w:asciiTheme="majorHAnsi" w:hAnsiTheme="majorHAnsi" w:cs="Calibri"/>
+          <w:sz w:val="24"/>
+          <w:szCs w:val="24"/>
+          <w:lang w:val="en-US"/>
+        </w:rPr>
+        <w:t xml:space="preserve"> of 86%. Only PS-BART reaches a coverage of 94%, while Cis are relatively stable across all models except IPTW + Regression. This leads to the assumption that the treatment assignment mechanism is highly non-linear, which only PS-BART was able to account for and the linear PS estimation model in IPTW got completely wrong.</w:t>
+      </w:r>
+    </w:p>
+    <w:p>
+      <w:pPr>
+        <w:pStyle w:val="Listenabsatz"/>
+        <w:rPr>
+          <w:rFonts w:asciiTheme="majorHAnsi" w:hAnsiTheme="majorHAnsi" w:cs="Calibri"/>
+          <w:sz w:val="24"/>
+          <w:szCs w:val="24"/>
+          <w:lang w:val="en-US"/>
+        </w:rPr>
+      </w:pPr>
+    </w:p>
+    <w:p>
+      <w:pPr>
+        <w:pStyle w:val="Listenabsatz"/>
+        <w:rPr>
+          <w:rFonts w:asciiTheme="majorHAnsi" w:hAnsiTheme="majorHAnsi" w:cs="Calibri"/>
+          <w:sz w:val="24"/>
+          <w:szCs w:val="24"/>
+          <w:lang w:val="en-US"/>
+        </w:rPr>
+      </w:pPr>
+      <w:r>
+        <w:rPr>
+          <w:rFonts w:asciiTheme="majorHAnsi" w:hAnsiTheme="majorHAnsi" w:cs="Calibri"/>
+          <w:sz w:val="24"/>
+          <w:szCs w:val="24"/>
+          <w:lang w:val="en-US"/>
+        </w:rPr>
+        <w:t xml:space="preserve">DGP 39 had the lowest coverage among the three S-Learner BART models. </w:t>
+      </w:r>
+      <w:r>
+        <w:rPr>
+          <w:rFonts w:asciiTheme="majorHAnsi" w:hAnsiTheme="majorHAnsi" w:cs="Calibri"/>
+          <w:sz w:val="24"/>
+          <w:szCs w:val="24"/>
+          <w:lang w:val="en-US"/>
+        </w:rPr>
+        <w:t xml:space="preserve">  </w:t>
+      </w:r>
+      <w:r>
+        <w:rPr>
+          <w:rFonts w:asciiTheme="majorHAnsi" w:hAnsiTheme="majorHAnsi" w:cs="Calibri"/>
+          <w:sz w:val="24"/>
+          <w:szCs w:val="24"/>
+          <w:lang w:val="en-US"/>
+        </w:rPr>
+        <w:t xml:space="preserve"> </w:t>
+      </w:r>
+    </w:p>
+    <w:p>
+      <w:pPr>
+        <w:pStyle w:val="Listenabsatz"/>
+        <w:rPr>
+          <w:rFonts w:asciiTheme="majorHAnsi" w:hAnsiTheme="majorHAnsi" w:cs="Calibri"/>
+          <w:b/>
+          <w:bCs/>
+          <w:sz w:val="24"/>
+          <w:szCs w:val="24"/>
+          <w:u w:val="single"/>
+          <w:lang w:val="en-US"/>
+        </w:rPr>
+      </w:pPr>
+    </w:p>
+    <w:p>
+      <w:pPr>
+        <w:pStyle w:val="Listenabsatz"/>
+        <w:rPr>
+          <w:rFonts w:asciiTheme="majorHAnsi" w:hAnsiTheme="majorHAnsi" w:cs="Calibri"/>
+          <w:b/>
+          <w:bCs/>
+          <w:sz w:val="24"/>
+          <w:szCs w:val="24"/>
+          <w:u w:val="single"/>
+          <w:lang w:val="en-US"/>
+        </w:rPr>
+      </w:pPr>
+    </w:p>
+    <w:p>
+      <w:pPr>
+        <w:pStyle w:val="Listenabsatz"/>
+        <w:rPr>
+          <w:rFonts w:asciiTheme="majorHAnsi" w:hAnsiTheme="majorHAnsi" w:cs="Calibri"/>
+          <w:sz w:val="24"/>
+          <w:szCs w:val="24"/>
+          <w:lang w:val="en-US"/>
+        </w:rPr>
+      </w:pPr>
+      <w:r>
+        <w:rPr>
+          <w:rFonts w:asciiTheme="majorHAnsi" w:hAnsiTheme="majorHAnsi" w:cs="Calibri"/>
+          <w:sz w:val="24"/>
+          <w:szCs w:val="24"/>
+          <w:lang w:val="en-US"/>
+        </w:rPr>
+        <w:t>DGP3</w:t>
+      </w:r>
+      <w:r>
+        <w:rPr>
+          <w:rFonts w:asciiTheme="majorHAnsi" w:hAnsiTheme="majorHAnsi" w:cs="Calibri"/>
+          <w:sz w:val="24"/>
+          <w:szCs w:val="24"/>
+          <w:lang w:val="en-US"/>
+        </w:rPr>
+        <w:t xml:space="preserve">1 </w:t>
+      </w:r>
+      <w:r>
+        <w:rPr>
+          <w:rFonts w:asciiTheme="majorHAnsi" w:hAnsiTheme="majorHAnsi" w:cs="Calibri"/>
+          <w:sz w:val="24"/>
+          <w:szCs w:val="24"/>
+          <w:lang w:val="en-US"/>
+        </w:rPr>
+        <w:t>has the highest average bias</w:t>
+      </w:r>
+      <w:r>
+        <w:rPr>
+          <w:rFonts w:asciiTheme="majorHAnsi" w:hAnsiTheme="majorHAnsi" w:cs="Calibri"/>
+          <w:sz w:val="24"/>
+          <w:szCs w:val="24"/>
+          <w:lang w:val="en-US"/>
+        </w:rPr>
+        <w:t xml:space="preserve"> and IPT + regression and the causal forest perform significantly worse than the BART models.</w:t>
+      </w:r>
+    </w:p>
+    <w:p>
+      <w:pPr>
+        <w:pStyle w:val="Listenabsatz"/>
+        <w:rPr>
+          <w:rFonts w:asciiTheme="majorHAnsi" w:hAnsiTheme="majorHAnsi" w:cs="Calibri"/>
+          <w:sz w:val="24"/>
+          <w:szCs w:val="24"/>
+          <w:lang w:val="en-US"/>
+        </w:rPr>
+      </w:pPr>
+      <w:r>
+        <w:rPr>
+          <w:rFonts w:asciiTheme="majorHAnsi" w:hAnsiTheme="majorHAnsi" w:cs="Calibri"/>
+          <w:sz w:val="24"/>
+          <w:szCs w:val="24"/>
+          <w:lang w:val="en-US"/>
+        </w:rPr>
+        <w:t>DGP32 has the highest average coverage, with all models exceeding 95%</w:t>
+      </w:r>
+    </w:p>
+    <w:p>
+      <w:pPr>
+        <w:pStyle w:val="Listenabsatz"/>
+        <w:rPr>
+          <w:rFonts w:asciiTheme="majorHAnsi" w:hAnsiTheme="majorHAnsi" w:cs="Calibri"/>
+          <w:sz w:val="24"/>
+          <w:szCs w:val="24"/>
+          <w:lang w:val="en-US"/>
+        </w:rPr>
+      </w:pPr>
+    </w:p>
+    <w:p>
+      <w:pPr>
+        <w:pStyle w:val="Listenabsatz"/>
+        <w:rPr>
+          <w:rFonts w:asciiTheme="majorHAnsi" w:hAnsiTheme="majorHAnsi" w:cs="Calibri"/>
+          <w:sz w:val="24"/>
+          <w:szCs w:val="24"/>
+          <w:lang w:val="en-US"/>
+        </w:rPr>
+      </w:pPr>
+    </w:p>
+    <w:p>
+      <w:pPr>
+        <w:pStyle w:val="Listenabsatz"/>
+        <w:rPr>
+          <w:rFonts w:asciiTheme="majorHAnsi" w:hAnsiTheme="majorHAnsi" w:cs="Calibri"/>
+          <w:sz w:val="24"/>
+          <w:szCs w:val="24"/>
+          <w:lang w:val="en-US"/>
+        </w:rPr>
+      </w:pPr>
+    </w:p>
+    <w:p>
+      <w:pPr>
+        <w:pStyle w:val="Listenabsatz"/>
+        <w:rPr>
+          <w:rFonts w:asciiTheme="majorHAnsi" w:hAnsiTheme="majorHAnsi" w:cs="Calibri"/>
+          <w:sz w:val="24"/>
+          <w:szCs w:val="24"/>
+          <w:lang w:val="en-US"/>
+        </w:rPr>
+      </w:pPr>
+      <w:r>
+        <w:rPr>
+          <w:rFonts w:asciiTheme="majorHAnsi" w:hAnsiTheme="majorHAnsi" w:cs="Calibri"/>
+          <w:sz w:val="24"/>
+          <w:szCs w:val="24"/>
+          <w:lang w:val="en-US"/>
+        </w:rPr>
+        <w:t>DGP 39</w:t>
+      </w:r>
+      <w:r>
+        <w:rPr>
+          <w:rFonts w:asciiTheme="majorHAnsi" w:hAnsiTheme="majorHAnsi" w:cs="Calibri"/>
+          <w:sz w:val="24"/>
+          <w:szCs w:val="24"/>
+          <w:lang w:val="en-US"/>
+        </w:rPr>
+        <w:t xml:space="preserve"> stands out as having low coverage among all BART models. H</w:t>
+      </w:r>
+    </w:p>
+    <w:p>
+      <w:pPr>
+        <w:pStyle w:val="Listenabsatz"/>
+        <w:rPr>
+          <w:rFonts w:asciiTheme="majorHAnsi" w:hAnsiTheme="majorHAnsi" w:cs="Calibri"/>
+          <w:b/>
+          <w:bCs/>
+          <w:sz w:val="24"/>
+          <w:szCs w:val="24"/>
+          <w:u w:val="single"/>
+          <w:lang w:val="en-US"/>
+        </w:rPr>
+      </w:pPr>
+    </w:p>
+    <w:p>
+      <w:pPr>
+        <w:pStyle w:val="Listenabsatz"/>
+        <w:rPr>
+          <w:rFonts w:asciiTheme="majorHAnsi" w:hAnsiTheme="majorHAnsi" w:cs="Calibri"/>
+          <w:b/>
+          <w:bCs/>
+          <w:sz w:val="24"/>
+          <w:szCs w:val="24"/>
+          <w:u w:val="single"/>
+          <w:lang w:val="en-US"/>
+        </w:rPr>
+      </w:pPr>
+    </w:p>
+    <w:p>
+      <w:pPr>
+        <w:pStyle w:val="Listenabsatz"/>
+        <w:rPr>
+          <w:rFonts w:asciiTheme="majorHAnsi" w:hAnsiTheme="majorHAnsi" w:cs="Calibri"/>
+          <w:b/>
+          <w:bCs/>
+          <w:sz w:val="24"/>
+          <w:szCs w:val="24"/>
+          <w:u w:val="single"/>
+          <w:lang w:val="en-US"/>
+        </w:rPr>
+      </w:pPr>
+    </w:p>
+    <w:p>
+      <w:pPr>
+        <w:pStyle w:val="Listenabsatz"/>
+        <w:numPr>
+          <w:ilvl w:val="0"/>
+          <w:numId w:val="2"/>
+        </w:numPr>
+        <w:rPr>
+          <w:rFonts w:asciiTheme="majorHAnsi" w:hAnsiTheme="majorHAnsi" w:cs="Calibri"/>
+          <w:b/>
+          <w:bCs/>
+          <w:sz w:val="24"/>
+          <w:szCs w:val="24"/>
+          <w:u w:val="single"/>
+          <w:lang w:val="en-US"/>
+        </w:rPr>
+      </w:pPr>
+      <w:r>
+        <w:rPr>
+          <w:rFonts w:asciiTheme="majorHAnsi" w:hAnsiTheme="majorHAnsi" w:cs="Calibri"/>
+          <w:b/>
+          <w:bCs/>
+          <w:sz w:val="24"/>
+          <w:szCs w:val="24"/>
+          <w:u w:val="single"/>
+          <w:lang w:val="en-US"/>
+        </w:rPr>
+        <w:t>Discussion</w:t>
+      </w:r>
+    </w:p>
+    <w:p>
+      <w:pPr>
+        <w:pStyle w:val="Listenabsatz"/>
+        <w:rPr>
+          <w:rFonts w:asciiTheme="majorHAnsi" w:hAnsiTheme="majorHAnsi" w:cs="Calibri"/>
+          <w:b/>
+          <w:bCs/>
+          <w:sz w:val="24"/>
+          <w:szCs w:val="24"/>
+          <w:u w:val="single"/>
+          <w:lang w:val="en-US"/>
+        </w:rPr>
+      </w:pPr>
+      <w:r>
+        <w:rPr>
+          <w:rFonts w:asciiTheme="majorHAnsi" w:hAnsiTheme="majorHAnsi" w:cs="Calibri"/>
+          <w:b/>
+          <w:bCs/>
+          <w:sz w:val="24"/>
+          <w:szCs w:val="24"/>
+          <w:u w:val="single"/>
+          <w:lang w:val="en-US"/>
+        </w:rPr>
+        <w:t>Conclusion:</w:t>
+      </w:r>
+    </w:p>
+    <w:p>
+      <w:pPr>
+        <w:pStyle w:val="Listenabsatz"/>
+        <w:rPr>
+          <w:rFonts w:asciiTheme="majorHAnsi" w:hAnsiTheme="majorHAnsi" w:cs="Calibri"/>
+          <w:b/>
+          <w:bCs/>
+          <w:sz w:val="24"/>
+          <w:szCs w:val="24"/>
+          <w:u w:val="single"/>
+          <w:lang w:val="en-US"/>
+        </w:rPr>
+      </w:pPr>
+    </w:p>
+    <w:p>
+      <w:pPr>
+        <w:pStyle w:val="Listenabsatz"/>
+        <w:rPr>
+          <w:rFonts w:asciiTheme="majorHAnsi" w:hAnsiTheme="majorHAnsi" w:cs="Calibri"/>
+          <w:b/>
+          <w:bCs/>
+          <w:sz w:val="24"/>
+          <w:szCs w:val="24"/>
+          <w:u w:val="single"/>
+          <w:lang w:val="en-US"/>
+        </w:rPr>
+      </w:pPr>
+      <w:r>
+        <w:rPr>
+          <w:rFonts w:asciiTheme="majorHAnsi" w:hAnsiTheme="majorHAnsi" w:cs="Calibri"/>
+          <w:b/>
+          <w:bCs/>
+          <w:sz w:val="24"/>
+          <w:szCs w:val="24"/>
+          <w:u w:val="single"/>
+          <w:lang w:val="en-US"/>
+        </w:rPr>
+        <w:t xml:space="preserve">Even though no </w:t>
+      </w:r>
+    </w:p>
+    <w:p>
+      <w:pPr>
+        <w:pStyle w:val="Listenabsatz"/>
+        <w:rPr>
+          <w:rFonts w:asciiTheme="majorHAnsi" w:hAnsiTheme="majorHAnsi" w:cs="Calibri"/>
+          <w:b/>
+          <w:bCs/>
+          <w:sz w:val="24"/>
+          <w:szCs w:val="24"/>
+          <w:u w:val="single"/>
+          <w:lang w:val="en-US"/>
+        </w:rPr>
+      </w:pPr>
+    </w:p>
+    <w:p>
+      <w:pPr>
+        <w:pStyle w:val="Listenabsatz"/>
+        <w:rPr>
+          <w:rFonts w:asciiTheme="majorHAnsi" w:hAnsiTheme="majorHAnsi" w:cs="Calibri"/>
+          <w:sz w:val="24"/>
+          <w:szCs w:val="24"/>
+          <w:lang w:val="en-US"/>
+        </w:rPr>
+      </w:pPr>
+      <w:r>
+        <w:rPr>
+          <w:rFonts w:asciiTheme="majorHAnsi" w:hAnsiTheme="majorHAnsi" w:cs="Calibri"/>
+          <w:sz w:val="24"/>
+          <w:szCs w:val="24"/>
+          <w:lang w:val="en-US"/>
+        </w:rPr>
+        <w:t xml:space="preserve">In general, the BART models produce </w:t>
+      </w:r>
+      <w:r>
+        <w:rPr>
+          <w:rFonts w:asciiTheme="majorHAnsi" w:hAnsiTheme="majorHAnsi" w:cs="Calibri"/>
+          <w:sz w:val="24"/>
+          <w:szCs w:val="24"/>
+          <w:lang w:val="en-US"/>
+        </w:rPr>
+        <w:t xml:space="preserve">good and reliable </w:t>
+      </w:r>
+      <w:r>
+        <w:rPr>
+          <w:rFonts w:asciiTheme="majorHAnsi" w:hAnsiTheme="majorHAnsi" w:cs="Calibri"/>
+          <w:sz w:val="24"/>
+          <w:szCs w:val="24"/>
+          <w:lang w:val="en-US"/>
+        </w:rPr>
+        <w:t xml:space="preserve">estimates with few exceptions across all datasets. </w:t>
+      </w:r>
+      <w:r>
+        <w:rPr>
+          <w:rFonts w:asciiTheme="majorHAnsi" w:hAnsiTheme="majorHAnsi" w:cs="Calibri"/>
+          <w:sz w:val="24"/>
+          <w:szCs w:val="24"/>
+          <w:lang w:val="en-US"/>
+        </w:rPr>
+        <w:t>They had lower average RMSE than the other two methods and were the best model in 11 out of 16 DGPs. Even when IPTW + Regression or the causal forest had a lower RMSE, there was not a big difference to the best BART model.</w:t>
+      </w:r>
+      <w:r>
+        <w:rPr>
+          <w:rFonts w:asciiTheme="majorHAnsi" w:hAnsiTheme="majorHAnsi" w:cs="Calibri"/>
+          <w:sz w:val="24"/>
+          <w:szCs w:val="24"/>
+          <w:lang w:val="en-US"/>
+        </w:rPr>
+        <w:t xml:space="preserve"> Therefore, BART models in general can be called a good model for causal effect estimation.</w:t>
+      </w:r>
+    </w:p>
+    <w:p>
+      <w:pPr>
+        <w:pStyle w:val="Listenabsatz"/>
+        <w:rPr>
+          <w:rFonts w:asciiTheme="majorHAnsi" w:hAnsiTheme="majorHAnsi" w:cs="Calibri"/>
+          <w:sz w:val="24"/>
+          <w:szCs w:val="24"/>
+          <w:lang w:val="en-US"/>
+        </w:rPr>
+      </w:pPr>
+      <w:r>
+        <w:rPr>
+          <w:rFonts w:asciiTheme="majorHAnsi" w:hAnsiTheme="majorHAnsi" w:cs="Calibri"/>
+          <w:sz w:val="24"/>
+          <w:szCs w:val="24"/>
+          <w:lang w:val="en-US"/>
+        </w:rPr>
+        <w:t>The S-Learner outperformed the T-Learner in terms of RMSE and coverage. This can partially be attributed to the balance and size of the datasets, however, even in DGPs where the T-Learner had a lower RMSE, the difference was very small</w:t>
+      </w:r>
+      <w:r>
+        <w:rPr>
+          <w:rFonts w:asciiTheme="majorHAnsi" w:hAnsiTheme="majorHAnsi" w:cs="Calibri"/>
+          <w:sz w:val="24"/>
+          <w:szCs w:val="24"/>
+          <w:lang w:val="en-US"/>
+        </w:rPr>
+        <w:t xml:space="preserve">. </w:t>
+      </w:r>
+      <w:r>
+        <w:rPr>
+          <w:rFonts w:asciiTheme="majorHAnsi" w:hAnsiTheme="majorHAnsi" w:cs="Calibri"/>
+          <w:sz w:val="24"/>
+          <w:szCs w:val="24"/>
+          <w:lang w:val="en-US"/>
+        </w:rPr>
+        <w:t xml:space="preserve">T-Learners are supposed to be better than S-Learners when the outcome mechanism differs between treatment and control group. Since the data-generating processes of the datasets are unknown, it is impossible to say whether the data used in this study did not posess this characteristic or whether BART S-Learners can capture those complexities tanks to the flexibility of BART so that the advantage of T-Learners vanishes. </w:t>
+      </w:r>
+      <w:r>
+        <w:rPr>
+          <w:rFonts w:asciiTheme="majorHAnsi" w:hAnsiTheme="majorHAnsi" w:cs="Calibri"/>
+          <w:sz w:val="24"/>
+          <w:szCs w:val="24"/>
+          <w:lang w:val="en-US"/>
+        </w:rPr>
+        <w:t>Based on the results of this study, ch</w:t>
+      </w:r>
+      <w:r>
+        <w:rPr>
+          <w:rFonts w:asciiTheme="majorHAnsi" w:hAnsiTheme="majorHAnsi" w:cs="Calibri"/>
+          <w:sz w:val="24"/>
+          <w:szCs w:val="24"/>
+          <w:lang w:val="en-US"/>
+        </w:rPr>
+        <w:t>o</w:t>
+      </w:r>
+      <w:r>
+        <w:rPr>
+          <w:rFonts w:asciiTheme="majorHAnsi" w:hAnsiTheme="majorHAnsi" w:cs="Calibri"/>
+          <w:sz w:val="24"/>
+          <w:szCs w:val="24"/>
+          <w:lang w:val="en-US"/>
+        </w:rPr>
+        <w:t>osing an S-Learner over an T-Learner is a safe bet as it is often better and hardly ever worse.</w:t>
+      </w:r>
+      <w:r>
+        <w:rPr>
+          <w:rFonts w:asciiTheme="majorHAnsi" w:hAnsiTheme="majorHAnsi" w:cs="Calibri"/>
+          <w:sz w:val="24"/>
+          <w:szCs w:val="24"/>
+          <w:lang w:val="en-US"/>
+        </w:rPr>
+        <w:t xml:space="preserve"> </w:t>
       </w:r>
     </w:p>
     <w:p>
@@ -17730,20 +20361,355 @@
           <w:szCs w:val="24"/>
           <w:lang w:val="en-US"/>
         </w:rPr>
-        <w:t>Weighting bad results partially caused by outliers</w:t>
-      </w:r>
-    </w:p>
-    <w:p>
-      <w:pPr>
-        <w:pStyle w:val="Listenabsatz"/>
-        <w:ind w:left="1080"/>
-        <w:rPr>
-          <w:rFonts w:asciiTheme="majorHAnsi" w:hAnsiTheme="majorHAnsi" w:cs="Calibri"/>
-          <w:sz w:val="24"/>
-          <w:szCs w:val="24"/>
-          <w:lang w:val="en-US"/>
-        </w:rPr>
-      </w:pPr>
+        <w:t>Cis sometimes too conservative</w:t>
+      </w:r>
+    </w:p>
+    <w:p>
+      <w:pPr>
+        <w:pStyle w:val="Listenabsatz"/>
+        <w:rPr>
+          <w:rFonts w:asciiTheme="majorHAnsi" w:hAnsiTheme="majorHAnsi" w:cs="Calibri"/>
+          <w:sz w:val="24"/>
+          <w:szCs w:val="24"/>
+          <w:lang w:val="en-US"/>
+        </w:rPr>
+      </w:pPr>
+    </w:p>
+    <w:p>
+      <w:pPr>
+        <w:pStyle w:val="Listenabsatz"/>
+        <w:rPr>
+          <w:rFonts w:asciiTheme="majorHAnsi" w:hAnsiTheme="majorHAnsi" w:cs="Calibri"/>
+          <w:sz w:val="24"/>
+          <w:szCs w:val="24"/>
+          <w:lang w:val="en-US"/>
+        </w:rPr>
+      </w:pPr>
+      <w:r>
+        <w:rPr>
+          <w:rFonts w:asciiTheme="majorHAnsi" w:hAnsiTheme="majorHAnsi" w:cs="Calibri"/>
+          <w:sz w:val="24"/>
+          <w:szCs w:val="24"/>
+          <w:lang w:val="en-US"/>
+        </w:rPr>
+        <w:t>Against the expectation, the inclusion of estimated propensity scores did not improve estimation by much</w:t>
+      </w:r>
+      <w:r>
+        <w:rPr>
+          <w:rFonts w:asciiTheme="majorHAnsi" w:hAnsiTheme="majorHAnsi" w:cs="Calibri"/>
+          <w:sz w:val="24"/>
+          <w:szCs w:val="24"/>
+          <w:lang w:val="en-US"/>
+        </w:rPr>
+        <w:t xml:space="preserve"> compared to the basic S-Learner</w:t>
+      </w:r>
+      <w:r>
+        <w:rPr>
+          <w:rFonts w:asciiTheme="majorHAnsi" w:hAnsiTheme="majorHAnsi" w:cs="Calibri"/>
+          <w:sz w:val="24"/>
+          <w:szCs w:val="24"/>
+          <w:lang w:val="en-US"/>
+        </w:rPr>
+        <w:t xml:space="preserve">. </w:t>
+      </w:r>
+      <w:r>
+        <w:rPr>
+          <w:rFonts w:asciiTheme="majorHAnsi" w:hAnsiTheme="majorHAnsi" w:cs="Calibri"/>
+          <w:sz w:val="24"/>
+          <w:szCs w:val="24"/>
+          <w:lang w:val="en-US"/>
+        </w:rPr>
+        <w:t xml:space="preserve">The RMSE of the three models was very similar for most DGPs, the S-Learner was even the model that had the lowest RMSE the most times, X times, even though </w:t>
+      </w:r>
+      <w:r>
+        <w:rPr>
+          <w:rFonts w:asciiTheme="majorHAnsi" w:hAnsiTheme="majorHAnsi" w:cs="Calibri"/>
+          <w:sz w:val="24"/>
+          <w:szCs w:val="24"/>
+          <w:lang w:val="en-US"/>
+        </w:rPr>
+        <w:t xml:space="preserve">often </w:t>
+      </w:r>
+      <w:r>
+        <w:rPr>
+          <w:rFonts w:asciiTheme="majorHAnsi" w:hAnsiTheme="majorHAnsi" w:cs="Calibri"/>
+          <w:sz w:val="24"/>
+          <w:szCs w:val="24"/>
+          <w:lang w:val="en-US"/>
+        </w:rPr>
+        <w:t xml:space="preserve">only by a margin. The PS-BART model, which was expected to perform the best due to its ability to capture even complex treatment assignment mechanisms, outperformed the other two models in only </w:t>
+      </w:r>
+      <w:r>
+        <w:rPr>
+          <w:rFonts w:asciiTheme="majorHAnsi" w:hAnsiTheme="majorHAnsi" w:cs="Calibri"/>
+          <w:sz w:val="24"/>
+          <w:szCs w:val="24"/>
+          <w:lang w:val="en-US"/>
+        </w:rPr>
+        <w:t xml:space="preserve">4 DGPs </w:t>
+      </w:r>
+      <w:commentRangeStart w:id="21"/>
+      <w:r>
+        <w:rPr>
+          <w:rFonts w:asciiTheme="majorHAnsi" w:hAnsiTheme="majorHAnsi" w:cs="Calibri"/>
+          <w:sz w:val="24"/>
+          <w:szCs w:val="24"/>
+          <w:lang w:val="en-US"/>
+        </w:rPr>
+        <w:t xml:space="preserve">(29, 30, </w:t>
+      </w:r>
+      <w:r>
+        <w:rPr>
+          <w:rFonts w:asciiTheme="majorHAnsi" w:hAnsiTheme="majorHAnsi" w:cs="Calibri"/>
+          <w:sz w:val="24"/>
+          <w:szCs w:val="24"/>
+          <w:lang w:val="en-US"/>
+        </w:rPr>
+        <w:t>3</w:t>
+      </w:r>
+      <w:r>
+        <w:rPr>
+          <w:rFonts w:asciiTheme="majorHAnsi" w:hAnsiTheme="majorHAnsi" w:cs="Calibri"/>
+          <w:sz w:val="24"/>
+          <w:szCs w:val="24"/>
+          <w:lang w:val="en-US"/>
+        </w:rPr>
+        <w:t>7, 40)</w:t>
+      </w:r>
+      <w:r>
+        <w:rPr>
+          <w:rFonts w:asciiTheme="majorHAnsi" w:hAnsiTheme="majorHAnsi" w:cs="Calibri"/>
+          <w:sz w:val="24"/>
+          <w:szCs w:val="24"/>
+          <w:lang w:val="en-US"/>
+        </w:rPr>
+        <w:t xml:space="preserve">. </w:t>
+      </w:r>
+      <w:commentRangeEnd w:id="21"/>
+      <w:r>
+        <w:rPr>
+          <w:rStyle w:val="Kommentarzeichen"/>
+          <w:rFonts w:asciiTheme="majorHAnsi" w:hAnsiTheme="majorHAnsi" w:cs="Calibri"/>
+          <w:sz w:val="24"/>
+          <w:szCs w:val="24"/>
+          <w:lang w:val="en-US"/>
+        </w:rPr>
+        <w:commentReference w:id="21"/>
+      </w:r>
+      <w:r>
+        <w:rPr>
+          <w:rFonts w:asciiTheme="majorHAnsi" w:hAnsiTheme="majorHAnsi" w:cs="Calibri"/>
+          <w:sz w:val="24"/>
+          <w:szCs w:val="24"/>
+          <w:lang w:val="en-US"/>
+        </w:rPr>
+        <w:t>The coverage of PS-BART however was slightly higher, however this could partially be caused by its wider confidence intervals.</w:t>
+      </w:r>
+      <w:r>
+        <w:rPr>
+          <w:rFonts w:asciiTheme="majorHAnsi" w:hAnsiTheme="majorHAnsi" w:cs="Calibri"/>
+          <w:sz w:val="24"/>
+          <w:szCs w:val="24"/>
+          <w:lang w:val="en-US"/>
+        </w:rPr>
+        <w:t xml:space="preserve"> </w:t>
+      </w:r>
+      <w:commentRangeStart w:id="22"/>
+      <w:r>
+        <w:rPr>
+          <w:rFonts w:asciiTheme="majorHAnsi" w:hAnsiTheme="majorHAnsi" w:cs="Calibri"/>
+          <w:sz w:val="24"/>
+          <w:szCs w:val="24"/>
+          <w:lang w:val="en-US"/>
+        </w:rPr>
+        <w:t>It was however best at capturing the complex, non-linear treatment assignment mechanism of DGP30.</w:t>
+      </w:r>
+      <w:commentRangeEnd w:id="22"/>
+      <w:r>
+        <w:rPr>
+          <w:rStyle w:val="Kommentarzeichen"/>
+          <w:rFonts w:asciiTheme="majorHAnsi" w:hAnsiTheme="majorHAnsi" w:cs="Calibri"/>
+          <w:sz w:val="24"/>
+          <w:szCs w:val="24"/>
+          <w:lang w:val="en-US"/>
+        </w:rPr>
+        <w:commentReference w:id="22"/>
+      </w:r>
+      <w:r>
+        <w:rPr>
+          <w:rFonts w:asciiTheme="majorHAnsi" w:hAnsiTheme="majorHAnsi" w:cs="Calibri"/>
+          <w:sz w:val="24"/>
+          <w:szCs w:val="24"/>
+          <w:lang w:val="en-US"/>
+        </w:rPr>
+        <w:t xml:space="preserve"> In cases where a complex treatment assignment is expected</w:t>
+      </w:r>
+      <w:r>
+        <w:rPr>
+          <w:rFonts w:asciiTheme="majorHAnsi" w:hAnsiTheme="majorHAnsi" w:cs="Calibri"/>
+          <w:sz w:val="24"/>
+          <w:szCs w:val="24"/>
+          <w:lang w:val="en-US"/>
+        </w:rPr>
+        <w:t>, it is therefore advised to include BART-estimated propensity scores in the model. When treatment assignment is expected to be linear or simple, the choice of the model does not seem to matter as much.</w:t>
+      </w:r>
+    </w:p>
+    <w:p>
+      <w:pPr>
+        <w:pStyle w:val="Listenabsatz"/>
+        <w:rPr>
+          <w:rFonts w:asciiTheme="majorHAnsi" w:hAnsiTheme="majorHAnsi" w:cs="Calibri"/>
+          <w:sz w:val="24"/>
+          <w:szCs w:val="24"/>
+          <w:lang w:val="en-US"/>
+        </w:rPr>
+      </w:pPr>
+    </w:p>
+    <w:p>
+      <w:pPr>
+        <w:pStyle w:val="Listenabsatz"/>
+        <w:rPr>
+          <w:rFonts w:asciiTheme="majorHAnsi" w:hAnsiTheme="majorHAnsi" w:cs="Calibri"/>
+          <w:sz w:val="24"/>
+          <w:szCs w:val="24"/>
+          <w:lang w:val="en-US"/>
+        </w:rPr>
+      </w:pPr>
+      <w:r>
+        <w:rPr>
+          <w:rFonts w:asciiTheme="majorHAnsi" w:hAnsiTheme="majorHAnsi" w:cs="Calibri"/>
+          <w:sz w:val="24"/>
+          <w:szCs w:val="24"/>
+          <w:lang w:val="en-US"/>
+        </w:rPr>
+        <w:lastRenderedPageBreak/>
+        <w:t xml:space="preserve">To improve results it has been proven that identifying areas of low overlap and removing them from the estimation can help. This was however only true when after the removal enough observations remained in both treatment and control group to still allow the model(s) to learn from the data. </w:t>
+      </w:r>
+    </w:p>
+    <w:p>
+      <w:pPr>
+        <w:pStyle w:val="Listenabsatz"/>
+        <w:rPr>
+          <w:rFonts w:asciiTheme="majorHAnsi" w:hAnsiTheme="majorHAnsi" w:cs="Calibri"/>
+          <w:sz w:val="24"/>
+          <w:szCs w:val="24"/>
+          <w:lang w:val="en-US"/>
+        </w:rPr>
+      </w:pPr>
+    </w:p>
+    <w:p>
+      <w:pPr>
+        <w:pStyle w:val="Listenabsatz"/>
+        <w:rPr>
+          <w:rFonts w:asciiTheme="majorHAnsi" w:hAnsiTheme="majorHAnsi" w:cs="Calibri"/>
+          <w:sz w:val="24"/>
+          <w:szCs w:val="24"/>
+          <w:lang w:val="en-US"/>
+        </w:rPr>
+      </w:pPr>
+      <w:r>
+        <w:rPr>
+          <w:rFonts w:asciiTheme="majorHAnsi" w:hAnsiTheme="majorHAnsi" w:cs="Calibri"/>
+          <w:sz w:val="24"/>
+          <w:szCs w:val="24"/>
+          <w:lang w:val="en-US"/>
+        </w:rPr>
+        <w:t>While the causal forest often has a higher bias than the BART models, differences in coverage are not as strong. This i</w:t>
+      </w:r>
+      <w:r>
+        <w:rPr>
+          <w:rFonts w:asciiTheme="majorHAnsi" w:hAnsiTheme="majorHAnsi" w:cs="Calibri"/>
+          <w:sz w:val="24"/>
+          <w:szCs w:val="24"/>
+          <w:lang w:val="en-US"/>
+        </w:rPr>
+        <w:t>s likely</w:t>
+      </w:r>
+      <w:r>
+        <w:rPr>
+          <w:rFonts w:asciiTheme="majorHAnsi" w:hAnsiTheme="majorHAnsi" w:cs="Calibri"/>
+          <w:sz w:val="24"/>
+          <w:szCs w:val="24"/>
+          <w:lang w:val="en-US"/>
+        </w:rPr>
+        <w:t xml:space="preserve"> </w:t>
+      </w:r>
+      <w:r>
+        <w:rPr>
+          <w:rFonts w:asciiTheme="majorHAnsi" w:hAnsiTheme="majorHAnsi" w:cs="Calibri"/>
+          <w:sz w:val="24"/>
+          <w:szCs w:val="24"/>
+          <w:lang w:val="en-US"/>
+        </w:rPr>
+        <w:t>caused by its</w:t>
+      </w:r>
+      <w:r>
+        <w:rPr>
+          <w:rFonts w:asciiTheme="majorHAnsi" w:hAnsiTheme="majorHAnsi" w:cs="Calibri"/>
+          <w:sz w:val="24"/>
+          <w:szCs w:val="24"/>
+          <w:lang w:val="en-US"/>
+        </w:rPr>
+        <w:t xml:space="preserve"> confidence intervals</w:t>
+      </w:r>
+      <w:r>
+        <w:rPr>
+          <w:rFonts w:asciiTheme="majorHAnsi" w:hAnsiTheme="majorHAnsi" w:cs="Calibri"/>
+          <w:sz w:val="24"/>
+          <w:szCs w:val="24"/>
+          <w:lang w:val="en-US"/>
+        </w:rPr>
+        <w:t>, which are widest among all models</w:t>
+      </w:r>
+      <w:r>
+        <w:rPr>
+          <w:rFonts w:asciiTheme="majorHAnsi" w:hAnsiTheme="majorHAnsi" w:cs="Calibri"/>
+          <w:sz w:val="24"/>
+          <w:szCs w:val="24"/>
+          <w:lang w:val="en-US"/>
+        </w:rPr>
+        <w:t xml:space="preserve">. </w:t>
+      </w:r>
+      <w:r>
+        <w:rPr>
+          <w:rFonts w:asciiTheme="majorHAnsi" w:hAnsiTheme="majorHAnsi" w:cs="Calibri"/>
+          <w:sz w:val="24"/>
+          <w:szCs w:val="24"/>
+          <w:lang w:val="en-US"/>
+        </w:rPr>
+        <w:t xml:space="preserve">While causal forests are less precise, at least they are not overly confident and provide conservative confidence intervals. While they had a slightly lower bias than the BART models and outperformed them in regard to coverage rate in some circumstances, these differences were mostly marginal. On average, the causal forest is an inferior model to BART. Even though as tree-based model it shares many </w:t>
+      </w:r>
+    </w:p>
+    <w:p>
+      <w:pPr>
+        <w:pStyle w:val="Listenabsatz"/>
+        <w:rPr>
+          <w:rFonts w:asciiTheme="majorHAnsi" w:hAnsiTheme="majorHAnsi" w:cs="Calibri"/>
+          <w:sz w:val="24"/>
+          <w:szCs w:val="24"/>
+          <w:lang w:val="en-US"/>
+        </w:rPr>
+      </w:pPr>
+    </w:p>
+    <w:p>
+      <w:pPr>
+        <w:pStyle w:val="Listenabsatz"/>
+        <w:rPr>
+          <w:rFonts w:asciiTheme="majorHAnsi" w:hAnsiTheme="majorHAnsi" w:cs="Calibri"/>
+          <w:sz w:val="24"/>
+          <w:szCs w:val="24"/>
+          <w:lang w:val="en-US"/>
+        </w:rPr>
+      </w:pPr>
+      <w:r>
+        <w:rPr>
+          <w:rFonts w:asciiTheme="majorHAnsi" w:hAnsiTheme="majorHAnsi" w:cs="Calibri"/>
+          <w:sz w:val="24"/>
+          <w:szCs w:val="24"/>
+          <w:lang w:val="en-US"/>
+        </w:rPr>
+        <w:t>Tuning:</w:t>
+      </w:r>
     </w:p>
     <w:p>
       <w:pPr>
@@ -17758,7 +20724,10 @@
           <w:lang w:val="en-US"/>
         </w:rPr>
       </w:pPr>
-      <w:r>
+    </w:p>
+    <w:p>
+      <w:pPr>
+        <w:pStyle w:val="Listenabsatz"/>
         <w:rPr>
           <w:rFonts w:asciiTheme="majorHAnsi" w:hAnsiTheme="majorHAnsi" w:cs="Calibri"/>
           <w:b/>
@@ -17768,968 +20737,46 @@
           <w:u w:val="single"/>
           <w:lang w:val="en-US"/>
         </w:rPr>
-        <w:t>Causal forest:</w:t>
-      </w:r>
-    </w:p>
-    <w:p>
-      <w:pPr>
-        <w:pStyle w:val="Listenabsatz"/>
-        <w:rPr>
-          <w:rFonts w:asciiTheme="majorHAnsi" w:hAnsiTheme="majorHAnsi" w:cs="Calibri"/>
-          <w:sz w:val="24"/>
-          <w:szCs w:val="24"/>
-          <w:lang w:val="en-US"/>
-        </w:rPr>
-      </w:pPr>
-      <w:r>
-        <w:rPr>
-          <w:rFonts w:asciiTheme="majorHAnsi" w:hAnsiTheme="majorHAnsi" w:cs="Calibri"/>
-          <w:sz w:val="24"/>
-          <w:szCs w:val="24"/>
-          <w:lang w:val="en-US"/>
-        </w:rPr>
-        <w:t xml:space="preserve">Bias: </w:t>
-      </w:r>
-      <w:r>
-        <w:rPr>
-          <w:rFonts w:asciiTheme="majorHAnsi" w:hAnsiTheme="majorHAnsi" w:cs="Calibri"/>
-          <w:sz w:val="24"/>
-          <w:szCs w:val="24"/>
-          <w:lang w:val="en-US"/>
-        </w:rPr>
-        <w:t>Regarding the bias, t</w:t>
-      </w:r>
-      <w:r>
-        <w:rPr>
-          <w:rFonts w:asciiTheme="majorHAnsi" w:hAnsiTheme="majorHAnsi" w:cs="Calibri"/>
-          <w:sz w:val="24"/>
-          <w:szCs w:val="24"/>
-          <w:lang w:val="en-US"/>
-        </w:rPr>
-        <w:t xml:space="preserve">he causal forest places last </w:t>
-      </w:r>
-      <w:r>
-        <w:rPr>
-          <w:rFonts w:asciiTheme="majorHAnsi" w:hAnsiTheme="majorHAnsi" w:cs="Calibri"/>
-          <w:sz w:val="24"/>
-          <w:szCs w:val="24"/>
-          <w:lang w:val="en-US"/>
-        </w:rPr>
-        <w:t xml:space="preserve">in half </w:t>
-      </w:r>
-      <w:r>
-        <w:rPr>
-          <w:rFonts w:asciiTheme="majorHAnsi" w:hAnsiTheme="majorHAnsi" w:cs="Calibri"/>
-          <w:sz w:val="24"/>
-          <w:szCs w:val="24"/>
-          <w:lang w:val="en-US"/>
-        </w:rPr>
-        <w:t xml:space="preserve">of all </w:t>
-      </w:r>
-      <w:r>
-        <w:rPr>
-          <w:rFonts w:asciiTheme="majorHAnsi" w:hAnsiTheme="majorHAnsi" w:cs="Calibri"/>
-          <w:sz w:val="24"/>
-          <w:szCs w:val="24"/>
-          <w:lang w:val="en-US"/>
-        </w:rPr>
-        <w:t>dgps</w:t>
-      </w:r>
-      <w:r>
-        <w:rPr>
-          <w:rFonts w:asciiTheme="majorHAnsi" w:hAnsiTheme="majorHAnsi" w:cs="Calibri"/>
-          <w:sz w:val="24"/>
-          <w:szCs w:val="24"/>
-          <w:lang w:val="en-US"/>
-        </w:rPr>
-        <w:t xml:space="preserve"> (</w:t>
-      </w:r>
-      <w:r>
-        <w:rPr>
-          <w:rFonts w:asciiTheme="majorHAnsi" w:hAnsiTheme="majorHAnsi" w:cs="Calibri"/>
-          <w:sz w:val="24"/>
-          <w:szCs w:val="24"/>
-          <w:lang w:val="en-US"/>
-        </w:rPr>
-        <w:t>8</w:t>
-      </w:r>
-      <w:r>
-        <w:rPr>
-          <w:rFonts w:asciiTheme="majorHAnsi" w:hAnsiTheme="majorHAnsi" w:cs="Calibri"/>
-          <w:sz w:val="24"/>
-          <w:szCs w:val="24"/>
-          <w:lang w:val="en-US"/>
-        </w:rPr>
-        <w:t xml:space="preserve"> times of cases)</w:t>
-      </w:r>
-      <w:r>
-        <w:rPr>
-          <w:rFonts w:asciiTheme="majorHAnsi" w:hAnsiTheme="majorHAnsi" w:cs="Calibri"/>
-          <w:sz w:val="24"/>
-          <w:szCs w:val="24"/>
-          <w:lang w:val="en-US"/>
-        </w:rPr>
-        <w:t>, 5th in 2 cases and 4</w:t>
-      </w:r>
-      <w:r>
-        <w:rPr>
-          <w:rFonts w:asciiTheme="majorHAnsi" w:hAnsiTheme="majorHAnsi" w:cs="Calibri"/>
-          <w:sz w:val="24"/>
-          <w:szCs w:val="24"/>
-          <w:vertAlign w:val="superscript"/>
-          <w:lang w:val="en-US"/>
-        </w:rPr>
-        <w:t>th</w:t>
-      </w:r>
-      <w:r>
-        <w:rPr>
-          <w:rFonts w:asciiTheme="majorHAnsi" w:hAnsiTheme="majorHAnsi" w:cs="Calibri"/>
-          <w:sz w:val="24"/>
-          <w:szCs w:val="24"/>
-          <w:lang w:val="en-US"/>
-        </w:rPr>
-        <w:t xml:space="preserve"> in 3 cases</w:t>
-      </w:r>
-      <w:r>
-        <w:rPr>
-          <w:rFonts w:asciiTheme="majorHAnsi" w:hAnsiTheme="majorHAnsi" w:cs="Calibri"/>
-          <w:sz w:val="24"/>
-          <w:szCs w:val="24"/>
-          <w:lang w:val="en-US"/>
-        </w:rPr>
-        <w:t xml:space="preserve">. </w:t>
-      </w:r>
-      <w:r>
-        <w:rPr>
-          <w:rFonts w:asciiTheme="majorHAnsi" w:hAnsiTheme="majorHAnsi" w:cs="Calibri"/>
-          <w:sz w:val="24"/>
-          <w:szCs w:val="24"/>
-          <w:lang w:val="en-US"/>
-        </w:rPr>
-        <w:t>In some cases (such as DGPs 29, 32, 60), the</w:t>
-      </w:r>
-      <w:r>
-        <w:rPr>
-          <w:rFonts w:asciiTheme="majorHAnsi" w:hAnsiTheme="majorHAnsi" w:cs="Calibri"/>
-          <w:sz w:val="24"/>
-          <w:szCs w:val="24"/>
-          <w:lang w:val="en-US"/>
-        </w:rPr>
-        <w:t>re is not a big</w:t>
-      </w:r>
-      <w:r>
-        <w:rPr>
-          <w:rFonts w:asciiTheme="majorHAnsi" w:hAnsiTheme="majorHAnsi" w:cs="Calibri"/>
-          <w:sz w:val="24"/>
-          <w:szCs w:val="24"/>
-          <w:lang w:val="en-US"/>
-        </w:rPr>
-        <w:t xml:space="preserve"> difference to the model with the lowest bias model </w:t>
-      </w:r>
-      <w:r>
-        <w:rPr>
-          <w:rFonts w:asciiTheme="majorHAnsi" w:hAnsiTheme="majorHAnsi" w:cs="Calibri"/>
-          <w:sz w:val="24"/>
-          <w:szCs w:val="24"/>
-          <w:lang w:val="en-US"/>
-        </w:rPr>
-        <w:t>(</w:t>
-      </w:r>
-      <w:r>
-        <w:rPr>
-          <w:rFonts w:asciiTheme="majorHAnsi" w:hAnsiTheme="majorHAnsi" w:cs="Calibri"/>
-          <w:sz w:val="24"/>
-          <w:szCs w:val="24"/>
-          <w:lang w:val="en-US"/>
-        </w:rPr>
-        <w:t>less than X%</w:t>
-      </w:r>
-      <w:r>
-        <w:rPr>
-          <w:rFonts w:asciiTheme="majorHAnsi" w:hAnsiTheme="majorHAnsi" w:cs="Calibri"/>
-          <w:sz w:val="24"/>
-          <w:szCs w:val="24"/>
-          <w:lang w:val="en-US"/>
-        </w:rPr>
-        <w:t>)</w:t>
-      </w:r>
-      <w:r>
-        <w:rPr>
-          <w:rFonts w:asciiTheme="majorHAnsi" w:hAnsiTheme="majorHAnsi" w:cs="Calibri"/>
-          <w:sz w:val="24"/>
-          <w:szCs w:val="24"/>
-          <w:lang w:val="en-US"/>
-        </w:rPr>
-        <w:t xml:space="preserve">. </w:t>
-      </w:r>
-    </w:p>
-    <w:p>
-      <w:pPr>
-        <w:pStyle w:val="Listenabsatz"/>
-        <w:rPr>
-          <w:rFonts w:asciiTheme="majorHAnsi" w:hAnsiTheme="majorHAnsi" w:cs="Calibri"/>
-          <w:sz w:val="24"/>
-          <w:szCs w:val="24"/>
-          <w:lang w:val="en-US"/>
-        </w:rPr>
-      </w:pPr>
-      <w:r>
-        <w:rPr>
-          <w:rFonts w:asciiTheme="majorHAnsi" w:hAnsiTheme="majorHAnsi" w:cs="Calibri"/>
-          <w:sz w:val="24"/>
-          <w:szCs w:val="24"/>
-          <w:lang w:val="en-US"/>
-        </w:rPr>
-        <w:t>H</w:t>
-      </w:r>
-      <w:r>
-        <w:rPr>
-          <w:rFonts w:asciiTheme="majorHAnsi" w:hAnsiTheme="majorHAnsi" w:cs="Calibri"/>
-          <w:sz w:val="24"/>
-          <w:szCs w:val="24"/>
-          <w:lang w:val="en-US"/>
-        </w:rPr>
-        <w:t>owever</w:t>
-      </w:r>
-      <w:r>
-        <w:rPr>
-          <w:rFonts w:asciiTheme="majorHAnsi" w:hAnsiTheme="majorHAnsi" w:cs="Calibri"/>
-          <w:sz w:val="24"/>
-          <w:szCs w:val="24"/>
-          <w:lang w:val="en-US"/>
-        </w:rPr>
-        <w:t>,</w:t>
-      </w:r>
-      <w:r>
-        <w:rPr>
-          <w:rFonts w:asciiTheme="majorHAnsi" w:hAnsiTheme="majorHAnsi" w:cs="Calibri"/>
-          <w:sz w:val="24"/>
-          <w:szCs w:val="24"/>
-          <w:lang w:val="en-US"/>
-        </w:rPr>
-        <w:t xml:space="preserve"> in some </w:t>
-      </w:r>
-      <w:r>
-        <w:rPr>
-          <w:rFonts w:asciiTheme="majorHAnsi" w:hAnsiTheme="majorHAnsi" w:cs="Calibri"/>
-          <w:sz w:val="24"/>
-          <w:szCs w:val="24"/>
-          <w:lang w:val="en-US"/>
-        </w:rPr>
-        <w:t>DGPs</w:t>
-      </w:r>
-      <w:r>
-        <w:rPr>
-          <w:rFonts w:asciiTheme="majorHAnsi" w:hAnsiTheme="majorHAnsi" w:cs="Calibri"/>
-          <w:sz w:val="24"/>
-          <w:szCs w:val="24"/>
-          <w:lang w:val="en-US"/>
-        </w:rPr>
-        <w:t xml:space="preserve">, </w:t>
-      </w:r>
-      <w:r>
-        <w:rPr>
-          <w:rFonts w:asciiTheme="majorHAnsi" w:hAnsiTheme="majorHAnsi" w:cs="Calibri"/>
-          <w:sz w:val="24"/>
-          <w:szCs w:val="24"/>
-          <w:lang w:val="en-US"/>
-        </w:rPr>
-        <w:t>the</w:t>
-      </w:r>
-      <w:r>
-        <w:rPr>
-          <w:rFonts w:asciiTheme="majorHAnsi" w:hAnsiTheme="majorHAnsi" w:cs="Calibri"/>
-          <w:sz w:val="24"/>
-          <w:szCs w:val="24"/>
-          <w:lang w:val="en-US"/>
-        </w:rPr>
-        <w:t xml:space="preserve"> bias</w:t>
-      </w:r>
-      <w:r>
-        <w:rPr>
-          <w:rFonts w:asciiTheme="majorHAnsi" w:hAnsiTheme="majorHAnsi" w:cs="Calibri"/>
-          <w:sz w:val="24"/>
-          <w:szCs w:val="24"/>
-          <w:lang w:val="en-US"/>
-        </w:rPr>
-        <w:t xml:space="preserve"> of the causal forest</w:t>
-      </w:r>
-      <w:r>
-        <w:rPr>
-          <w:rFonts w:asciiTheme="majorHAnsi" w:hAnsiTheme="majorHAnsi" w:cs="Calibri"/>
-          <w:sz w:val="24"/>
-          <w:szCs w:val="24"/>
-          <w:lang w:val="en-US"/>
-        </w:rPr>
-        <w:t xml:space="preserve"> is as </w:t>
-      </w:r>
-      <w:r>
-        <w:rPr>
-          <w:rFonts w:asciiTheme="majorHAnsi" w:hAnsiTheme="majorHAnsi" w:cs="Calibri"/>
-          <w:sz w:val="24"/>
-          <w:szCs w:val="24"/>
-          <w:lang w:val="en-US"/>
-        </w:rPr>
-        <w:t xml:space="preserve">more </w:t>
-      </w:r>
-      <w:commentRangeStart w:id="20"/>
-      <w:r>
-        <w:rPr>
-          <w:rFonts w:asciiTheme="majorHAnsi" w:hAnsiTheme="majorHAnsi" w:cs="Calibri"/>
-          <w:sz w:val="24"/>
-          <w:szCs w:val="24"/>
-          <w:lang w:val="en-US"/>
-        </w:rPr>
-        <w:t>than 5%</w:t>
-      </w:r>
-      <w:r>
-        <w:rPr>
-          <w:rFonts w:asciiTheme="majorHAnsi" w:hAnsiTheme="majorHAnsi" w:cs="Calibri"/>
-          <w:sz w:val="24"/>
-          <w:szCs w:val="24"/>
-          <w:lang w:val="en-US"/>
-        </w:rPr>
-        <w:t xml:space="preserve"> higher </w:t>
-      </w:r>
-      <w:commentRangeEnd w:id="20"/>
-      <w:r>
-        <w:rPr>
-          <w:rStyle w:val="Kommentarzeichen"/>
-          <w:rFonts w:asciiTheme="majorHAnsi" w:hAnsiTheme="majorHAnsi" w:cs="Calibri"/>
-          <w:sz w:val="24"/>
-          <w:szCs w:val="24"/>
-          <w:lang w:val="en-US"/>
-        </w:rPr>
-        <w:commentReference w:id="20"/>
-      </w:r>
-      <w:r>
-        <w:rPr>
-          <w:rFonts w:asciiTheme="majorHAnsi" w:hAnsiTheme="majorHAnsi" w:cs="Calibri"/>
-          <w:sz w:val="24"/>
-          <w:szCs w:val="24"/>
-          <w:lang w:val="en-US"/>
-        </w:rPr>
-        <w:t xml:space="preserve">than </w:t>
-      </w:r>
-      <w:r>
-        <w:rPr>
-          <w:rFonts w:asciiTheme="majorHAnsi" w:hAnsiTheme="majorHAnsi" w:cs="Calibri"/>
-          <w:sz w:val="24"/>
-          <w:szCs w:val="24"/>
-          <w:lang w:val="en-US"/>
-        </w:rPr>
-        <w:t xml:space="preserve">that of </w:t>
-      </w:r>
-      <w:r>
-        <w:rPr>
-          <w:rFonts w:asciiTheme="majorHAnsi" w:hAnsiTheme="majorHAnsi" w:cs="Calibri"/>
-          <w:sz w:val="24"/>
-          <w:szCs w:val="24"/>
-          <w:lang w:val="en-US"/>
-        </w:rPr>
-        <w:t>the best performing model</w:t>
-      </w:r>
-      <w:r>
-        <w:rPr>
-          <w:rFonts w:asciiTheme="majorHAnsi" w:hAnsiTheme="majorHAnsi" w:cs="Calibri"/>
-          <w:sz w:val="24"/>
-          <w:szCs w:val="24"/>
-          <w:lang w:val="en-US"/>
-        </w:rPr>
-        <w:t xml:space="preserve"> and for DGP 37 and DGP 39 even as high as X</w:t>
-      </w:r>
-      <w:r>
-        <w:rPr>
-          <w:rFonts w:asciiTheme="majorHAnsi" w:hAnsiTheme="majorHAnsi" w:cs="Calibri"/>
-          <w:sz w:val="24"/>
-          <w:szCs w:val="24"/>
-          <w:lang w:val="en-US"/>
-        </w:rPr>
-        <w:t xml:space="preserve">. </w:t>
-      </w:r>
-      <w:r>
-        <w:rPr>
-          <w:rFonts w:asciiTheme="majorHAnsi" w:hAnsiTheme="majorHAnsi" w:cs="Calibri"/>
-          <w:sz w:val="24"/>
-          <w:szCs w:val="24"/>
-          <w:lang w:val="en-US"/>
-        </w:rPr>
-        <w:t>When the causal forest is not last, it is usually still worse than the S-Learners and only outperforms the T-Learner (in DGPs 30</w:t>
-      </w:r>
-      <w:r>
-        <w:rPr>
-          <w:rFonts w:asciiTheme="majorHAnsi" w:hAnsiTheme="majorHAnsi" w:cs="Calibri"/>
-          <w:sz w:val="24"/>
-          <w:szCs w:val="24"/>
-          <w:lang w:val="en-US"/>
-        </w:rPr>
-        <w:t>)</w:t>
-      </w:r>
-      <w:r>
-        <w:rPr>
-          <w:rFonts w:asciiTheme="majorHAnsi" w:hAnsiTheme="majorHAnsi" w:cs="Calibri"/>
-          <w:sz w:val="24"/>
-          <w:szCs w:val="24"/>
-          <w:lang w:val="en-US"/>
-        </w:rPr>
-        <w:t xml:space="preserve"> </w:t>
-      </w:r>
-      <w:r>
-        <w:rPr>
-          <w:rFonts w:asciiTheme="majorHAnsi" w:hAnsiTheme="majorHAnsi" w:cs="Calibri"/>
-          <w:sz w:val="24"/>
-          <w:szCs w:val="24"/>
-          <w:lang w:val="en-US"/>
-        </w:rPr>
-        <w:t>or</w:t>
-      </w:r>
-      <w:r>
-        <w:rPr>
-          <w:rFonts w:asciiTheme="majorHAnsi" w:hAnsiTheme="majorHAnsi" w:cs="Calibri"/>
-          <w:sz w:val="24"/>
-          <w:szCs w:val="24"/>
-          <w:lang w:val="en-US"/>
-        </w:rPr>
-        <w:t xml:space="preserve"> IPTW + Regression (in DGPs 31</w:t>
-      </w:r>
-      <w:r>
-        <w:rPr>
-          <w:rFonts w:asciiTheme="majorHAnsi" w:hAnsiTheme="majorHAnsi" w:cs="Calibri"/>
-          <w:sz w:val="24"/>
-          <w:szCs w:val="24"/>
-          <w:lang w:val="en-US"/>
-        </w:rPr>
-        <w:t xml:space="preserve">) </w:t>
-      </w:r>
-      <w:r>
-        <w:rPr>
-          <w:rFonts w:asciiTheme="majorHAnsi" w:hAnsiTheme="majorHAnsi" w:cs="Calibri"/>
-          <w:sz w:val="24"/>
-          <w:szCs w:val="24"/>
-          <w:lang w:val="en-US"/>
-        </w:rPr>
-        <w:t xml:space="preserve">or both (in DGP </w:t>
-      </w:r>
-      <w:r>
-        <w:rPr>
-          <w:rFonts w:asciiTheme="majorHAnsi" w:hAnsiTheme="majorHAnsi" w:cs="Calibri"/>
-          <w:sz w:val="24"/>
-          <w:szCs w:val="24"/>
-          <w:lang w:val="en-US"/>
-        </w:rPr>
-        <w:t xml:space="preserve">30, </w:t>
-      </w:r>
-      <w:r>
-        <w:rPr>
-          <w:rFonts w:asciiTheme="majorHAnsi" w:hAnsiTheme="majorHAnsi" w:cs="Calibri"/>
-          <w:sz w:val="24"/>
-          <w:szCs w:val="24"/>
-          <w:lang w:val="en-US"/>
-        </w:rPr>
-        <w:t xml:space="preserve">38, 62). There </w:t>
-      </w:r>
-      <w:r>
-        <w:rPr>
-          <w:rFonts w:asciiTheme="majorHAnsi" w:hAnsiTheme="majorHAnsi" w:cs="Calibri"/>
-          <w:sz w:val="24"/>
-          <w:szCs w:val="24"/>
-          <w:lang w:val="en-US"/>
-        </w:rPr>
-        <w:t xml:space="preserve">are two cases where the causal forest has the lowest bias out of all models (58 and 64) and one (63) where it places second and is outperformed </w:t>
-      </w:r>
-      <w:r>
-        <w:rPr>
-          <w:rFonts w:asciiTheme="majorHAnsi" w:hAnsiTheme="majorHAnsi" w:cs="Calibri"/>
-          <w:sz w:val="24"/>
-          <w:szCs w:val="24"/>
-          <w:lang w:val="en-US"/>
-        </w:rPr>
-        <w:lastRenderedPageBreak/>
-        <w:t xml:space="preserve">only by the T-Learner by only X%. </w:t>
-      </w:r>
-      <w:r>
-        <w:rPr>
-          <w:rFonts w:asciiTheme="majorHAnsi" w:hAnsiTheme="majorHAnsi" w:cs="Calibri"/>
-          <w:sz w:val="24"/>
-          <w:szCs w:val="24"/>
-          <w:lang w:val="en-US"/>
-        </w:rPr>
-        <w:t>However, the difference to the</w:t>
-      </w:r>
-      <w:r>
-        <w:rPr>
-          <w:rFonts w:asciiTheme="majorHAnsi" w:hAnsiTheme="majorHAnsi" w:cs="Calibri"/>
-          <w:sz w:val="24"/>
-          <w:szCs w:val="24"/>
-          <w:lang w:val="en-US"/>
-        </w:rPr>
-        <w:t xml:space="preserve"> next best model (in </w:t>
-      </w:r>
-      <w:r>
-        <w:rPr>
-          <w:rFonts w:asciiTheme="majorHAnsi" w:hAnsiTheme="majorHAnsi" w:cs="Calibri"/>
-          <w:sz w:val="24"/>
-          <w:szCs w:val="24"/>
-          <w:lang w:val="en-US"/>
-        </w:rPr>
-        <w:t>all three</w:t>
-      </w:r>
-      <w:r>
-        <w:rPr>
-          <w:rFonts w:asciiTheme="majorHAnsi" w:hAnsiTheme="majorHAnsi" w:cs="Calibri"/>
-          <w:sz w:val="24"/>
-          <w:szCs w:val="24"/>
-          <w:lang w:val="en-US"/>
-        </w:rPr>
-        <w:t xml:space="preserve"> cases the</w:t>
-      </w:r>
-      <w:r>
-        <w:rPr>
-          <w:rFonts w:asciiTheme="majorHAnsi" w:hAnsiTheme="majorHAnsi" w:cs="Calibri"/>
-          <w:sz w:val="24"/>
-          <w:szCs w:val="24"/>
-          <w:lang w:val="en-US"/>
-        </w:rPr>
-        <w:t xml:space="preserve"> S-Learner</w:t>
-      </w:r>
-      <w:r>
-        <w:rPr>
-          <w:rFonts w:asciiTheme="majorHAnsi" w:hAnsiTheme="majorHAnsi" w:cs="Calibri"/>
-          <w:sz w:val="24"/>
-          <w:szCs w:val="24"/>
-          <w:lang w:val="en-US"/>
-        </w:rPr>
-        <w:t>)</w:t>
-      </w:r>
-      <w:r>
-        <w:rPr>
-          <w:rFonts w:asciiTheme="majorHAnsi" w:hAnsiTheme="majorHAnsi" w:cs="Calibri"/>
-          <w:sz w:val="24"/>
-          <w:szCs w:val="24"/>
-          <w:lang w:val="en-US"/>
-        </w:rPr>
-        <w:t xml:space="preserve"> is very small, between X and X%.</w:t>
-      </w:r>
-    </w:p>
-    <w:p>
-      <w:pPr>
-        <w:pStyle w:val="Listenabsatz"/>
-        <w:rPr>
-          <w:rFonts w:asciiTheme="majorHAnsi" w:hAnsiTheme="majorHAnsi" w:cs="Calibri"/>
-          <w:sz w:val="24"/>
-          <w:szCs w:val="24"/>
-          <w:lang w:val="en-US"/>
-        </w:rPr>
-      </w:pPr>
-    </w:p>
-    <w:p>
-      <w:pPr>
-        <w:pStyle w:val="Listenabsatz"/>
-        <w:rPr>
-          <w:rFonts w:asciiTheme="majorHAnsi" w:hAnsiTheme="majorHAnsi" w:cs="Calibri"/>
-          <w:sz w:val="24"/>
-          <w:szCs w:val="24"/>
-          <w:lang w:val="en-US"/>
-        </w:rPr>
-      </w:pPr>
-      <w:r>
-        <w:rPr>
-          <w:rFonts w:asciiTheme="majorHAnsi" w:hAnsiTheme="majorHAnsi" w:cs="Calibri"/>
-          <w:sz w:val="24"/>
-          <w:szCs w:val="24"/>
-          <w:highlight w:val="yellow"/>
-          <w:lang w:val="en-US"/>
-        </w:rPr>
-        <w:t>the causal forest and the model with the lowest relative bias are highest for DGP30 (X), 31 (X), 37 (X), 39 (X)</w:t>
-      </w:r>
-      <w:r>
-        <w:rPr>
-          <w:rFonts w:asciiTheme="majorHAnsi" w:hAnsiTheme="majorHAnsi" w:cs="Calibri"/>
-          <w:sz w:val="24"/>
-          <w:szCs w:val="24"/>
-          <w:highlight w:val="yellow"/>
-          <w:lang w:val="en-US"/>
-        </w:rPr>
-        <w:t>, 40 (X)</w:t>
-      </w:r>
-      <w:r>
-        <w:rPr>
-          <w:rFonts w:asciiTheme="majorHAnsi" w:hAnsiTheme="majorHAnsi" w:cs="Calibri"/>
-          <w:sz w:val="24"/>
-          <w:szCs w:val="24"/>
-          <w:highlight w:val="yellow"/>
-          <w:lang w:val="en-US"/>
-        </w:rPr>
-        <w:t xml:space="preserve">. </w:t>
-      </w:r>
-      <w:r>
-        <w:rPr>
-          <w:rFonts w:asciiTheme="majorHAnsi" w:hAnsiTheme="majorHAnsi" w:cs="Calibri"/>
-          <w:sz w:val="24"/>
-          <w:szCs w:val="24"/>
-          <w:highlight w:val="yellow"/>
-          <w:lang w:val="en-US"/>
-        </w:rPr>
-        <w:t>The causal forest seems to struggle especially when there is low overlap (DGPs 37, 39, 40).</w:t>
-      </w:r>
-      <w:r>
-        <w:rPr>
-          <w:rFonts w:asciiTheme="majorHAnsi" w:hAnsiTheme="majorHAnsi" w:cs="Calibri"/>
-          <w:sz w:val="24"/>
-          <w:szCs w:val="24"/>
-          <w:lang w:val="en-US"/>
-        </w:rPr>
-        <w:t xml:space="preserve"> </w:t>
-      </w:r>
-    </w:p>
-    <w:p>
-      <w:pPr>
-        <w:pStyle w:val="Listenabsatz"/>
-        <w:rPr>
-          <w:rFonts w:asciiTheme="majorHAnsi" w:hAnsiTheme="majorHAnsi" w:cs="Calibri"/>
-          <w:sz w:val="24"/>
-          <w:szCs w:val="24"/>
-          <w:lang w:val="en-US"/>
-        </w:rPr>
-      </w:pPr>
-    </w:p>
-    <w:p>
-      <w:pPr>
-        <w:pStyle w:val="Listenabsatz"/>
-        <w:rPr>
-          <w:rFonts w:asciiTheme="majorHAnsi" w:hAnsiTheme="majorHAnsi" w:cs="Calibri"/>
-          <w:sz w:val="24"/>
-          <w:szCs w:val="24"/>
-          <w:lang w:val="en-US"/>
-        </w:rPr>
-      </w:pPr>
-      <w:r>
-        <w:rPr>
-          <w:rFonts w:asciiTheme="majorHAnsi" w:hAnsiTheme="majorHAnsi" w:cs="Calibri"/>
-          <w:sz w:val="24"/>
-          <w:szCs w:val="24"/>
-          <w:lang w:val="en-US"/>
-        </w:rPr>
-        <w:t xml:space="preserve">The coverage of the causal forest is relatively stable, with </w:t>
-      </w:r>
-      <w:r>
-        <w:rPr>
-          <w:rFonts w:asciiTheme="majorHAnsi" w:hAnsiTheme="majorHAnsi" w:cs="Calibri"/>
-          <w:sz w:val="24"/>
-          <w:szCs w:val="24"/>
-          <w:lang w:val="en-US"/>
-        </w:rPr>
-        <w:t xml:space="preserve">placing between 90 and 95% X amount of times. </w:t>
-      </w:r>
-    </w:p>
-    <w:p>
-      <w:pPr>
-        <w:pStyle w:val="Listenabsatz"/>
-        <w:rPr>
-          <w:rFonts w:asciiTheme="majorHAnsi" w:hAnsiTheme="majorHAnsi" w:cs="Calibri"/>
-          <w:sz w:val="24"/>
-          <w:szCs w:val="24"/>
-          <w:lang w:val="en-US"/>
-        </w:rPr>
-      </w:pPr>
-      <w:r>
-        <w:rPr>
-          <w:rFonts w:asciiTheme="majorHAnsi" w:hAnsiTheme="majorHAnsi" w:cs="Calibri"/>
-          <w:sz w:val="24"/>
-          <w:szCs w:val="24"/>
-          <w:lang w:val="en-US"/>
-        </w:rPr>
-        <w:t>values ranging between X for DGP 60 and</w:t>
-      </w:r>
-      <w:r>
-        <w:rPr>
-          <w:rFonts w:asciiTheme="majorHAnsi" w:hAnsiTheme="majorHAnsi" w:cs="Calibri"/>
-          <w:sz w:val="24"/>
-          <w:szCs w:val="24"/>
-          <w:lang w:val="en-US"/>
-        </w:rPr>
-        <w:t xml:space="preserve"> DGP 40. </w:t>
-      </w:r>
-    </w:p>
-    <w:p>
-      <w:pPr>
-        <w:pStyle w:val="Listenabsatz"/>
-        <w:rPr>
-          <w:rFonts w:asciiTheme="majorHAnsi" w:hAnsiTheme="majorHAnsi" w:cs="Calibri"/>
-          <w:sz w:val="24"/>
-          <w:szCs w:val="24"/>
-          <w:lang w:val="en-US"/>
-        </w:rPr>
-      </w:pPr>
-      <w:r>
-        <w:rPr>
-          <w:rFonts w:asciiTheme="majorHAnsi" w:hAnsiTheme="majorHAnsi" w:cs="Calibri"/>
-          <w:sz w:val="24"/>
-          <w:szCs w:val="24"/>
-          <w:lang w:val="en-US"/>
-        </w:rPr>
-        <w:t>While the coverage of the causal forest is on average only 4</w:t>
-      </w:r>
-      <w:r>
-        <w:rPr>
-          <w:rFonts w:asciiTheme="majorHAnsi" w:hAnsiTheme="majorHAnsi" w:cs="Calibri"/>
-          <w:sz w:val="24"/>
-          <w:szCs w:val="24"/>
-          <w:vertAlign w:val="superscript"/>
-          <w:lang w:val="en-US"/>
-        </w:rPr>
-        <w:t>th</w:t>
-      </w:r>
-      <w:r>
-        <w:rPr>
-          <w:rFonts w:asciiTheme="majorHAnsi" w:hAnsiTheme="majorHAnsi" w:cs="Calibri"/>
-          <w:sz w:val="24"/>
-          <w:szCs w:val="24"/>
-          <w:lang w:val="en-US"/>
-        </w:rPr>
-        <w:t xml:space="preserve">, </w:t>
-      </w:r>
-    </w:p>
-    <w:p>
-      <w:pPr>
-        <w:pStyle w:val="Listenabsatz"/>
-        <w:rPr>
-          <w:rFonts w:asciiTheme="majorHAnsi" w:hAnsiTheme="majorHAnsi" w:cs="Calibri"/>
-          <w:sz w:val="24"/>
-          <w:szCs w:val="24"/>
-          <w:lang w:val="en-US"/>
-        </w:rPr>
-      </w:pPr>
-      <w:r>
-        <w:rPr>
-          <w:rFonts w:asciiTheme="majorHAnsi" w:hAnsiTheme="majorHAnsi" w:cs="Calibri"/>
-          <w:sz w:val="24"/>
-          <w:szCs w:val="24"/>
-          <w:lang w:val="en-US"/>
-        </w:rPr>
-        <w:t xml:space="preserve">Usually, </w:t>
-      </w:r>
-    </w:p>
-    <w:p>
-      <w:pPr>
-        <w:pStyle w:val="Listenabsatz"/>
-        <w:rPr>
-          <w:rFonts w:asciiTheme="majorHAnsi" w:hAnsiTheme="majorHAnsi" w:cs="Calibri"/>
-          <w:sz w:val="24"/>
-          <w:szCs w:val="24"/>
-          <w:lang w:val="en-US"/>
-        </w:rPr>
-      </w:pPr>
-    </w:p>
-    <w:p>
-      <w:pPr>
-        <w:pStyle w:val="Listenabsatz"/>
-        <w:rPr>
-          <w:rFonts w:asciiTheme="majorHAnsi" w:hAnsiTheme="majorHAnsi" w:cs="Calibri"/>
-          <w:sz w:val="24"/>
-          <w:szCs w:val="24"/>
-          <w:lang w:val="en-US"/>
-        </w:rPr>
-      </w:pPr>
-      <w:r>
-        <w:rPr>
-          <w:rFonts w:asciiTheme="majorHAnsi" w:hAnsiTheme="majorHAnsi" w:cs="Calibri"/>
-          <w:sz w:val="24"/>
-          <w:szCs w:val="24"/>
-          <w:lang w:val="en-US"/>
-        </w:rPr>
-        <w:t xml:space="preserve">The causal forest has the highest coverage for DGP 40 and 64. </w:t>
-      </w:r>
-    </w:p>
-    <w:p>
-      <w:pPr>
-        <w:pStyle w:val="Listenabsatz"/>
-        <w:rPr>
-          <w:rFonts w:asciiTheme="majorHAnsi" w:hAnsiTheme="majorHAnsi" w:cs="Calibri"/>
-          <w:sz w:val="24"/>
-          <w:szCs w:val="24"/>
-          <w:lang w:val="en-US"/>
-        </w:rPr>
-      </w:pPr>
-      <w:r>
-        <w:rPr>
-          <w:rFonts w:asciiTheme="majorHAnsi" w:hAnsiTheme="majorHAnsi" w:cs="Calibri"/>
-          <w:sz w:val="24"/>
-          <w:szCs w:val="24"/>
-          <w:lang w:val="en-US"/>
-        </w:rPr>
-        <w:t>Most of the time, it is lower than those of the BART models.</w:t>
-      </w:r>
-    </w:p>
-    <w:p>
-      <w:pPr>
-        <w:pStyle w:val="Listenabsatz"/>
-        <w:rPr>
-          <w:rFonts w:asciiTheme="majorHAnsi" w:hAnsiTheme="majorHAnsi" w:cs="Calibri"/>
-          <w:sz w:val="24"/>
-          <w:szCs w:val="24"/>
-          <w:lang w:val="en-US"/>
-        </w:rPr>
-      </w:pPr>
-      <w:r>
-        <w:rPr>
-          <w:rFonts w:asciiTheme="majorHAnsi" w:hAnsiTheme="majorHAnsi" w:cs="Calibri"/>
-          <w:sz w:val="24"/>
-          <w:szCs w:val="24"/>
-          <w:lang w:val="en-US"/>
-        </w:rPr>
-        <w:t xml:space="preserve">No real pattern in regard to the RMSE emerges. </w:t>
-      </w:r>
-      <w:r>
-        <w:rPr>
-          <w:rFonts w:asciiTheme="majorHAnsi" w:hAnsiTheme="majorHAnsi" w:cs="Calibri"/>
-          <w:sz w:val="24"/>
-          <w:szCs w:val="24"/>
-          <w:lang w:val="en-US"/>
-        </w:rPr>
-        <w:t xml:space="preserve">For some of the DGPs, where the bias is high, the coverage is also </w:t>
-      </w:r>
-      <w:r>
-        <w:rPr>
-          <w:rFonts w:asciiTheme="majorHAnsi" w:hAnsiTheme="majorHAnsi" w:cs="Calibri"/>
-          <w:sz w:val="24"/>
-          <w:szCs w:val="24"/>
-          <w:lang w:val="en-US"/>
-        </w:rPr>
-        <w:t xml:space="preserve">lower than those of the , so the model fails to provide correct point estimates repeatedly. There are however some DGPS, where </w:t>
-      </w:r>
-      <w:r>
-        <w:rPr>
-          <w:rFonts w:asciiTheme="majorHAnsi" w:hAnsiTheme="majorHAnsi" w:cs="Calibri"/>
-          <w:sz w:val="24"/>
-          <w:szCs w:val="24"/>
-          <w:lang w:val="en-US"/>
-        </w:rPr>
-        <w:t xml:space="preserve"> </w:t>
-      </w:r>
-    </w:p>
-    <w:p>
-      <w:pPr>
-        <w:pStyle w:val="Listenabsatz"/>
-        <w:rPr>
-          <w:rFonts w:asciiTheme="majorHAnsi" w:hAnsiTheme="majorHAnsi" w:cs="Calibri"/>
-          <w:sz w:val="24"/>
-          <w:szCs w:val="24"/>
-          <w:lang w:val="en-US"/>
-        </w:rPr>
-      </w:pPr>
-    </w:p>
-    <w:p>
-      <w:pPr>
-        <w:pStyle w:val="Listenabsatz"/>
-        <w:rPr>
-          <w:rFonts w:asciiTheme="majorHAnsi" w:hAnsiTheme="majorHAnsi" w:cs="Calibri"/>
-          <w:sz w:val="24"/>
-          <w:szCs w:val="24"/>
-          <w:lang w:val="en-US"/>
-        </w:rPr>
-      </w:pPr>
-    </w:p>
-    <w:p>
-      <w:pPr>
-        <w:pStyle w:val="Listenabsatz"/>
-        <w:rPr>
-          <w:rFonts w:asciiTheme="majorHAnsi" w:hAnsiTheme="majorHAnsi" w:cs="Calibri"/>
-          <w:sz w:val="24"/>
-          <w:szCs w:val="24"/>
-          <w:lang w:val="en-US"/>
-        </w:rPr>
-      </w:pPr>
-      <w:r>
-        <w:rPr>
-          <w:rFonts w:asciiTheme="majorHAnsi" w:hAnsiTheme="majorHAnsi" w:cs="Calibri"/>
-          <w:sz w:val="24"/>
-          <w:szCs w:val="24"/>
-          <w:lang w:val="en-US"/>
-        </w:rPr>
-        <w:t xml:space="preserve">The coverage is especially low for DGP30 (65%), however this DGP only </w:t>
-      </w:r>
-    </w:p>
-    <w:p>
-      <w:pPr>
-        <w:pStyle w:val="Listenabsatz"/>
-        <w:rPr>
-          <w:rFonts w:asciiTheme="majorHAnsi" w:hAnsiTheme="majorHAnsi" w:cs="Calibri"/>
-          <w:sz w:val="24"/>
-          <w:szCs w:val="24"/>
-          <w:lang w:val="en-US"/>
-        </w:rPr>
-      </w:pPr>
-      <w:r>
-        <w:rPr>
-          <w:rFonts w:asciiTheme="majorHAnsi" w:hAnsiTheme="majorHAnsi" w:cs="Calibri"/>
-          <w:sz w:val="24"/>
-          <w:szCs w:val="24"/>
-          <w:lang w:val="en-US"/>
-        </w:rPr>
-        <w:t>a DGP where most models struggeled</w:t>
-      </w:r>
-    </w:p>
-    <w:p>
-      <w:pPr>
-        <w:pStyle w:val="Listenabsatz"/>
-        <w:rPr>
-          <w:rFonts w:asciiTheme="majorHAnsi" w:hAnsiTheme="majorHAnsi" w:cs="Calibri"/>
-          <w:sz w:val="24"/>
-          <w:szCs w:val="24"/>
-          <w:lang w:val="en-US"/>
-        </w:rPr>
-      </w:pPr>
-    </w:p>
-    <w:p>
-      <w:pPr>
-        <w:pStyle w:val="Listenabsatz"/>
-        <w:rPr>
-          <w:rFonts w:asciiTheme="majorHAnsi" w:hAnsiTheme="majorHAnsi" w:cs="Calibri"/>
-          <w:sz w:val="24"/>
-          <w:szCs w:val="24"/>
-          <w:lang w:val="en-US"/>
-        </w:rPr>
-      </w:pPr>
-      <w:r>
-        <w:rPr>
-          <w:rFonts w:asciiTheme="majorHAnsi" w:hAnsiTheme="majorHAnsi" w:cs="Calibri"/>
-          <w:sz w:val="24"/>
-          <w:szCs w:val="24"/>
-          <w:lang w:val="en-US"/>
-        </w:rPr>
-        <w:t>TODO: which model overestimates the most? (coverage &gt; 0.95%)</w:t>
-      </w:r>
-    </w:p>
-    <w:p>
-      <w:pPr>
-        <w:pStyle w:val="Listenabsatz"/>
-        <w:rPr>
-          <w:rFonts w:asciiTheme="majorHAnsi" w:hAnsiTheme="majorHAnsi" w:cs="Calibri"/>
-          <w:sz w:val="24"/>
-          <w:szCs w:val="24"/>
-          <w:lang w:val="en-US"/>
-        </w:rPr>
-      </w:pPr>
-    </w:p>
-    <w:p>
-      <w:pPr>
-        <w:pStyle w:val="Listenabsatz"/>
-        <w:rPr>
-          <w:rFonts w:asciiTheme="majorHAnsi" w:hAnsiTheme="majorHAnsi" w:cs="Calibri"/>
-          <w:sz w:val="24"/>
-          <w:szCs w:val="24"/>
-          <w:lang w:val="en-US"/>
-        </w:rPr>
-      </w:pPr>
-      <w:r>
-        <w:rPr>
-          <w:rFonts w:asciiTheme="majorHAnsi" w:hAnsiTheme="majorHAnsi" w:cs="Calibri"/>
-          <w:sz w:val="24"/>
-          <w:szCs w:val="24"/>
-          <w:lang w:val="en-US"/>
-        </w:rPr>
-        <w:t xml:space="preserve">The causal forest often has a high bias, meaning that it is not a very accurate model. It is however aware of its weakness and provides long confidence intervals. These are often long enough to still contain the true treatment effect, even though the point estimate is off, leading to a good coverage rate. </w:t>
+      </w:pPr>
+    </w:p>
+    <w:p>
+      <w:pPr>
+        <w:pStyle w:val="Listenabsatz"/>
+        <w:rPr>
+          <w:rFonts w:asciiTheme="majorHAnsi" w:hAnsiTheme="majorHAnsi" w:cs="Calibri"/>
+          <w:sz w:val="24"/>
+          <w:szCs w:val="24"/>
+          <w:lang w:val="en-US"/>
+        </w:rPr>
+      </w:pPr>
+    </w:p>
+    <w:p>
+      <w:pPr>
+        <w:pStyle w:val="Listenabsatz"/>
+        <w:rPr>
+          <w:rFonts w:asciiTheme="majorHAnsi" w:hAnsiTheme="majorHAnsi" w:cs="Calibri"/>
+          <w:sz w:val="24"/>
+          <w:szCs w:val="24"/>
+          <w:lang w:val="en-US"/>
+        </w:rPr>
+      </w:pPr>
+      <w:r>
+        <w:rPr>
+          <w:rFonts w:asciiTheme="majorHAnsi" w:hAnsiTheme="majorHAnsi" w:cs="Calibri"/>
+          <w:sz w:val="24"/>
+          <w:szCs w:val="24"/>
+          <w:lang w:val="en-US"/>
+        </w:rPr>
+        <w:t xml:space="preserve">In general, there is not one model that outperforms the others all the time. Even the causal forest and IPTW + Regression, which have the highest average RMSE, place first sometimes. When they do, however there is usually only a small difference to the BART models. On the other hand, </w:t>
+      </w:r>
+      <w:r>
+        <w:rPr>
+          <w:rFonts w:asciiTheme="majorHAnsi" w:hAnsiTheme="majorHAnsi" w:cs="Calibri"/>
+          <w:sz w:val="24"/>
+          <w:szCs w:val="24"/>
+          <w:lang w:val="en-US"/>
+        </w:rPr>
+        <w:t xml:space="preserve">they are often outperformed by a big difference to the BART models. Therefore in general, BART models are much more reliable and should be preferred to the other models. </w:t>
       </w:r>
     </w:p>
     <w:p>
@@ -18783,803 +20830,50 @@
           <w:u w:val="single"/>
           <w:lang w:val="en-US"/>
         </w:rPr>
-        <w:t>IPTW + Regression:</w:t>
-      </w:r>
-    </w:p>
-    <w:p>
-      <w:pPr>
-        <w:pStyle w:val="Listenabsatz"/>
-        <w:rPr>
-          <w:rFonts w:asciiTheme="majorHAnsi" w:hAnsiTheme="majorHAnsi" w:cs="Calibri"/>
-          <w:b/>
-          <w:bCs/>
-          <w:sz w:val="24"/>
-          <w:szCs w:val="24"/>
-          <w:u w:val="single"/>
-          <w:lang w:val="en-US"/>
-        </w:rPr>
-      </w:pPr>
-    </w:p>
-    <w:p>
-      <w:pPr>
-        <w:pStyle w:val="Listenabsatz"/>
-        <w:rPr>
-          <w:rFonts w:asciiTheme="majorHAnsi" w:hAnsiTheme="majorHAnsi" w:cs="Calibri"/>
-          <w:b/>
-          <w:bCs/>
-          <w:sz w:val="24"/>
-          <w:szCs w:val="24"/>
-          <w:u w:val="single"/>
-          <w:lang w:val="en-US"/>
-        </w:rPr>
-      </w:pPr>
-    </w:p>
-    <w:p>
-      <w:pPr>
-        <w:pStyle w:val="Listenabsatz"/>
-        <w:rPr>
-          <w:rFonts w:asciiTheme="majorHAnsi" w:hAnsiTheme="majorHAnsi" w:cs="Calibri"/>
-          <w:b/>
-          <w:bCs/>
-          <w:sz w:val="24"/>
-          <w:szCs w:val="24"/>
-          <w:u w:val="single"/>
-          <w:lang w:val="en-US"/>
-        </w:rPr>
-      </w:pPr>
-    </w:p>
-    <w:p>
-      <w:pPr>
-        <w:pStyle w:val="Listenabsatz"/>
-        <w:rPr>
-          <w:rFonts w:asciiTheme="majorHAnsi" w:hAnsiTheme="majorHAnsi" w:cs="Calibri"/>
-          <w:b/>
-          <w:bCs/>
-          <w:sz w:val="24"/>
-          <w:szCs w:val="24"/>
-          <w:u w:val="single"/>
-          <w:lang w:val="en-US"/>
-        </w:rPr>
-      </w:pPr>
-      <w:r>
-        <w:rPr>
-          <w:rFonts w:asciiTheme="majorHAnsi" w:hAnsiTheme="majorHAnsi" w:cs="Calibri"/>
-          <w:b/>
-          <w:bCs/>
-          <w:sz w:val="24"/>
-          <w:szCs w:val="24"/>
-          <w:u w:val="single"/>
-          <w:lang w:val="en-US"/>
-        </w:rPr>
-        <w:t>DGPS with big differences:</w:t>
-      </w:r>
-    </w:p>
-    <w:p>
-      <w:pPr>
-        <w:pStyle w:val="Listenabsatz"/>
-        <w:rPr>
-          <w:rFonts w:asciiTheme="majorHAnsi" w:hAnsiTheme="majorHAnsi" w:cs="Calibri"/>
-          <w:b/>
-          <w:bCs/>
-          <w:sz w:val="24"/>
-          <w:szCs w:val="24"/>
-          <w:u w:val="single"/>
-          <w:lang w:val="en-US"/>
-        </w:rPr>
-      </w:pPr>
-      <w:r>
-        <w:rPr>
-          <w:rFonts w:asciiTheme="majorHAnsi" w:hAnsiTheme="majorHAnsi" w:cs="Calibri"/>
-          <w:b/>
-          <w:bCs/>
-          <w:sz w:val="24"/>
-          <w:szCs w:val="24"/>
-          <w:u w:val="single"/>
-          <w:lang w:val="en-US"/>
-        </w:rPr>
-        <w:t xml:space="preserve">In general, for most DGPs, </w:t>
-      </w:r>
-      <w:r>
-        <w:rPr>
-          <w:rFonts w:asciiTheme="majorHAnsi" w:hAnsiTheme="majorHAnsi" w:cs="Calibri"/>
-          <w:b/>
-          <w:bCs/>
-          <w:sz w:val="24"/>
-          <w:szCs w:val="24"/>
-          <w:u w:val="single"/>
-          <w:lang w:val="en-US"/>
-        </w:rPr>
-        <w:t xml:space="preserve">all models perform </w:t>
-      </w:r>
-      <w:r>
-        <w:rPr>
-          <w:rFonts w:asciiTheme="majorHAnsi" w:hAnsiTheme="majorHAnsi" w:cs="Calibri"/>
-          <w:b/>
-          <w:bCs/>
-          <w:sz w:val="24"/>
-          <w:szCs w:val="24"/>
-          <w:u w:val="single"/>
-          <w:lang w:val="en-US"/>
-        </w:rPr>
-        <w:t>the RMSE</w:t>
-      </w:r>
-      <w:r>
-        <w:rPr>
-          <w:rFonts w:asciiTheme="majorHAnsi" w:hAnsiTheme="majorHAnsi" w:cs="Calibri"/>
-          <w:b/>
-          <w:bCs/>
-          <w:sz w:val="24"/>
-          <w:szCs w:val="24"/>
-          <w:u w:val="single"/>
-          <w:lang w:val="en-US"/>
-        </w:rPr>
-        <w:t>/bias</w:t>
-      </w:r>
-      <w:r>
-        <w:rPr>
-          <w:rFonts w:asciiTheme="majorHAnsi" w:hAnsiTheme="majorHAnsi" w:cs="Calibri"/>
-          <w:b/>
-          <w:bCs/>
-          <w:sz w:val="24"/>
-          <w:szCs w:val="24"/>
-          <w:u w:val="single"/>
-          <w:lang w:val="en-US"/>
-        </w:rPr>
-        <w:t xml:space="preserve"> of all models differ only moderately. Especially the three BART S-Learners are often close to each other. The T-Learner is sometimes also close to them and often slightly worse. </w:t>
-      </w:r>
-    </w:p>
-    <w:p>
-      <w:pPr>
-        <w:pStyle w:val="Listenabsatz"/>
-        <w:rPr>
-          <w:rFonts w:asciiTheme="majorHAnsi" w:hAnsiTheme="majorHAnsi" w:cs="Calibri"/>
-          <w:b/>
-          <w:bCs/>
-          <w:sz w:val="24"/>
-          <w:szCs w:val="24"/>
-          <w:u w:val="single"/>
-          <w:lang w:val="en-US"/>
-        </w:rPr>
-      </w:pPr>
-    </w:p>
-    <w:p>
-      <w:pPr>
-        <w:pStyle w:val="Listenabsatz"/>
-        <w:rPr>
-          <w:rFonts w:asciiTheme="majorHAnsi" w:hAnsiTheme="majorHAnsi" w:cs="Calibri"/>
-          <w:b/>
-          <w:bCs/>
-          <w:sz w:val="24"/>
-          <w:szCs w:val="24"/>
-          <w:u w:val="single"/>
-          <w:lang w:val="en-US"/>
-        </w:rPr>
-      </w:pPr>
-      <w:r>
-        <w:rPr>
-          <w:rFonts w:asciiTheme="majorHAnsi" w:hAnsiTheme="majorHAnsi" w:cs="Calibri"/>
-          <w:b/>
-          <w:bCs/>
-          <w:sz w:val="24"/>
-          <w:szCs w:val="24"/>
-          <w:u w:val="single"/>
-          <w:lang w:val="en-US"/>
-        </w:rPr>
-        <w:t xml:space="preserve">There are some DGPs, such as 29, 32, 58 and 60, where all models yield relatively close </w:t>
-      </w:r>
-      <w:r>
-        <w:rPr>
-          <w:rFonts w:asciiTheme="majorHAnsi" w:hAnsiTheme="majorHAnsi" w:cs="Calibri"/>
-          <w:b/>
-          <w:bCs/>
-          <w:sz w:val="24"/>
-          <w:szCs w:val="24"/>
-          <w:u w:val="single"/>
-          <w:lang w:val="en-US"/>
-        </w:rPr>
-        <w:t>biases and coverage rates</w:t>
-      </w:r>
-      <w:r>
-        <w:rPr>
-          <w:rFonts w:asciiTheme="majorHAnsi" w:hAnsiTheme="majorHAnsi" w:cs="Calibri"/>
-          <w:b/>
-          <w:bCs/>
-          <w:sz w:val="24"/>
-          <w:szCs w:val="24"/>
-          <w:u w:val="single"/>
-          <w:lang w:val="en-US"/>
-        </w:rPr>
-        <w:t xml:space="preserve">. </w:t>
-      </w:r>
-      <w:r>
-        <w:rPr>
-          <w:rFonts w:asciiTheme="majorHAnsi" w:hAnsiTheme="majorHAnsi" w:cs="Calibri"/>
-          <w:b/>
-          <w:bCs/>
-          <w:sz w:val="24"/>
-          <w:szCs w:val="24"/>
-          <w:u w:val="single"/>
-          <w:lang w:val="en-US"/>
-        </w:rPr>
-        <w:t>Then, there are others, where the BART models and the causal forest have simila RMSE, but IPTW + Regression perfo</w:t>
-      </w:r>
-    </w:p>
-    <w:p>
-      <w:pPr>
-        <w:pStyle w:val="Listenabsatz"/>
-        <w:rPr>
-          <w:rFonts w:asciiTheme="majorHAnsi" w:hAnsiTheme="majorHAnsi" w:cs="Calibri"/>
-          <w:b/>
-          <w:bCs/>
-          <w:sz w:val="24"/>
-          <w:szCs w:val="24"/>
-          <w:u w:val="single"/>
-          <w:lang w:val="en-US"/>
-        </w:rPr>
-      </w:pPr>
-    </w:p>
-    <w:p>
-      <w:pPr>
-        <w:pStyle w:val="Listenabsatz"/>
-        <w:rPr>
-          <w:rFonts w:asciiTheme="majorHAnsi" w:hAnsiTheme="majorHAnsi" w:cs="Calibri"/>
-          <w:b/>
-          <w:bCs/>
-          <w:sz w:val="24"/>
-          <w:szCs w:val="24"/>
-          <w:u w:val="single"/>
-          <w:lang w:val="en-US"/>
-        </w:rPr>
-      </w:pPr>
-      <w:r>
-        <w:rPr>
-          <w:rFonts w:asciiTheme="majorHAnsi" w:hAnsiTheme="majorHAnsi" w:cs="Calibri"/>
-          <w:b/>
-          <w:bCs/>
-          <w:sz w:val="24"/>
-          <w:szCs w:val="24"/>
-          <w:u w:val="single"/>
-          <w:lang w:val="en-US"/>
-        </w:rPr>
-        <w:t xml:space="preserve">While some models </w:t>
-      </w:r>
-    </w:p>
-    <w:p>
-      <w:pPr>
-        <w:pStyle w:val="Listenabsatz"/>
-        <w:rPr>
-          <w:rFonts w:asciiTheme="majorHAnsi" w:hAnsiTheme="majorHAnsi" w:cs="Calibri"/>
-          <w:b/>
-          <w:bCs/>
-          <w:sz w:val="24"/>
-          <w:szCs w:val="24"/>
-          <w:u w:val="single"/>
-          <w:lang w:val="en-US"/>
-        </w:rPr>
-      </w:pPr>
-    </w:p>
-    <w:p>
-      <w:pPr>
-        <w:pStyle w:val="Listenabsatz"/>
-        <w:rPr>
-          <w:rFonts w:asciiTheme="majorHAnsi" w:hAnsiTheme="majorHAnsi" w:cs="Calibri"/>
-          <w:b/>
-          <w:bCs/>
-          <w:sz w:val="24"/>
-          <w:szCs w:val="24"/>
-          <w:u w:val="single"/>
-          <w:lang w:val="en-US"/>
-        </w:rPr>
-      </w:pPr>
-      <w:r>
-        <w:rPr>
-          <w:rFonts w:asciiTheme="majorHAnsi" w:hAnsiTheme="majorHAnsi" w:cs="Calibri"/>
-          <w:b/>
-          <w:bCs/>
-          <w:sz w:val="24"/>
-          <w:szCs w:val="24"/>
-          <w:u w:val="single"/>
-          <w:lang w:val="en-US"/>
-        </w:rPr>
-        <w:t>DGP3</w:t>
-      </w:r>
-      <w:r>
-        <w:rPr>
-          <w:rFonts w:asciiTheme="majorHAnsi" w:hAnsiTheme="majorHAnsi" w:cs="Calibri"/>
-          <w:b/>
-          <w:bCs/>
-          <w:sz w:val="24"/>
-          <w:szCs w:val="24"/>
-          <w:u w:val="single"/>
-          <w:lang w:val="en-US"/>
-        </w:rPr>
-        <w:t xml:space="preserve">1 </w:t>
-      </w:r>
-      <w:r>
-        <w:rPr>
-          <w:rFonts w:asciiTheme="majorHAnsi" w:hAnsiTheme="majorHAnsi" w:cs="Calibri"/>
-          <w:b/>
-          <w:bCs/>
-          <w:sz w:val="24"/>
-          <w:szCs w:val="24"/>
-          <w:u w:val="single"/>
-          <w:lang w:val="en-US"/>
-        </w:rPr>
-        <w:t>has the highest average bias</w:t>
-      </w:r>
-      <w:r>
-        <w:rPr>
-          <w:rFonts w:asciiTheme="majorHAnsi" w:hAnsiTheme="majorHAnsi" w:cs="Calibri"/>
-          <w:b/>
-          <w:bCs/>
-          <w:sz w:val="24"/>
-          <w:szCs w:val="24"/>
-          <w:u w:val="single"/>
-          <w:lang w:val="en-US"/>
-        </w:rPr>
-        <w:t xml:space="preserve"> and IPT + regression and the causal forest perform significantly worse than the BART models.</w:t>
-      </w:r>
-    </w:p>
-    <w:p>
-      <w:pPr>
-        <w:pStyle w:val="Listenabsatz"/>
-        <w:rPr>
-          <w:rFonts w:asciiTheme="majorHAnsi" w:hAnsiTheme="majorHAnsi" w:cs="Calibri"/>
-          <w:b/>
-          <w:bCs/>
-          <w:sz w:val="24"/>
-          <w:szCs w:val="24"/>
-          <w:u w:val="single"/>
-          <w:lang w:val="en-US"/>
-        </w:rPr>
-      </w:pPr>
-      <w:r>
-        <w:rPr>
-          <w:rFonts w:asciiTheme="majorHAnsi" w:hAnsiTheme="majorHAnsi" w:cs="Calibri"/>
-          <w:b/>
-          <w:bCs/>
-          <w:sz w:val="24"/>
-          <w:szCs w:val="24"/>
-          <w:u w:val="single"/>
-          <w:lang w:val="en-US"/>
-        </w:rPr>
-        <w:t>GP30 has the lowest average coverage rate across all models, however the relative bias is small. It does however have the biggest true ATE, so normalizing the bias leads to small value even when absolute estiamtes are off.</w:t>
-      </w:r>
-    </w:p>
-    <w:p>
-      <w:pPr>
-        <w:pStyle w:val="Listenabsatz"/>
-        <w:rPr>
-          <w:rFonts w:asciiTheme="majorHAnsi" w:hAnsiTheme="majorHAnsi" w:cs="Calibri"/>
-          <w:b/>
-          <w:bCs/>
-          <w:sz w:val="24"/>
-          <w:szCs w:val="24"/>
-          <w:u w:val="single"/>
-          <w:lang w:val="en-US"/>
-        </w:rPr>
-      </w:pPr>
-      <w:r>
-        <w:rPr>
-          <w:rFonts w:asciiTheme="majorHAnsi" w:hAnsiTheme="majorHAnsi" w:cs="Calibri"/>
-          <w:b/>
-          <w:bCs/>
-          <w:sz w:val="24"/>
-          <w:szCs w:val="24"/>
-          <w:u w:val="single"/>
-          <w:lang w:val="en-US"/>
-        </w:rPr>
-        <w:t>DGP32 has the highest average coverage, with all models exceeding 95%</w:t>
-      </w:r>
-    </w:p>
-    <w:p>
-      <w:pPr>
-        <w:pStyle w:val="Listenabsatz"/>
-        <w:rPr>
-          <w:rFonts w:asciiTheme="majorHAnsi" w:hAnsiTheme="majorHAnsi" w:cs="Calibri"/>
-          <w:b/>
-          <w:bCs/>
-          <w:sz w:val="24"/>
-          <w:szCs w:val="24"/>
-          <w:u w:val="single"/>
-          <w:lang w:val="en-US"/>
-        </w:rPr>
-      </w:pPr>
-    </w:p>
-    <w:p>
-      <w:pPr>
-        <w:pStyle w:val="Listenabsatz"/>
-        <w:rPr>
-          <w:rFonts w:asciiTheme="majorHAnsi" w:hAnsiTheme="majorHAnsi" w:cs="Calibri"/>
-          <w:b/>
-          <w:bCs/>
-          <w:sz w:val="24"/>
-          <w:szCs w:val="24"/>
-          <w:u w:val="single"/>
-          <w:lang w:val="en-US"/>
-        </w:rPr>
-      </w:pPr>
-    </w:p>
-    <w:p>
-      <w:pPr>
-        <w:pStyle w:val="Listenabsatz"/>
-        <w:rPr>
-          <w:rFonts w:asciiTheme="majorHAnsi" w:hAnsiTheme="majorHAnsi" w:cs="Calibri"/>
-          <w:b/>
-          <w:bCs/>
-          <w:sz w:val="24"/>
-          <w:szCs w:val="24"/>
-          <w:u w:val="single"/>
-          <w:lang w:val="en-US"/>
-        </w:rPr>
-      </w:pPr>
-    </w:p>
-    <w:p>
-      <w:pPr>
-        <w:pStyle w:val="Listenabsatz"/>
-        <w:numPr>
-          <w:ilvl w:val="0"/>
-          <w:numId w:val="2"/>
-        </w:numPr>
-        <w:rPr>
-          <w:rFonts w:asciiTheme="majorHAnsi" w:hAnsiTheme="majorHAnsi" w:cs="Calibri"/>
-          <w:b/>
-          <w:bCs/>
-          <w:sz w:val="24"/>
-          <w:szCs w:val="24"/>
-          <w:u w:val="single"/>
-          <w:lang w:val="en-US"/>
-        </w:rPr>
-      </w:pPr>
-      <w:r>
-        <w:rPr>
-          <w:rFonts w:asciiTheme="majorHAnsi" w:hAnsiTheme="majorHAnsi" w:cs="Calibri"/>
-          <w:b/>
-          <w:bCs/>
-          <w:sz w:val="24"/>
-          <w:szCs w:val="24"/>
-          <w:u w:val="single"/>
-          <w:lang w:val="en-US"/>
-        </w:rPr>
-        <w:t>Discussion</w:t>
-      </w:r>
-    </w:p>
-    <w:p>
-      <w:pPr>
-        <w:pStyle w:val="Listenabsatz"/>
-        <w:rPr>
-          <w:rFonts w:asciiTheme="majorHAnsi" w:hAnsiTheme="majorHAnsi" w:cs="Calibri"/>
-          <w:b/>
-          <w:bCs/>
-          <w:sz w:val="24"/>
-          <w:szCs w:val="24"/>
-          <w:u w:val="single"/>
-          <w:lang w:val="en-US"/>
-        </w:rPr>
-      </w:pPr>
-      <w:r>
-        <w:rPr>
-          <w:rFonts w:asciiTheme="majorHAnsi" w:hAnsiTheme="majorHAnsi" w:cs="Calibri"/>
-          <w:b/>
-          <w:bCs/>
-          <w:sz w:val="24"/>
-          <w:szCs w:val="24"/>
-          <w:u w:val="single"/>
-          <w:lang w:val="en-US"/>
-        </w:rPr>
-        <w:t>Conclusion:</w:t>
-      </w:r>
-    </w:p>
-    <w:p>
-      <w:pPr>
-        <w:pStyle w:val="Listenabsatz"/>
-        <w:rPr>
-          <w:rFonts w:asciiTheme="majorHAnsi" w:hAnsiTheme="majorHAnsi" w:cs="Calibri"/>
-          <w:b/>
-          <w:bCs/>
-          <w:sz w:val="24"/>
-          <w:szCs w:val="24"/>
-          <w:u w:val="single"/>
-          <w:lang w:val="en-US"/>
-        </w:rPr>
-      </w:pPr>
-    </w:p>
-    <w:p>
-      <w:pPr>
-        <w:pStyle w:val="Listenabsatz"/>
-        <w:rPr>
-          <w:rFonts w:asciiTheme="majorHAnsi" w:hAnsiTheme="majorHAnsi" w:cs="Calibri"/>
-          <w:sz w:val="24"/>
-          <w:szCs w:val="24"/>
-          <w:lang w:val="en-US"/>
-        </w:rPr>
-      </w:pPr>
-      <w:r>
-        <w:rPr>
-          <w:rFonts w:asciiTheme="majorHAnsi" w:hAnsiTheme="majorHAnsi" w:cs="Calibri"/>
-          <w:sz w:val="24"/>
-          <w:szCs w:val="24"/>
-          <w:lang w:val="en-US"/>
-        </w:rPr>
-        <w:t xml:space="preserve">In general, the BART models produce </w:t>
-      </w:r>
-      <w:r>
-        <w:rPr>
-          <w:rFonts w:asciiTheme="majorHAnsi" w:hAnsiTheme="majorHAnsi" w:cs="Calibri"/>
-          <w:sz w:val="24"/>
-          <w:szCs w:val="24"/>
-          <w:lang w:val="en-US"/>
-        </w:rPr>
-        <w:t xml:space="preserve">good and reliable </w:t>
-      </w:r>
-      <w:r>
-        <w:rPr>
-          <w:rFonts w:asciiTheme="majorHAnsi" w:hAnsiTheme="majorHAnsi" w:cs="Calibri"/>
-          <w:sz w:val="24"/>
-          <w:szCs w:val="24"/>
-          <w:lang w:val="en-US"/>
-        </w:rPr>
-        <w:t xml:space="preserve">estimates with few exceptions across all datasets. </w:t>
-      </w:r>
-      <w:r>
-        <w:rPr>
-          <w:rFonts w:asciiTheme="majorHAnsi" w:hAnsiTheme="majorHAnsi" w:cs="Calibri"/>
-          <w:sz w:val="24"/>
-          <w:szCs w:val="24"/>
-          <w:lang w:val="en-US"/>
-        </w:rPr>
-        <w:t>They had lower average RMSE than the other two methods and were the best model in 11 out of 16 DGPs. Even when IPTW + Regression or the causal forest had a lower RMSE, there was not a big difference to the best BART model.</w:t>
-      </w:r>
-      <w:r>
-        <w:rPr>
-          <w:rFonts w:asciiTheme="majorHAnsi" w:hAnsiTheme="majorHAnsi" w:cs="Calibri"/>
-          <w:sz w:val="24"/>
-          <w:szCs w:val="24"/>
-          <w:lang w:val="en-US"/>
-        </w:rPr>
-        <w:t xml:space="preserve"> Therefore, BART models in general can be called a good model for causal effect estimation.</w:t>
-      </w:r>
-    </w:p>
-    <w:p>
-      <w:pPr>
-        <w:pStyle w:val="Listenabsatz"/>
-        <w:rPr>
-          <w:rFonts w:asciiTheme="majorHAnsi" w:hAnsiTheme="majorHAnsi" w:cs="Calibri"/>
-          <w:sz w:val="24"/>
-          <w:szCs w:val="24"/>
-          <w:lang w:val="en-US"/>
-        </w:rPr>
-      </w:pPr>
-      <w:r>
-        <w:rPr>
-          <w:rFonts w:asciiTheme="majorHAnsi" w:hAnsiTheme="majorHAnsi" w:cs="Calibri"/>
-          <w:sz w:val="24"/>
-          <w:szCs w:val="24"/>
-          <w:lang w:val="en-US"/>
-        </w:rPr>
-        <w:t>The S-Learner outperformed the T-Learner in terms of RMSE and coverage. This can partially be attributed to the balance and size of the datasets, however, even in DGPs where the T-Learner had a lower RMSE, the difference was very small</w:t>
-      </w:r>
-      <w:r>
-        <w:rPr>
-          <w:rFonts w:asciiTheme="majorHAnsi" w:hAnsiTheme="majorHAnsi" w:cs="Calibri"/>
-          <w:sz w:val="24"/>
-          <w:szCs w:val="24"/>
-          <w:lang w:val="en-US"/>
-        </w:rPr>
-        <w:t xml:space="preserve">. </w:t>
-      </w:r>
-      <w:r>
-        <w:rPr>
-          <w:rFonts w:asciiTheme="majorHAnsi" w:hAnsiTheme="majorHAnsi" w:cs="Calibri"/>
-          <w:sz w:val="24"/>
-          <w:szCs w:val="24"/>
-          <w:lang w:val="en-US"/>
-        </w:rPr>
-        <w:t>T-Learners are supposed to be better than S-Learners when the outcome mechanism differs between treatment and control group. Since the data-generating processes of the datasets are unknown</w:t>
-      </w:r>
-      <w:r>
-        <w:rPr>
-          <w:rFonts w:asciiTheme="majorHAnsi" w:hAnsiTheme="majorHAnsi" w:cs="Calibri"/>
-          <w:sz w:val="24"/>
-          <w:szCs w:val="24"/>
-          <w:lang w:val="en-US"/>
-        </w:rPr>
-        <w:t xml:space="preserve">, it is impossible to say whether the data used in this study did not posess this characteristic or whether BART S-Learners can capture those complexities tanks to the flexibility of BART so that the advantage of T-Learners vanishes. </w:t>
-      </w:r>
-      <w:r>
-        <w:rPr>
-          <w:rFonts w:asciiTheme="majorHAnsi" w:hAnsiTheme="majorHAnsi" w:cs="Calibri"/>
-          <w:sz w:val="24"/>
-          <w:szCs w:val="24"/>
-          <w:lang w:val="en-US"/>
-        </w:rPr>
-        <w:t>Based on the results of this study, ch</w:t>
-      </w:r>
-      <w:r>
-        <w:rPr>
-          <w:rFonts w:asciiTheme="majorHAnsi" w:hAnsiTheme="majorHAnsi" w:cs="Calibri"/>
-          <w:sz w:val="24"/>
-          <w:szCs w:val="24"/>
-          <w:lang w:val="en-US"/>
-        </w:rPr>
-        <w:t>o</w:t>
-      </w:r>
-      <w:r>
-        <w:rPr>
-          <w:rFonts w:asciiTheme="majorHAnsi" w:hAnsiTheme="majorHAnsi" w:cs="Calibri"/>
-          <w:sz w:val="24"/>
-          <w:szCs w:val="24"/>
-          <w:lang w:val="en-US"/>
-        </w:rPr>
-        <w:t>osing an S-Learner over an T-Learner is a safe bet as it is often better and hardly ever worse.</w:t>
-      </w:r>
-      <w:r>
-        <w:rPr>
-          <w:rFonts w:asciiTheme="majorHAnsi" w:hAnsiTheme="majorHAnsi" w:cs="Calibri"/>
-          <w:sz w:val="24"/>
-          <w:szCs w:val="24"/>
-          <w:lang w:val="en-US"/>
-        </w:rPr>
-        <w:t xml:space="preserve"> </w:t>
-      </w:r>
-    </w:p>
-    <w:p>
-      <w:pPr>
-        <w:pStyle w:val="Listenabsatz"/>
-        <w:rPr>
-          <w:rFonts w:asciiTheme="majorHAnsi" w:hAnsiTheme="majorHAnsi" w:cs="Calibri"/>
-          <w:sz w:val="24"/>
-          <w:szCs w:val="24"/>
-          <w:lang w:val="en-US"/>
-        </w:rPr>
-      </w:pPr>
-    </w:p>
-    <w:p>
-      <w:pPr>
-        <w:pStyle w:val="Listenabsatz"/>
-        <w:numPr>
-          <w:ilvl w:val="0"/>
-          <w:numId w:val="5"/>
-        </w:numPr>
-        <w:rPr>
-          <w:rFonts w:asciiTheme="majorHAnsi" w:hAnsiTheme="majorHAnsi" w:cs="Calibri"/>
-          <w:sz w:val="24"/>
-          <w:szCs w:val="24"/>
-          <w:lang w:val="en-US"/>
-        </w:rPr>
-      </w:pPr>
-      <w:r>
-        <w:rPr>
-          <w:rFonts w:asciiTheme="majorHAnsi" w:hAnsiTheme="majorHAnsi" w:cs="Calibri"/>
-          <w:sz w:val="24"/>
-          <w:szCs w:val="24"/>
-          <w:lang w:val="en-US"/>
-        </w:rPr>
-        <w:t>Cis sometimes too conservative</w:t>
-      </w:r>
-    </w:p>
-    <w:p>
-      <w:pPr>
-        <w:pStyle w:val="Listenabsatz"/>
-        <w:rPr>
-          <w:rFonts w:asciiTheme="majorHAnsi" w:hAnsiTheme="majorHAnsi" w:cs="Calibri"/>
-          <w:sz w:val="24"/>
-          <w:szCs w:val="24"/>
-          <w:lang w:val="en-US"/>
-        </w:rPr>
-      </w:pPr>
-    </w:p>
-    <w:p>
-      <w:pPr>
-        <w:pStyle w:val="Listenabsatz"/>
-        <w:rPr>
-          <w:rFonts w:asciiTheme="majorHAnsi" w:hAnsiTheme="majorHAnsi" w:cs="Calibri"/>
-          <w:sz w:val="24"/>
-          <w:szCs w:val="24"/>
-          <w:lang w:val="en-US"/>
-        </w:rPr>
-      </w:pPr>
-      <w:r>
-        <w:rPr>
-          <w:rFonts w:asciiTheme="majorHAnsi" w:hAnsiTheme="majorHAnsi" w:cs="Calibri"/>
-          <w:sz w:val="24"/>
-          <w:szCs w:val="24"/>
-          <w:lang w:val="en-US"/>
-        </w:rPr>
-        <w:t>Against the expectation, the inclusion of estimated propensity scores did not improve estimation by much</w:t>
-      </w:r>
-      <w:r>
-        <w:rPr>
-          <w:rFonts w:asciiTheme="majorHAnsi" w:hAnsiTheme="majorHAnsi" w:cs="Calibri"/>
-          <w:sz w:val="24"/>
-          <w:szCs w:val="24"/>
-          <w:lang w:val="en-US"/>
-        </w:rPr>
-        <w:t xml:space="preserve"> compared to the basic S-Learner</w:t>
-      </w:r>
-      <w:r>
-        <w:rPr>
-          <w:rFonts w:asciiTheme="majorHAnsi" w:hAnsiTheme="majorHAnsi" w:cs="Calibri"/>
-          <w:sz w:val="24"/>
-          <w:szCs w:val="24"/>
-          <w:lang w:val="en-US"/>
-        </w:rPr>
-        <w:t xml:space="preserve">. </w:t>
-      </w:r>
-      <w:r>
-        <w:rPr>
-          <w:rFonts w:asciiTheme="majorHAnsi" w:hAnsiTheme="majorHAnsi" w:cs="Calibri"/>
-          <w:sz w:val="24"/>
-          <w:szCs w:val="24"/>
-          <w:lang w:val="en-US"/>
-        </w:rPr>
-        <w:t xml:space="preserve">The RMSE of the three models was very similar for most DGPs, the S-Learner was even the model that had the lowest RMSE the most times, X times, even though </w:t>
-      </w:r>
-      <w:r>
-        <w:rPr>
-          <w:rFonts w:asciiTheme="majorHAnsi" w:hAnsiTheme="majorHAnsi" w:cs="Calibri"/>
-          <w:sz w:val="24"/>
-          <w:szCs w:val="24"/>
-          <w:lang w:val="en-US"/>
-        </w:rPr>
-        <w:t xml:space="preserve">often </w:t>
-      </w:r>
-      <w:r>
-        <w:rPr>
-          <w:rFonts w:asciiTheme="majorHAnsi" w:hAnsiTheme="majorHAnsi" w:cs="Calibri"/>
-          <w:sz w:val="24"/>
-          <w:szCs w:val="24"/>
-          <w:lang w:val="en-US"/>
-        </w:rPr>
-        <w:t xml:space="preserve">only by a margin. The PS-BART model, which was expected to perform the best due to its ability to capture even complex treatment assignment mechanisms, outperformed the other two models in only </w:t>
-      </w:r>
-      <w:r>
-        <w:rPr>
-          <w:rFonts w:asciiTheme="majorHAnsi" w:hAnsiTheme="majorHAnsi" w:cs="Calibri"/>
-          <w:sz w:val="24"/>
-          <w:szCs w:val="24"/>
-          <w:lang w:val="en-US"/>
-        </w:rPr>
-        <w:t xml:space="preserve">4 DGPs </w:t>
-      </w:r>
-      <w:commentRangeStart w:id="21"/>
-      <w:r>
-        <w:rPr>
-          <w:rFonts w:asciiTheme="majorHAnsi" w:hAnsiTheme="majorHAnsi" w:cs="Calibri"/>
-          <w:sz w:val="24"/>
-          <w:szCs w:val="24"/>
-          <w:lang w:val="en-US"/>
-        </w:rPr>
-        <w:t xml:space="preserve">(29, 30, </w:t>
-      </w:r>
-      <w:r>
-        <w:rPr>
-          <w:rFonts w:asciiTheme="majorHAnsi" w:hAnsiTheme="majorHAnsi" w:cs="Calibri"/>
-          <w:sz w:val="24"/>
-          <w:szCs w:val="24"/>
-          <w:lang w:val="en-US"/>
-        </w:rPr>
-        <w:t>3</w:t>
-      </w:r>
-      <w:r>
-        <w:rPr>
-          <w:rFonts w:asciiTheme="majorHAnsi" w:hAnsiTheme="majorHAnsi" w:cs="Calibri"/>
-          <w:sz w:val="24"/>
-          <w:szCs w:val="24"/>
-          <w:lang w:val="en-US"/>
-        </w:rPr>
-        <w:t>7, 40)</w:t>
-      </w:r>
-      <w:r>
-        <w:rPr>
-          <w:rFonts w:asciiTheme="majorHAnsi" w:hAnsiTheme="majorHAnsi" w:cs="Calibri"/>
-          <w:sz w:val="24"/>
-          <w:szCs w:val="24"/>
-          <w:lang w:val="en-US"/>
-        </w:rPr>
-        <w:t xml:space="preserve">. </w:t>
-      </w:r>
-      <w:commentRangeEnd w:id="21"/>
+        <w:t>Limitations:</w:t>
+      </w:r>
+    </w:p>
+    <w:p>
+      <w:pPr>
+        <w:pStyle w:val="Listenabsatz"/>
+        <w:rPr>
+          <w:rFonts w:asciiTheme="majorHAnsi" w:hAnsiTheme="majorHAnsi" w:cs="Calibri"/>
+          <w:sz w:val="24"/>
+          <w:szCs w:val="24"/>
+          <w:lang w:val="en-US"/>
+        </w:rPr>
+      </w:pPr>
+      <w:r>
+        <w:rPr>
+          <w:rFonts w:asciiTheme="majorHAnsi" w:hAnsiTheme="majorHAnsi" w:cs="Calibri"/>
+          <w:sz w:val="24"/>
+          <w:szCs w:val="24"/>
+          <w:lang w:val="en-US"/>
+        </w:rPr>
+        <w:t>One of the study’s biggest limitations is that the data generating processes are unknown. There is no prior knowledge about the what the covariates represent, what the treatment mechanism is and how covariates, treatment and outcome interact. For the purpose of this study, this was an advantagesince it  allowed for unbiased Herangehensweise and no adaptation of the datasets upfront to stear the results in one direction or the other. However, it prevents making statements about under which circumstances certain models work better than others. While some characteristics like balance or X can be measured or estimated, they were not directly manipulated. Other characteristics can only be estimated or remain mostly or completely unknown. Furthermore, it is impossible to say whether the DGPs were still biased towards certain models. Since this study used a range of 16 different DGPs and the creators of the datasets claim that they covered a diverse range of scenarios, it can still be assumed that the results can be generalized to a wide range of different DGPs.</w:t>
+      </w:r>
+      <w:commentRangeStart w:id="23"/>
+    </w:p>
+    <w:p>
+      <w:pPr>
+        <w:pStyle w:val="Listenabsatz"/>
+        <w:rPr>
+          <w:rFonts w:asciiTheme="majorHAnsi" w:hAnsiTheme="majorHAnsi" w:cs="Calibri"/>
+          <w:sz w:val="24"/>
+          <w:szCs w:val="24"/>
+          <w:lang w:val="en-US"/>
+        </w:rPr>
+      </w:pPr>
+      <w:r>
+        <w:rPr>
+          <w:rFonts w:asciiTheme="majorHAnsi" w:hAnsiTheme="majorHAnsi" w:cs="Calibri"/>
+          <w:sz w:val="24"/>
+          <w:szCs w:val="24"/>
+          <w:lang w:val="en-US"/>
+        </w:rPr>
+        <w:t xml:space="preserve">In a study with simulated data one could directly manipulate dataset characteristics and compare performance differences between models based on these characteristics. </w:t>
+      </w:r>
+      <w:commentRangeEnd w:id="23"/>
       <w:r>
         <w:rPr>
           <w:rStyle w:val="Kommentarzeichen"/>
@@ -19588,310 +20882,6 @@
           <w:szCs w:val="24"/>
           <w:lang w:val="en-US"/>
         </w:rPr>
-        <w:commentReference w:id="21"/>
-      </w:r>
-      <w:r>
-        <w:rPr>
-          <w:rFonts w:asciiTheme="majorHAnsi" w:hAnsiTheme="majorHAnsi" w:cs="Calibri"/>
-          <w:sz w:val="24"/>
-          <w:szCs w:val="24"/>
-          <w:lang w:val="en-US"/>
-        </w:rPr>
-        <w:t>The coverage of PS-BART however was slightly higher, however this could partially be caused by its wider confidence intervals.</w:t>
-      </w:r>
-      <w:r>
-        <w:rPr>
-          <w:rFonts w:asciiTheme="majorHAnsi" w:hAnsiTheme="majorHAnsi" w:cs="Calibri"/>
-          <w:sz w:val="24"/>
-          <w:szCs w:val="24"/>
-          <w:lang w:val="en-US"/>
-        </w:rPr>
-        <w:t xml:space="preserve"> </w:t>
-      </w:r>
-      <w:commentRangeStart w:id="22"/>
-      <w:r>
-        <w:rPr>
-          <w:rFonts w:asciiTheme="majorHAnsi" w:hAnsiTheme="majorHAnsi" w:cs="Calibri"/>
-          <w:sz w:val="24"/>
-          <w:szCs w:val="24"/>
-          <w:lang w:val="en-US"/>
-        </w:rPr>
-        <w:t>It was however best at capturing the complex, non-linear treatment assignment mechanism of DGP30.</w:t>
-      </w:r>
-      <w:commentRangeEnd w:id="22"/>
-      <w:r>
-        <w:rPr>
-          <w:rStyle w:val="Kommentarzeichen"/>
-          <w:rFonts w:asciiTheme="majorHAnsi" w:hAnsiTheme="majorHAnsi" w:cs="Calibri"/>
-          <w:sz w:val="24"/>
-          <w:szCs w:val="24"/>
-          <w:lang w:val="en-US"/>
-        </w:rPr>
-        <w:commentReference w:id="22"/>
-      </w:r>
-      <w:r>
-        <w:rPr>
-          <w:rFonts w:asciiTheme="majorHAnsi" w:hAnsiTheme="majorHAnsi" w:cs="Calibri"/>
-          <w:sz w:val="24"/>
-          <w:szCs w:val="24"/>
-          <w:lang w:val="en-US"/>
-        </w:rPr>
-        <w:t xml:space="preserve"> In cases where a complex treatment assignment is expected</w:t>
-      </w:r>
-      <w:r>
-        <w:rPr>
-          <w:rFonts w:asciiTheme="majorHAnsi" w:hAnsiTheme="majorHAnsi" w:cs="Calibri"/>
-          <w:sz w:val="24"/>
-          <w:szCs w:val="24"/>
-          <w:lang w:val="en-US"/>
-        </w:rPr>
-        <w:t>, it is therefore advised to include BART-estimated propensity scores in the model. When treatment assignment is expected to be linear or simple, the choice of the model does not seem to matter as much.</w:t>
-      </w:r>
-    </w:p>
-    <w:p>
-      <w:pPr>
-        <w:pStyle w:val="Listenabsatz"/>
-        <w:rPr>
-          <w:rFonts w:asciiTheme="majorHAnsi" w:hAnsiTheme="majorHAnsi" w:cs="Calibri"/>
-          <w:sz w:val="24"/>
-          <w:szCs w:val="24"/>
-          <w:lang w:val="en-US"/>
-        </w:rPr>
-      </w:pPr>
-    </w:p>
-    <w:p>
-      <w:pPr>
-        <w:pStyle w:val="Listenabsatz"/>
-        <w:rPr>
-          <w:rFonts w:asciiTheme="majorHAnsi" w:hAnsiTheme="majorHAnsi" w:cs="Calibri"/>
-          <w:sz w:val="24"/>
-          <w:szCs w:val="24"/>
-          <w:lang w:val="en-US"/>
-        </w:rPr>
-      </w:pPr>
-      <w:r>
-        <w:rPr>
-          <w:rFonts w:asciiTheme="majorHAnsi" w:hAnsiTheme="majorHAnsi" w:cs="Calibri"/>
-          <w:sz w:val="24"/>
-          <w:szCs w:val="24"/>
-          <w:lang w:val="en-US"/>
-        </w:rPr>
-        <w:t xml:space="preserve">To improve results it has been proven that identifying areas of low overlap and removing them from the estimation can help. This was however only true when after the removal enough observations remained in both treatment and control group to still allow the model(s) to learn from the data. </w:t>
-      </w:r>
-    </w:p>
-    <w:p>
-      <w:pPr>
-        <w:pStyle w:val="Listenabsatz"/>
-        <w:rPr>
-          <w:rFonts w:asciiTheme="majorHAnsi" w:hAnsiTheme="majorHAnsi" w:cs="Calibri"/>
-          <w:sz w:val="24"/>
-          <w:szCs w:val="24"/>
-          <w:lang w:val="en-US"/>
-        </w:rPr>
-      </w:pPr>
-    </w:p>
-    <w:p>
-      <w:pPr>
-        <w:pStyle w:val="Listenabsatz"/>
-        <w:rPr>
-          <w:rFonts w:asciiTheme="majorHAnsi" w:hAnsiTheme="majorHAnsi" w:cs="Calibri"/>
-          <w:sz w:val="24"/>
-          <w:szCs w:val="24"/>
-          <w:lang w:val="en-US"/>
-        </w:rPr>
-      </w:pPr>
-    </w:p>
-    <w:p>
-      <w:pPr>
-        <w:pStyle w:val="Listenabsatz"/>
-        <w:rPr>
-          <w:rFonts w:asciiTheme="majorHAnsi" w:hAnsiTheme="majorHAnsi" w:cs="Calibri"/>
-          <w:sz w:val="24"/>
-          <w:szCs w:val="24"/>
-          <w:lang w:val="en-US"/>
-        </w:rPr>
-      </w:pPr>
-      <w:r>
-        <w:rPr>
-          <w:rFonts w:asciiTheme="majorHAnsi" w:hAnsiTheme="majorHAnsi" w:cs="Calibri"/>
-          <w:sz w:val="24"/>
-          <w:szCs w:val="24"/>
-          <w:lang w:val="en-US"/>
-        </w:rPr>
-        <w:t>Tuning:</w:t>
-      </w:r>
-    </w:p>
-    <w:p>
-      <w:pPr>
-        <w:pStyle w:val="Listenabsatz"/>
-        <w:rPr>
-          <w:rFonts w:asciiTheme="majorHAnsi" w:hAnsiTheme="majorHAnsi" w:cs="Calibri"/>
-          <w:b/>
-          <w:bCs/>
-          <w:sz w:val="24"/>
-          <w:szCs w:val="24"/>
-          <w:u w:val="single"/>
-          <w:lang w:val="en-US"/>
-        </w:rPr>
-      </w:pPr>
-    </w:p>
-    <w:p>
-      <w:pPr>
-        <w:pStyle w:val="Listenabsatz"/>
-        <w:rPr>
-          <w:rFonts w:asciiTheme="majorHAnsi" w:hAnsiTheme="majorHAnsi" w:cs="Calibri"/>
-          <w:b/>
-          <w:bCs/>
-          <w:sz w:val="24"/>
-          <w:szCs w:val="24"/>
-          <w:u w:val="single"/>
-          <w:lang w:val="en-US"/>
-        </w:rPr>
-      </w:pPr>
-    </w:p>
-    <w:p>
-      <w:pPr>
-        <w:pStyle w:val="Listenabsatz"/>
-        <w:rPr>
-          <w:rFonts w:asciiTheme="majorHAnsi" w:hAnsiTheme="majorHAnsi" w:cs="Calibri"/>
-          <w:sz w:val="24"/>
-          <w:szCs w:val="24"/>
-          <w:lang w:val="en-US"/>
-        </w:rPr>
-      </w:pPr>
-    </w:p>
-    <w:p>
-      <w:pPr>
-        <w:pStyle w:val="Listenabsatz"/>
-        <w:rPr>
-          <w:rFonts w:asciiTheme="majorHAnsi" w:hAnsiTheme="majorHAnsi" w:cs="Calibri"/>
-          <w:sz w:val="24"/>
-          <w:szCs w:val="24"/>
-          <w:lang w:val="en-US"/>
-        </w:rPr>
-      </w:pPr>
-      <w:r>
-        <w:rPr>
-          <w:rFonts w:asciiTheme="majorHAnsi" w:hAnsiTheme="majorHAnsi" w:cs="Calibri"/>
-          <w:sz w:val="24"/>
-          <w:szCs w:val="24"/>
-          <w:lang w:val="en-US"/>
-        </w:rPr>
-        <w:t xml:space="preserve">In general, there is not one model that outperforms the others all the time. Even the causal forest and IPTW + Regression, which have the highest average RMSE, place first sometimes. When they do, however there is usually only a small difference to the BART models. On the other hand, </w:t>
-      </w:r>
-      <w:r>
-        <w:rPr>
-          <w:rFonts w:asciiTheme="majorHAnsi" w:hAnsiTheme="majorHAnsi" w:cs="Calibri"/>
-          <w:sz w:val="24"/>
-          <w:szCs w:val="24"/>
-          <w:lang w:val="en-US"/>
-        </w:rPr>
-        <w:t xml:space="preserve">they are often outperformed by a big difference to the BART models. Therefore in general, BART models are much more reliable and should be preferred to the other models. </w:t>
-      </w:r>
-    </w:p>
-    <w:p>
-      <w:pPr>
-        <w:pStyle w:val="Listenabsatz"/>
-        <w:rPr>
-          <w:rFonts w:asciiTheme="majorHAnsi" w:hAnsiTheme="majorHAnsi" w:cs="Calibri"/>
-          <w:b/>
-          <w:bCs/>
-          <w:sz w:val="24"/>
-          <w:szCs w:val="24"/>
-          <w:u w:val="single"/>
-          <w:lang w:val="en-US"/>
-        </w:rPr>
-      </w:pPr>
-    </w:p>
-    <w:p>
-      <w:pPr>
-        <w:pStyle w:val="Listenabsatz"/>
-        <w:rPr>
-          <w:rFonts w:asciiTheme="majorHAnsi" w:hAnsiTheme="majorHAnsi" w:cs="Calibri"/>
-          <w:b/>
-          <w:bCs/>
-          <w:sz w:val="24"/>
-          <w:szCs w:val="24"/>
-          <w:u w:val="single"/>
-          <w:lang w:val="en-US"/>
-        </w:rPr>
-      </w:pPr>
-    </w:p>
-    <w:p>
-      <w:pPr>
-        <w:pStyle w:val="Listenabsatz"/>
-        <w:rPr>
-          <w:rFonts w:asciiTheme="majorHAnsi" w:hAnsiTheme="majorHAnsi" w:cs="Calibri"/>
-          <w:b/>
-          <w:bCs/>
-          <w:sz w:val="24"/>
-          <w:szCs w:val="24"/>
-          <w:u w:val="single"/>
-          <w:lang w:val="en-US"/>
-        </w:rPr>
-      </w:pPr>
-      <w:r>
-        <w:rPr>
-          <w:rFonts w:asciiTheme="majorHAnsi" w:hAnsiTheme="majorHAnsi" w:cs="Calibri"/>
-          <w:b/>
-          <w:bCs/>
-          <w:sz w:val="24"/>
-          <w:szCs w:val="24"/>
-          <w:u w:val="single"/>
-          <w:lang w:val="en-US"/>
-        </w:rPr>
-        <w:t>Limitations:</w:t>
-      </w:r>
-    </w:p>
-    <w:p>
-      <w:pPr>
-        <w:pStyle w:val="Listenabsatz"/>
-        <w:rPr>
-          <w:rFonts w:asciiTheme="majorHAnsi" w:hAnsiTheme="majorHAnsi" w:cs="Calibri"/>
-          <w:sz w:val="24"/>
-          <w:szCs w:val="24"/>
-          <w:lang w:val="en-US"/>
-        </w:rPr>
-      </w:pPr>
-      <w:r>
-        <w:rPr>
-          <w:rFonts w:asciiTheme="majorHAnsi" w:hAnsiTheme="majorHAnsi" w:cs="Calibri"/>
-          <w:sz w:val="24"/>
-          <w:szCs w:val="24"/>
-          <w:lang w:val="en-US"/>
-        </w:rPr>
-        <w:t>One of the study’s biggest limitations is that the data generating processes are unknown. There is no prior knowledge about the what the covariates represent, what the treatment mechanism is and how covariates, treatment and outcome interact. For the purpose of this study, this was an advantagesince it  allowed for unbiased Herangehensweise and no adaptation of the datasets upfront to stear the results in one direction or the other. However, it prevents making statements about under which circumstances certain models work better than others. While some characteristics like balance or X can be measured or estimated, they were not directly manipulated. Other characteristics can only be estimated or remain mostly or completely unknown. Furthermore, it is impossible to say whether the DGPs were still biased towards certain models. Since this study used a range of 16 different DGPs and the creators of the datasets claim that they covered a diverse range of scenarios, it can still be assumed that the results can be generalized to a wide range of different DGPs.</w:t>
-      </w:r>
-      <w:commentRangeStart w:id="23"/>
-    </w:p>
-    <w:p>
-      <w:pPr>
-        <w:pStyle w:val="Listenabsatz"/>
-        <w:rPr>
-          <w:rFonts w:asciiTheme="majorHAnsi" w:hAnsiTheme="majorHAnsi" w:cs="Calibri"/>
-          <w:sz w:val="24"/>
-          <w:szCs w:val="24"/>
-          <w:lang w:val="en-US"/>
-        </w:rPr>
-      </w:pPr>
-      <w:r>
-        <w:rPr>
-          <w:rFonts w:asciiTheme="majorHAnsi" w:hAnsiTheme="majorHAnsi" w:cs="Calibri"/>
-          <w:sz w:val="24"/>
-          <w:szCs w:val="24"/>
-          <w:lang w:val="en-US"/>
-        </w:rPr>
-        <w:t xml:space="preserve">In a study with simulated data one could directly manipulate dataset characteristics and compare performance differences between models based on these characteristics. </w:t>
-      </w:r>
-      <w:commentRangeEnd w:id="23"/>
-      <w:r>
-        <w:rPr>
-          <w:rStyle w:val="Kommentarzeichen"/>
-          <w:rFonts w:asciiTheme="majorHAnsi" w:hAnsiTheme="majorHAnsi" w:cs="Calibri"/>
-          <w:sz w:val="24"/>
-          <w:szCs w:val="24"/>
-          <w:lang w:val="en-US"/>
-        </w:rPr>
         <w:commentReference w:id="23"/>
       </w:r>
     </w:p>
@@ -19912,7 +20902,17 @@
           <w:szCs w:val="24"/>
           <w:lang w:val="en-US"/>
         </w:rPr>
-        <w:t>While not knowing the underlying data generating process is the standard  circumstance under which researchers work with empirical data, they usually posess more domain knowledge about the covariates, treatment and outcome</w:t>
+        <w:t xml:space="preserve">While not knowing the underlying data generating process is the standard  circumstance under which researchers work with empirical data, they usually posess </w:t>
+      </w:r>
+      <w:r>
+        <w:rPr>
+          <w:rFonts w:asciiTheme="majorHAnsi" w:hAnsiTheme="majorHAnsi" w:cs="Calibri"/>
+          <w:sz w:val="24"/>
+          <w:szCs w:val="24"/>
+          <w:lang w:val="en-US"/>
+        </w:rPr>
+        <w:lastRenderedPageBreak/>
+        <w:t>more domain knowledge about the covariates, treatment and outcome</w:t>
       </w:r>
       <w:r>
         <w:rPr>
@@ -19939,17 +20939,7 @@
           <w:szCs w:val="24"/>
           <w:lang w:val="en-US"/>
         </w:rPr>
-        <w:t xml:space="preserve">This may explain why IPTW had the highest variance of the RMSE between </w:t>
-      </w:r>
-      <w:r>
-        <w:rPr>
-          <w:rFonts w:asciiTheme="majorHAnsi" w:hAnsiTheme="majorHAnsi" w:cs="Calibri"/>
-          <w:sz w:val="24"/>
-          <w:szCs w:val="24"/>
-          <w:lang w:val="en-US"/>
-        </w:rPr>
-        <w:lastRenderedPageBreak/>
-        <w:t>DGPs. When either the treatement or outcome mechanism are linear and therefore correctly specified, it yields a low RMSE, when they both are made up of a more complex, non-linear mechanism, IPTW fails to catch that, leading to a high RMSE. When due to domain knowledge, researchers can make assumptions about the functional form of the model, these can be incorporated. The other option of model selection is computationally expensive for high-dimensional datasets.</w:t>
+        <w:t>This may explain why IPTW had the highest variance of the RMSE between DGPs. When either the treatement or outcome mechanism are linear and therefore correctly specified, it yields a low RMSE, when they both are made up of a more complex, non-linear mechanism, IPTW fails to catch that, leading to a high RMSE. When due to domain knowledge, researchers can make assumptions about the functional form of the model, these can be incorporated. The other option of model selection is computationally expensive for high-dimensional datasets.</w:t>
       </w:r>
     </w:p>
     <w:p>
@@ -20399,7 +21389,7 @@
           <w:szCs w:val="24"/>
           <w:lang w:val="en-US"/>
         </w:rPr>
-        <w:t>Causality Einleitung</w:t>
+        <w:t>Einleitung</w:t>
       </w:r>
     </w:p>
     <w:p>
@@ -20423,6 +21413,7 @@
           <w:szCs w:val="24"/>
           <w:lang w:val="en-US"/>
         </w:rPr>
+        <w:lastRenderedPageBreak/>
         <w:t>POF fertig machen</w:t>
       </w:r>
     </w:p>
@@ -20588,7 +21579,6 @@
           <w:szCs w:val="24"/>
           <w:lang w:val="en-US"/>
         </w:rPr>
-        <w:lastRenderedPageBreak/>
         <w:t>Experimental setup</w:t>
       </w:r>
     </w:p>
@@ -21206,7 +22196,6 @@
           <w:sz w:val="24"/>
           <w:szCs w:val="24"/>
         </w:rPr>
-        <w:lastRenderedPageBreak/>
         <w:t>Korrelationsmatrix der estimates ates: https://proceedings.mlr.press/v206/krantsevich23a/krantsevich23a.pdf</w:t>
       </w:r>
     </w:p>
@@ -21651,6 +22640,7 @@
           <w:szCs w:val="24"/>
           <w:lang w:val="en-US"/>
         </w:rPr>
+        <w:lastRenderedPageBreak/>
         <w:t xml:space="preserve">Nicole Bohme Carnegie "Comment: Contributions of Model Features to BART Causal Inference Performance Using ACIC 2016 Competition Data," Statistical Science, Statist. </w:t>
       </w:r>
       <w:r>
@@ -21745,7 +22735,6 @@
           <w:szCs w:val="24"/>
           <w:lang w:val="en-US"/>
         </w:rPr>
-        <w:lastRenderedPageBreak/>
         <w:t xml:space="preserve">Zhang, J., Jin, Y., &amp; Wang, X. (2025). Comparing Meta-Learners for Estimating Heterogeneous Treatment Effects and Conducting Sensitivity Analyses. </w:t>
       </w:r>
       <w:r>
@@ -22188,6 +23177,7 @@
           <w:szCs w:val="24"/>
           <w:lang w:val="en-US"/>
         </w:rPr>
+        <w:lastRenderedPageBreak/>
         <w:t xml:space="preserve">With increasing depth, the probability that a node will split becomes very small and vice versa it becomes very likely that it instead becomes a terminal node. </w:t>
       </w:r>
     </w:p>

--- a/masterarbeit_april.docx
+++ b/masterarbeit_april.docx
@@ -32,26 +32,6 @@
     </w:p>
     <w:p>
       <w:pPr>
-        <w:pStyle w:val="Listenabsatz"/>
-        <w:rPr>
-          <w:rFonts w:asciiTheme="majorHAnsi" w:hAnsiTheme="majorHAnsi" w:cs="Calibri"/>
-          <w:sz w:val="24"/>
-          <w:szCs w:val="24"/>
-          <w:lang w:val="en-US"/>
-        </w:rPr>
-      </w:pPr>
-      <w:r>
-        <w:rPr>
-          <w:rFonts w:asciiTheme="majorHAnsi" w:hAnsiTheme="majorHAnsi" w:cs="Calibri"/>
-          <w:sz w:val="24"/>
-          <w:szCs w:val="24"/>
-          <w:lang w:val="en-US"/>
-        </w:rPr>
-        <w:t>Introduction</w:t>
-      </w:r>
-    </w:p>
-    <w:p>
-      <w:pPr>
         <w:ind w:left="708"/>
         <w:rPr>
           <w:rFonts w:asciiTheme="majorHAnsi" w:hAnsiTheme="majorHAnsi" w:cs="Calibri"/>
@@ -407,6 +387,7 @@
     </w:p>
     <w:p>
       <w:pPr>
+        <w:ind w:left="708"/>
         <w:rPr>
           <w:rFonts w:asciiTheme="majorHAnsi" w:hAnsiTheme="majorHAnsi" w:cs="Calibri"/>
           <w:sz w:val="24"/>
@@ -633,99 +614,148 @@
     </w:p>
     <w:p>
       <w:pPr>
-        <w:rPr>
-          <w:rFonts w:asciiTheme="majorHAnsi" w:hAnsiTheme="majorHAnsi" w:cs="Calibri"/>
-          <w:sz w:val="24"/>
-          <w:szCs w:val="24"/>
-          <w:lang w:val="en-US"/>
-        </w:rPr>
-      </w:pPr>
-      <w:r>
-        <w:rPr>
-          <w:rFonts w:asciiTheme="majorHAnsi" w:hAnsiTheme="majorHAnsi" w:cs="Calibri"/>
-          <w:sz w:val="24"/>
-          <w:szCs w:val="24"/>
-          <w:lang w:val="en-US"/>
-        </w:rPr>
-        <w:t xml:space="preserve"> It is constantly being developed further and adapted for different problems. </w:t>
-      </w:r>
-    </w:p>
-    <w:p>
-      <w:pPr>
-        <w:pStyle w:val="Listenabsatz"/>
-        <w:rPr>
-          <w:rFonts w:asciiTheme="majorHAnsi" w:hAnsiTheme="majorHAnsi" w:cs="Calibri"/>
-          <w:sz w:val="24"/>
-          <w:szCs w:val="24"/>
-          <w:lang w:val="en-US"/>
-        </w:rPr>
-      </w:pPr>
-      <w:r>
-        <w:rPr>
-          <w:rFonts w:asciiTheme="majorHAnsi" w:hAnsiTheme="majorHAnsi" w:cs="Calibri"/>
-          <w:sz w:val="24"/>
-          <w:szCs w:val="24"/>
-          <w:lang w:val="en-US"/>
-        </w:rPr>
-        <w:t xml:space="preserve">These adaptions often focus on specific problem statements, like continuous treatments, survival analysis, ... (irgendwas hinschreiben, was halt das basic bart nicht abdeckt?). </w:t>
-      </w:r>
-    </w:p>
-    <w:p>
-      <w:pPr>
-        <w:pStyle w:val="Listenabsatz"/>
-        <w:rPr>
-          <w:rFonts w:asciiTheme="majorHAnsi" w:hAnsiTheme="majorHAnsi" w:cs="Calibri"/>
-          <w:sz w:val="24"/>
-          <w:szCs w:val="24"/>
-          <w:lang w:val="en-US"/>
-        </w:rPr>
-      </w:pPr>
-      <w:r>
-        <w:rPr>
-          <w:rFonts w:asciiTheme="majorHAnsi" w:hAnsiTheme="majorHAnsi" w:cs="Calibri"/>
-          <w:sz w:val="24"/>
-          <w:szCs w:val="24"/>
-          <w:lang w:val="en-US"/>
-        </w:rPr>
-        <w:t>In this work we will focus on the basic causal BART model, developed for binary treatments and simple average treatm</w:t>
-      </w:r>
-      <w:r>
-        <w:rPr>
-          <w:rFonts w:asciiTheme="majorHAnsi" w:hAnsiTheme="majorHAnsi" w:cs="Calibri"/>
-          <w:sz w:val="24"/>
-          <w:szCs w:val="24"/>
-          <w:lang w:val="en-US"/>
-        </w:rPr>
-        <w:t>e</w:t>
-      </w:r>
-      <w:r>
-        <w:rPr>
-          <w:rFonts w:asciiTheme="majorHAnsi" w:hAnsiTheme="majorHAnsi" w:cs="Calibri"/>
-          <w:sz w:val="24"/>
-          <w:szCs w:val="24"/>
-          <w:lang w:val="en-US"/>
-        </w:rPr>
-        <w:t xml:space="preserve">nt effect estimation. Even there, different variants exist. Mainly, it can be incorporated/combined with different base learners. An S-Learner builds one model for both treated and untreated units, while a T-Learner trains two models, one for the treated units and one for the untreated units. A common extension for the S-Learner is the inclusion of the propensity score as another covariate. The propensity score can be estimated through different methods. In this thesis four BART models will be considered: A S-Learner, a T-Learner and two S-Learners that include the propensity score, the first where it is estimated by a logistic regression and the second where it is estimated by a BART model. I will investigate, how those models perform when estimating average treatment effects. I am interested in their performance compared to each other as well as to two other common models, inverse probability weighting and causal random forest. </w:t>
-      </w:r>
-    </w:p>
-    <w:p>
-      <w:pPr>
-        <w:pStyle w:val="Listenabsatz"/>
-        <w:rPr>
-          <w:rFonts w:asciiTheme="majorHAnsi" w:hAnsiTheme="majorHAnsi" w:cs="Calibri"/>
-          <w:sz w:val="24"/>
-          <w:szCs w:val="24"/>
-          <w:lang w:val="en-US"/>
-        </w:rPr>
-      </w:pPr>
-      <w:r>
-        <w:rPr>
-          <w:rFonts w:asciiTheme="majorHAnsi" w:hAnsiTheme="majorHAnsi" w:cs="Calibri"/>
-          <w:sz w:val="24"/>
-          <w:szCs w:val="24"/>
-          <w:lang w:val="en-US"/>
-        </w:rPr>
-        <w:t>Complex machine learning models typically can be fine tuned through a number of parameters to improve their performance. BART</w:t>
+        <w:ind w:left="708"/>
+        <w:rPr>
+          <w:rFonts w:asciiTheme="majorHAnsi" w:hAnsiTheme="majorHAnsi" w:cs="Calibri"/>
+          <w:sz w:val="24"/>
+          <w:szCs w:val="24"/>
+          <w:lang w:val="en-US"/>
+        </w:rPr>
+      </w:pPr>
+      <w:r>
+        <w:rPr>
+          <w:rFonts w:asciiTheme="majorHAnsi" w:hAnsiTheme="majorHAnsi" w:cs="Calibri"/>
+          <w:sz w:val="24"/>
+          <w:szCs w:val="24"/>
+          <w:lang w:val="en-US"/>
+        </w:rPr>
+        <w:t xml:space="preserve">These studies usually either evaluate BART on only a few datasets or </w:t>
+      </w:r>
+      <w:r>
+        <w:rPr>
+          <w:rFonts w:asciiTheme="majorHAnsi" w:hAnsiTheme="majorHAnsi" w:cs="Calibri"/>
+          <w:sz w:val="24"/>
+          <w:szCs w:val="24"/>
+          <w:lang w:val="en-US"/>
+        </w:rPr>
+        <w:t>implement only one version of BART and compare that to other methods.</w:t>
+      </w:r>
+    </w:p>
+    <w:p>
+      <w:pPr>
+        <w:ind w:left="708"/>
+        <w:rPr>
+          <w:rFonts w:asciiTheme="majorHAnsi" w:hAnsiTheme="majorHAnsi" w:cs="Calibri"/>
+          <w:sz w:val="24"/>
+          <w:szCs w:val="24"/>
+          <w:lang w:val="en-US"/>
+        </w:rPr>
+      </w:pPr>
+      <w:r>
+        <w:rPr>
+          <w:rFonts w:asciiTheme="majorHAnsi" w:hAnsiTheme="majorHAnsi" w:cs="Calibri"/>
+          <w:sz w:val="24"/>
+          <w:szCs w:val="24"/>
+          <w:lang w:val="en-US"/>
+        </w:rPr>
+        <w:t xml:space="preserve">Furthermore, there are a number of possible implementations for BART. </w:t>
+      </w:r>
+    </w:p>
+    <w:p>
+      <w:pPr>
+        <w:ind w:left="708"/>
+        <w:rPr>
+          <w:rFonts w:asciiTheme="majorHAnsi" w:hAnsiTheme="majorHAnsi" w:cs="Calibri"/>
+          <w:sz w:val="24"/>
+          <w:szCs w:val="24"/>
+          <w:lang w:val="en-US"/>
+        </w:rPr>
+      </w:pPr>
+      <w:r>
+        <w:rPr>
+          <w:rFonts w:asciiTheme="majorHAnsi" w:hAnsiTheme="majorHAnsi" w:cs="Calibri"/>
+          <w:sz w:val="24"/>
+          <w:szCs w:val="24"/>
+          <w:lang w:val="en-US"/>
+        </w:rPr>
+        <w:t xml:space="preserve">While there are a number of extensions of causal BART for different settings, this work will focus on binary treatment assignment, continuous outcomes and average treatment effect estimation. </w:t>
+      </w:r>
+    </w:p>
+    <w:p>
+      <w:pPr>
+        <w:ind w:left="708"/>
+        <w:rPr>
+          <w:rFonts w:asciiTheme="majorHAnsi" w:hAnsiTheme="majorHAnsi" w:cs="Calibri"/>
+          <w:sz w:val="24"/>
+          <w:szCs w:val="24"/>
+          <w:lang w:val="en-US"/>
+        </w:rPr>
+      </w:pPr>
+      <w:r>
+        <w:rPr>
+          <w:rFonts w:asciiTheme="majorHAnsi" w:hAnsiTheme="majorHAnsi" w:cs="Calibri"/>
+          <w:sz w:val="24"/>
+          <w:szCs w:val="24"/>
+          <w:lang w:val="en-US"/>
+        </w:rPr>
+        <w:t xml:space="preserve">Even there, different variants exist. Mainly, it can be incorporated/combined with different base learners. An S-Learner builds one model for both treated and untreated units, while a T-Learner trains two models, one for the treated units and one for the untreated units. A common extension for the S-Learner is the inclusion of the propensity score as another covariate. The propensity score can be estimated through different methods. In this thesis four BART models will be considered: A S-Learner, a T-Learner and two S-Learners that include the propensity score, the first where it is estimated by a logistic regression and the second where it is estimated by a BART model. I will investigate, how those models perform when estimating average treatment effects. I am interested in their performance compared to each other as well as to two other common models, inverse probability weighting and causal random forest. </w:t>
+      </w:r>
+    </w:p>
+    <w:p>
+      <w:pPr>
+        <w:pStyle w:val="Listenabsatz"/>
+        <w:rPr>
+          <w:rFonts w:asciiTheme="majorHAnsi" w:hAnsiTheme="majorHAnsi" w:cs="Calibri"/>
+          <w:sz w:val="24"/>
+          <w:szCs w:val="24"/>
+          <w:lang w:val="en-US"/>
+        </w:rPr>
+      </w:pPr>
+      <w:r>
+        <w:rPr>
+          <w:rFonts w:asciiTheme="majorHAnsi" w:hAnsiTheme="majorHAnsi" w:cs="Calibri"/>
+          <w:sz w:val="24"/>
+          <w:szCs w:val="24"/>
+          <w:lang w:val="en-US"/>
+        </w:rPr>
+        <w:t>Furthermore, c</w:t>
+      </w:r>
+      <w:r>
+        <w:rPr>
+          <w:rFonts w:asciiTheme="majorHAnsi" w:hAnsiTheme="majorHAnsi" w:cs="Calibri"/>
+          <w:sz w:val="24"/>
+          <w:szCs w:val="24"/>
+          <w:lang w:val="en-US"/>
+        </w:rPr>
+        <w:t>omplex machine learning models typically can be finetuned through a number of parameters to improve their performance. BART</w:t>
+      </w:r>
+      <w:r>
+        <w:rPr>
+          <w:rFonts w:asciiTheme="majorHAnsi" w:hAnsiTheme="majorHAnsi" w:cs="Calibri"/>
+          <w:sz w:val="24"/>
+          <w:szCs w:val="24"/>
+          <w:lang w:val="en-US"/>
+        </w:rPr>
+        <w:t xml:space="preserve"> has established default parameters, which have demonstrated good empirical performance, however most researchers simply accept this as a given fact and don’t try to proof it. Hill (2011) who introduced causal BART did not do any hyperparameter tuning to check whether the established parameters also work well in the causal setting. </w:t>
+      </w:r>
+      <w:r>
+        <w:rPr>
+          <w:rFonts w:asciiTheme="majorHAnsi" w:hAnsiTheme="majorHAnsi" w:cs="Calibri"/>
+          <w:sz w:val="24"/>
+          <w:szCs w:val="24"/>
+          <w:lang w:val="en-US"/>
+        </w:rPr>
+        <w:t xml:space="preserve">Tuning hyperparameters </w:t>
+      </w:r>
+      <w:r>
+        <w:rPr>
+          <w:rFonts w:asciiTheme="majorHAnsi" w:hAnsiTheme="majorHAnsi" w:cs="Calibri"/>
+          <w:sz w:val="24"/>
+          <w:szCs w:val="24"/>
+          <w:lang w:val="en-US"/>
+        </w:rPr>
+        <w:lastRenderedPageBreak/>
+        <w:t>can often be as important as selecting a model for good causal estimates and boost the performance of a model from mediocre to good (change which model actually has the best estimates)(Paper über Hyperparameter Tuning). Therefore, neglecting hyperparameter tuning when comparing causal effect estimation models is a fatal mistake.</w:t>
       </w:r>
     </w:p>
     <w:p>
@@ -807,7 +837,6 @@
           <w:szCs w:val="24"/>
           <w:lang w:val="en-US"/>
         </w:rPr>
-        <w:lastRenderedPageBreak/>
         <w:t>2. How do the four BART models compare to other state-of-the-art causal method (sind das state of the art?)</w:t>
       </w:r>
     </w:p>
@@ -848,50 +877,26 @@
           <w:szCs w:val="24"/>
           <w:lang w:val="en-US"/>
         </w:rPr>
-        <w:t>4. Can performance be increased by hyperparameter tuning?</w:t>
-      </w:r>
-    </w:p>
-    <w:p>
-      <w:pPr>
-        <w:pStyle w:val="Listenabsatz"/>
-        <w:rPr>
-          <w:rFonts w:asciiTheme="majorHAnsi" w:hAnsiTheme="majorHAnsi" w:cs="Calibri"/>
-          <w:sz w:val="24"/>
-          <w:szCs w:val="24"/>
-          <w:lang w:val="en-US"/>
-        </w:rPr>
-      </w:pPr>
-    </w:p>
-    <w:p>
-      <w:pPr>
-        <w:pStyle w:val="Listenabsatz"/>
-        <w:rPr>
-          <w:rFonts w:asciiTheme="majorHAnsi" w:hAnsiTheme="majorHAnsi" w:cs="Calibri"/>
-          <w:sz w:val="24"/>
-          <w:szCs w:val="24"/>
-          <w:lang w:val="en-US"/>
-        </w:rPr>
-      </w:pPr>
-      <w:r>
-        <w:rPr>
-          <w:rFonts w:asciiTheme="majorHAnsi" w:hAnsiTheme="majorHAnsi" w:cs="Calibri"/>
-          <w:sz w:val="24"/>
-          <w:szCs w:val="24"/>
-          <w:lang w:val="en-US"/>
-        </w:rPr>
-        <w:t xml:space="preserve">The research questions which will be answered are: Are there </w:t>
-      </w:r>
-    </w:p>
-    <w:p>
-      <w:pPr>
-        <w:pStyle w:val="Listenabsatz"/>
-        <w:rPr>
-          <w:rFonts w:asciiTheme="majorHAnsi" w:hAnsiTheme="majorHAnsi" w:cs="Calibri"/>
-          <w:sz w:val="24"/>
-          <w:szCs w:val="24"/>
-          <w:lang w:val="en-US"/>
-        </w:rPr>
-      </w:pPr>
+        <w:t>4. Can performance be increased by hyperparameter tuning</w:t>
+      </w:r>
+      <w:r>
+        <w:rPr>
+          <w:rFonts w:asciiTheme="majorHAnsi" w:hAnsiTheme="majorHAnsi" w:cs="Calibri"/>
+          <w:sz w:val="24"/>
+          <w:szCs w:val="24"/>
+          <w:lang w:val="en-US"/>
+        </w:rPr>
+        <w:t xml:space="preserve"> and change which model is the best</w:t>
+      </w:r>
+      <w:r>
+        <w:rPr>
+          <w:rFonts w:asciiTheme="majorHAnsi" w:hAnsiTheme="majorHAnsi" w:cs="Calibri"/>
+          <w:sz w:val="24"/>
+          <w:szCs w:val="24"/>
+          <w:lang w:val="en-US"/>
+        </w:rPr>
+        <w:t>?</w:t>
+      </w:r>
     </w:p>
     <w:p>
       <w:pPr>
@@ -958,7 +963,25 @@
           <w:szCs w:val="24"/>
           <w:lang w:val="en-US"/>
         </w:rPr>
-        <w:t>This work is novel in x ways. First, it investigates the performance of the BART models on the ACIC 2029 datasets in detail and in comparison. While BART models were entered into the competition, the results were only published on a aggregated level. I will however look at differences between the modes</w:t>
+        <w:t>This work is novel in x ways. First, it investigates the performance of the BART models on the ACIC 20</w:t>
+      </w:r>
+      <w:r>
+        <w:rPr>
+          <w:rFonts w:asciiTheme="majorHAnsi" w:hAnsiTheme="majorHAnsi" w:cs="Calibri"/>
+          <w:sz w:val="24"/>
+          <w:szCs w:val="24"/>
+          <w:lang w:val="en-US"/>
+        </w:rPr>
+        <w:t>1</w:t>
+      </w:r>
+      <w:r>
+        <w:rPr>
+          <w:rFonts w:asciiTheme="majorHAnsi" w:hAnsiTheme="majorHAnsi" w:cs="Calibri"/>
+          <w:sz w:val="24"/>
+          <w:szCs w:val="24"/>
+          <w:lang w:val="en-US"/>
+        </w:rPr>
+        <w:t>9 datasets in detail and in comparison. While BART models were entered into the competition, the results were only published on a aggregated level. I will however look at differences between the modes</w:t>
       </w:r>
     </w:p>
     <w:p>
@@ -1069,7 +1092,37 @@
           <w:szCs w:val="24"/>
           <w:lang w:val="en-US"/>
         </w:rPr>
-        <w:t>In Chapter 2 the model BART model is introduced and explained and its uses and variants are described. Chapter 3 explains causality, the potential outcome model and challenges in quantifying causal effects. Furthermore, established methods for causal effect estimation are described. Chapter 4 brings the two together and talks about how BART can be used in the context of causal inference.</w:t>
+        <w:t xml:space="preserve">In Chapter 2 the model </w:t>
+      </w:r>
+      <w:commentRangeStart w:id="0"/>
+      <w:r>
+        <w:rPr>
+          <w:rFonts w:asciiTheme="majorHAnsi" w:hAnsiTheme="majorHAnsi" w:cs="Calibri"/>
+          <w:sz w:val="24"/>
+          <w:szCs w:val="24"/>
+          <w:lang w:val="en-US"/>
+        </w:rPr>
+        <w:t xml:space="preserve">BART model is introduced and explained and its uses and variants are described. </w:t>
+      </w:r>
+      <w:commentRangeEnd w:id="0"/>
+      <w:r>
+        <w:rPr>
+          <w:rStyle w:val="Kommentarzeichen"/>
+          <w:rFonts w:asciiTheme="majorHAnsi" w:hAnsiTheme="majorHAnsi" w:cs="Calibri"/>
+          <w:sz w:val="24"/>
+          <w:szCs w:val="24"/>
+          <w:lang w:val="en-US"/>
+        </w:rPr>
+        <w:commentReference w:id="0"/>
+      </w:r>
+      <w:r>
+        <w:rPr>
+          <w:rFonts w:asciiTheme="majorHAnsi" w:hAnsiTheme="majorHAnsi" w:cs="Calibri"/>
+          <w:sz w:val="24"/>
+          <w:szCs w:val="24"/>
+          <w:lang w:val="en-US"/>
+        </w:rPr>
+        <w:t>Chapter 3 explains causality, the potential outcome model and challenges in quantifying causal effects. Furthermore, established methods for causal effect estimation are described. Chapter 4 brings the two together and talks about how BART can be used in the context of causal inference.</w:t>
       </w:r>
     </w:p>
     <w:p>
@@ -1271,7 +1324,292 @@
           <w:szCs w:val="24"/>
           <w:lang w:val="en-US"/>
         </w:rPr>
-        <w:t xml:space="preserve"> (Breiman et al., 1984). Tree methods have first been </w:t>
+        <w:t xml:space="preserve"> (Breiman et al., 1984). Tree methods have first been introduced in </w:t>
+      </w:r>
+      <w:r>
+        <w:rPr>
+          <w:rFonts w:asciiTheme="majorHAnsi" w:hAnsiTheme="majorHAnsi" w:cs="Calibri"/>
+          <w:sz w:val="24"/>
+          <w:szCs w:val="24"/>
+          <w:lang w:val="en-US"/>
+        </w:rPr>
+        <w:t>the 1980s</w:t>
+      </w:r>
+      <w:r>
+        <w:rPr>
+          <w:rFonts w:asciiTheme="majorHAnsi" w:hAnsiTheme="majorHAnsi" w:cs="Calibri"/>
+          <w:sz w:val="24"/>
+          <w:szCs w:val="24"/>
+          <w:lang w:val="en-US"/>
+        </w:rPr>
+        <w:t xml:space="preserve"> and have become a widely used approach for predictive machine learning tasks.</w:t>
+      </w:r>
+    </w:p>
+    <w:p>
+      <w:pPr>
+        <w:pStyle w:val="Listenabsatz"/>
+        <w:ind w:left="1080"/>
+        <w:rPr>
+          <w:rFonts w:asciiTheme="majorHAnsi" w:hAnsiTheme="majorHAnsi" w:cs="Calibri"/>
+          <w:sz w:val="24"/>
+          <w:szCs w:val="24"/>
+          <w:lang w:val="en-US"/>
+        </w:rPr>
+      </w:pPr>
+    </w:p>
+    <w:p>
+      <w:pPr>
+        <w:pStyle w:val="Listenabsatz"/>
+        <w:ind w:left="1080"/>
+        <w:rPr>
+          <w:rFonts w:asciiTheme="majorHAnsi" w:hAnsiTheme="majorHAnsi" w:cs="Calibri"/>
+          <w:sz w:val="24"/>
+          <w:szCs w:val="24"/>
+          <w:lang w:val="en-US"/>
+        </w:rPr>
+      </w:pPr>
+      <w:r>
+        <w:rPr>
+          <w:rFonts w:asciiTheme="majorHAnsi" w:hAnsiTheme="majorHAnsi" w:cs="Calibri"/>
+          <w:sz w:val="24"/>
+          <w:szCs w:val="24"/>
+          <w:lang w:val="en-US"/>
+        </w:rPr>
+        <w:t xml:space="preserve">The goal is to make predictions on an outcome </w:t>
+      </w:r>
+      <w:commentRangeStart w:id="1"/>
+      <w:r>
+        <w:rPr>
+          <w:rFonts w:asciiTheme="majorHAnsi" w:hAnsiTheme="majorHAnsi" w:cs="Calibri"/>
+          <w:sz w:val="24"/>
+          <w:szCs w:val="24"/>
+          <w:lang w:val="en-US"/>
+        </w:rPr>
+        <w:t>variable</w:t>
+      </w:r>
+      <w:r>
+        <w:rPr>
+          <w:rFonts w:asciiTheme="majorHAnsi" w:hAnsiTheme="majorHAnsi" w:cs="Calibri"/>
+          <w:sz w:val="24"/>
+          <w:szCs w:val="24"/>
+          <w:lang w:val="en-US"/>
+        </w:rPr>
+        <w:t xml:space="preserve"> Y</w:t>
+      </w:r>
+      <w:r>
+        <w:rPr>
+          <w:rFonts w:asciiTheme="majorHAnsi" w:hAnsiTheme="majorHAnsi" w:cs="Calibri"/>
+          <w:sz w:val="24"/>
+          <w:szCs w:val="24"/>
+          <w:lang w:val="en-US"/>
+        </w:rPr>
+        <w:t xml:space="preserve"> based on covariates</w:t>
+      </w:r>
+      <w:r>
+        <w:rPr>
+          <w:rFonts w:asciiTheme="majorHAnsi" w:hAnsiTheme="majorHAnsi" w:cs="Calibri"/>
+          <w:sz w:val="24"/>
+          <w:szCs w:val="24"/>
+          <w:lang w:val="en-US"/>
+        </w:rPr>
+        <w:t xml:space="preserve"> X</w:t>
+      </w:r>
+      <w:r>
+        <w:rPr>
+          <w:rFonts w:asciiTheme="majorHAnsi" w:hAnsiTheme="majorHAnsi" w:cs="Calibri"/>
+          <w:sz w:val="24"/>
+          <w:szCs w:val="24"/>
+          <w:lang w:val="en-US"/>
+        </w:rPr>
+        <w:t xml:space="preserve">. </w:t>
+      </w:r>
+      <w:commentRangeEnd w:id="1"/>
+      <w:r>
+        <w:rPr>
+          <w:rStyle w:val="Kommentarzeichen"/>
+          <w:rFonts w:asciiTheme="majorHAnsi" w:hAnsiTheme="majorHAnsi" w:cs="Calibri"/>
+          <w:sz w:val="24"/>
+          <w:szCs w:val="24"/>
+          <w:lang w:val="en-US"/>
+        </w:rPr>
+        <w:commentReference w:id="1"/>
+      </w:r>
+      <w:r>
+        <w:rPr>
+          <w:rFonts w:asciiTheme="majorHAnsi" w:hAnsiTheme="majorHAnsi" w:cs="Calibri"/>
+          <w:sz w:val="24"/>
+          <w:szCs w:val="24"/>
+          <w:lang w:val="en-US"/>
+        </w:rPr>
+        <w:t xml:space="preserve">When </w:t>
+      </w:r>
+      <w:r>
+        <w:rPr>
+          <w:rFonts w:asciiTheme="majorHAnsi" w:hAnsiTheme="majorHAnsi" w:cs="Calibri"/>
+          <w:sz w:val="24"/>
+          <w:szCs w:val="24"/>
+          <w:lang w:val="en-US"/>
+        </w:rPr>
+        <w:t>the outcome variable is categorical, the tree is called a decision tree</w:t>
+      </w:r>
+      <w:r>
+        <w:rPr>
+          <w:rFonts w:asciiTheme="majorHAnsi" w:hAnsiTheme="majorHAnsi" w:cs="Calibri"/>
+          <w:sz w:val="24"/>
+          <w:szCs w:val="24"/>
+          <w:lang w:val="en-US"/>
+        </w:rPr>
+        <w:t>;</w:t>
+      </w:r>
+      <w:r>
+        <w:rPr>
+          <w:rFonts w:asciiTheme="majorHAnsi" w:hAnsiTheme="majorHAnsi" w:cs="Calibri"/>
+          <w:sz w:val="24"/>
+          <w:szCs w:val="24"/>
+          <w:lang w:val="en-US"/>
+        </w:rPr>
+        <w:t xml:space="preserve"> </w:t>
+      </w:r>
+      <w:r>
+        <w:rPr>
+          <w:rFonts w:asciiTheme="majorHAnsi" w:hAnsiTheme="majorHAnsi" w:cs="Calibri"/>
+          <w:sz w:val="24"/>
+          <w:szCs w:val="24"/>
+          <w:lang w:val="en-US"/>
+        </w:rPr>
+        <w:t>when</w:t>
+      </w:r>
+      <w:r>
+        <w:rPr>
+          <w:rFonts w:asciiTheme="majorHAnsi" w:hAnsiTheme="majorHAnsi" w:cs="Calibri"/>
+          <w:sz w:val="24"/>
+          <w:szCs w:val="24"/>
+          <w:lang w:val="en-US"/>
+        </w:rPr>
+        <w:t xml:space="preserve"> it is continuous, the tree is called a regression tree. A tree consists of nodes</w:t>
+      </w:r>
+      <w:r>
+        <w:rPr>
+          <w:rFonts w:asciiTheme="majorHAnsi" w:hAnsiTheme="majorHAnsi" w:cs="Calibri"/>
+          <w:sz w:val="24"/>
+          <w:szCs w:val="24"/>
+          <w:lang w:val="en-US"/>
+        </w:rPr>
+        <w:t xml:space="preserve"> that are connected by </w:t>
+      </w:r>
+      <w:r>
+        <w:rPr>
+          <w:rFonts w:asciiTheme="majorHAnsi" w:hAnsiTheme="majorHAnsi" w:cs="Calibri"/>
+          <w:sz w:val="24"/>
+          <w:szCs w:val="24"/>
+          <w:lang w:val="en-US"/>
+        </w:rPr>
+        <w:t>branches</w:t>
+      </w:r>
+      <w:r>
+        <w:rPr>
+          <w:rFonts w:asciiTheme="majorHAnsi" w:hAnsiTheme="majorHAnsi" w:cs="Calibri"/>
+          <w:sz w:val="24"/>
+          <w:szCs w:val="24"/>
+          <w:lang w:val="en-US"/>
+        </w:rPr>
+        <w:t>, which results in a tree-like structure (Abb. X)</w:t>
+      </w:r>
+      <w:r>
+        <w:rPr>
+          <w:rFonts w:asciiTheme="majorHAnsi" w:hAnsiTheme="majorHAnsi" w:cs="Calibri"/>
+          <w:sz w:val="24"/>
+          <w:szCs w:val="24"/>
+          <w:lang w:val="en-US"/>
+        </w:rPr>
+        <w:t>. The core idea is to recursively split the data into subgroups with the goal of forming groups of observations that are similar in outcomes. Each of those splits is done at an internal node and made based on a splitting rule. A splitting rule is defined by one of the covariates and a value of the covariate. The splitting rule decides which observations are sorted into the left or the right sub-branch of the tree. For categorical dichotomic covariates, observations having the first level go into one node, observations having the other level go into the other node. When there are more than two categories, the observations from two or more categories are placed into one node together. For numeric covariates a threshold is chosen, where observations that are below (or same ? CHECK) the threshold are placed into one node and the ones that are above the threshold are placed into the other node. The splitting rule is chosen by a metric, which evaluates which covariate and value pair partitions the data best.</w:t>
+      </w:r>
+    </w:p>
+    <w:p>
+      <w:pPr>
+        <w:pStyle w:val="Listenabsatz"/>
+        <w:ind w:left="1080"/>
+        <w:rPr>
+          <w:rFonts w:asciiTheme="majorHAnsi" w:hAnsiTheme="majorHAnsi" w:cs="Calibri"/>
+          <w:sz w:val="24"/>
+          <w:szCs w:val="24"/>
+          <w:lang w:val="en-US"/>
+        </w:rPr>
+      </w:pPr>
+    </w:p>
+    <w:p>
+      <w:pPr>
+        <w:pStyle w:val="Listenabsatz"/>
+        <w:ind w:left="1080"/>
+        <w:rPr>
+          <w:rFonts w:asciiTheme="majorHAnsi" w:hAnsiTheme="majorHAnsi" w:cs="Calibri"/>
+          <w:sz w:val="24"/>
+          <w:szCs w:val="24"/>
+          <w:lang w:val="en-US"/>
+        </w:rPr>
+      </w:pPr>
+      <w:r>
+        <w:rPr>
+          <w:rFonts w:asciiTheme="majorHAnsi" w:hAnsiTheme="majorHAnsi" w:cs="Calibri"/>
+          <w:sz w:val="24"/>
+          <w:szCs w:val="24"/>
+          <w:lang w:val="en-US"/>
+        </w:rPr>
+        <w:t xml:space="preserve">The training phase begins at the root node. No splits have been made yet, so the first split is made on the whole training data set. </w:t>
+      </w:r>
+    </w:p>
+    <w:p>
+      <w:pPr>
+        <w:pStyle w:val="Listenabsatz"/>
+        <w:ind w:left="1080"/>
+        <w:rPr>
+          <w:rFonts w:asciiTheme="majorHAnsi" w:hAnsiTheme="majorHAnsi" w:cs="Calibri"/>
+          <w:sz w:val="24"/>
+          <w:szCs w:val="24"/>
+          <w:lang w:val="en-US"/>
+        </w:rPr>
+      </w:pPr>
+      <w:r>
+        <w:rPr>
+          <w:rFonts w:asciiTheme="majorHAnsi" w:hAnsiTheme="majorHAnsi" w:cs="Calibri"/>
+          <w:sz w:val="24"/>
+          <w:szCs w:val="24"/>
+          <w:lang w:val="en-US"/>
+        </w:rPr>
+        <w:t xml:space="preserve">The algorithms compares all pairs of covariates and possible splitting values by calculating the chosen metric for each. A good splitting rule results in homogeneity within the two subgroups (the values of the outcome variable are similar) and heterogeneity between them (the values of the outcome variable differ from each other). There are a few commonly used metrics, which each have their own approach of measuring that, e.g. Gini impurity, information gain or entropy (Quelle). Depending on the metric, the splitting rule with either the highest or lowest value is chosen. </w:t>
+      </w:r>
+    </w:p>
+    <w:p>
+      <w:pPr>
+        <w:pStyle w:val="Listenabsatz"/>
+        <w:ind w:left="1080"/>
+        <w:rPr>
+          <w:rFonts w:asciiTheme="majorHAnsi" w:hAnsiTheme="majorHAnsi" w:cs="Calibri"/>
+          <w:sz w:val="24"/>
+          <w:szCs w:val="24"/>
+          <w:lang w:val="en-US"/>
+        </w:rPr>
+      </w:pPr>
+    </w:p>
+    <w:p>
+      <w:pPr>
+        <w:pStyle w:val="Listenabsatz"/>
+        <w:ind w:left="1080"/>
+        <w:rPr>
+          <w:rFonts w:asciiTheme="majorHAnsi" w:hAnsiTheme="majorHAnsi" w:cs="Calibri"/>
+          <w:sz w:val="24"/>
+          <w:szCs w:val="24"/>
+          <w:lang w:val="en-US"/>
+        </w:rPr>
+      </w:pPr>
+      <w:r>
+        <w:rPr>
+          <w:rFonts w:asciiTheme="majorHAnsi" w:hAnsiTheme="majorHAnsi" w:cs="Calibri"/>
+          <w:sz w:val="24"/>
+          <w:szCs w:val="24"/>
+          <w:lang w:val="en-US"/>
+        </w:rPr>
+        <w:t xml:space="preserve">The observations are then sorted into the left or the right branch respectively, depending on where they fall on the splitting rule. The procedure is repeated at each of the resulting nodes, each time only considering the subset of data that was sorted into the node. In theory, this could continue until no more splits are possible because each value of the outcome variable ends up in its own terminal node with one or a few observations. This would indicate a perfect fit to the data, however </w:t>
       </w:r>
       <w:r>
         <w:rPr>
@@ -1281,25 +1619,7 @@
           <w:lang w:val="en-US"/>
         </w:rPr>
         <w:lastRenderedPageBreak/>
-        <w:t xml:space="preserve">introduced in </w:t>
-      </w:r>
-      <w:r>
-        <w:rPr>
-          <w:rFonts w:asciiTheme="majorHAnsi" w:hAnsiTheme="majorHAnsi" w:cs="Calibri"/>
-          <w:sz w:val="24"/>
-          <w:szCs w:val="24"/>
-          <w:lang w:val="en-US"/>
-        </w:rPr>
-        <w:t>the 1980s</w:t>
-      </w:r>
-      <w:r>
-        <w:rPr>
-          <w:rFonts w:asciiTheme="majorHAnsi" w:hAnsiTheme="majorHAnsi" w:cs="Calibri"/>
-          <w:sz w:val="24"/>
-          <w:szCs w:val="24"/>
-          <w:lang w:val="en-US"/>
-        </w:rPr>
-        <w:t xml:space="preserve"> and have become a widely used approach for predictive machine learning tasks.</w:t>
+        <w:t xml:space="preserve">very likely not generalize well to new data. While this is an extreme case, even less severe overfitting can be caused by growing a tree to deeply. It is generally advised to stop growing the tree at a certain depth to ensure its generizability/prevent overfitting. The depth measures the number of nodes from the root node to the lowest (?) leaf node. </w:t>
       </w:r>
     </w:p>
     <w:p>
@@ -1313,291 +1633,14 @@
           <w:lang w:val="en-US"/>
         </w:rPr>
       </w:pPr>
-    </w:p>
-    <w:p>
-      <w:pPr>
-        <w:pStyle w:val="Listenabsatz"/>
-        <w:ind w:left="1080"/>
-        <w:rPr>
-          <w:rFonts w:asciiTheme="majorHAnsi" w:hAnsiTheme="majorHAnsi" w:cs="Calibri"/>
-          <w:sz w:val="24"/>
-          <w:szCs w:val="24"/>
-          <w:lang w:val="en-US"/>
-        </w:rPr>
-      </w:pPr>
-      <w:r>
-        <w:rPr>
-          <w:rFonts w:asciiTheme="majorHAnsi" w:hAnsiTheme="majorHAnsi" w:cs="Calibri"/>
-          <w:sz w:val="24"/>
-          <w:szCs w:val="24"/>
-          <w:lang w:val="en-US"/>
-        </w:rPr>
-        <w:t xml:space="preserve">The goal is to make predictions on an outcome </w:t>
-      </w:r>
-      <w:commentRangeStart w:id="0"/>
-      <w:r>
-        <w:rPr>
-          <w:rFonts w:asciiTheme="majorHAnsi" w:hAnsiTheme="majorHAnsi" w:cs="Calibri"/>
-          <w:sz w:val="24"/>
-          <w:szCs w:val="24"/>
-          <w:lang w:val="en-US"/>
-        </w:rPr>
-        <w:t>variable</w:t>
-      </w:r>
-      <w:r>
-        <w:rPr>
-          <w:rFonts w:asciiTheme="majorHAnsi" w:hAnsiTheme="majorHAnsi" w:cs="Calibri"/>
-          <w:sz w:val="24"/>
-          <w:szCs w:val="24"/>
-          <w:lang w:val="en-US"/>
-        </w:rPr>
-        <w:t xml:space="preserve"> Y</w:t>
-      </w:r>
-      <w:r>
-        <w:rPr>
-          <w:rFonts w:asciiTheme="majorHAnsi" w:hAnsiTheme="majorHAnsi" w:cs="Calibri"/>
-          <w:sz w:val="24"/>
-          <w:szCs w:val="24"/>
-          <w:lang w:val="en-US"/>
-        </w:rPr>
-        <w:t xml:space="preserve"> based on covariates</w:t>
-      </w:r>
-      <w:r>
-        <w:rPr>
-          <w:rFonts w:asciiTheme="majorHAnsi" w:hAnsiTheme="majorHAnsi" w:cs="Calibri"/>
-          <w:sz w:val="24"/>
-          <w:szCs w:val="24"/>
-          <w:lang w:val="en-US"/>
-        </w:rPr>
-        <w:t xml:space="preserve"> X</w:t>
-      </w:r>
-      <w:r>
-        <w:rPr>
-          <w:rFonts w:asciiTheme="majorHAnsi" w:hAnsiTheme="majorHAnsi" w:cs="Calibri"/>
-          <w:sz w:val="24"/>
-          <w:szCs w:val="24"/>
-          <w:lang w:val="en-US"/>
-        </w:rPr>
-        <w:t xml:space="preserve">. </w:t>
-      </w:r>
-      <w:commentRangeEnd w:id="0"/>
-      <w:r>
-        <w:rPr>
-          <w:rStyle w:val="Kommentarzeichen"/>
-          <w:rFonts w:asciiTheme="majorHAnsi" w:hAnsiTheme="majorHAnsi" w:cs="Calibri"/>
-          <w:sz w:val="24"/>
-          <w:szCs w:val="24"/>
-          <w:lang w:val="en-US"/>
-        </w:rPr>
-        <w:commentReference w:id="0"/>
-      </w:r>
-      <w:r>
-        <w:rPr>
-          <w:rFonts w:asciiTheme="majorHAnsi" w:hAnsiTheme="majorHAnsi" w:cs="Calibri"/>
-          <w:sz w:val="24"/>
-          <w:szCs w:val="24"/>
-          <w:lang w:val="en-US"/>
-        </w:rPr>
-        <w:t xml:space="preserve">When </w:t>
-      </w:r>
-      <w:r>
-        <w:rPr>
-          <w:rFonts w:asciiTheme="majorHAnsi" w:hAnsiTheme="majorHAnsi" w:cs="Calibri"/>
-          <w:sz w:val="24"/>
-          <w:szCs w:val="24"/>
-          <w:lang w:val="en-US"/>
-        </w:rPr>
-        <w:t>the outcome variable is categorical, the tree is called a decision tree</w:t>
-      </w:r>
-      <w:r>
-        <w:rPr>
-          <w:rFonts w:asciiTheme="majorHAnsi" w:hAnsiTheme="majorHAnsi" w:cs="Calibri"/>
-          <w:sz w:val="24"/>
-          <w:szCs w:val="24"/>
-          <w:lang w:val="en-US"/>
-        </w:rPr>
-        <w:t>;</w:t>
-      </w:r>
-      <w:r>
-        <w:rPr>
-          <w:rFonts w:asciiTheme="majorHAnsi" w:hAnsiTheme="majorHAnsi" w:cs="Calibri"/>
-          <w:sz w:val="24"/>
-          <w:szCs w:val="24"/>
-          <w:lang w:val="en-US"/>
-        </w:rPr>
-        <w:t xml:space="preserve"> </w:t>
-      </w:r>
-      <w:r>
-        <w:rPr>
-          <w:rFonts w:asciiTheme="majorHAnsi" w:hAnsiTheme="majorHAnsi" w:cs="Calibri"/>
-          <w:sz w:val="24"/>
-          <w:szCs w:val="24"/>
-          <w:lang w:val="en-US"/>
-        </w:rPr>
-        <w:t>when</w:t>
-      </w:r>
-      <w:r>
-        <w:rPr>
-          <w:rFonts w:asciiTheme="majorHAnsi" w:hAnsiTheme="majorHAnsi" w:cs="Calibri"/>
-          <w:sz w:val="24"/>
-          <w:szCs w:val="24"/>
-          <w:lang w:val="en-US"/>
-        </w:rPr>
-        <w:t xml:space="preserve"> it is continuous, the tree is called a regression tree. A tree consists of nodes</w:t>
-      </w:r>
-      <w:r>
-        <w:rPr>
-          <w:rFonts w:asciiTheme="majorHAnsi" w:hAnsiTheme="majorHAnsi" w:cs="Calibri"/>
-          <w:sz w:val="24"/>
-          <w:szCs w:val="24"/>
-          <w:lang w:val="en-US"/>
-        </w:rPr>
-        <w:t xml:space="preserve"> that are connected by </w:t>
-      </w:r>
-      <w:r>
-        <w:rPr>
-          <w:rFonts w:asciiTheme="majorHAnsi" w:hAnsiTheme="majorHAnsi" w:cs="Calibri"/>
-          <w:sz w:val="24"/>
-          <w:szCs w:val="24"/>
-          <w:lang w:val="en-US"/>
-        </w:rPr>
-        <w:t>branches</w:t>
-      </w:r>
-      <w:r>
-        <w:rPr>
-          <w:rFonts w:asciiTheme="majorHAnsi" w:hAnsiTheme="majorHAnsi" w:cs="Calibri"/>
-          <w:sz w:val="24"/>
-          <w:szCs w:val="24"/>
-          <w:lang w:val="en-US"/>
-        </w:rPr>
-        <w:t>, which results in a tree-like structure (Abb. X)</w:t>
-      </w:r>
-      <w:r>
-        <w:rPr>
-          <w:rFonts w:asciiTheme="majorHAnsi" w:hAnsiTheme="majorHAnsi" w:cs="Calibri"/>
-          <w:sz w:val="24"/>
-          <w:szCs w:val="24"/>
-          <w:lang w:val="en-US"/>
-        </w:rPr>
-        <w:t>. The core idea is to recursively split the data into subgroups with the goal of forming groups of observations that are similar in outcomes. Each of those splits is done at an internal node and made based on a splitting rule. A splitting rule is defined by one of the covariates and a value of the covariate. The splitting rule decides which observations are sorted into the left or the right sub-branch of the tree. For categorical dichotomic covariates, observations having the first level go into one node, observations having the other level go into the other node. When there are more than two categories, the observations from two or more categories are placed into one node together. For numeric covariates a threshold is chosen, where observations that are below (or same ? CHECK) the threshold are placed into one node and the ones that are above the threshold are placed into the other node. The splitting rule is chosen by a metric, which evaluates which covariate and value pair partitions the data best.</w:t>
-      </w:r>
-    </w:p>
-    <w:p>
-      <w:pPr>
-        <w:pStyle w:val="Listenabsatz"/>
-        <w:ind w:left="1080"/>
-        <w:rPr>
-          <w:rFonts w:asciiTheme="majorHAnsi" w:hAnsiTheme="majorHAnsi" w:cs="Calibri"/>
-          <w:sz w:val="24"/>
-          <w:szCs w:val="24"/>
-          <w:lang w:val="en-US"/>
-        </w:rPr>
-      </w:pPr>
-    </w:p>
-    <w:p>
-      <w:pPr>
-        <w:pStyle w:val="Listenabsatz"/>
-        <w:ind w:left="1080"/>
-        <w:rPr>
-          <w:rFonts w:asciiTheme="majorHAnsi" w:hAnsiTheme="majorHAnsi" w:cs="Calibri"/>
-          <w:sz w:val="24"/>
-          <w:szCs w:val="24"/>
-          <w:lang w:val="en-US"/>
-        </w:rPr>
-      </w:pPr>
-      <w:r>
-        <w:rPr>
-          <w:rFonts w:asciiTheme="majorHAnsi" w:hAnsiTheme="majorHAnsi" w:cs="Calibri"/>
-          <w:sz w:val="24"/>
-          <w:szCs w:val="24"/>
-          <w:lang w:val="en-US"/>
-        </w:rPr>
-        <w:t xml:space="preserve">The training phase begins at the root node. No splits have been made yet, so the first split is made on the whole training data set. </w:t>
-      </w:r>
-    </w:p>
-    <w:p>
-      <w:pPr>
-        <w:pStyle w:val="Listenabsatz"/>
-        <w:ind w:left="1080"/>
-        <w:rPr>
-          <w:rFonts w:asciiTheme="majorHAnsi" w:hAnsiTheme="majorHAnsi" w:cs="Calibri"/>
-          <w:sz w:val="24"/>
-          <w:szCs w:val="24"/>
-          <w:lang w:val="en-US"/>
-        </w:rPr>
-      </w:pPr>
-      <w:r>
-        <w:rPr>
-          <w:rFonts w:asciiTheme="majorHAnsi" w:hAnsiTheme="majorHAnsi" w:cs="Calibri"/>
-          <w:sz w:val="24"/>
-          <w:szCs w:val="24"/>
-          <w:lang w:val="en-US"/>
-        </w:rPr>
-        <w:t xml:space="preserve">The algorithms compares all pairs of covariates and possible splitting values by calculating the chosen metric for each. A good splitting rule results in homogeneity within the two subgroups (the values of the outcome variable are similar) and heterogeneity between them (the values of the outcome variable differ from each other). There are a few commonly used metrics, which each have their own approach of measuring that, e.g. Gini impurity, information gain or entropy (Quelle). Depending on the metric, the splitting rule with either the highest or lowest value is chosen. </w:t>
-      </w:r>
-    </w:p>
-    <w:p>
-      <w:pPr>
-        <w:pStyle w:val="Listenabsatz"/>
-        <w:ind w:left="1080"/>
-        <w:rPr>
-          <w:rFonts w:asciiTheme="majorHAnsi" w:hAnsiTheme="majorHAnsi" w:cs="Calibri"/>
-          <w:sz w:val="24"/>
-          <w:szCs w:val="24"/>
-          <w:lang w:val="en-US"/>
-        </w:rPr>
-      </w:pPr>
-    </w:p>
-    <w:p>
-      <w:pPr>
-        <w:pStyle w:val="Listenabsatz"/>
-        <w:ind w:left="1080"/>
-        <w:rPr>
-          <w:rFonts w:asciiTheme="majorHAnsi" w:hAnsiTheme="majorHAnsi" w:cs="Calibri"/>
-          <w:sz w:val="24"/>
-          <w:szCs w:val="24"/>
-          <w:lang w:val="en-US"/>
-        </w:rPr>
-      </w:pPr>
-      <w:r>
-        <w:rPr>
-          <w:rFonts w:asciiTheme="majorHAnsi" w:hAnsiTheme="majorHAnsi" w:cs="Calibri"/>
-          <w:sz w:val="24"/>
-          <w:szCs w:val="24"/>
-          <w:lang w:val="en-US"/>
-        </w:rPr>
-        <w:t xml:space="preserve">The observations are then sorted into the left or the right branch respectively, depending on where they fall on the splitting rule. The procedure is repeated at each of the resulting nodes, each time only considering the subset of data that was sorted into the node. In theory, this could continue until no more splits are possible because each value of the outcome variable ends up in its own terminal node with one or a few observations. This would indicate a perfect fit to the data, however very likely not generalize well to new data. While this is an extreme case, even less severe overfitting can be caused by growing a tree to deeply. It is generally advised to stop growing the tree at a certain depth to ensure its generizability/prevent overfitting. The depth measures the number of nodes from the root node to the lowest (?) leaf node. </w:t>
-      </w:r>
-    </w:p>
-    <w:p>
-      <w:pPr>
-        <w:pStyle w:val="Listenabsatz"/>
-        <w:ind w:left="1080"/>
-        <w:rPr>
-          <w:rFonts w:asciiTheme="majorHAnsi" w:hAnsiTheme="majorHAnsi" w:cs="Calibri"/>
-          <w:sz w:val="24"/>
-          <w:szCs w:val="24"/>
-          <w:lang w:val="en-US"/>
-        </w:rPr>
-      </w:pPr>
-      <w:r>
-        <w:rPr>
-          <w:rFonts w:asciiTheme="majorHAnsi" w:hAnsiTheme="majorHAnsi" w:cs="Calibri"/>
-          <w:sz w:val="24"/>
-          <w:szCs w:val="24"/>
-          <w:lang w:val="en-US"/>
-        </w:rPr>
-        <w:t xml:space="preserve">Strategies for this are defining a minimum number of observations each node needs to have and stopping splitting when this number is undercut. Another </w:t>
-      </w:r>
-      <w:r>
-        <w:rPr>
-          <w:rFonts w:asciiTheme="majorHAnsi" w:hAnsiTheme="majorHAnsi" w:cs="Calibri"/>
-          <w:sz w:val="24"/>
-          <w:szCs w:val="24"/>
-          <w:lang w:val="en-US"/>
-        </w:rPr>
-        <w:lastRenderedPageBreak/>
-        <w:t xml:space="preserve">common strategy is pruning, where first a deep tree is grown and then branches which don't improve the trees performance are cut back through cross-validation. </w:t>
+      <w:r>
+        <w:rPr>
+          <w:rFonts w:asciiTheme="majorHAnsi" w:hAnsiTheme="majorHAnsi" w:cs="Calibri"/>
+          <w:sz w:val="24"/>
+          <w:szCs w:val="24"/>
+          <w:lang w:val="en-US"/>
+        </w:rPr>
+        <w:t xml:space="preserve">Strategies for this are defining a minimum number of observations each node needs to have and stopping splitting when this number is undercut. Another common strategy is pruning, where first a deep tree is grown and then branches which don't improve the trees performance are cut back through cross-validation. </w:t>
       </w:r>
     </w:p>
     <w:p>
@@ -2224,6 +2267,7 @@
           <w:szCs w:val="24"/>
           <w:lang w:val="en-US"/>
         </w:rPr>
+        <w:lastRenderedPageBreak/>
         <w:t xml:space="preserve">where </w:t>
       </w:r>
       <w:r>
@@ -2633,7 +2677,6 @@
           <w:szCs w:val="24"/>
           <w:lang w:val="en-US"/>
         </w:rPr>
-        <w:lastRenderedPageBreak/>
         <w:t>prediction, a normally distributed error term is added. Thus, the whole model can be defined by the parameters (T_1, M_1), . . . , (T_m , M_m ) and σ.</w:t>
       </w:r>
     </w:p>
@@ -3116,7 +3159,7 @@
         </w:rPr>
         <w:t xml:space="preserve">Regularization is induced by placing priors on the parameters, which constrain each individual tree to only explain a small portion of the variation in the outcome. This helps prevent overfitting and leads to stable predictions. </w:t>
       </w:r>
-      <w:commentRangeStart w:id="1"/>
+      <w:commentRangeStart w:id="2"/>
       <w:r>
         <w:rPr>
           <w:rFonts w:asciiTheme="majorHAnsi" w:hAnsiTheme="majorHAnsi" w:cs="Calibri"/>
@@ -3126,7 +3169,7 @@
         </w:rPr>
         <w:t>Compared to single tree models, its variance is lower and it can estimate smooth functions.</w:t>
       </w:r>
-      <w:commentRangeEnd w:id="1"/>
+      <w:commentRangeEnd w:id="2"/>
       <w:r>
         <w:rPr>
           <w:rStyle w:val="Kommentarzeichen"/>
@@ -3135,7 +3178,7 @@
           <w:szCs w:val="24"/>
           <w:lang w:val="en-US"/>
         </w:rPr>
-        <w:commentReference w:id="1"/>
+        <w:commentReference w:id="2"/>
       </w:r>
       <w:r>
         <w:rPr>
@@ -3472,6 +3515,7 @@
           <w:szCs w:val="24"/>
           <w:lang w:val="en-US"/>
         </w:rPr>
+        <w:lastRenderedPageBreak/>
         <w:t>\begin{equation}</w:t>
       </w:r>
       <w:r>
@@ -3604,7 +3648,6 @@
           <w:szCs w:val="24"/>
           <w:lang w:val="en-US"/>
         </w:rPr>
-        <w:lastRenderedPageBreak/>
         <w:t>\left[ \prod_{j=1}^m p(T_j, M_j) \right] p(\sigma)</w:t>
       </w:r>
     </w:p>
@@ -4387,7 +4430,7 @@
         </w:rPr>
         <w:t xml:space="preserve">value </w:t>
       </w:r>
-      <w:commentRangeStart w:id="2"/>
+      <w:commentRangeStart w:id="3"/>
       <w:r>
         <w:rPr>
           <w:rFonts w:asciiTheme="majorHAnsi" w:hAnsiTheme="majorHAnsi" w:cs="Calibri"/>
@@ -4424,7 +4467,7 @@
         </w:rPr>
         <w:t xml:space="preserve"> </w:t>
       </w:r>
-      <w:commentRangeEnd w:id="2"/>
+      <w:commentRangeEnd w:id="3"/>
       <w:r>
         <w:rPr>
           <w:rStyle w:val="Kommentarzeichen"/>
@@ -4433,7 +4476,7 @@
           <w:szCs w:val="24"/>
           <w:lang w:val="en-US"/>
         </w:rPr>
-        <w:commentReference w:id="2"/>
+        <w:commentReference w:id="3"/>
       </w:r>
       <w:r>
         <w:rPr>
@@ -4498,6 +4541,7 @@
           <w:szCs w:val="24"/>
           <w:lang w:val="en-US"/>
         </w:rPr>
+        <w:lastRenderedPageBreak/>
         <w:t xml:space="preserve">Y is rescaled to the range -0.5 to 0.5, so that Y is centered around 0. </w:t>
       </w:r>
       <w:r>
@@ -4611,7 +4655,6 @@
           <w:szCs w:val="24"/>
           <w:lang w:val="en-US"/>
         </w:rPr>
-        <w:lastRenderedPageBreak/>
         <w:t>\begin{equation}</w:t>
       </w:r>
     </w:p>
@@ -5171,6 +5214,7 @@
           <w:szCs w:val="24"/>
           <w:lang w:val="en-US"/>
         </w:rPr>
+        <w:lastRenderedPageBreak/>
         <w:t>The algorithm follows a Bayesian backfitting scheme, where each tree is updated conditional on all the other trees. In each step, every tree is fitted to the partial residuals to ensure that it explains the remaining variation in the outcome. (Thus,  likelihoods are not calculated based on all the data Y, instead only on the partial residuals R.)</w:t>
       </w:r>
     </w:p>
@@ -5690,6 +5734,7 @@
           <w:szCs w:val="24"/>
           <w:lang w:val="en-US"/>
         </w:rPr>
+        <w:lastRenderedPageBreak/>
         <w:t xml:space="preserve">The set of leaf parameters, M, is integrated out as it will be sampled seperately. The mus, making up M_j, are normally distributed, therefore they can be calculated analytically. Using the marginalized instead of the conditional likelihood improves the efficiency of the MCMC algorithm. </w:t>
       </w:r>
     </w:p>
@@ -5756,7 +5801,6 @@
           <w:szCs w:val="24"/>
           <w:lang w:val="en-US"/>
         </w:rPr>
-        <w:lastRenderedPageBreak/>
         <w:t xml:space="preserve">3. q(T_j|T_j*)/q(T_j*|T_j) calculates whether the new tree structure is more likely to result from the old one or vice versa. This is part of the MH ratio to adjust for the fact that some changes are more likely than others (e.g. a large tree offers more opportunities for pruning than a small one). Modifications with a smaller probability are upweighted, to ensure that the whole posterior is sampled from. </w:t>
       </w:r>
     </w:p>
@@ -6056,6 +6100,7 @@
           <w:szCs w:val="24"/>
           <w:lang w:val="en-US"/>
         </w:rPr>
+        <w:lastRenderedPageBreak/>
         <w:t>Often when we look at two variables, we can only quantify their association, so how they change in relation to each other (when a increases, so does b) but not if one of them leads to changes in the other (a causes b to increase). Pearl defines the difference between those two concepts as following: “An associational concept is any relationship that can be defined in terms of a joint distribution of observed variables, and a causal concept is any relationship that cannot be defined from the distribution alone”. (Pearl, 2010)</w:t>
       </w:r>
     </w:p>
@@ -6103,7 +6148,6 @@
           <w:szCs w:val="24"/>
           <w:lang w:val="en-US"/>
         </w:rPr>
-        <w:lastRenderedPageBreak/>
         <w:br/>
         <w:t xml:space="preserve">This work is only concerned with binary treatment (receives treatment vs. does not) but there are cases where treatment has more than two levels (example) or is continuous (like the dosis of medication). </w:t>
       </w:r>
@@ -6145,7 +6189,124 @@
           <w:lang w:val="en-US"/>
         </w:rPr>
         <w:br/>
-        <w:t>The potential outcomes framework is a framework to formally describe causal relationships (?). It was introduced by Neyman (1923) and adapted (?) by Rubin (1974) for observational studies.</w:t>
+        <w:t xml:space="preserve">The potential outcomes framework is a framework to formally </w:t>
+      </w:r>
+      <w:r>
+        <w:rPr>
+          <w:rFonts w:asciiTheme="majorHAnsi" w:hAnsiTheme="majorHAnsi" w:cs="Calibri"/>
+          <w:sz w:val="24"/>
+          <w:szCs w:val="24"/>
+          <w:lang w:val="en-US"/>
+        </w:rPr>
+        <w:t>define</w:t>
+      </w:r>
+      <w:r>
+        <w:rPr>
+          <w:rFonts w:asciiTheme="majorHAnsi" w:hAnsiTheme="majorHAnsi" w:cs="Calibri"/>
+          <w:sz w:val="24"/>
+          <w:szCs w:val="24"/>
+          <w:lang w:val="en-US"/>
+        </w:rPr>
+        <w:t xml:space="preserve"> causal </w:t>
+      </w:r>
+      <w:r>
+        <w:rPr>
+          <w:rFonts w:asciiTheme="majorHAnsi" w:hAnsiTheme="majorHAnsi" w:cs="Calibri"/>
+          <w:sz w:val="24"/>
+          <w:szCs w:val="24"/>
+          <w:lang w:val="en-US"/>
+        </w:rPr>
+        <w:t>effects</w:t>
+      </w:r>
+      <w:r>
+        <w:rPr>
+          <w:rFonts w:asciiTheme="majorHAnsi" w:hAnsiTheme="majorHAnsi" w:cs="Calibri"/>
+          <w:sz w:val="24"/>
+          <w:szCs w:val="24"/>
+          <w:lang w:val="en-US"/>
+        </w:rPr>
+        <w:t xml:space="preserve">. </w:t>
+      </w:r>
+      <w:r>
+        <w:rPr>
+          <w:rFonts w:asciiTheme="majorHAnsi" w:hAnsiTheme="majorHAnsi" w:cs="Calibri"/>
+          <w:sz w:val="24"/>
+          <w:szCs w:val="24"/>
+          <w:lang w:val="en-US"/>
+        </w:rPr>
+        <w:t>As i</w:t>
+      </w:r>
+      <w:r>
+        <w:rPr>
+          <w:rFonts w:asciiTheme="majorHAnsi" w:hAnsiTheme="majorHAnsi" w:cs="Calibri"/>
+          <w:sz w:val="24"/>
+          <w:szCs w:val="24"/>
+          <w:lang w:val="en-US"/>
+        </w:rPr>
+        <w:t>t was introduced by Neyman (1923)</w:t>
+      </w:r>
+      <w:r>
+        <w:rPr>
+          <w:rFonts w:asciiTheme="majorHAnsi" w:hAnsiTheme="majorHAnsi" w:cs="Calibri"/>
+          <w:sz w:val="24"/>
+          <w:szCs w:val="24"/>
+          <w:lang w:val="en-US"/>
+        </w:rPr>
+        <w:t xml:space="preserve"> in the context of randomized experiments</w:t>
+      </w:r>
+      <w:r>
+        <w:rPr>
+          <w:rFonts w:asciiTheme="majorHAnsi" w:hAnsiTheme="majorHAnsi" w:cs="Calibri"/>
+          <w:sz w:val="24"/>
+          <w:szCs w:val="24"/>
+          <w:lang w:val="en-US"/>
+        </w:rPr>
+        <w:t xml:space="preserve"> and </w:t>
+      </w:r>
+      <w:r>
+        <w:rPr>
+          <w:rFonts w:asciiTheme="majorHAnsi" w:hAnsiTheme="majorHAnsi" w:cs="Calibri"/>
+          <w:sz w:val="24"/>
+          <w:szCs w:val="24"/>
+          <w:lang w:val="en-US"/>
+        </w:rPr>
+        <w:t>extend</w:t>
+      </w:r>
+      <w:r>
+        <w:rPr>
+          <w:rFonts w:asciiTheme="majorHAnsi" w:hAnsiTheme="majorHAnsi" w:cs="Calibri"/>
+          <w:sz w:val="24"/>
+          <w:szCs w:val="24"/>
+          <w:lang w:val="en-US"/>
+        </w:rPr>
+        <w:t xml:space="preserve">ed by Rubin (1974) </w:t>
+      </w:r>
+      <w:r>
+        <w:rPr>
+          <w:rFonts w:asciiTheme="majorHAnsi" w:hAnsiTheme="majorHAnsi" w:cs="Calibri"/>
+          <w:sz w:val="24"/>
+          <w:szCs w:val="24"/>
+          <w:lang w:val="en-US"/>
+        </w:rPr>
+        <w:t>to</w:t>
+      </w:r>
+      <w:r>
+        <w:rPr>
+          <w:rFonts w:asciiTheme="majorHAnsi" w:hAnsiTheme="majorHAnsi" w:cs="Calibri"/>
+          <w:sz w:val="24"/>
+          <w:szCs w:val="24"/>
+          <w:lang w:val="en-US"/>
+        </w:rPr>
+        <w:t xml:space="preserve"> observational studies</w:t>
+      </w:r>
+      <w:r>
+        <w:rPr>
+          <w:rFonts w:asciiTheme="majorHAnsi" w:hAnsiTheme="majorHAnsi" w:cs="Calibri"/>
+          <w:sz w:val="24"/>
+          <w:szCs w:val="24"/>
+          <w:lang w:val="en-US"/>
+        </w:rPr>
+        <w:t>, it is also known as the Neyman-Rubin causal model (NRCM).</w:t>
       </w:r>
     </w:p>
     <w:p>
@@ -6182,7 +6343,34 @@
           <w:szCs w:val="24"/>
           <w:lang w:val="en-US"/>
         </w:rPr>
-        <w:t>. T is the treatment assignment, meaning whether a unit receives treatment or not. T = 1 means the individual receives treatment, T = 0 means the individual does not. A population of n units is indexed by i = 1, …, n. For each individual, there are two potential outcomes, one where treatment happens, Y_i(T = 1), and the other where treatment does not happen, Y_i(T = 0). In our example, Y_i(1) would be the blood pressure of individual i after for example one month of taking the medication. Y_i(0) would be the blood pressure after one month not having taken the medication.</w:t>
+        <w:t>the change is expected</w:t>
+      </w:r>
+      <w:r>
+        <w:rPr>
+          <w:rFonts w:asciiTheme="majorHAnsi" w:hAnsiTheme="majorHAnsi" w:cs="Calibri"/>
+          <w:sz w:val="24"/>
+          <w:szCs w:val="24"/>
+          <w:lang w:val="en-US"/>
+        </w:rPr>
+        <w:t xml:space="preserve">. T is the treatment assignment, </w:t>
+      </w:r>
+      <w:r>
+        <w:rPr>
+          <w:rFonts w:asciiTheme="majorHAnsi" w:hAnsiTheme="majorHAnsi" w:cs="Calibri"/>
+          <w:sz w:val="24"/>
+          <w:szCs w:val="24"/>
+          <w:lang w:val="en-US"/>
+        </w:rPr>
+        <w:t>indicating</w:t>
+      </w:r>
+      <w:r>
+        <w:rPr>
+          <w:rFonts w:asciiTheme="majorHAnsi" w:hAnsiTheme="majorHAnsi" w:cs="Calibri"/>
+          <w:sz w:val="24"/>
+          <w:szCs w:val="24"/>
+          <w:lang w:val="en-US"/>
+        </w:rPr>
+        <w:t xml:space="preserve"> whether a unit receives treatment or not. T = 1 means the individual receives treatment, T = 0 means the individual does not. A population of n units is indexed by i = 1, …, n. For each individual, there are two potential outcomes, one where treatment happens, Y_i(T = 1), and the other where treatment does not happen, Y_i(T = 0). In our example, Y_i(1) would be the blood pressure of individual i after for example one month of taking the medication. Y_i(0) would be the blood pressure after one month not having taken the medication.</w:t>
       </w:r>
     </w:p>
     <w:p>
@@ -6295,7 +6483,17 @@
           <w:szCs w:val="24"/>
           <w:lang w:val="en-US"/>
         </w:rPr>
-        <w:t>Treatment effects can differ between subgroups. It would for example be possible that the blood pressure medication works better on men than on women. If we are interested in the treatment effect for a subpopulation, we can calculate the conditional average treatment effect. The CATE is the expected value of the difference between the outcome under treatment and the outcome under no treatment, conditioned on the values that define the subpopulation of interest.</w:t>
+        <w:t xml:space="preserve">Treatment effects can differ between subgroups. It would for example be possible that the blood pressure medication works better on men than on women. If we are interested in the </w:t>
+      </w:r>
+      <w:r>
+        <w:rPr>
+          <w:rFonts w:asciiTheme="majorHAnsi" w:hAnsiTheme="majorHAnsi" w:cs="Calibri"/>
+          <w:sz w:val="24"/>
+          <w:szCs w:val="24"/>
+          <w:lang w:val="en-US"/>
+        </w:rPr>
+        <w:lastRenderedPageBreak/>
+        <w:t>treatment effect for a subpopulation, we can calculate the conditional average treatment effect. The CATE is the expected value of the difference between the outcome under treatment and the outcome under no treatment, conditioned on the values that define the subpopulation of interest.</w:t>
       </w:r>
     </w:p>
     <w:p>
@@ -6343,7 +6541,7 @@
           <w:lang w:val="en-US"/>
         </w:rPr>
       </w:pPr>
-      <w:commentRangeStart w:id="3"/>
+      <w:commentRangeStart w:id="4"/>
       <w:r>
         <w:rPr>
           <w:rFonts w:asciiTheme="majorHAnsi" w:hAnsiTheme="majorHAnsi" w:cs="Calibri"/>
@@ -6372,7 +6570,7 @@
         </w:rPr>
         <w:t>, and therefore captures average heterogeneity across subpopulations rather than individual-level effects.</w:t>
       </w:r>
-      <w:commentRangeEnd w:id="3"/>
+      <w:commentRangeEnd w:id="4"/>
       <w:r>
         <w:rPr>
           <w:rStyle w:val="Kommentarzeichen"/>
@@ -6381,7 +6579,7 @@
           <w:szCs w:val="24"/>
           <w:lang w:val="en-US"/>
         </w:rPr>
-        <w:commentReference w:id="3"/>
+        <w:commentReference w:id="4"/>
       </w:r>
       <w:r>
         <w:rPr>
@@ -6391,17 +6589,7 @@
           <w:lang w:val="en-US"/>
         </w:rPr>
         <w:br/>
-        <w:t xml:space="preserve">However, here the so-called fundamental problem of causality arises: In reality we can never </w:t>
-      </w:r>
-      <w:r>
-        <w:rPr>
-          <w:rFonts w:asciiTheme="majorHAnsi" w:hAnsiTheme="majorHAnsi" w:cs="Calibri"/>
-          <w:sz w:val="24"/>
-          <w:szCs w:val="24"/>
-          <w:lang w:val="en-US"/>
-        </w:rPr>
-        <w:lastRenderedPageBreak/>
-        <w:t xml:space="preserve">observe both outcomes. Either a unit receives treatment or it does not, hence we only observe one of the outcomes. The other outcome stays "potential" and is called counterfactual. Since we never observe both outcomes, we cannot calculate the treatment effect of an individual. </w:t>
+        <w:t xml:space="preserve">However, here the so-called fundamental problem of causality arises: In reality we can never observe both outcomes. Either a unit receives treatment or it does not, hence we only observe one of the outcomes. The other outcome stays "potential" and is called counterfactual. Since we never observe both outcomes, we cannot calculate the treatment effect of an individual. </w:t>
       </w:r>
       <w:r>
         <w:rPr>
@@ -6633,17 +6821,8 @@
           <w:szCs w:val="24"/>
           <w:lang w:val="en-US"/>
         </w:rPr>
-        <w:t xml:space="preserve">An example would be the prescription of a medication against high blood pressure that is more likely to be prescribed to elderly patients, while younger patients are recommended to improve their condition by exercising more. The probability to take the medication would strongly increase with age, leading to vastly different age distributions in the treatment and control group. It is also rational to assume that age has an influence on the outcome variable, since high blood pressure is more common among elder people. This way we cannot know if the differences in the outcome variable are caused by the treatment or by the confounding variable. If one would simply conduct inference about the effects of the medication on blood pressure without accounting for the confounding variable age, they could even come to the wrong conclusion that the medication increases blood pressure since people who receive the </w:t>
-      </w:r>
-      <w:r>
-        <w:rPr>
-          <w:rFonts w:asciiTheme="majorHAnsi" w:hAnsiTheme="majorHAnsi" w:cs="Calibri"/>
-          <w:sz w:val="24"/>
-          <w:szCs w:val="24"/>
-          <w:lang w:val="en-US"/>
-        </w:rPr>
         <w:lastRenderedPageBreak/>
-        <w:t xml:space="preserve">treatment have higher blood pressure than those who don’t, ignoring that this effect might be caused by the fact that higher age increases blood pressure. </w:t>
+        <w:t xml:space="preserve">An example would be the prescription of a medication against high blood pressure that is more likely to be prescribed to elderly patients, while younger patients are recommended to improve their condition by exercising more. The probability to take the medication would strongly increase with age, leading to vastly different age distributions in the treatment and control group. It is also rational to assume that age has an influence on the outcome variable, since high blood pressure is more common among elder people. This way we cannot know if the differences in the outcome variable are caused by the treatment or by the confounding variable. If one would simply conduct inference about the effects of the medication on blood pressure without accounting for the confounding variable age, they could even come to the wrong conclusion that the medication increases blood pressure since people who receive the treatment have higher blood pressure than those who don’t, ignoring that this effect might be caused by the fact that higher age increases blood pressure. </w:t>
       </w:r>
     </w:p>
     <w:p>
@@ -6917,7 +7096,6 @@
           <w:szCs w:val="24"/>
           <w:lang w:val="en-US"/>
         </w:rPr>
-        <w:lastRenderedPageBreak/>
         <w:t xml:space="preserve">In the blood pressure example, the data may not come from a controlled experiment but instead from a school database with student information. The data base saves test scores and whether the student went to tutoring, however the decision to put the student in tutoring was made by the parents or the teacher and not randomly. Instead the treatment assignment was very likely influenced by covariates such as prior </w:t>
       </w:r>
       <w:r>
@@ -7288,6 +7466,7 @@
           <w:szCs w:val="24"/>
           <w:lang w:val="en-US"/>
         </w:rPr>
+        <w:lastRenderedPageBreak/>
         <w:t xml:space="preserve">The overlap assumption requires that, for every covariate pattern, there is a positive probability for both receiving and not receiving treatment. </w:t>
       </w:r>
     </w:p>
@@ -7354,17 +7533,7 @@
           <w:szCs w:val="24"/>
           <w:lang w:val="en-US"/>
         </w:rPr>
-        <w:t xml:space="preserve">That means that there are no subgroups of individuals who always either receive or don’t receive treatment. The assumption is important so that comparability </w:t>
-      </w:r>
-      <w:r>
-        <w:rPr>
-          <w:rFonts w:asciiTheme="majorHAnsi" w:hAnsiTheme="majorHAnsi" w:cs="Calibri"/>
-          <w:sz w:val="24"/>
-          <w:szCs w:val="24"/>
-          <w:lang w:val="en-US"/>
-        </w:rPr>
-        <w:lastRenderedPageBreak/>
-        <w:t>between groups is ensured. If the goal is to estimate treatment effects, individuals with the same covariate pattern from both groups need to be compared.</w:t>
+        <w:t>That means that there are no subgroups of individuals who always either receive or don’t receive treatment. The assumption is important so that comparability between groups is ensured. If the goal is to estimate treatment effects, individuals with the same covariate pattern from both groups need to be compared.</w:t>
       </w:r>
     </w:p>
     <w:p>
@@ -7690,7 +7859,7 @@
         </w:rPr>
         <w:t xml:space="preserve">A </w:t>
       </w:r>
-      <w:commentRangeStart w:id="4"/>
+      <w:commentRangeStart w:id="5"/>
       <w:r>
         <w:rPr>
           <w:rFonts w:asciiTheme="majorHAnsi" w:hAnsiTheme="majorHAnsi" w:cs="Calibri"/>
@@ -7700,7 +7869,7 @@
         </w:rPr>
         <w:t>variety of methods</w:t>
       </w:r>
-      <w:commentRangeEnd w:id="4"/>
+      <w:commentRangeEnd w:id="5"/>
       <w:r>
         <w:rPr>
           <w:rStyle w:val="Kommentarzeichen"/>
@@ -7709,7 +7878,7 @@
           <w:szCs w:val="24"/>
           <w:lang w:val="en-US"/>
         </w:rPr>
-        <w:commentReference w:id="4"/>
+        <w:commentReference w:id="5"/>
       </w:r>
       <w:r>
         <w:rPr>
@@ -7786,6 +7955,7 @@
           <w:szCs w:val="24"/>
           <w:lang w:val="en-US"/>
         </w:rPr>
+        <w:lastRenderedPageBreak/>
         <w:t xml:space="preserve">Some methods </w:t>
       </w:r>
       <w:r>
@@ -7878,7 +8048,7 @@
         </w:rPr>
         <w:t xml:space="preserve"> treatment effects. </w:t>
       </w:r>
-      <w:commentRangeStart w:id="5"/>
+      <w:commentRangeStart w:id="6"/>
       <w:r>
         <w:rPr>
           <w:rFonts w:asciiTheme="majorHAnsi" w:hAnsiTheme="majorHAnsi" w:cs="Calibri"/>
@@ -7915,7 +8085,7 @@
         </w:rPr>
         <w:t xml:space="preserve">). </w:t>
       </w:r>
-      <w:commentRangeEnd w:id="5"/>
+      <w:commentRangeEnd w:id="6"/>
       <w:r>
         <w:rPr>
           <w:rStyle w:val="Kommentarzeichen"/>
@@ -7924,7 +8094,7 @@
           <w:szCs w:val="24"/>
           <w:lang w:val="en-US"/>
         </w:rPr>
-        <w:commentReference w:id="5"/>
+        <w:commentReference w:id="6"/>
       </w:r>
       <w:r>
         <w:rPr>
@@ -8017,17 +8187,7 @@
           <w:szCs w:val="24"/>
           <w:lang w:val="en-US"/>
         </w:rPr>
-        <w:t xml:space="preserve">An important distinction is to be made from predictive machine learning models. Predictive models aim to for the prediction of the outcome, meaning a good model should be able to predict the outcome of a new observations well. To ensure that </w:t>
-      </w:r>
-      <w:r>
-        <w:rPr>
-          <w:rFonts w:asciiTheme="majorHAnsi" w:hAnsiTheme="majorHAnsi" w:cs="Calibri"/>
-          <w:sz w:val="24"/>
-          <w:szCs w:val="24"/>
-          <w:lang w:val="en-US"/>
-        </w:rPr>
-        <w:lastRenderedPageBreak/>
-        <w:t>the model does not only learn the relationship in the data it is trained on, but is able to generalize well to unseen data, to evaluate predictive models, data is typically split into training and test data. The model is fit on the test data and tested on the training data.</w:t>
+        <w:t>An important distinction is to be made from predictive machine learning models. Predictive models aim to for the prediction of the outcome, meaning a good model should be able to predict the outcome of a new observations well. To ensure that the model does not only learn the relationship in the data it is trained on, but is able to generalize well to unseen data, to evaluate predictive models, data is typically split into training and test data. The model is fit on the test data and tested on the training data.</w:t>
       </w:r>
     </w:p>
     <w:p>
@@ -8447,6 +8607,7 @@
           <w:szCs w:val="24"/>
           <w:lang w:val="en-US"/>
         </w:rPr>
+        <w:lastRenderedPageBreak/>
         <w:t>\begin{equation}</w:t>
       </w:r>
       <w:r>
@@ -8605,7 +8766,6 @@
           <w:szCs w:val="24"/>
           <w:lang w:val="en-US"/>
         </w:rPr>
-        <w:lastRenderedPageBreak/>
         <w:t>\begin{equation}</w:t>
       </w:r>
       <w:r>
@@ -9275,7 +9435,17 @@
           <w:szCs w:val="24"/>
           <w:lang w:val="en-US"/>
         </w:rPr>
-        <w:t>. This is particularly apparent</w:t>
+        <w:t xml:space="preserve">. This is particularly </w:t>
+      </w:r>
+      <w:r>
+        <w:rPr>
+          <w:rFonts w:asciiTheme="majorHAnsi" w:hAnsiTheme="majorHAnsi" w:cs="Calibri"/>
+          <w:sz w:val="24"/>
+          <w:szCs w:val="24"/>
+          <w:lang w:val="en-US"/>
+        </w:rPr>
+        <w:lastRenderedPageBreak/>
+        <w:t>apparent</w:t>
       </w:r>
       <w:r>
         <w:rPr>
@@ -9618,17 +9788,7 @@
           <w:szCs w:val="24"/>
           <w:lang w:val="en-US"/>
         </w:rPr>
-        <w:t xml:space="preserve">In high-dimensional settings, the inclusion of </w:t>
-      </w:r>
-      <w:r>
-        <w:rPr>
-          <w:rFonts w:asciiTheme="majorHAnsi" w:hAnsiTheme="majorHAnsi" w:cs="Calibri"/>
-          <w:sz w:val="24"/>
-          <w:szCs w:val="24"/>
-          <w:lang w:val="en-US"/>
-        </w:rPr>
-        <w:lastRenderedPageBreak/>
-        <w:t xml:space="preserve">all covariates can lead to low bias, at the price of higher variance. Therefore, regularization is used to only include covariates in the model that have strong predictive power, for example by </w:t>
+        <w:t xml:space="preserve">In high-dimensional settings, the inclusion of all covariates can lead to low bias, at the price of higher variance. Therefore, regularization is used to only include covariates in the model that have strong predictive power, for example by </w:t>
       </w:r>
       <w:r>
         <w:rPr>
@@ -9750,7 +9910,7 @@
         </w:rPr>
         <w:t xml:space="preserve"> </w:t>
       </w:r>
-      <w:commentRangeStart w:id="6"/>
+      <w:commentRangeStart w:id="7"/>
       <w:r>
         <w:rPr>
           <w:rFonts w:asciiTheme="majorHAnsi" w:hAnsiTheme="majorHAnsi" w:cs="Calibri"/>
@@ -9778,7 +9938,7 @@
         </w:rPr>
         <w:t xml:space="preserve"> </w:t>
       </w:r>
-      <w:commentRangeEnd w:id="6"/>
+      <w:commentRangeEnd w:id="7"/>
       <w:r>
         <w:rPr>
           <w:rStyle w:val="Kommentarzeichen"/>
@@ -9787,7 +9947,7 @@
           <w:szCs w:val="24"/>
           <w:lang w:val="en-US"/>
         </w:rPr>
-        <w:commentReference w:id="6"/>
+        <w:commentReference w:id="7"/>
       </w:r>
     </w:p>
     <w:p>
@@ -9849,7 +10009,7 @@
         </w:rPr>
         <w:t xml:space="preserve">As described in Chapter X, S-Learners are prone to regularization induced confounding (RIC). </w:t>
       </w:r>
-      <w:commentRangeStart w:id="7"/>
+      <w:commentRangeStart w:id="8"/>
       <w:r>
         <w:rPr>
           <w:rFonts w:asciiTheme="majorHAnsi" w:hAnsiTheme="majorHAnsi" w:cs="Calibri"/>
@@ -9928,7 +10088,7 @@
         </w:rPr>
         <w:t xml:space="preserve">. This way, information about the treatment assignment is explicitly included in the model. </w:t>
       </w:r>
-      <w:commentRangeEnd w:id="7"/>
+      <w:commentRangeEnd w:id="8"/>
       <w:r>
         <w:rPr>
           <w:rStyle w:val="Kommentarzeichen"/>
@@ -9937,7 +10097,7 @@
           <w:szCs w:val="24"/>
           <w:lang w:val="en-US"/>
         </w:rPr>
-        <w:commentReference w:id="7"/>
+        <w:commentReference w:id="8"/>
       </w:r>
     </w:p>
     <w:p>
@@ -10243,6 +10403,7 @@
           <w:szCs w:val="24"/>
           <w:lang w:val="en-US"/>
         </w:rPr>
+        <w:lastRenderedPageBreak/>
         <w:t>Control = 1/1-e(x)</w:t>
       </w:r>
     </w:p>
@@ -10444,19 +10605,9 @@
           <w:szCs w:val="24"/>
           <w:lang w:val="en-US"/>
         </w:rPr>
-        <w:t xml:space="preserve">, which is done by exchanging the numerator 1 in formula X to </w:t>
-      </w:r>
-      <w:r>
-        <w:rPr>
-          <w:rFonts w:asciiTheme="majorHAnsi" w:hAnsiTheme="majorHAnsi" w:cs="Calibri"/>
-          <w:sz w:val="24"/>
-          <w:szCs w:val="24"/>
-          <w:lang w:val="en-US"/>
-        </w:rPr>
-        <w:lastRenderedPageBreak/>
-        <w:t xml:space="preserve">the marginal treatment probability, which is just the proportion of treated units in the whole sample </w:t>
-      </w:r>
-      <w:commentRangeStart w:id="8"/>
+        <w:t xml:space="preserve">, which is done by exchanging the numerator 1 in formula X to the marginal treatment probability, which is just the proportion of treated units in the whole sample </w:t>
+      </w:r>
+      <w:commentRangeStart w:id="9"/>
       <w:r>
         <w:rPr>
           <w:rFonts w:asciiTheme="majorHAnsi" w:hAnsiTheme="majorHAnsi" w:cs="Calibri"/>
@@ -10466,7 +10617,7 @@
         </w:rPr>
         <w:t>(Chesnaye et al., 2022).</w:t>
       </w:r>
-      <w:commentRangeEnd w:id="8"/>
+      <w:commentRangeEnd w:id="9"/>
       <w:r>
         <w:rPr>
           <w:rStyle w:val="Kommentarzeichen"/>
@@ -10475,7 +10626,7 @@
           <w:szCs w:val="24"/>
           <w:lang w:val="en-US"/>
         </w:rPr>
-        <w:commentReference w:id="8"/>
+        <w:commentReference w:id="9"/>
       </w:r>
     </w:p>
     <w:p>
@@ -10618,7 +10769,7 @@
         </w:rPr>
         <w:t xml:space="preserve"> is suggested to combine it with a model for the outcome mechanism, e.g. </w:t>
       </w:r>
-      <w:commentRangeStart w:id="9"/>
+      <w:commentRangeStart w:id="10"/>
       <w:r>
         <w:rPr>
           <w:rFonts w:asciiTheme="majorHAnsi" w:hAnsiTheme="majorHAnsi" w:cs="Calibri"/>
@@ -10628,7 +10779,7 @@
         </w:rPr>
         <w:t xml:space="preserve">a regression model. </w:t>
       </w:r>
-      <w:commentRangeEnd w:id="9"/>
+      <w:commentRangeEnd w:id="10"/>
       <w:r>
         <w:rPr>
           <w:rStyle w:val="Kommentarzeichen"/>
@@ -10637,7 +10788,7 @@
           <w:szCs w:val="24"/>
           <w:lang w:val="en-US"/>
         </w:rPr>
-        <w:commentReference w:id="9"/>
+        <w:commentReference w:id="10"/>
       </w:r>
       <w:r>
         <w:rPr>
@@ -11058,6 +11209,7 @@
           <w:szCs w:val="24"/>
           <w:lang w:val="en-US"/>
         </w:rPr>
+        <w:lastRenderedPageBreak/>
         <w:t>Causal forests are an extension of random forests. Random forests are an assemby of many categorization or regression trees (which have been described in chapter X). Each CART splitting rule is determined by splitting the sample into two parts to maximize the homogeneity of the outcome within the leaves. For causal forests the goal is</w:t>
       </w:r>
       <w:r>
@@ -11105,7 +11257,6 @@
           <w:szCs w:val="24"/>
           <w:lang w:val="en-US"/>
         </w:rPr>
-        <w:lastRenderedPageBreak/>
         <w:t xml:space="preserve">Causal forests produce asymptotically unbiased and normal estimates. </w:t>
       </w:r>
     </w:p>
@@ -12064,7 +12215,6 @@
           <w:szCs w:val="24"/>
           <w:lang w:val="en-US"/>
         </w:rPr>
-        <w:lastRenderedPageBreak/>
         <w:t xml:space="preserve">The sum-of-trees model from X does then look like this: </w:t>
       </w:r>
       <w:r>
@@ -12127,7 +12277,7 @@
         </w:rPr>
         <w:t>BART outperforms other causal estimation methods such as linear regression, Ps Matching and IPTW (</w:t>
       </w:r>
-      <w:commentRangeStart w:id="10"/>
+      <w:commentRangeStart w:id="11"/>
       <w:r>
         <w:rPr>
           <w:rFonts w:asciiTheme="majorHAnsi" w:hAnsiTheme="majorHAnsi" w:cs="Calibri"/>
@@ -12137,7 +12287,7 @@
         </w:rPr>
         <w:t>Hill (2011)</w:t>
       </w:r>
-      <w:commentRangeEnd w:id="10"/>
+      <w:commentRangeEnd w:id="11"/>
       <w:r>
         <w:rPr>
           <w:rStyle w:val="Kommentarzeichen"/>
@@ -12146,7 +12296,85 @@
           <w:szCs w:val="24"/>
           <w:lang w:val="en-US"/>
         </w:rPr>
-        <w:commentReference w:id="10"/>
+        <w:commentReference w:id="11"/>
+      </w:r>
+    </w:p>
+    <w:p>
+      <w:pPr>
+        <w:pStyle w:val="Listenabsatz"/>
+        <w:rPr>
+          <w:rFonts w:asciiTheme="majorHAnsi" w:hAnsiTheme="majorHAnsi" w:cs="Calibri"/>
+          <w:sz w:val="24"/>
+          <w:szCs w:val="24"/>
+          <w:lang w:val="en-US"/>
+        </w:rPr>
+      </w:pPr>
+    </w:p>
+    <w:p>
+      <w:pPr>
+        <w:ind w:left="708"/>
+        <w:rPr>
+          <w:rFonts w:asciiTheme="majorHAnsi" w:hAnsiTheme="majorHAnsi" w:cs="Calibri"/>
+          <w:sz w:val="24"/>
+          <w:szCs w:val="24"/>
+          <w:lang w:val="en-US"/>
+        </w:rPr>
+      </w:pPr>
+      <w:r>
+        <w:rPr>
+          <w:rFonts w:asciiTheme="majorHAnsi" w:hAnsiTheme="majorHAnsi" w:cs="Calibri"/>
+          <w:sz w:val="24"/>
+          <w:szCs w:val="24"/>
+          <w:lang w:val="en-US"/>
+        </w:rPr>
+        <w:t>Since its introduction, the basic causal BART model has been</w:t>
+      </w:r>
+      <w:r>
+        <w:rPr>
+          <w:rFonts w:asciiTheme="majorHAnsi" w:hAnsiTheme="majorHAnsi" w:cs="Calibri"/>
+          <w:sz w:val="24"/>
+          <w:szCs w:val="24"/>
+          <w:lang w:val="en-US"/>
+        </w:rPr>
+        <w:t xml:space="preserve"> constantly developed further and adapted for </w:t>
+      </w:r>
+      <w:r>
+        <w:rPr>
+          <w:rFonts w:asciiTheme="majorHAnsi" w:hAnsiTheme="majorHAnsi" w:cs="Calibri"/>
+          <w:sz w:val="24"/>
+          <w:szCs w:val="24"/>
+          <w:lang w:val="en-US"/>
+        </w:rPr>
+        <w:t>a wide range of settings, among these are continuous or multi-categorical treatments (QUELLE), time-to-event (survival) outcomes or longitudinal and panel data (QUELLE).</w:t>
+      </w:r>
+      <w:r>
+        <w:rPr>
+          <w:rFonts w:asciiTheme="majorHAnsi" w:hAnsiTheme="majorHAnsi" w:cs="Calibri"/>
+          <w:sz w:val="24"/>
+          <w:szCs w:val="24"/>
+          <w:lang w:val="en-US"/>
+        </w:rPr>
+        <w:t xml:space="preserve"> </w:t>
+      </w:r>
+    </w:p>
+    <w:p>
+      <w:pPr>
+        <w:pStyle w:val="Listenabsatz"/>
+        <w:rPr>
+          <w:rFonts w:asciiTheme="majorHAnsi" w:hAnsiTheme="majorHAnsi" w:cs="Calibri"/>
+          <w:sz w:val="24"/>
+          <w:szCs w:val="24"/>
+          <w:lang w:val="en-US"/>
+        </w:rPr>
+      </w:pPr>
+      <w:r>
+        <w:rPr>
+          <w:rFonts w:asciiTheme="majorHAnsi" w:hAnsiTheme="majorHAnsi" w:cs="Calibri"/>
+          <w:sz w:val="24"/>
+          <w:szCs w:val="24"/>
+          <w:lang w:val="en-US"/>
+        </w:rPr>
+        <w:t>When first introduced, Causal BART was usually used as an S-Learner.</w:t>
       </w:r>
     </w:p>
     <w:p>
@@ -12408,7 +12636,7 @@
           <w:lang w:val="en-US"/>
         </w:rPr>
       </w:pPr>
-      <w:commentRangeStart w:id="11"/>
+      <w:commentRangeStart w:id="12"/>
       <w:r>
         <w:rPr>
           <w:rFonts w:asciiTheme="majorHAnsi" w:hAnsiTheme="majorHAnsi" w:cs="Calibri"/>
@@ -12433,7 +12661,7 @@
         </w:rPr>
         <w:t xml:space="preserve"> Selection</w:t>
       </w:r>
-      <w:commentRangeEnd w:id="11"/>
+      <w:commentRangeEnd w:id="12"/>
       <w:r>
         <w:rPr>
           <w:rStyle w:val="Kommentarzeichen"/>
@@ -12445,7 +12673,7 @@
           <w:u w:val="single"/>
           <w:lang w:val="en-US"/>
         </w:rPr>
-        <w:commentReference w:id="11"/>
+        <w:commentReference w:id="12"/>
       </w:r>
     </w:p>
     <w:p>
@@ -12753,6 +12981,7 @@
           <w:szCs w:val="24"/>
           <w:lang w:val="en-US"/>
         </w:rPr>
+        <w:lastRenderedPageBreak/>
         <w:t>certain</w:t>
       </w:r>
       <w:r>
@@ -13154,7 +13383,6 @@
           <w:szCs w:val="24"/>
           <w:lang w:val="en-US"/>
         </w:rPr>
-        <w:lastRenderedPageBreak/>
         <w:t xml:space="preserve">Since 2016, a competition has been held at </w:t>
       </w:r>
       <w:r>
@@ -13496,7 +13724,43 @@
           <w:szCs w:val="24"/>
           <w:lang w:val="en-US"/>
         </w:rPr>
-        <w:t xml:space="preserve"> were chosen, resulting in 16 selected dgps. For each DGP, 100 datasets of were provided each. </w:t>
+        <w:t xml:space="preserve"> were chosen, resulting in 16 selected </w:t>
+      </w:r>
+      <w:r>
+        <w:rPr>
+          <w:rFonts w:asciiTheme="majorHAnsi" w:hAnsiTheme="majorHAnsi" w:cs="Calibri"/>
+          <w:sz w:val="24"/>
+          <w:szCs w:val="24"/>
+          <w:lang w:val="en-US"/>
+        </w:rPr>
+        <w:t>DGPs</w:t>
+      </w:r>
+      <w:r>
+        <w:rPr>
+          <w:rFonts w:asciiTheme="majorHAnsi" w:hAnsiTheme="majorHAnsi" w:cs="Calibri"/>
+          <w:sz w:val="24"/>
+          <w:szCs w:val="24"/>
+          <w:lang w:val="en-US"/>
+        </w:rPr>
+        <w:t>.</w:t>
+      </w:r>
+      <w:r>
+        <w:rPr>
+          <w:rFonts w:asciiTheme="majorHAnsi" w:hAnsiTheme="majorHAnsi" w:cs="Calibri"/>
+          <w:sz w:val="24"/>
+          <w:szCs w:val="24"/>
+          <w:lang w:val="en-US"/>
+        </w:rPr>
+        <w:t xml:space="preserve"> The naming of the DGPs is kept, leading to non-continuous indices (die heißen nicht 1-16, sondern halt 29, 30, 32, 32, 37 etc)</w:t>
+      </w:r>
+      <w:r>
+        <w:rPr>
+          <w:rFonts w:asciiTheme="majorHAnsi" w:hAnsiTheme="majorHAnsi" w:cs="Calibri"/>
+          <w:sz w:val="24"/>
+          <w:szCs w:val="24"/>
+          <w:lang w:val="en-US"/>
+        </w:rPr>
+        <w:t xml:space="preserve"> For each DGP, 100 datasets of were provided each. </w:t>
       </w:r>
       <w:r>
         <w:rPr>
@@ -13810,6 +14074,7 @@
           <w:szCs w:val="24"/>
           <w:lang w:val="en-US"/>
         </w:rPr>
+        <w:lastRenderedPageBreak/>
         <w:t>A</w:t>
       </w:r>
       <w:r>
@@ -13957,7 +14222,7 @@
         </w:rPr>
         <w:t xml:space="preserve">n </w:t>
       </w:r>
-      <w:commentRangeStart w:id="12"/>
+      <w:commentRangeStart w:id="13"/>
       <w:r>
         <w:rPr>
           <w:rFonts w:asciiTheme="majorHAnsi" w:hAnsiTheme="majorHAnsi" w:cs="Calibri"/>
@@ -13985,7 +14250,7 @@
         </w:rPr>
         <w:t>TE</w:t>
       </w:r>
-      <w:commentRangeEnd w:id="12"/>
+      <w:commentRangeEnd w:id="13"/>
       <w:r>
         <w:rPr>
           <w:rStyle w:val="Kommentarzeichen"/>
@@ -13994,7 +14259,7 @@
           <w:szCs w:val="24"/>
           <w:lang w:val="en-US"/>
         </w:rPr>
-        <w:commentReference w:id="12"/>
+        <w:commentReference w:id="13"/>
       </w:r>
       <w:r>
         <w:rPr>
@@ -14032,7 +14297,6 @@
           <w:szCs w:val="24"/>
           <w:lang w:val="en-US"/>
         </w:rPr>
-        <w:lastRenderedPageBreak/>
         <w:t>For the BART S-Learner and the two PS-BART</w:t>
       </w:r>
       <w:r>
@@ -14418,7 +14682,7 @@
         </w:rPr>
         <w:t xml:space="preserve"> package. The number of chains 10 was chosen based on a recommendation from </w:t>
       </w:r>
-      <w:commentRangeStart w:id="13"/>
+      <w:commentRangeStart w:id="14"/>
       <w:r>
         <w:rPr>
           <w:rFonts w:asciiTheme="majorHAnsi" w:hAnsiTheme="majorHAnsi" w:cs="Calibri"/>
@@ -14428,7 +14692,7 @@
         </w:rPr>
         <w:t xml:space="preserve">Dorie et al. (2022) and Carniege (2019). </w:t>
       </w:r>
-      <w:commentRangeEnd w:id="13"/>
+      <w:commentRangeEnd w:id="14"/>
       <w:r>
         <w:rPr>
           <w:rStyle w:val="Kommentarzeichen"/>
@@ -14437,7 +14701,7 @@
           <w:szCs w:val="24"/>
           <w:lang w:val="en-US"/>
         </w:rPr>
-        <w:commentReference w:id="13"/>
+        <w:commentReference w:id="14"/>
       </w:r>
       <w:r>
         <w:rPr>
@@ -14506,7 +14770,7 @@
         </w:rPr>
         <w:t xml:space="preserve">it was therefore checked, whether increasing the number of posterior samples to 1000 would improve performance. </w:t>
       </w:r>
-      <w:commentRangeStart w:id="14"/>
+      <w:commentRangeStart w:id="15"/>
       <w:r>
         <w:rPr>
           <w:rFonts w:asciiTheme="majorHAnsi" w:hAnsiTheme="majorHAnsi" w:cs="Calibri"/>
@@ -14516,7 +14780,7 @@
         </w:rPr>
         <w:t>For each DGP, 10 random datasets were chosen and all four BART models were run with 500 posterior samples once and 1000 once.</w:t>
       </w:r>
-      <w:commentRangeEnd w:id="14"/>
+      <w:commentRangeEnd w:id="15"/>
       <w:r>
         <w:rPr>
           <w:rStyle w:val="Kommentarzeichen"/>
@@ -14525,7 +14789,7 @@
           <w:szCs w:val="24"/>
           <w:lang w:val="en-US"/>
         </w:rPr>
-        <w:commentReference w:id="14"/>
+        <w:commentReference w:id="15"/>
       </w:r>
       <w:r>
         <w:rPr>
@@ -14536,7 +14800,7 @@
         </w:rPr>
         <w:t xml:space="preserve"> </w:t>
       </w:r>
-      <w:commentRangeStart w:id="15"/>
+      <w:commentRangeStart w:id="16"/>
       <w:r>
         <w:rPr>
           <w:rFonts w:asciiTheme="majorHAnsi" w:hAnsiTheme="majorHAnsi" w:cs="Calibri"/>
@@ -14546,7 +14810,7 @@
         </w:rPr>
         <w:t>The results showed that RMSE, coverage and Cis did not improve drastically.</w:t>
       </w:r>
-      <w:commentRangeEnd w:id="15"/>
+      <w:commentRangeEnd w:id="16"/>
       <w:r>
         <w:rPr>
           <w:rStyle w:val="Kommentarzeichen"/>
@@ -14555,7 +14819,7 @@
           <w:szCs w:val="24"/>
           <w:lang w:val="en-US"/>
         </w:rPr>
-        <w:commentReference w:id="15"/>
+        <w:commentReference w:id="16"/>
       </w:r>
       <w:r>
         <w:rPr>
@@ -14585,7 +14849,7 @@
           <w:highlight w:val="yellow"/>
           <w:lang w:val="en-US"/>
         </w:rPr>
-        <w:t>Normally, at least 1000 posterior samples are recommended. The creators of the package set the posterior samples to 500, but did not provide any information whether this was done by tuning. To ensure that 500 posterior samples would be enough, before the actual experiment, 15 random datasets were chosen from four DGPs. Each of the BART models was run with once with 500 posterior samples, once with 1000, keeping all other parameters fixed. The RMSE, coverage and confidence intervals were calculated</w:t>
+        <w:t xml:space="preserve">Normally, at least 1000 posterior samples are recommended. The creators of the package set the posterior samples to 500, but did not provide any information whether this was done by tuning. To ensure that 500 posterior samples would be enough, before the actual experiment, 15 random datasets were chosen from four DGPs. Each of the </w:t>
       </w:r>
       <w:r>
         <w:rPr>
@@ -14595,6 +14859,17 @@
           <w:highlight w:val="yellow"/>
           <w:lang w:val="en-US"/>
         </w:rPr>
+        <w:lastRenderedPageBreak/>
+        <w:t>BART models was run with once with 500 posterior samples, once with 1000, keeping all other parameters fixed. The RMSE, coverage and confidence intervals were calculated</w:t>
+      </w:r>
+      <w:r>
+        <w:rPr>
+          <w:rFonts w:asciiTheme="majorHAnsi" w:hAnsiTheme="majorHAnsi" w:cs="Calibri"/>
+          <w:sz w:val="24"/>
+          <w:szCs w:val="24"/>
+          <w:highlight w:val="yellow"/>
+          <w:lang w:val="en-US"/>
+        </w:rPr>
         <w:t xml:space="preserve"> and no significant differences were found. </w:t>
       </w:r>
       <w:r>
@@ -14638,7 +14913,7 @@
         </w:rPr>
         <w:t xml:space="preserve">To check the convergence of chains,  </w:t>
       </w:r>
-      <w:commentRangeStart w:id="16"/>
+      <w:commentRangeStart w:id="17"/>
       <w:r>
         <w:rPr>
           <w:rFonts w:asciiTheme="majorHAnsi" w:hAnsiTheme="majorHAnsi" w:cs="Calibri"/>
@@ -14648,7 +14923,7 @@
         </w:rPr>
         <w:t xml:space="preserve">visual diagnostics were done </w:t>
       </w:r>
-      <w:commentRangeEnd w:id="16"/>
+      <w:commentRangeEnd w:id="17"/>
       <w:r>
         <w:rPr>
           <w:rStyle w:val="Kommentarzeichen"/>
@@ -14657,7 +14932,7 @@
           <w:szCs w:val="24"/>
           <w:lang w:val="en-US"/>
         </w:rPr>
-        <w:commentReference w:id="16"/>
+        <w:commentReference w:id="17"/>
       </w:r>
       <w:r>
         <w:rPr>
@@ -14708,7 +14983,7 @@
         </w:rPr>
         <w:t xml:space="preserve">For the hyperpramaters, the default settings were used:  </w:t>
       </w:r>
-      <w:commentRangeStart w:id="17"/>
+      <w:commentRangeStart w:id="18"/>
       <w:r>
         <w:rPr>
           <w:rFonts w:asciiTheme="majorHAnsi" w:hAnsiTheme="majorHAnsi" w:cs="Calibri"/>
@@ -14736,7 +15011,6 @@
           <w:szCs w:val="24"/>
           <w:lang w:val="en-US"/>
         </w:rPr>
-        <w:lastRenderedPageBreak/>
         <w:t>sample.fraction = 0.5,</w:t>
       </w:r>
     </w:p>
@@ -14893,7 +15167,7 @@
         </w:rPr>
         <w:t>min.node.size = 5,</w:t>
       </w:r>
-      <w:commentRangeEnd w:id="17"/>
+      <w:commentRangeEnd w:id="18"/>
       <w:r>
         <w:rPr>
           <w:rStyle w:val="Kommentarzeichen"/>
@@ -14902,7 +15176,7 @@
           <w:szCs w:val="24"/>
           <w:lang w:val="en-US"/>
         </w:rPr>
-        <w:commentReference w:id="17"/>
+        <w:commentReference w:id="18"/>
       </w:r>
     </w:p>
     <w:p>
@@ -15056,7 +15330,7 @@
         </w:rPr>
         <w:t xml:space="preserve">For each run, the </w:t>
       </w:r>
-      <w:commentRangeStart w:id="18"/>
+      <w:commentRangeStart w:id="19"/>
       <w:r>
         <w:rPr>
           <w:rFonts w:asciiTheme="majorHAnsi" w:hAnsiTheme="majorHAnsi" w:cs="Calibri"/>
@@ -15075,7 +15349,7 @@
         </w:rPr>
         <w:t xml:space="preserve">ing the mean </w:t>
       </w:r>
-      <w:commentRangeEnd w:id="18"/>
+      <w:commentRangeEnd w:id="19"/>
       <w:r>
         <w:rPr>
           <w:rStyle w:val="Kommentarzeichen"/>
@@ -15084,7 +15358,7 @@
           <w:szCs w:val="24"/>
           <w:lang w:val="en-US"/>
         </w:rPr>
-        <w:commentReference w:id="18"/>
+        <w:commentReference w:id="19"/>
       </w:r>
       <w:r>
         <w:rPr>
@@ -15468,6 +15742,7 @@
           <w:szCs w:val="24"/>
           <w:lang w:val="en-US"/>
         </w:rPr>
+        <w:lastRenderedPageBreak/>
         <w:t>To assess uncertainty</w:t>
       </w:r>
       <w:r>
@@ -15988,17 +16263,7 @@
           <w:szCs w:val="24"/>
           <w:lang w:val="en-US"/>
         </w:rPr>
-        <w:t xml:space="preserve"> size, RMSE and confidence interval length are not directly comparably across DGPs. When </w:t>
-      </w:r>
-      <w:r>
-        <w:rPr>
-          <w:rFonts w:asciiTheme="majorHAnsi" w:hAnsiTheme="majorHAnsi" w:cs="Calibri"/>
-          <w:sz w:val="24"/>
-          <w:szCs w:val="24"/>
-          <w:lang w:val="en-US"/>
-        </w:rPr>
-        <w:lastRenderedPageBreak/>
-        <w:t>outcome variability or the true ATE is large, DGP</w:t>
+        <w:t xml:space="preserve"> size, RMSE and confidence interval length are not directly comparably across DGPs. When outcome variability or the true ATE is large, DGP</w:t>
       </w:r>
       <w:r>
         <w:rPr>
@@ -16583,7 +16848,17 @@
           <w:szCs w:val="24"/>
           <w:lang w:val="en-US"/>
         </w:rPr>
-        <w:t xml:space="preserve">The causal forest has a coverage of 0.913, the T-Learner of 0.893 and </w:t>
+        <w:t xml:space="preserve">The causal forest has a </w:t>
+      </w:r>
+      <w:r>
+        <w:rPr>
+          <w:rFonts w:asciiTheme="majorHAnsi" w:hAnsiTheme="majorHAnsi" w:cs="Calibri"/>
+          <w:sz w:val="24"/>
+          <w:szCs w:val="24"/>
+          <w:lang w:val="en-US"/>
+        </w:rPr>
+        <w:lastRenderedPageBreak/>
+        <w:t xml:space="preserve">coverage of 0.913, the T-Learner of 0.893 and </w:t>
       </w:r>
       <w:r>
         <w:rPr>
@@ -17209,6 +17484,7 @@
           <w:u w:val="single"/>
           <w:lang w:val="en-US"/>
         </w:rPr>
+        <w:lastRenderedPageBreak/>
         <w:t xml:space="preserve">3 S-Learners: </w:t>
       </w:r>
     </w:p>
@@ -17491,7 +17767,7 @@
           <w:lang w:val="en-US"/>
         </w:rPr>
       </w:pPr>
-      <w:commentRangeStart w:id="19"/>
+      <w:commentRangeStart w:id="20"/>
       <w:r>
         <w:rPr>
           <w:rFonts w:asciiTheme="majorHAnsi" w:hAnsiTheme="majorHAnsi" w:cs="Calibri"/>
@@ -17546,7 +17822,7 @@
         </w:rPr>
         <w:t xml:space="preserve"> </w:t>
       </w:r>
-      <w:commentRangeEnd w:id="19"/>
+      <w:commentRangeEnd w:id="20"/>
       <w:r>
         <w:rPr>
           <w:rStyle w:val="Kommentarzeichen"/>
@@ -17555,7 +17831,7 @@
           <w:szCs w:val="24"/>
           <w:lang w:val="en-US"/>
         </w:rPr>
-        <w:commentReference w:id="19"/>
+        <w:commentReference w:id="20"/>
       </w:r>
     </w:p>
     <w:p>
@@ -17622,7 +17898,25 @@
           <w:szCs w:val="24"/>
           <w:lang w:val="en-US"/>
         </w:rPr>
-        <w:t>The confidence intervals can be too conservative as in X DGPS the coverage exceedes 95%.</w:t>
+        <w:t xml:space="preserve">The confidence intervals can be too conservative as in X DGPS the coverage </w:t>
+      </w:r>
+      <w:r>
+        <w:rPr>
+          <w:rFonts w:asciiTheme="majorHAnsi" w:hAnsiTheme="majorHAnsi" w:cs="Calibri"/>
+          <w:sz w:val="24"/>
+          <w:szCs w:val="24"/>
+          <w:lang w:val="en-US"/>
+        </w:rPr>
+        <w:t>exceeds</w:t>
+      </w:r>
+      <w:r>
+        <w:rPr>
+          <w:rFonts w:asciiTheme="majorHAnsi" w:hAnsiTheme="majorHAnsi" w:cs="Calibri"/>
+          <w:sz w:val="24"/>
+          <w:szCs w:val="24"/>
+          <w:lang w:val="en-US"/>
+        </w:rPr>
+        <w:t xml:space="preserve"> 95%.</w:t>
       </w:r>
     </w:p>
     <w:p>
@@ -18162,7 +18456,17 @@
           <w:szCs w:val="24"/>
           <w:lang w:val="en-US"/>
         </w:rPr>
-        <w:t xml:space="preserve">The coverage is much lower than those of the S-Learners at DGPs 30 (60%), 37 (88%), 38 (85%) and 40 (73%), all DGPs where noticeable differences in bias were present. Additionally, the coverage at DGP 39 is also low at 83%, however all S-Learners have a similar or even lower coverage here. </w:t>
+        <w:t xml:space="preserve">The coverage is much lower than those of the S-Learners at DGPs 30 (60%), 37 (88%), 38 (85%) and 40 (73%), all DGPs where noticeable differences in bias were </w:t>
+      </w:r>
+      <w:r>
+        <w:rPr>
+          <w:rFonts w:asciiTheme="majorHAnsi" w:hAnsiTheme="majorHAnsi" w:cs="Calibri"/>
+          <w:sz w:val="24"/>
+          <w:szCs w:val="24"/>
+          <w:lang w:val="en-US"/>
+        </w:rPr>
+        <w:lastRenderedPageBreak/>
+        <w:t xml:space="preserve">present. Additionally, the coverage at DGP 39 is also low at 83%, however all S-Learners have a similar or even lower coverage here. </w:t>
       </w:r>
       <w:r>
         <w:rPr>
@@ -18317,17 +18621,16 @@
           <w:szCs w:val="24"/>
           <w:lang w:val="en-US"/>
         </w:rPr>
-        <w:t>, 5th in 2 cases and 4</w:t>
-      </w:r>
-      <w:r>
-        <w:rPr>
-          <w:rFonts w:asciiTheme="majorHAnsi" w:hAnsiTheme="majorHAnsi" w:cs="Calibri"/>
-          <w:sz w:val="24"/>
-          <w:szCs w:val="24"/>
-          <w:vertAlign w:val="superscript"/>
-          <w:lang w:val="en-US"/>
-        </w:rPr>
-        <w:t>th</w:t>
+        <w:t xml:space="preserve">, 5th in 2 cases and </w:t>
+      </w:r>
+      <w:r>
+        <w:rPr>
+          <w:rFonts w:asciiTheme="majorHAnsi" w:hAnsiTheme="majorHAnsi" w:cs="Calibri"/>
+          <w:sz w:val="24"/>
+          <w:szCs w:val="24"/>
+          <w:lang w:val="en-US"/>
+        </w:rPr>
+        <w:t>4th</w:t>
       </w:r>
       <w:r>
         <w:rPr>
@@ -18529,7 +18832,7 @@
         </w:rPr>
         <w:t xml:space="preserve">more </w:t>
       </w:r>
-      <w:commentRangeStart w:id="20"/>
+      <w:commentRangeStart w:id="21"/>
       <w:r>
         <w:rPr>
           <w:rFonts w:asciiTheme="majorHAnsi" w:hAnsiTheme="majorHAnsi" w:cs="Calibri"/>
@@ -18548,7 +18851,7 @@
         </w:rPr>
         <w:t xml:space="preserve"> higher </w:t>
       </w:r>
-      <w:commentRangeEnd w:id="20"/>
+      <w:commentRangeEnd w:id="21"/>
       <w:r>
         <w:rPr>
           <w:rStyle w:val="Kommentarzeichen"/>
@@ -18557,7 +18860,7 @@
           <w:szCs w:val="24"/>
           <w:lang w:val="en-US"/>
         </w:rPr>
-        <w:commentReference w:id="20"/>
+        <w:commentReference w:id="21"/>
       </w:r>
       <w:r>
         <w:rPr>
@@ -18692,17 +18995,25 @@
           <w:szCs w:val="24"/>
           <w:lang w:val="en-US"/>
         </w:rPr>
-        <w:t xml:space="preserve">are two cases where the causal forest has the lowest bias out of all models (58 and 64) and one (63) where it places second and is outperformed </w:t>
-      </w:r>
-      <w:r>
-        <w:rPr>
-          <w:rFonts w:asciiTheme="majorHAnsi" w:hAnsiTheme="majorHAnsi" w:cs="Calibri"/>
-          <w:sz w:val="24"/>
-          <w:szCs w:val="24"/>
-          <w:lang w:val="en-US"/>
-        </w:rPr>
-        <w:lastRenderedPageBreak/>
-        <w:t xml:space="preserve">only by the T-Learner by only X%. </w:t>
+        <w:t xml:space="preserve">are two </w:t>
+      </w:r>
+      <w:r>
+        <w:rPr>
+          <w:rFonts w:asciiTheme="majorHAnsi" w:hAnsiTheme="majorHAnsi" w:cs="Calibri"/>
+          <w:sz w:val="24"/>
+          <w:szCs w:val="24"/>
+          <w:lang w:val="en-US"/>
+        </w:rPr>
+        <w:t>DGPs</w:t>
+      </w:r>
+      <w:r>
+        <w:rPr>
+          <w:rFonts w:asciiTheme="majorHAnsi" w:hAnsiTheme="majorHAnsi" w:cs="Calibri"/>
+          <w:sz w:val="24"/>
+          <w:szCs w:val="24"/>
+          <w:lang w:val="en-US"/>
+        </w:rPr>
+        <w:t xml:space="preserve"> where the causal forest has the lowest bias out of all models (58 and 64) and one (63) where it places second and is outperformed only by the T-Learner by only X%. </w:t>
       </w:r>
       <w:r>
         <w:rPr>
@@ -18789,404 +19100,173 @@
           <w:lang w:val="en-US"/>
         </w:rPr>
       </w:pPr>
-      <w:r>
-        <w:rPr>
-          <w:rFonts w:asciiTheme="majorHAnsi" w:hAnsiTheme="majorHAnsi" w:cs="Calibri"/>
-          <w:sz w:val="24"/>
-          <w:szCs w:val="24"/>
-          <w:highlight w:val="yellow"/>
-          <w:lang w:val="en-US"/>
-        </w:rPr>
-        <w:t>the causal forest and the model with the lowest relative bias are highest for DGP30 (X), 31 (X), 37 (X), 39 (X)</w:t>
-      </w:r>
-      <w:r>
-        <w:rPr>
-          <w:rFonts w:asciiTheme="majorHAnsi" w:hAnsiTheme="majorHAnsi" w:cs="Calibri"/>
-          <w:sz w:val="24"/>
-          <w:szCs w:val="24"/>
-          <w:highlight w:val="yellow"/>
-          <w:lang w:val="en-US"/>
-        </w:rPr>
-        <w:t>, 40 (X)</w:t>
-      </w:r>
-      <w:r>
-        <w:rPr>
-          <w:rFonts w:asciiTheme="majorHAnsi" w:hAnsiTheme="majorHAnsi" w:cs="Calibri"/>
-          <w:sz w:val="24"/>
-          <w:szCs w:val="24"/>
-          <w:highlight w:val="yellow"/>
-          <w:lang w:val="en-US"/>
-        </w:rPr>
-        <w:t xml:space="preserve">. </w:t>
-      </w:r>
-      <w:r>
-        <w:rPr>
-          <w:rFonts w:asciiTheme="majorHAnsi" w:hAnsiTheme="majorHAnsi" w:cs="Calibri"/>
-          <w:sz w:val="24"/>
-          <w:szCs w:val="24"/>
-          <w:highlight w:val="yellow"/>
-          <w:lang w:val="en-US"/>
-        </w:rPr>
-        <w:t>The causal forest seems to struggle especially when there is low overlap (DGPs 37, 39, 40).</w:t>
-      </w:r>
-      <w:r>
-        <w:rPr>
-          <w:rFonts w:asciiTheme="majorHAnsi" w:hAnsiTheme="majorHAnsi" w:cs="Calibri"/>
-          <w:sz w:val="24"/>
-          <w:szCs w:val="24"/>
-          <w:lang w:val="en-US"/>
-        </w:rPr>
-        <w:t xml:space="preserve"> </w:t>
-      </w:r>
-    </w:p>
-    <w:p>
-      <w:pPr>
-        <w:pStyle w:val="Listenabsatz"/>
-        <w:rPr>
-          <w:rFonts w:asciiTheme="majorHAnsi" w:hAnsiTheme="majorHAnsi" w:cs="Calibri"/>
-          <w:sz w:val="24"/>
-          <w:szCs w:val="24"/>
-          <w:lang w:val="en-US"/>
-        </w:rPr>
-      </w:pPr>
-    </w:p>
-    <w:p>
-      <w:pPr>
-        <w:pStyle w:val="Listenabsatz"/>
-        <w:rPr>
-          <w:rFonts w:asciiTheme="majorHAnsi" w:hAnsiTheme="majorHAnsi" w:cs="Calibri"/>
-          <w:sz w:val="24"/>
-          <w:szCs w:val="24"/>
-          <w:lang w:val="en-US"/>
-        </w:rPr>
-      </w:pPr>
-      <w:r>
-        <w:rPr>
-          <w:rFonts w:asciiTheme="majorHAnsi" w:hAnsiTheme="majorHAnsi" w:cs="Calibri"/>
-          <w:sz w:val="24"/>
-          <w:szCs w:val="24"/>
-          <w:lang w:val="en-US"/>
-        </w:rPr>
-        <w:t xml:space="preserve">The coverage of the causal forest is relatively stable, with </w:t>
-      </w:r>
-      <w:r>
-        <w:rPr>
-          <w:rFonts w:asciiTheme="majorHAnsi" w:hAnsiTheme="majorHAnsi" w:cs="Calibri"/>
-          <w:sz w:val="24"/>
-          <w:szCs w:val="24"/>
-          <w:lang w:val="en-US"/>
-        </w:rPr>
-        <w:t xml:space="preserve">placing between 90 and 95% X amount of times. </w:t>
-      </w:r>
-    </w:p>
-    <w:p>
-      <w:pPr>
-        <w:pStyle w:val="Listenabsatz"/>
-        <w:rPr>
-          <w:rFonts w:asciiTheme="majorHAnsi" w:hAnsiTheme="majorHAnsi" w:cs="Calibri"/>
-          <w:sz w:val="24"/>
-          <w:szCs w:val="24"/>
-          <w:lang w:val="en-US"/>
-        </w:rPr>
-      </w:pPr>
-      <w:r>
-        <w:rPr>
-          <w:rFonts w:asciiTheme="majorHAnsi" w:hAnsiTheme="majorHAnsi" w:cs="Calibri"/>
-          <w:sz w:val="24"/>
-          <w:szCs w:val="24"/>
-          <w:lang w:val="en-US"/>
-        </w:rPr>
-        <w:t>values ranging between X for DGP 60 and</w:t>
-      </w:r>
-      <w:r>
-        <w:rPr>
-          <w:rFonts w:asciiTheme="majorHAnsi" w:hAnsiTheme="majorHAnsi" w:cs="Calibri"/>
-          <w:sz w:val="24"/>
-          <w:szCs w:val="24"/>
-          <w:lang w:val="en-US"/>
-        </w:rPr>
-        <w:t xml:space="preserve"> DGP 40. </w:t>
-      </w:r>
-    </w:p>
-    <w:p>
-      <w:pPr>
-        <w:pStyle w:val="Listenabsatz"/>
-        <w:rPr>
-          <w:rFonts w:asciiTheme="majorHAnsi" w:hAnsiTheme="majorHAnsi" w:cs="Calibri"/>
-          <w:sz w:val="24"/>
-          <w:szCs w:val="24"/>
-          <w:lang w:val="en-US"/>
-        </w:rPr>
-      </w:pPr>
-      <w:r>
-        <w:rPr>
-          <w:rFonts w:asciiTheme="majorHAnsi" w:hAnsiTheme="majorHAnsi" w:cs="Calibri"/>
-          <w:sz w:val="24"/>
-          <w:szCs w:val="24"/>
-          <w:lang w:val="en-US"/>
-        </w:rPr>
-        <w:t>While the coverage of the causal forest is on average only 4</w:t>
-      </w:r>
-      <w:r>
-        <w:rPr>
-          <w:rFonts w:asciiTheme="majorHAnsi" w:hAnsiTheme="majorHAnsi" w:cs="Calibri"/>
-          <w:sz w:val="24"/>
-          <w:szCs w:val="24"/>
-          <w:vertAlign w:val="superscript"/>
-          <w:lang w:val="en-US"/>
-        </w:rPr>
-        <w:t>th</w:t>
-      </w:r>
-      <w:r>
-        <w:rPr>
-          <w:rFonts w:asciiTheme="majorHAnsi" w:hAnsiTheme="majorHAnsi" w:cs="Calibri"/>
-          <w:sz w:val="24"/>
-          <w:szCs w:val="24"/>
-          <w:lang w:val="en-US"/>
-        </w:rPr>
-        <w:t xml:space="preserve">, </w:t>
-      </w:r>
-    </w:p>
-    <w:p>
-      <w:pPr>
-        <w:pStyle w:val="Listenabsatz"/>
-        <w:rPr>
-          <w:rFonts w:asciiTheme="majorHAnsi" w:hAnsiTheme="majorHAnsi" w:cs="Calibri"/>
-          <w:sz w:val="24"/>
-          <w:szCs w:val="24"/>
-          <w:lang w:val="en-US"/>
-        </w:rPr>
-      </w:pPr>
-      <w:r>
-        <w:rPr>
-          <w:rFonts w:asciiTheme="majorHAnsi" w:hAnsiTheme="majorHAnsi" w:cs="Calibri"/>
-          <w:sz w:val="24"/>
-          <w:szCs w:val="24"/>
-          <w:lang w:val="en-US"/>
-        </w:rPr>
-        <w:t xml:space="preserve">Usually, </w:t>
-      </w:r>
-    </w:p>
-    <w:p>
-      <w:pPr>
-        <w:pStyle w:val="Listenabsatz"/>
-        <w:rPr>
-          <w:rFonts w:asciiTheme="majorHAnsi" w:hAnsiTheme="majorHAnsi" w:cs="Calibri"/>
-          <w:sz w:val="24"/>
-          <w:szCs w:val="24"/>
-          <w:lang w:val="en-US"/>
-        </w:rPr>
-      </w:pPr>
-    </w:p>
-    <w:p>
-      <w:pPr>
-        <w:pStyle w:val="Listenabsatz"/>
-        <w:rPr>
-          <w:rFonts w:asciiTheme="majorHAnsi" w:hAnsiTheme="majorHAnsi" w:cs="Calibri"/>
-          <w:sz w:val="24"/>
-          <w:szCs w:val="24"/>
-          <w:lang w:val="en-US"/>
-        </w:rPr>
-      </w:pPr>
-      <w:r>
-        <w:rPr>
-          <w:rFonts w:asciiTheme="majorHAnsi" w:hAnsiTheme="majorHAnsi" w:cs="Calibri"/>
-          <w:sz w:val="24"/>
-          <w:szCs w:val="24"/>
-          <w:lang w:val="en-US"/>
-        </w:rPr>
-        <w:t xml:space="preserve">The causal forest has the highest coverage for DGP 40 and 64. </w:t>
-      </w:r>
-    </w:p>
-    <w:p>
-      <w:pPr>
-        <w:pStyle w:val="Listenabsatz"/>
-        <w:rPr>
-          <w:rFonts w:asciiTheme="majorHAnsi" w:hAnsiTheme="majorHAnsi" w:cs="Calibri"/>
-          <w:sz w:val="24"/>
-          <w:szCs w:val="24"/>
-          <w:lang w:val="en-US"/>
-        </w:rPr>
-      </w:pPr>
-      <w:r>
-        <w:rPr>
-          <w:rFonts w:asciiTheme="majorHAnsi" w:hAnsiTheme="majorHAnsi" w:cs="Calibri"/>
-          <w:sz w:val="24"/>
-          <w:szCs w:val="24"/>
-          <w:lang w:val="en-US"/>
-        </w:rPr>
-        <w:t>Most of the time, it is lower than those of the BART models.</w:t>
-      </w:r>
-    </w:p>
-    <w:p>
-      <w:pPr>
-        <w:pStyle w:val="Listenabsatz"/>
-        <w:rPr>
-          <w:rFonts w:asciiTheme="majorHAnsi" w:hAnsiTheme="majorHAnsi" w:cs="Calibri"/>
-          <w:sz w:val="24"/>
-          <w:szCs w:val="24"/>
-          <w:lang w:val="en-US"/>
-        </w:rPr>
-      </w:pPr>
-      <w:r>
-        <w:rPr>
-          <w:rFonts w:asciiTheme="majorHAnsi" w:hAnsiTheme="majorHAnsi" w:cs="Calibri"/>
-          <w:sz w:val="24"/>
-          <w:szCs w:val="24"/>
-          <w:lang w:val="en-US"/>
-        </w:rPr>
-        <w:t xml:space="preserve">No real pattern in regard to the RMSE emerges. </w:t>
-      </w:r>
-      <w:r>
-        <w:rPr>
-          <w:rFonts w:asciiTheme="majorHAnsi" w:hAnsiTheme="majorHAnsi" w:cs="Calibri"/>
-          <w:sz w:val="24"/>
-          <w:szCs w:val="24"/>
-          <w:lang w:val="en-US"/>
-        </w:rPr>
-        <w:t xml:space="preserve">For some of the DGPs, where the bias is high, the coverage is also </w:t>
-      </w:r>
-      <w:r>
-        <w:rPr>
-          <w:rFonts w:asciiTheme="majorHAnsi" w:hAnsiTheme="majorHAnsi" w:cs="Calibri"/>
-          <w:sz w:val="24"/>
-          <w:szCs w:val="24"/>
-          <w:lang w:val="en-US"/>
-        </w:rPr>
-        <w:t xml:space="preserve">lower than those of the , so the model fails to provide correct point estimates repeatedly. There are however some DGPS, where </w:t>
-      </w:r>
-      <w:r>
-        <w:rPr>
-          <w:rFonts w:asciiTheme="majorHAnsi" w:hAnsiTheme="majorHAnsi" w:cs="Calibri"/>
-          <w:sz w:val="24"/>
-          <w:szCs w:val="24"/>
-          <w:lang w:val="en-US"/>
-        </w:rPr>
-        <w:t xml:space="preserve"> </w:t>
-      </w:r>
-    </w:p>
-    <w:p>
-      <w:pPr>
-        <w:pStyle w:val="Listenabsatz"/>
-        <w:rPr>
-          <w:rFonts w:asciiTheme="majorHAnsi" w:hAnsiTheme="majorHAnsi" w:cs="Calibri"/>
-          <w:sz w:val="24"/>
-          <w:szCs w:val="24"/>
-          <w:lang w:val="en-US"/>
-        </w:rPr>
-      </w:pPr>
-    </w:p>
-    <w:p>
-      <w:pPr>
-        <w:pStyle w:val="Listenabsatz"/>
-        <w:rPr>
-          <w:rFonts w:asciiTheme="majorHAnsi" w:hAnsiTheme="majorHAnsi" w:cs="Calibri"/>
-          <w:sz w:val="24"/>
-          <w:szCs w:val="24"/>
-          <w:lang w:val="en-US"/>
-        </w:rPr>
-      </w:pPr>
-    </w:p>
-    <w:p>
-      <w:pPr>
-        <w:pStyle w:val="Listenabsatz"/>
-        <w:rPr>
-          <w:rFonts w:asciiTheme="majorHAnsi" w:hAnsiTheme="majorHAnsi" w:cs="Calibri"/>
-          <w:sz w:val="24"/>
-          <w:szCs w:val="24"/>
-          <w:lang w:val="en-US"/>
-        </w:rPr>
-      </w:pPr>
-      <w:r>
-        <w:rPr>
-          <w:rFonts w:asciiTheme="majorHAnsi" w:hAnsiTheme="majorHAnsi" w:cs="Calibri"/>
-          <w:sz w:val="24"/>
-          <w:szCs w:val="24"/>
-          <w:lang w:val="en-US"/>
-        </w:rPr>
-        <w:t xml:space="preserve">The coverage is especially low for DGP30 (65%), however this DGP only </w:t>
-      </w:r>
-    </w:p>
-    <w:p>
-      <w:pPr>
-        <w:pStyle w:val="Listenabsatz"/>
-        <w:rPr>
-          <w:rFonts w:asciiTheme="majorHAnsi" w:hAnsiTheme="majorHAnsi" w:cs="Calibri"/>
-          <w:sz w:val="24"/>
-          <w:szCs w:val="24"/>
-          <w:lang w:val="en-US"/>
-        </w:rPr>
-      </w:pPr>
-      <w:r>
-        <w:rPr>
-          <w:rFonts w:asciiTheme="majorHAnsi" w:hAnsiTheme="majorHAnsi" w:cs="Calibri"/>
-          <w:sz w:val="24"/>
-          <w:szCs w:val="24"/>
-          <w:lang w:val="en-US"/>
-        </w:rPr>
-        <w:t>a DGP where most models struggeled</w:t>
-      </w:r>
-    </w:p>
-    <w:p>
-      <w:pPr>
-        <w:pStyle w:val="Listenabsatz"/>
-        <w:rPr>
-          <w:rFonts w:asciiTheme="majorHAnsi" w:hAnsiTheme="majorHAnsi" w:cs="Calibri"/>
-          <w:sz w:val="24"/>
-          <w:szCs w:val="24"/>
-          <w:lang w:val="en-US"/>
-        </w:rPr>
-      </w:pPr>
-    </w:p>
-    <w:p>
-      <w:pPr>
-        <w:pStyle w:val="Listenabsatz"/>
-        <w:rPr>
-          <w:rFonts w:asciiTheme="majorHAnsi" w:hAnsiTheme="majorHAnsi" w:cs="Calibri"/>
-          <w:sz w:val="24"/>
-          <w:szCs w:val="24"/>
-          <w:lang w:val="en-US"/>
-        </w:rPr>
-      </w:pPr>
-      <w:r>
-        <w:rPr>
-          <w:rFonts w:asciiTheme="majorHAnsi" w:hAnsiTheme="majorHAnsi" w:cs="Calibri"/>
-          <w:sz w:val="24"/>
-          <w:szCs w:val="24"/>
-          <w:lang w:val="en-US"/>
-        </w:rPr>
-        <w:t>TODO: which model overestimates the most? (coverage &gt; 0.95%)</w:t>
-      </w:r>
-    </w:p>
-    <w:p>
-      <w:pPr>
-        <w:pStyle w:val="Listenabsatz"/>
-        <w:rPr>
-          <w:rFonts w:asciiTheme="majorHAnsi" w:hAnsiTheme="majorHAnsi" w:cs="Calibri"/>
-          <w:sz w:val="24"/>
-          <w:szCs w:val="24"/>
-          <w:lang w:val="en-US"/>
-        </w:rPr>
-      </w:pPr>
-    </w:p>
-    <w:p>
-      <w:pPr>
-        <w:pStyle w:val="Listenabsatz"/>
-        <w:rPr>
-          <w:rFonts w:asciiTheme="majorHAnsi" w:hAnsiTheme="majorHAnsi" w:cs="Calibri"/>
-          <w:sz w:val="24"/>
-          <w:szCs w:val="24"/>
-          <w:lang w:val="en-US"/>
-        </w:rPr>
-      </w:pPr>
-      <w:r>
-        <w:rPr>
-          <w:rFonts w:asciiTheme="majorHAnsi" w:hAnsiTheme="majorHAnsi" w:cs="Calibri"/>
-          <w:sz w:val="24"/>
-          <w:szCs w:val="24"/>
-          <w:lang w:val="en-US"/>
-        </w:rPr>
-        <w:t xml:space="preserve">The causal forest often has a high bias, meaning that it is not a very accurate model. It is however aware of its weakness and provides long confidence intervals. These are often long enough to still contain the true treatment effect, even though the point estimate is off, leading to a good coverage rate. </w:t>
+    </w:p>
+    <w:p>
+      <w:pPr>
+        <w:pStyle w:val="Listenabsatz"/>
+        <w:rPr>
+          <w:rFonts w:asciiTheme="majorHAnsi" w:hAnsiTheme="majorHAnsi" w:cs="Calibri"/>
+          <w:sz w:val="24"/>
+          <w:szCs w:val="24"/>
+          <w:lang w:val="en-US"/>
+        </w:rPr>
+      </w:pPr>
+      <w:r>
+        <w:rPr>
+          <w:rFonts w:asciiTheme="majorHAnsi" w:hAnsiTheme="majorHAnsi" w:cs="Calibri"/>
+          <w:sz w:val="24"/>
+          <w:szCs w:val="24"/>
+          <w:lang w:val="en-US"/>
+        </w:rPr>
+        <w:t xml:space="preserve">The coverage of the causal forest is </w:t>
+      </w:r>
+      <w:r>
+        <w:rPr>
+          <w:rFonts w:asciiTheme="majorHAnsi" w:hAnsiTheme="majorHAnsi" w:cs="Calibri"/>
+          <w:sz w:val="24"/>
+          <w:szCs w:val="24"/>
+          <w:lang w:val="en-US"/>
+        </w:rPr>
+        <w:t xml:space="preserve">above 90% for 13 DGPs </w:t>
+      </w:r>
+      <w:r>
+        <w:rPr>
+          <w:rFonts w:asciiTheme="majorHAnsi" w:hAnsiTheme="majorHAnsi" w:cs="Calibri"/>
+          <w:sz w:val="24"/>
+          <w:szCs w:val="24"/>
+          <w:lang w:val="en-US"/>
+        </w:rPr>
+        <w:t>a</w:t>
+      </w:r>
+      <w:r>
+        <w:rPr>
+          <w:rFonts w:asciiTheme="majorHAnsi" w:hAnsiTheme="majorHAnsi" w:cs="Calibri"/>
+          <w:sz w:val="24"/>
+          <w:szCs w:val="24"/>
+          <w:lang w:val="en-US"/>
+        </w:rPr>
+        <w:t xml:space="preserve">nd slightly below for DGP 38 </w:t>
+      </w:r>
+      <w:r>
+        <w:rPr>
+          <w:rFonts w:asciiTheme="majorHAnsi" w:hAnsiTheme="majorHAnsi" w:cs="Calibri"/>
+          <w:sz w:val="24"/>
+          <w:szCs w:val="24"/>
+          <w:lang w:val="en-US"/>
+        </w:rPr>
+        <w:t xml:space="preserve">at 89% and </w:t>
+      </w:r>
+      <w:r>
+        <w:rPr>
+          <w:rFonts w:asciiTheme="majorHAnsi" w:hAnsiTheme="majorHAnsi" w:cs="Calibri"/>
+          <w:sz w:val="24"/>
+          <w:szCs w:val="24"/>
+          <w:lang w:val="en-US"/>
+        </w:rPr>
+        <w:t xml:space="preserve">DGP 60 </w:t>
+      </w:r>
+      <w:r>
+        <w:rPr>
+          <w:rFonts w:asciiTheme="majorHAnsi" w:hAnsiTheme="majorHAnsi" w:cs="Calibri"/>
+          <w:sz w:val="24"/>
+          <w:szCs w:val="24"/>
+          <w:lang w:val="en-US"/>
+        </w:rPr>
+        <w:t>at 88%</w:t>
+      </w:r>
+      <w:r>
+        <w:rPr>
+          <w:rFonts w:asciiTheme="majorHAnsi" w:hAnsiTheme="majorHAnsi" w:cs="Calibri"/>
+          <w:sz w:val="24"/>
+          <w:szCs w:val="24"/>
+          <w:lang w:val="en-US"/>
+        </w:rPr>
+        <w:t>, giving it the most stable (least variance between DGPs) coverage of all models. The only outlier is DGP 30 at 65%, where the causal forest had a relatively high bias and most models have low coverage.</w:t>
+      </w:r>
+    </w:p>
+    <w:p>
+      <w:pPr>
+        <w:rPr>
+          <w:rFonts w:asciiTheme="majorHAnsi" w:hAnsiTheme="majorHAnsi" w:cs="Calibri"/>
+          <w:sz w:val="24"/>
+          <w:szCs w:val="24"/>
+          <w:lang w:val="en-US"/>
+        </w:rPr>
+      </w:pPr>
+    </w:p>
+    <w:p>
+      <w:pPr>
+        <w:pStyle w:val="Listenabsatz"/>
+        <w:rPr>
+          <w:rFonts w:asciiTheme="majorHAnsi" w:hAnsiTheme="majorHAnsi" w:cs="Calibri"/>
+          <w:sz w:val="24"/>
+          <w:szCs w:val="24"/>
+          <w:lang w:val="en-US"/>
+        </w:rPr>
+      </w:pPr>
+      <w:r>
+        <w:rPr>
+          <w:rFonts w:asciiTheme="majorHAnsi" w:hAnsiTheme="majorHAnsi" w:cs="Calibri"/>
+          <w:sz w:val="24"/>
+          <w:szCs w:val="24"/>
+          <w:lang w:val="en-US"/>
+        </w:rPr>
+        <w:t xml:space="preserve">TODO: </w:t>
+      </w:r>
+    </w:p>
+    <w:p>
+      <w:pPr>
+        <w:pStyle w:val="Listenabsatz"/>
+        <w:rPr>
+          <w:rFonts w:asciiTheme="majorHAnsi" w:hAnsiTheme="majorHAnsi" w:cs="Calibri"/>
+          <w:sz w:val="24"/>
+          <w:szCs w:val="24"/>
+        </w:rPr>
+      </w:pPr>
+      <w:r>
+        <w:rPr>
+          <w:rFonts w:asciiTheme="majorHAnsi" w:hAnsiTheme="majorHAnsi" w:cs="Calibri"/>
+          <w:sz w:val="24"/>
+          <w:szCs w:val="24"/>
+          <w:lang w:val="en-US"/>
+        </w:rPr>
+        <w:t xml:space="preserve">Evtl. </w:t>
+      </w:r>
+      <w:r>
+        <w:rPr>
+          <w:rFonts w:asciiTheme="majorHAnsi" w:hAnsiTheme="majorHAnsi" w:cs="Calibri"/>
+          <w:sz w:val="24"/>
+          <w:szCs w:val="24"/>
+        </w:rPr>
+        <w:t>Doch gute Coverage als [92, 98] I</w:t>
+      </w:r>
+      <w:r>
+        <w:rPr>
+          <w:rFonts w:asciiTheme="majorHAnsi" w:hAnsiTheme="majorHAnsi" w:cs="Calibri"/>
+          <w:sz w:val="24"/>
+          <w:szCs w:val="24"/>
+        </w:rPr>
+        <w:t>nterval definieren oder so?</w:t>
+      </w:r>
+    </w:p>
+    <w:p>
+      <w:pPr>
+        <w:pStyle w:val="Listenabsatz"/>
+        <w:rPr>
+          <w:rFonts w:asciiTheme="majorHAnsi" w:hAnsiTheme="majorHAnsi" w:cs="Calibri"/>
+          <w:sz w:val="24"/>
+          <w:szCs w:val="24"/>
+          <w:lang w:val="en-US"/>
+        </w:rPr>
+      </w:pPr>
+      <w:r>
+        <w:rPr>
+          <w:rFonts w:asciiTheme="majorHAnsi" w:hAnsiTheme="majorHAnsi" w:cs="Calibri"/>
+          <w:sz w:val="24"/>
+          <w:szCs w:val="24"/>
+          <w:lang w:val="en-US"/>
+        </w:rPr>
+        <w:t>which model overestimates the most? (coverage &gt; 0.95%)</w:t>
       </w:r>
     </w:p>
     <w:p>
@@ -19216,10 +19296,7 @@
           <w:lang w:val="en-US"/>
         </w:rPr>
       </w:pPr>
-    </w:p>
-    <w:p>
-      <w:pPr>
-        <w:pStyle w:val="Listenabsatz"/>
+      <w:r>
         <w:rPr>
           <w:rFonts w:asciiTheme="majorHAnsi" w:hAnsiTheme="majorHAnsi" w:cs="Calibri"/>
           <w:b/>
@@ -19229,8 +19306,281 @@
           <w:u w:val="single"/>
           <w:lang w:val="en-US"/>
         </w:rPr>
-      </w:pPr>
-      <w:r>
+        <w:t>IPTW + Regression:</w:t>
+      </w:r>
+    </w:p>
+    <w:p>
+      <w:pPr>
+        <w:pStyle w:val="Listenabsatz"/>
+        <w:rPr>
+          <w:rFonts w:asciiTheme="majorHAnsi" w:hAnsiTheme="majorHAnsi" w:cs="Calibri"/>
+          <w:sz w:val="24"/>
+          <w:szCs w:val="24"/>
+          <w:lang w:val="en-US"/>
+        </w:rPr>
+      </w:pPr>
+      <w:r>
+        <w:rPr>
+          <w:rFonts w:asciiTheme="majorHAnsi" w:hAnsiTheme="majorHAnsi" w:cs="Calibri"/>
+          <w:sz w:val="24"/>
+          <w:szCs w:val="24"/>
+          <w:lang w:val="en-US"/>
+        </w:rPr>
+        <w:t>IPTW + Regression</w:t>
+      </w:r>
+      <w:r>
+        <w:rPr>
+          <w:rFonts w:asciiTheme="majorHAnsi" w:hAnsiTheme="majorHAnsi" w:cs="Calibri"/>
+          <w:sz w:val="24"/>
+          <w:szCs w:val="24"/>
+          <w:lang w:val="en-US"/>
+        </w:rPr>
+        <w:t xml:space="preserve"> has the highest bias in 5 DGPs</w:t>
+      </w:r>
+      <w:r>
+        <w:rPr>
+          <w:rFonts w:asciiTheme="majorHAnsi" w:hAnsiTheme="majorHAnsi" w:cs="Calibri"/>
+          <w:sz w:val="24"/>
+          <w:szCs w:val="24"/>
+          <w:lang w:val="en-US"/>
+        </w:rPr>
+        <w:t xml:space="preserve"> and the second highest bias in 6 DGPs, often only underperformed by the causal forest. </w:t>
+      </w:r>
+      <w:r>
+        <w:rPr>
+          <w:rFonts w:asciiTheme="majorHAnsi" w:hAnsiTheme="majorHAnsi" w:cs="Calibri"/>
+          <w:sz w:val="24"/>
+          <w:szCs w:val="24"/>
+          <w:lang w:val="en-US"/>
+        </w:rPr>
+        <w:t xml:space="preserve">In some of these, the difference to the best performing model is not big (such as X% in DGP 32 and 58), in others it is moderate (X% in DGP 38 and X% in DGP61) and often it is bigger than 5% (in DGPs 31, 62, 63, 64). </w:t>
+      </w:r>
+      <w:r>
+        <w:rPr>
+          <w:rFonts w:asciiTheme="majorHAnsi" w:hAnsiTheme="majorHAnsi" w:cs="Calibri"/>
+          <w:sz w:val="24"/>
+          <w:szCs w:val="24"/>
+          <w:lang w:val="en-US"/>
+        </w:rPr>
+        <w:t xml:space="preserve">It has the lowest bias in three DGPs (29, 37, 60) and the second lowest in DGP 39, </w:t>
+      </w:r>
+      <w:r>
+        <w:rPr>
+          <w:rFonts w:asciiTheme="majorHAnsi" w:hAnsiTheme="majorHAnsi" w:cs="Calibri"/>
+          <w:sz w:val="24"/>
+          <w:szCs w:val="24"/>
+          <w:lang w:val="en-US"/>
+        </w:rPr>
+        <w:t>however, in all of those DGPs all or most other models are very close.</w:t>
+      </w:r>
+      <w:r>
+        <w:rPr>
+          <w:rFonts w:asciiTheme="majorHAnsi" w:hAnsiTheme="majorHAnsi" w:cs="Calibri"/>
+          <w:sz w:val="24"/>
+          <w:szCs w:val="24"/>
+          <w:lang w:val="en-US"/>
+        </w:rPr>
+        <w:t xml:space="preserve"> </w:t>
+      </w:r>
+    </w:p>
+    <w:p>
+      <w:pPr>
+        <w:pStyle w:val="Listenabsatz"/>
+        <w:rPr>
+          <w:rFonts w:asciiTheme="majorHAnsi" w:hAnsiTheme="majorHAnsi" w:cs="Calibri"/>
+          <w:sz w:val="24"/>
+          <w:szCs w:val="24"/>
+          <w:lang w:val="en-US"/>
+        </w:rPr>
+      </w:pPr>
+      <w:r>
+        <w:rPr>
+          <w:rFonts w:asciiTheme="majorHAnsi" w:hAnsiTheme="majorHAnsi" w:cs="Calibri"/>
+          <w:sz w:val="24"/>
+          <w:szCs w:val="24"/>
+          <w:lang w:val="en-US"/>
+        </w:rPr>
+        <w:t>The bias at DGP30, which is at X%, stands out.</w:t>
+      </w:r>
+      <w:r>
+        <w:rPr>
+          <w:rFonts w:asciiTheme="majorHAnsi" w:hAnsiTheme="majorHAnsi" w:cs="Calibri"/>
+          <w:sz w:val="24"/>
+          <w:szCs w:val="24"/>
+          <w:lang w:val="en-US"/>
+        </w:rPr>
+        <w:t xml:space="preserve"> </w:t>
+      </w:r>
+      <w:r>
+        <w:rPr>
+          <w:rFonts w:asciiTheme="majorHAnsi" w:hAnsiTheme="majorHAnsi" w:cs="Calibri"/>
+          <w:sz w:val="24"/>
+          <w:szCs w:val="24"/>
+          <w:lang w:val="en-US"/>
+        </w:rPr>
+        <w:t xml:space="preserve">The estimate of IPTW + Regression is so far off that it results in a coverage of 0%. Even though almost all other models, especially the T-Learner and the causal forest have lower coverage rates than their average, </w:t>
+      </w:r>
+      <w:r>
+        <w:rPr>
+          <w:rFonts w:asciiTheme="majorHAnsi" w:hAnsiTheme="majorHAnsi" w:cs="Calibri"/>
+          <w:sz w:val="24"/>
+          <w:szCs w:val="24"/>
+          <w:lang w:val="en-US"/>
+        </w:rPr>
+        <w:t xml:space="preserve">this is by far the worst performance at this DGP and across the whole experiment. Otherwise, coverage is above 90% for 12 DGPs. Coverage rates are low at DGP 40 (79%), 63 (81%) and 64 (79%), which are all DGPs where IPTW + Regression has a highest bias of all models with a difference of at least X% compared to the best performing model. </w:t>
+      </w:r>
+      <w:r>
+        <w:rPr>
+          <w:rFonts w:asciiTheme="majorHAnsi" w:hAnsiTheme="majorHAnsi" w:cs="Calibri"/>
+          <w:sz w:val="24"/>
+          <w:szCs w:val="24"/>
+          <w:lang w:val="en-US"/>
+        </w:rPr>
+        <w:t xml:space="preserve">CI Length seems to be stable </w:t>
+      </w:r>
+    </w:p>
+    <w:p>
+      <w:pPr>
+        <w:pStyle w:val="Listenabsatz"/>
+        <w:rPr>
+          <w:rFonts w:asciiTheme="majorHAnsi" w:hAnsiTheme="majorHAnsi" w:cs="Calibri"/>
+          <w:sz w:val="24"/>
+          <w:szCs w:val="24"/>
+          <w:lang w:val="en-US"/>
+        </w:rPr>
+      </w:pPr>
+    </w:p>
+    <w:p>
+      <w:pPr>
+        <w:pStyle w:val="Listenabsatz"/>
+        <w:rPr>
+          <w:rFonts w:asciiTheme="majorHAnsi" w:hAnsiTheme="majorHAnsi" w:cs="Calibri"/>
+          <w:sz w:val="24"/>
+          <w:szCs w:val="24"/>
+          <w:lang w:val="en-US"/>
+        </w:rPr>
+      </w:pPr>
+      <w:r>
+        <w:rPr>
+          <w:rFonts w:asciiTheme="majorHAnsi" w:hAnsiTheme="majorHAnsi" w:cs="Calibri"/>
+          <w:sz w:val="24"/>
+          <w:szCs w:val="24"/>
+          <w:lang w:val="en-US"/>
+        </w:rPr>
+        <w:lastRenderedPageBreak/>
+        <w:t>As DGP30 is an extreme</w:t>
+      </w:r>
+      <w:r>
+        <w:rPr>
+          <w:rFonts w:asciiTheme="majorHAnsi" w:hAnsiTheme="majorHAnsi" w:cs="Calibri"/>
+          <w:sz w:val="24"/>
+          <w:szCs w:val="24"/>
+          <w:lang w:val="en-US"/>
+        </w:rPr>
+        <w:t xml:space="preserve"> outlier</w:t>
+      </w:r>
+      <w:r>
+        <w:rPr>
+          <w:rFonts w:asciiTheme="majorHAnsi" w:hAnsiTheme="majorHAnsi" w:cs="Calibri"/>
+          <w:sz w:val="24"/>
+          <w:szCs w:val="24"/>
+          <w:lang w:val="en-US"/>
+        </w:rPr>
+        <w:t xml:space="preserve">, this </w:t>
+      </w:r>
+      <w:r>
+        <w:rPr>
+          <w:rFonts w:asciiTheme="majorHAnsi" w:hAnsiTheme="majorHAnsi" w:cs="Calibri"/>
+          <w:sz w:val="24"/>
+          <w:szCs w:val="24"/>
+          <w:lang w:val="en-US"/>
+        </w:rPr>
+        <w:t xml:space="preserve">partly biases aggregated results. When excluding </w:t>
+      </w:r>
+      <w:r>
+        <w:rPr>
+          <w:rFonts w:asciiTheme="majorHAnsi" w:hAnsiTheme="majorHAnsi" w:cs="Calibri"/>
+          <w:sz w:val="24"/>
+          <w:szCs w:val="24"/>
+          <w:lang w:val="en-US"/>
+        </w:rPr>
+        <w:t>it from the calculation of the average metrics</w:t>
+      </w:r>
+      <w:r>
+        <w:rPr>
+          <w:rFonts w:asciiTheme="majorHAnsi" w:hAnsiTheme="majorHAnsi" w:cs="Calibri"/>
+          <w:sz w:val="24"/>
+          <w:szCs w:val="24"/>
+          <w:lang w:val="en-US"/>
+        </w:rPr>
+        <w:t xml:space="preserve">, IPTW + Regression has a lower average bias </w:t>
+      </w:r>
+      <w:r>
+        <w:rPr>
+          <w:rFonts w:asciiTheme="majorHAnsi" w:hAnsiTheme="majorHAnsi" w:cs="Calibri"/>
+          <w:sz w:val="24"/>
+          <w:szCs w:val="24"/>
+          <w:lang w:val="en-US"/>
+        </w:rPr>
+        <w:t xml:space="preserve">(0.089) </w:t>
+      </w:r>
+      <w:r>
+        <w:rPr>
+          <w:rFonts w:asciiTheme="majorHAnsi" w:hAnsiTheme="majorHAnsi" w:cs="Calibri"/>
+          <w:sz w:val="24"/>
+          <w:szCs w:val="24"/>
+          <w:lang w:val="en-US"/>
+        </w:rPr>
+        <w:t>than the causal forest (</w:t>
+      </w:r>
+      <w:r>
+        <w:rPr>
+          <w:rFonts w:asciiTheme="majorHAnsi" w:hAnsiTheme="majorHAnsi" w:cs="Calibri"/>
+          <w:sz w:val="24"/>
+          <w:szCs w:val="24"/>
+          <w:lang w:val="en-US"/>
+        </w:rPr>
+        <w:t>0.095</w:t>
+      </w:r>
+      <w:r>
+        <w:rPr>
+          <w:rFonts w:asciiTheme="majorHAnsi" w:hAnsiTheme="majorHAnsi" w:cs="Calibri"/>
+          <w:sz w:val="24"/>
+          <w:szCs w:val="24"/>
+          <w:lang w:val="en-US"/>
+        </w:rPr>
+        <w:t>)</w:t>
+      </w:r>
+      <w:r>
+        <w:rPr>
+          <w:rFonts w:asciiTheme="majorHAnsi" w:hAnsiTheme="majorHAnsi" w:cs="Calibri"/>
+          <w:sz w:val="24"/>
+          <w:szCs w:val="24"/>
+          <w:lang w:val="en-US"/>
+        </w:rPr>
+        <w:t xml:space="preserve">, compared to X and X before </w:t>
+      </w:r>
+      <w:r>
+        <w:rPr>
+          <w:rFonts w:asciiTheme="majorHAnsi" w:hAnsiTheme="majorHAnsi" w:cs="Calibri"/>
+          <w:sz w:val="24"/>
+          <w:szCs w:val="24"/>
+          <w:lang w:val="en-US"/>
+        </w:rPr>
+        <w:t xml:space="preserve">and the same average coverage as the T-Learner at 91.3% </w:t>
+      </w:r>
+      <w:r>
+        <w:rPr>
+          <w:rFonts w:asciiTheme="majorHAnsi" w:hAnsiTheme="majorHAnsi" w:cs="Calibri"/>
+          <w:sz w:val="24"/>
+          <w:szCs w:val="24"/>
+          <w:lang w:val="en-US"/>
+        </w:rPr>
+        <w:t>(compared to X and X).</w:t>
+      </w:r>
+    </w:p>
+    <w:p>
+      <w:pPr>
         <w:rPr>
           <w:rFonts w:asciiTheme="majorHAnsi" w:hAnsiTheme="majorHAnsi" w:cs="Calibri"/>
           <w:b/>
@@ -19240,288 +19590,7 @@
           <w:u w:val="single"/>
           <w:lang w:val="en-US"/>
         </w:rPr>
-        <w:t>IPTW + Regression:</w:t>
-      </w:r>
-    </w:p>
-    <w:p>
-      <w:pPr>
-        <w:pStyle w:val="Listenabsatz"/>
-        <w:rPr>
-          <w:rFonts w:asciiTheme="majorHAnsi" w:hAnsiTheme="majorHAnsi" w:cs="Calibri"/>
-          <w:sz w:val="24"/>
-          <w:szCs w:val="24"/>
-          <w:lang w:val="en-US"/>
-        </w:rPr>
-      </w:pPr>
-      <w:r>
-        <w:rPr>
-          <w:rFonts w:asciiTheme="majorHAnsi" w:hAnsiTheme="majorHAnsi" w:cs="Calibri"/>
-          <w:sz w:val="24"/>
-          <w:szCs w:val="24"/>
-          <w:lang w:val="en-US"/>
-        </w:rPr>
-        <w:t>IPTW + Regression</w:t>
-      </w:r>
-      <w:r>
-        <w:rPr>
-          <w:rFonts w:asciiTheme="majorHAnsi" w:hAnsiTheme="majorHAnsi" w:cs="Calibri"/>
-          <w:sz w:val="24"/>
-          <w:szCs w:val="24"/>
-          <w:lang w:val="en-US"/>
-        </w:rPr>
-        <w:t xml:space="preserve"> has the highest bias in 5 DGPs</w:t>
-      </w:r>
-      <w:r>
-        <w:rPr>
-          <w:rFonts w:asciiTheme="majorHAnsi" w:hAnsiTheme="majorHAnsi" w:cs="Calibri"/>
-          <w:sz w:val="24"/>
-          <w:szCs w:val="24"/>
-          <w:lang w:val="en-US"/>
-        </w:rPr>
-        <w:t xml:space="preserve"> and the second highest bias in 6 DGPs, often only underperformed by the causal forest. </w:t>
-      </w:r>
-      <w:r>
-        <w:rPr>
-          <w:rFonts w:asciiTheme="majorHAnsi" w:hAnsiTheme="majorHAnsi" w:cs="Calibri"/>
-          <w:sz w:val="24"/>
-          <w:szCs w:val="24"/>
-          <w:lang w:val="en-US"/>
-        </w:rPr>
-        <w:t xml:space="preserve">In some of these, the difference to the best performing model is not big (such as X% in DGP 32 and 58), in others it is moderate (X% in DGP 38 and X% in DGP61) and often it is bigger than 5% (in DGPs 31, 62, 63, 64).  </w:t>
-      </w:r>
-      <w:r>
-        <w:rPr>
-          <w:rFonts w:asciiTheme="majorHAnsi" w:hAnsiTheme="majorHAnsi" w:cs="Calibri"/>
-          <w:sz w:val="24"/>
-          <w:szCs w:val="24"/>
-          <w:lang w:val="en-US"/>
-        </w:rPr>
-        <w:t xml:space="preserve"> </w:t>
-      </w:r>
-      <w:r>
-        <w:rPr>
-          <w:rFonts w:asciiTheme="majorHAnsi" w:hAnsiTheme="majorHAnsi" w:cs="Calibri"/>
-          <w:sz w:val="24"/>
-          <w:szCs w:val="24"/>
-          <w:lang w:val="en-US"/>
-        </w:rPr>
-        <w:t xml:space="preserve"> </w:t>
-      </w:r>
-    </w:p>
-    <w:p>
-      <w:pPr>
-        <w:pStyle w:val="Listenabsatz"/>
-        <w:rPr>
-          <w:rFonts w:asciiTheme="majorHAnsi" w:hAnsiTheme="majorHAnsi" w:cs="Calibri"/>
-          <w:sz w:val="24"/>
-          <w:szCs w:val="24"/>
-          <w:lang w:val="en-US"/>
-        </w:rPr>
-      </w:pPr>
-    </w:p>
-    <w:p>
-      <w:pPr>
-        <w:pStyle w:val="Listenabsatz"/>
-        <w:rPr>
-          <w:rFonts w:asciiTheme="majorHAnsi" w:hAnsiTheme="majorHAnsi" w:cs="Calibri"/>
-          <w:sz w:val="24"/>
-          <w:szCs w:val="24"/>
-          <w:lang w:val="en-US"/>
-        </w:rPr>
-      </w:pPr>
-      <w:r>
-        <w:rPr>
-          <w:rFonts w:asciiTheme="majorHAnsi" w:hAnsiTheme="majorHAnsi" w:cs="Calibri"/>
-          <w:sz w:val="24"/>
-          <w:szCs w:val="24"/>
-          <w:lang w:val="en-US"/>
-        </w:rPr>
-        <w:t xml:space="preserve">It has the lowest bias in three DGPs (29, 37, 60) and the second lowest in DGP 39, </w:t>
-      </w:r>
-      <w:r>
-        <w:rPr>
-          <w:rFonts w:asciiTheme="majorHAnsi" w:hAnsiTheme="majorHAnsi" w:cs="Calibri"/>
-          <w:sz w:val="24"/>
-          <w:szCs w:val="24"/>
-          <w:lang w:val="en-US"/>
-        </w:rPr>
-        <w:t>however, in all of those DGPs all or most other models are very close.</w:t>
-      </w:r>
-    </w:p>
-    <w:p>
-      <w:pPr>
-        <w:pStyle w:val="Listenabsatz"/>
-        <w:rPr>
-          <w:rFonts w:asciiTheme="majorHAnsi" w:hAnsiTheme="majorHAnsi" w:cs="Calibri"/>
-          <w:sz w:val="24"/>
-          <w:szCs w:val="24"/>
-          <w:lang w:val="en-US"/>
-        </w:rPr>
-      </w:pPr>
-    </w:p>
-    <w:p>
-      <w:pPr>
-        <w:pStyle w:val="Listenabsatz"/>
-        <w:rPr>
-          <w:rFonts w:asciiTheme="majorHAnsi" w:hAnsiTheme="majorHAnsi" w:cs="Calibri"/>
-          <w:sz w:val="24"/>
-          <w:szCs w:val="24"/>
-          <w:lang w:val="en-US"/>
-        </w:rPr>
-      </w:pPr>
-      <w:r>
-        <w:rPr>
-          <w:rFonts w:asciiTheme="majorHAnsi" w:hAnsiTheme="majorHAnsi" w:cs="Calibri"/>
-          <w:sz w:val="24"/>
-          <w:szCs w:val="24"/>
-          <w:lang w:val="en-US"/>
-        </w:rPr>
-        <w:t xml:space="preserve">Discussion: IPTW + Regression performed better than expected and when leaving out DGP30, had a lower average bias than the causal forest and the same coverage as the T-Learner. It did however perform mostly well in DGPs, where all models had similar results, leading to the assumption that those might be DGPs with relatively simple and </w:t>
-      </w:r>
-      <w:r>
-        <w:rPr>
-          <w:rFonts w:asciiTheme="majorHAnsi" w:hAnsiTheme="majorHAnsi" w:cs="Calibri"/>
-          <w:sz w:val="24"/>
-          <w:szCs w:val="24"/>
-          <w:lang w:val="en-US"/>
-        </w:rPr>
-        <w:lastRenderedPageBreak/>
-        <w:t xml:space="preserve">linear treatment assignment and/or outcome mechanisms. </w:t>
-      </w:r>
-      <w:r>
-        <w:rPr>
-          <w:rFonts w:asciiTheme="majorHAnsi" w:hAnsiTheme="majorHAnsi" w:cs="Calibri"/>
-          <w:sz w:val="24"/>
-          <w:szCs w:val="24"/>
-          <w:lang w:val="en-US"/>
-        </w:rPr>
-        <w:t>It often had the worst performance among all models</w:t>
-      </w:r>
-      <w:r>
-        <w:rPr>
-          <w:rFonts w:asciiTheme="majorHAnsi" w:hAnsiTheme="majorHAnsi" w:cs="Calibri"/>
-          <w:sz w:val="24"/>
-          <w:szCs w:val="24"/>
-          <w:lang w:val="en-US"/>
-        </w:rPr>
-        <w:t>.</w:t>
-      </w:r>
-    </w:p>
-    <w:p>
-      <w:pPr>
-        <w:pStyle w:val="Listenabsatz"/>
-        <w:rPr>
-          <w:rFonts w:asciiTheme="majorHAnsi" w:hAnsiTheme="majorHAnsi" w:cs="Calibri"/>
-          <w:sz w:val="24"/>
-          <w:szCs w:val="24"/>
-          <w:lang w:val="en-US"/>
-        </w:rPr>
-      </w:pPr>
-      <w:r>
-        <w:rPr>
-          <w:rFonts w:asciiTheme="majorHAnsi" w:hAnsiTheme="majorHAnsi" w:cs="Calibri"/>
-          <w:sz w:val="24"/>
-          <w:szCs w:val="24"/>
-          <w:lang w:val="en-US"/>
-        </w:rPr>
-        <w:t>The potential of IPTWs depends on the correct specification of either the treatment or the outcome mechanism.</w:t>
-      </w:r>
-      <w:r>
-        <w:rPr>
-          <w:rFonts w:asciiTheme="majorHAnsi" w:hAnsiTheme="majorHAnsi" w:cs="Calibri"/>
-          <w:sz w:val="24"/>
-          <w:szCs w:val="24"/>
-          <w:lang w:val="en-US"/>
-        </w:rPr>
-        <w:t xml:space="preserve"> </w:t>
-      </w:r>
-      <w:r>
-        <w:rPr>
-          <w:rFonts w:asciiTheme="majorHAnsi" w:hAnsiTheme="majorHAnsi" w:cs="Calibri"/>
-          <w:sz w:val="24"/>
-          <w:szCs w:val="24"/>
-          <w:lang w:val="en-US"/>
-        </w:rPr>
-        <w:t>In the default run, both were modelled with a linear logistic regression model. It can be assumed that the DGPs, where it performed worst, all had some non-linearities in either one of the two outcomes. All other models are better able to detect those thanks to their flexible tree structure.</w:t>
-      </w:r>
-      <w:r>
-        <w:rPr>
-          <w:rFonts w:asciiTheme="majorHAnsi" w:hAnsiTheme="majorHAnsi" w:cs="Calibri"/>
-          <w:sz w:val="24"/>
-          <w:szCs w:val="24"/>
-          <w:lang w:val="en-US"/>
-        </w:rPr>
-        <w:t xml:space="preserve"> </w:t>
-      </w:r>
-      <w:r>
-        <w:rPr>
-          <w:rFonts w:asciiTheme="majorHAnsi" w:hAnsiTheme="majorHAnsi" w:cs="Calibri"/>
-          <w:sz w:val="24"/>
-          <w:szCs w:val="24"/>
-          <w:lang w:val="en-US"/>
-        </w:rPr>
-        <w:t xml:space="preserve">When model selection is performed (which can become difficult in high-dimensional settings) or more flexible models are used, this can increase the strength of the method a lot. </w:t>
-      </w:r>
-      <w:r>
-        <w:rPr>
-          <w:rFonts w:asciiTheme="majorHAnsi" w:hAnsiTheme="majorHAnsi" w:cs="Calibri"/>
-          <w:sz w:val="24"/>
-          <w:szCs w:val="24"/>
-          <w:lang w:val="en-US"/>
-        </w:rPr>
-        <w:t xml:space="preserve"> </w:t>
-      </w:r>
-    </w:p>
-    <w:p>
-      <w:pPr>
-        <w:pStyle w:val="Listenabsatz"/>
-        <w:rPr>
-          <w:rFonts w:asciiTheme="majorHAnsi" w:hAnsiTheme="majorHAnsi" w:cs="Calibri"/>
-          <w:sz w:val="24"/>
-          <w:szCs w:val="24"/>
-          <w:lang w:val="en-US"/>
-        </w:rPr>
-      </w:pPr>
-    </w:p>
-    <w:p>
-      <w:pPr>
-        <w:pStyle w:val="Listenabsatz"/>
-        <w:rPr>
-          <w:rFonts w:asciiTheme="majorHAnsi" w:hAnsiTheme="majorHAnsi" w:cs="Calibri"/>
-          <w:sz w:val="24"/>
-          <w:szCs w:val="24"/>
-          <w:lang w:val="en-US"/>
-        </w:rPr>
-      </w:pPr>
-      <w:r>
-        <w:rPr>
-          <w:rFonts w:asciiTheme="majorHAnsi" w:hAnsiTheme="majorHAnsi" w:cs="Calibri"/>
-          <w:sz w:val="24"/>
-          <w:szCs w:val="24"/>
-          <w:lang w:val="en-US"/>
-        </w:rPr>
-        <w:t xml:space="preserve">The biggest outlier and by far worst performance of the whole study comes from IPTW + Regression. At DGP 30, the relative bias </w:t>
-      </w:r>
-    </w:p>
-    <w:p>
-      <w:pPr>
-        <w:pStyle w:val="Listenabsatz"/>
-        <w:rPr>
-          <w:rFonts w:asciiTheme="majorHAnsi" w:hAnsiTheme="majorHAnsi" w:cs="Calibri"/>
-          <w:sz w:val="24"/>
-          <w:szCs w:val="24"/>
-          <w:lang w:val="en-US"/>
-        </w:rPr>
-      </w:pPr>
-      <w:r>
-        <w:rPr>
-          <w:rFonts w:asciiTheme="majorHAnsi" w:hAnsiTheme="majorHAnsi" w:cs="Calibri"/>
-          <w:sz w:val="24"/>
-          <w:szCs w:val="24"/>
-          <w:lang w:val="en-US"/>
-        </w:rPr>
-        <w:t xml:space="preserve">This outlier partly biases aggregated results. When excluding DGP30, IPTW + Regression has a lower average bias than the causal forest ()and the same average coverage as the T-Learner at 91.3% </w:t>
-      </w:r>
+      </w:pPr>
     </w:p>
     <w:p>
       <w:pPr>
@@ -19536,10 +19605,7 @@
           <w:lang w:val="en-US"/>
         </w:rPr>
       </w:pPr>
-    </w:p>
-    <w:p>
-      <w:pPr>
-        <w:pStyle w:val="Listenabsatz"/>
+      <w:r>
         <w:rPr>
           <w:rFonts w:asciiTheme="majorHAnsi" w:hAnsiTheme="majorHAnsi" w:cs="Calibri"/>
           <w:b/>
@@ -19549,7 +19615,8 @@
           <w:u w:val="single"/>
           <w:lang w:val="en-US"/>
         </w:rPr>
-      </w:pPr>
+        <w:t>DGP</w:t>
+      </w:r>
       <w:r>
         <w:rPr>
           <w:rFonts w:asciiTheme="majorHAnsi" w:hAnsiTheme="majorHAnsi" w:cs="Calibri"/>
@@ -19560,153 +19627,9 @@
           <w:u w:val="single"/>
           <w:lang w:val="en-US"/>
         </w:rPr>
-        <w:t>DGPS with big differences:</w:t>
-      </w:r>
-    </w:p>
-    <w:p>
-      <w:pPr>
-        <w:pStyle w:val="Listenabsatz"/>
-        <w:rPr>
-          <w:rFonts w:asciiTheme="majorHAnsi" w:hAnsiTheme="majorHAnsi" w:cs="Calibri"/>
-          <w:sz w:val="24"/>
-          <w:szCs w:val="24"/>
-          <w:lang w:val="en-US"/>
-        </w:rPr>
-      </w:pPr>
-      <w:r>
-        <w:rPr>
-          <w:rFonts w:asciiTheme="majorHAnsi" w:hAnsiTheme="majorHAnsi" w:cs="Calibri"/>
-          <w:sz w:val="24"/>
-          <w:szCs w:val="24"/>
-          <w:lang w:val="en-US"/>
-        </w:rPr>
-        <w:t xml:space="preserve">In general, for most DGPs, </w:t>
-      </w:r>
-      <w:r>
-        <w:rPr>
-          <w:rFonts w:asciiTheme="majorHAnsi" w:hAnsiTheme="majorHAnsi" w:cs="Calibri"/>
-          <w:sz w:val="24"/>
-          <w:szCs w:val="24"/>
-          <w:lang w:val="en-US"/>
-        </w:rPr>
-        <w:t xml:space="preserve">all models perform </w:t>
-      </w:r>
-      <w:r>
-        <w:rPr>
-          <w:rFonts w:asciiTheme="majorHAnsi" w:hAnsiTheme="majorHAnsi" w:cs="Calibri"/>
-          <w:sz w:val="24"/>
-          <w:szCs w:val="24"/>
-          <w:lang w:val="en-US"/>
-        </w:rPr>
-        <w:t>the RMSE</w:t>
-      </w:r>
-      <w:r>
-        <w:rPr>
-          <w:rFonts w:asciiTheme="majorHAnsi" w:hAnsiTheme="majorHAnsi" w:cs="Calibri"/>
-          <w:sz w:val="24"/>
-          <w:szCs w:val="24"/>
-          <w:lang w:val="en-US"/>
-        </w:rPr>
-        <w:t>/bias</w:t>
-      </w:r>
-      <w:r>
-        <w:rPr>
-          <w:rFonts w:asciiTheme="majorHAnsi" w:hAnsiTheme="majorHAnsi" w:cs="Calibri"/>
-          <w:sz w:val="24"/>
-          <w:szCs w:val="24"/>
-          <w:lang w:val="en-US"/>
-        </w:rPr>
-        <w:t xml:space="preserve"> of all models differ only moderately. Especially the three BART S-Learners are often close to each other. The T-Learner is sometimes also close to them and often slightly worse. </w:t>
-      </w:r>
-    </w:p>
-    <w:p>
-      <w:pPr>
-        <w:pStyle w:val="Listenabsatz"/>
-        <w:rPr>
-          <w:rFonts w:asciiTheme="majorHAnsi" w:hAnsiTheme="majorHAnsi" w:cs="Calibri"/>
-          <w:sz w:val="24"/>
-          <w:szCs w:val="24"/>
-          <w:lang w:val="en-US"/>
-        </w:rPr>
-      </w:pPr>
-    </w:p>
-    <w:p>
-      <w:pPr>
-        <w:pStyle w:val="Listenabsatz"/>
-        <w:rPr>
-          <w:rFonts w:asciiTheme="majorHAnsi" w:hAnsiTheme="majorHAnsi" w:cs="Calibri"/>
-          <w:sz w:val="24"/>
-          <w:szCs w:val="24"/>
-          <w:lang w:val="en-US"/>
-        </w:rPr>
-      </w:pPr>
-      <w:r>
-        <w:rPr>
-          <w:rFonts w:asciiTheme="majorHAnsi" w:hAnsiTheme="majorHAnsi" w:cs="Calibri"/>
-          <w:sz w:val="24"/>
-          <w:szCs w:val="24"/>
-          <w:lang w:val="en-US"/>
-        </w:rPr>
-        <w:t xml:space="preserve">There are some DGPs, such as 29, 32, 58 and 60, where all models yield relatively close </w:t>
-      </w:r>
-      <w:r>
-        <w:rPr>
-          <w:rFonts w:asciiTheme="majorHAnsi" w:hAnsiTheme="majorHAnsi" w:cs="Calibri"/>
-          <w:sz w:val="24"/>
-          <w:szCs w:val="24"/>
-          <w:lang w:val="en-US"/>
-        </w:rPr>
-        <w:t>biases and coverage rates</w:t>
-      </w:r>
-      <w:r>
-        <w:rPr>
-          <w:rFonts w:asciiTheme="majorHAnsi" w:hAnsiTheme="majorHAnsi" w:cs="Calibri"/>
-          <w:sz w:val="24"/>
-          <w:szCs w:val="24"/>
-          <w:lang w:val="en-US"/>
-        </w:rPr>
-        <w:t xml:space="preserve">. </w:t>
-      </w:r>
-      <w:r>
-        <w:rPr>
-          <w:rFonts w:asciiTheme="majorHAnsi" w:hAnsiTheme="majorHAnsi" w:cs="Calibri"/>
-          <w:sz w:val="24"/>
-          <w:szCs w:val="24"/>
-          <w:lang w:val="en-US"/>
-        </w:rPr>
-        <w:t>Then, there are others, where the BART models and the causal forest have simila</w:t>
-      </w:r>
-      <w:r>
-        <w:rPr>
-          <w:rFonts w:asciiTheme="majorHAnsi" w:hAnsiTheme="majorHAnsi" w:cs="Calibri"/>
-          <w:sz w:val="24"/>
-          <w:szCs w:val="24"/>
-          <w:lang w:val="en-US"/>
-        </w:rPr>
-        <w:t xml:space="preserve">r bias, </w:t>
-      </w:r>
-      <w:r>
-        <w:rPr>
-          <w:rFonts w:asciiTheme="majorHAnsi" w:hAnsiTheme="majorHAnsi" w:cs="Calibri"/>
-          <w:sz w:val="24"/>
-          <w:szCs w:val="24"/>
-          <w:lang w:val="en-US"/>
-        </w:rPr>
-        <w:t xml:space="preserve">but IPTW + Regression </w:t>
-      </w:r>
-      <w:r>
-        <w:rPr>
-          <w:rFonts w:asciiTheme="majorHAnsi" w:hAnsiTheme="majorHAnsi" w:cs="Calibri"/>
-          <w:sz w:val="24"/>
-          <w:szCs w:val="24"/>
-          <w:lang w:val="en-US"/>
-        </w:rPr>
-        <w:t xml:space="preserve">has a higher bias, such as DGP 63 and 64. </w:t>
-      </w:r>
-    </w:p>
-    <w:p>
-      <w:pPr>
-        <w:pStyle w:val="Listenabsatz"/>
+        <w:t>s</w:t>
+      </w:r>
+      <w:r>
         <w:rPr>
           <w:rFonts w:asciiTheme="majorHAnsi" w:hAnsiTheme="majorHAnsi" w:cs="Calibri"/>
           <w:b/>
@@ -19716,7 +19639,149 @@
           <w:u w:val="single"/>
           <w:lang w:val="en-US"/>
         </w:rPr>
-      </w:pPr>
+        <w:t xml:space="preserve"> with big differences:</w:t>
+      </w:r>
+    </w:p>
+    <w:p>
+      <w:pPr>
+        <w:pStyle w:val="Listenabsatz"/>
+        <w:rPr>
+          <w:rFonts w:asciiTheme="majorHAnsi" w:hAnsiTheme="majorHAnsi" w:cs="Calibri"/>
+          <w:sz w:val="24"/>
+          <w:szCs w:val="24"/>
+          <w:lang w:val="en-US"/>
+        </w:rPr>
+      </w:pPr>
+      <w:r>
+        <w:rPr>
+          <w:rFonts w:asciiTheme="majorHAnsi" w:hAnsiTheme="majorHAnsi" w:cs="Calibri"/>
+          <w:sz w:val="24"/>
+          <w:szCs w:val="24"/>
+          <w:lang w:val="en-US"/>
+        </w:rPr>
+        <w:t xml:space="preserve">In general, for most DGPs, </w:t>
+      </w:r>
+      <w:r>
+        <w:rPr>
+          <w:rFonts w:asciiTheme="majorHAnsi" w:hAnsiTheme="majorHAnsi" w:cs="Calibri"/>
+          <w:sz w:val="24"/>
+          <w:szCs w:val="24"/>
+          <w:lang w:val="en-US"/>
+        </w:rPr>
+        <w:t xml:space="preserve">all models perform </w:t>
+      </w:r>
+      <w:r>
+        <w:rPr>
+          <w:rFonts w:asciiTheme="majorHAnsi" w:hAnsiTheme="majorHAnsi" w:cs="Calibri"/>
+          <w:sz w:val="24"/>
+          <w:szCs w:val="24"/>
+          <w:lang w:val="en-US"/>
+        </w:rPr>
+        <w:t>the RMSE</w:t>
+      </w:r>
+      <w:r>
+        <w:rPr>
+          <w:rFonts w:asciiTheme="majorHAnsi" w:hAnsiTheme="majorHAnsi" w:cs="Calibri"/>
+          <w:sz w:val="24"/>
+          <w:szCs w:val="24"/>
+          <w:lang w:val="en-US"/>
+        </w:rPr>
+        <w:t>/bias</w:t>
+      </w:r>
+      <w:r>
+        <w:rPr>
+          <w:rFonts w:asciiTheme="majorHAnsi" w:hAnsiTheme="majorHAnsi" w:cs="Calibri"/>
+          <w:sz w:val="24"/>
+          <w:szCs w:val="24"/>
+          <w:lang w:val="en-US"/>
+        </w:rPr>
+        <w:t xml:space="preserve"> of all models differ only moderately. Especially the three BART S-Learners are often close to each other. The T-Learner is sometimes also close to them and often slightly worse. </w:t>
+      </w:r>
+    </w:p>
+    <w:p>
+      <w:pPr>
+        <w:pStyle w:val="Listenabsatz"/>
+        <w:rPr>
+          <w:rFonts w:asciiTheme="majorHAnsi" w:hAnsiTheme="majorHAnsi" w:cs="Calibri"/>
+          <w:sz w:val="24"/>
+          <w:szCs w:val="24"/>
+          <w:lang w:val="en-US"/>
+        </w:rPr>
+      </w:pPr>
+    </w:p>
+    <w:p>
+      <w:pPr>
+        <w:pStyle w:val="Listenabsatz"/>
+        <w:rPr>
+          <w:rFonts w:asciiTheme="majorHAnsi" w:hAnsiTheme="majorHAnsi" w:cs="Calibri"/>
+          <w:sz w:val="24"/>
+          <w:szCs w:val="24"/>
+          <w:lang w:val="en-US"/>
+        </w:rPr>
+      </w:pPr>
+      <w:r>
+        <w:rPr>
+          <w:rFonts w:asciiTheme="majorHAnsi" w:hAnsiTheme="majorHAnsi" w:cs="Calibri"/>
+          <w:sz w:val="24"/>
+          <w:szCs w:val="24"/>
+          <w:lang w:val="en-US"/>
+        </w:rPr>
+        <w:t xml:space="preserve">There are some DGPs, such as 29, 32, 58 and 60, where all models yield relatively close </w:t>
+      </w:r>
+      <w:r>
+        <w:rPr>
+          <w:rFonts w:asciiTheme="majorHAnsi" w:hAnsiTheme="majorHAnsi" w:cs="Calibri"/>
+          <w:sz w:val="24"/>
+          <w:szCs w:val="24"/>
+          <w:lang w:val="en-US"/>
+        </w:rPr>
+        <w:t>biases and coverage rates</w:t>
+      </w:r>
+      <w:r>
+        <w:rPr>
+          <w:rFonts w:asciiTheme="majorHAnsi" w:hAnsiTheme="majorHAnsi" w:cs="Calibri"/>
+          <w:sz w:val="24"/>
+          <w:szCs w:val="24"/>
+          <w:lang w:val="en-US"/>
+        </w:rPr>
+        <w:t xml:space="preserve">. </w:t>
+      </w:r>
+      <w:r>
+        <w:rPr>
+          <w:rFonts w:asciiTheme="majorHAnsi" w:hAnsiTheme="majorHAnsi" w:cs="Calibri"/>
+          <w:sz w:val="24"/>
+          <w:szCs w:val="24"/>
+          <w:lang w:val="en-US"/>
+        </w:rPr>
+        <w:t>Then, there are others, where the BART models and the causal forest have simila</w:t>
+      </w:r>
+      <w:r>
+        <w:rPr>
+          <w:rFonts w:asciiTheme="majorHAnsi" w:hAnsiTheme="majorHAnsi" w:cs="Calibri"/>
+          <w:sz w:val="24"/>
+          <w:szCs w:val="24"/>
+          <w:lang w:val="en-US"/>
+        </w:rPr>
+        <w:t xml:space="preserve">r bias, </w:t>
+      </w:r>
+      <w:r>
+        <w:rPr>
+          <w:rFonts w:asciiTheme="majorHAnsi" w:hAnsiTheme="majorHAnsi" w:cs="Calibri"/>
+          <w:sz w:val="24"/>
+          <w:szCs w:val="24"/>
+          <w:lang w:val="en-US"/>
+        </w:rPr>
+        <w:t xml:space="preserve">but IPTW + Regression </w:t>
+      </w:r>
+      <w:r>
+        <w:rPr>
+          <w:rFonts w:asciiTheme="majorHAnsi" w:hAnsiTheme="majorHAnsi" w:cs="Calibri"/>
+          <w:sz w:val="24"/>
+          <w:szCs w:val="24"/>
+          <w:lang w:val="en-US"/>
+        </w:rPr>
+        <w:t xml:space="preserve">has a higher bias, such as DGP 63 and 64. </w:t>
+      </w:r>
     </w:p>
     <w:p>
       <w:pPr>
@@ -19731,6 +19796,7 @@
           <w:lang w:val="en-US"/>
         </w:rPr>
       </w:pPr>
+      <w:commentRangeStart w:id="22"/>
       <w:r>
         <w:rPr>
           <w:rFonts w:asciiTheme="majorHAnsi" w:hAnsiTheme="majorHAnsi" w:cs="Calibri"/>
@@ -19741,13 +19807,12 @@
           <w:u w:val="single"/>
           <w:lang w:val="en-US"/>
         </w:rPr>
-        <w:t xml:space="preserve">While some models </w:t>
-      </w:r>
-    </w:p>
-    <w:p>
-      <w:pPr>
-        <w:pStyle w:val="Listenabsatz"/>
-        <w:rPr>
+        <w:t xml:space="preserve">The models with the highest relative bias are DGPs 31, 32 and 57, where all models have a relative bias of above 10%. For DGP 57 this can be examined by its relatively low true treatment effect (0.5), which when dividing leads to a high relative bias. </w:t>
+      </w:r>
+      <w:commentRangeEnd w:id="22"/>
+      <w:r>
+        <w:rPr>
+          <w:rStyle w:val="Kommentarzeichen"/>
           <w:rFonts w:asciiTheme="majorHAnsi" w:hAnsiTheme="majorHAnsi" w:cs="Calibri"/>
           <w:b/>
           <w:bCs/>
@@ -19756,138 +19821,7 @@
           <w:u w:val="single"/>
           <w:lang w:val="en-US"/>
         </w:rPr>
-      </w:pPr>
-    </w:p>
-    <w:p>
-      <w:pPr>
-        <w:pStyle w:val="Listenabsatz"/>
-        <w:rPr>
-          <w:rFonts w:asciiTheme="majorHAnsi" w:hAnsiTheme="majorHAnsi" w:cs="Calibri"/>
-          <w:sz w:val="24"/>
-          <w:szCs w:val="24"/>
-          <w:lang w:val="en-US"/>
-        </w:rPr>
-      </w:pPr>
-      <w:r>
-        <w:rPr>
-          <w:rFonts w:asciiTheme="majorHAnsi" w:hAnsiTheme="majorHAnsi" w:cs="Calibri"/>
-          <w:sz w:val="24"/>
-          <w:szCs w:val="24"/>
-          <w:lang w:val="en-US"/>
-        </w:rPr>
-        <w:t>D</w:t>
-      </w:r>
-      <w:r>
-        <w:rPr>
-          <w:rFonts w:asciiTheme="majorHAnsi" w:hAnsiTheme="majorHAnsi" w:cs="Calibri"/>
-          <w:sz w:val="24"/>
-          <w:szCs w:val="24"/>
-          <w:lang w:val="en-US"/>
-        </w:rPr>
-        <w:t>GP30 has the lowest average coverage rate across all models, however the relative bias is small. It does however have the biggest true ATE, so normalizing the bias leads to small value even when absolute esti</w:t>
-      </w:r>
-      <w:r>
-        <w:rPr>
-          <w:rFonts w:asciiTheme="majorHAnsi" w:hAnsiTheme="majorHAnsi" w:cs="Calibri"/>
-          <w:sz w:val="24"/>
-          <w:szCs w:val="24"/>
-          <w:lang w:val="en-US"/>
-        </w:rPr>
-        <w:t>ma</w:t>
-      </w:r>
-      <w:r>
-        <w:rPr>
-          <w:rFonts w:asciiTheme="majorHAnsi" w:hAnsiTheme="majorHAnsi" w:cs="Calibri"/>
-          <w:sz w:val="24"/>
-          <w:szCs w:val="24"/>
-          <w:lang w:val="en-US"/>
-        </w:rPr>
-        <w:t>tes are off.</w:t>
-      </w:r>
-      <w:r>
-        <w:rPr>
-          <w:rFonts w:asciiTheme="majorHAnsi" w:hAnsiTheme="majorHAnsi" w:cs="Calibri"/>
-          <w:sz w:val="24"/>
-          <w:szCs w:val="24"/>
-          <w:lang w:val="en-US"/>
-        </w:rPr>
-        <w:t xml:space="preserve"> The estimates of IPTW + Regression are so systematically off that it even has a coverage rate of 0. The coverage of the T-Learner is at 60%, that of the causal forest at 65%. The S-Learner has a coverage of </w:t>
-      </w:r>
-      <w:r>
-        <w:rPr>
-          <w:rFonts w:asciiTheme="majorHAnsi" w:hAnsiTheme="majorHAnsi" w:cs="Calibri"/>
-          <w:sz w:val="24"/>
-          <w:szCs w:val="24"/>
-          <w:lang w:val="en-US"/>
-        </w:rPr>
-        <w:t xml:space="preserve">84%, </w:t>
-      </w:r>
-      <w:r>
-        <w:rPr>
-          <w:rFonts w:asciiTheme="majorHAnsi" w:hAnsiTheme="majorHAnsi" w:cs="Calibri"/>
-          <w:sz w:val="24"/>
-          <w:szCs w:val="24"/>
-          <w:lang w:val="en-US"/>
-        </w:rPr>
-        <w:t>PS-GLM</w:t>
-      </w:r>
-      <w:r>
-        <w:rPr>
-          <w:rFonts w:asciiTheme="majorHAnsi" w:hAnsiTheme="majorHAnsi" w:cs="Calibri"/>
-          <w:sz w:val="24"/>
-          <w:szCs w:val="24"/>
-          <w:lang w:val="en-US"/>
-        </w:rPr>
-        <w:t xml:space="preserve"> of 86%. Only PS-BART reaches a coverage of 94%, while Cis are relatively stable across all models except IPTW + Regression. This leads to the assumption that the treatment assignment mechanism is highly non-linear, which only PS-BART was able to account for and the linear PS estimation model in IPTW got completely wrong.</w:t>
-      </w:r>
-    </w:p>
-    <w:p>
-      <w:pPr>
-        <w:pStyle w:val="Listenabsatz"/>
-        <w:rPr>
-          <w:rFonts w:asciiTheme="majorHAnsi" w:hAnsiTheme="majorHAnsi" w:cs="Calibri"/>
-          <w:sz w:val="24"/>
-          <w:szCs w:val="24"/>
-          <w:lang w:val="en-US"/>
-        </w:rPr>
-      </w:pPr>
-    </w:p>
-    <w:p>
-      <w:pPr>
-        <w:pStyle w:val="Listenabsatz"/>
-        <w:rPr>
-          <w:rFonts w:asciiTheme="majorHAnsi" w:hAnsiTheme="majorHAnsi" w:cs="Calibri"/>
-          <w:sz w:val="24"/>
-          <w:szCs w:val="24"/>
-          <w:lang w:val="en-US"/>
-        </w:rPr>
-      </w:pPr>
-      <w:r>
-        <w:rPr>
-          <w:rFonts w:asciiTheme="majorHAnsi" w:hAnsiTheme="majorHAnsi" w:cs="Calibri"/>
-          <w:sz w:val="24"/>
-          <w:szCs w:val="24"/>
-          <w:lang w:val="en-US"/>
-        </w:rPr>
-        <w:t xml:space="preserve">DGP 39 had the lowest coverage among the three S-Learner BART models. </w:t>
-      </w:r>
-      <w:r>
-        <w:rPr>
-          <w:rFonts w:asciiTheme="majorHAnsi" w:hAnsiTheme="majorHAnsi" w:cs="Calibri"/>
-          <w:sz w:val="24"/>
-          <w:szCs w:val="24"/>
-          <w:lang w:val="en-US"/>
-        </w:rPr>
-        <w:t xml:space="preserve">  </w:t>
-      </w:r>
-      <w:r>
-        <w:rPr>
-          <w:rFonts w:asciiTheme="majorHAnsi" w:hAnsiTheme="majorHAnsi" w:cs="Calibri"/>
-          <w:sz w:val="24"/>
-          <w:szCs w:val="24"/>
-          <w:lang w:val="en-US"/>
-        </w:rPr>
-        <w:t xml:space="preserve"> </w:t>
+        <w:commentReference w:id="22"/>
       </w:r>
     </w:p>
     <w:p>
@@ -19917,139 +19851,7 @@
           <w:lang w:val="en-US"/>
         </w:rPr>
       </w:pPr>
-    </w:p>
-    <w:p>
-      <w:pPr>
-        <w:pStyle w:val="Listenabsatz"/>
-        <w:rPr>
-          <w:rFonts w:asciiTheme="majorHAnsi" w:hAnsiTheme="majorHAnsi" w:cs="Calibri"/>
-          <w:sz w:val="24"/>
-          <w:szCs w:val="24"/>
-          <w:lang w:val="en-US"/>
-        </w:rPr>
-      </w:pPr>
-      <w:r>
-        <w:rPr>
-          <w:rFonts w:asciiTheme="majorHAnsi" w:hAnsiTheme="majorHAnsi" w:cs="Calibri"/>
-          <w:sz w:val="24"/>
-          <w:szCs w:val="24"/>
-          <w:lang w:val="en-US"/>
-        </w:rPr>
-        <w:t>DGP3</w:t>
-      </w:r>
-      <w:r>
-        <w:rPr>
-          <w:rFonts w:asciiTheme="majorHAnsi" w:hAnsiTheme="majorHAnsi" w:cs="Calibri"/>
-          <w:sz w:val="24"/>
-          <w:szCs w:val="24"/>
-          <w:lang w:val="en-US"/>
-        </w:rPr>
-        <w:t xml:space="preserve">1 </w:t>
-      </w:r>
-      <w:r>
-        <w:rPr>
-          <w:rFonts w:asciiTheme="majorHAnsi" w:hAnsiTheme="majorHAnsi" w:cs="Calibri"/>
-          <w:sz w:val="24"/>
-          <w:szCs w:val="24"/>
-          <w:lang w:val="en-US"/>
-        </w:rPr>
-        <w:t>has the highest average bias</w:t>
-      </w:r>
-      <w:r>
-        <w:rPr>
-          <w:rFonts w:asciiTheme="majorHAnsi" w:hAnsiTheme="majorHAnsi" w:cs="Calibri"/>
-          <w:sz w:val="24"/>
-          <w:szCs w:val="24"/>
-          <w:lang w:val="en-US"/>
-        </w:rPr>
-        <w:t xml:space="preserve"> and IPT + regression and the causal forest perform significantly worse than the BART models.</w:t>
-      </w:r>
-    </w:p>
-    <w:p>
-      <w:pPr>
-        <w:pStyle w:val="Listenabsatz"/>
-        <w:rPr>
-          <w:rFonts w:asciiTheme="majorHAnsi" w:hAnsiTheme="majorHAnsi" w:cs="Calibri"/>
-          <w:sz w:val="24"/>
-          <w:szCs w:val="24"/>
-          <w:lang w:val="en-US"/>
-        </w:rPr>
-      </w:pPr>
-      <w:r>
-        <w:rPr>
-          <w:rFonts w:asciiTheme="majorHAnsi" w:hAnsiTheme="majorHAnsi" w:cs="Calibri"/>
-          <w:sz w:val="24"/>
-          <w:szCs w:val="24"/>
-          <w:lang w:val="en-US"/>
-        </w:rPr>
-        <w:t>DGP32 has the highest average coverage, with all models exceeding 95%</w:t>
-      </w:r>
-    </w:p>
-    <w:p>
-      <w:pPr>
-        <w:pStyle w:val="Listenabsatz"/>
-        <w:rPr>
-          <w:rFonts w:asciiTheme="majorHAnsi" w:hAnsiTheme="majorHAnsi" w:cs="Calibri"/>
-          <w:sz w:val="24"/>
-          <w:szCs w:val="24"/>
-          <w:lang w:val="en-US"/>
-        </w:rPr>
-      </w:pPr>
-    </w:p>
-    <w:p>
-      <w:pPr>
-        <w:pStyle w:val="Listenabsatz"/>
-        <w:rPr>
-          <w:rFonts w:asciiTheme="majorHAnsi" w:hAnsiTheme="majorHAnsi" w:cs="Calibri"/>
-          <w:sz w:val="24"/>
-          <w:szCs w:val="24"/>
-          <w:lang w:val="en-US"/>
-        </w:rPr>
-      </w:pPr>
-    </w:p>
-    <w:p>
-      <w:pPr>
-        <w:pStyle w:val="Listenabsatz"/>
-        <w:rPr>
-          <w:rFonts w:asciiTheme="majorHAnsi" w:hAnsiTheme="majorHAnsi" w:cs="Calibri"/>
-          <w:sz w:val="24"/>
-          <w:szCs w:val="24"/>
-          <w:lang w:val="en-US"/>
-        </w:rPr>
-      </w:pPr>
-    </w:p>
-    <w:p>
-      <w:pPr>
-        <w:pStyle w:val="Listenabsatz"/>
-        <w:rPr>
-          <w:rFonts w:asciiTheme="majorHAnsi" w:hAnsiTheme="majorHAnsi" w:cs="Calibri"/>
-          <w:sz w:val="24"/>
-          <w:szCs w:val="24"/>
-          <w:lang w:val="en-US"/>
-        </w:rPr>
-      </w:pPr>
-      <w:r>
-        <w:rPr>
-          <w:rFonts w:asciiTheme="majorHAnsi" w:hAnsiTheme="majorHAnsi" w:cs="Calibri"/>
-          <w:sz w:val="24"/>
-          <w:szCs w:val="24"/>
-          <w:lang w:val="en-US"/>
-        </w:rPr>
-        <w:t>DGP 39</w:t>
-      </w:r>
-      <w:r>
-        <w:rPr>
-          <w:rFonts w:asciiTheme="majorHAnsi" w:hAnsiTheme="majorHAnsi" w:cs="Calibri"/>
-          <w:sz w:val="24"/>
-          <w:szCs w:val="24"/>
-          <w:lang w:val="en-US"/>
-        </w:rPr>
-        <w:t xml:space="preserve"> stands out as having low coverage among all BART models. H</w:t>
-      </w:r>
-    </w:p>
-    <w:p>
-      <w:pPr>
-        <w:pStyle w:val="Listenabsatz"/>
+      <w:r>
         <w:rPr>
           <w:rFonts w:asciiTheme="majorHAnsi" w:hAnsiTheme="majorHAnsi" w:cs="Calibri"/>
           <w:b/>
@@ -20059,7 +19861,8 @@
           <w:u w:val="single"/>
           <w:lang w:val="en-US"/>
         </w:rPr>
-      </w:pPr>
+        <w:t xml:space="preserve">To understand why </w:t>
+      </w:r>
     </w:p>
     <w:p>
       <w:pPr>
@@ -20074,6 +19877,395 @@
           <w:lang w:val="en-US"/>
         </w:rPr>
       </w:pPr>
+    </w:p>
+    <w:p>
+      <w:pPr>
+        <w:pStyle w:val="Listenabsatz"/>
+        <w:rPr>
+          <w:rFonts w:asciiTheme="majorHAnsi" w:hAnsiTheme="majorHAnsi" w:cs="Calibri"/>
+          <w:sz w:val="24"/>
+          <w:szCs w:val="24"/>
+          <w:lang w:val="en-US"/>
+        </w:rPr>
+      </w:pPr>
+      <w:r>
+        <w:rPr>
+          <w:rFonts w:asciiTheme="majorHAnsi" w:hAnsiTheme="majorHAnsi" w:cs="Calibri"/>
+          <w:sz w:val="24"/>
+          <w:szCs w:val="24"/>
+          <w:lang w:val="en-US"/>
+        </w:rPr>
+        <w:t>D</w:t>
+      </w:r>
+      <w:r>
+        <w:rPr>
+          <w:rFonts w:asciiTheme="majorHAnsi" w:hAnsiTheme="majorHAnsi" w:cs="Calibri"/>
+          <w:sz w:val="24"/>
+          <w:szCs w:val="24"/>
+          <w:lang w:val="en-US"/>
+        </w:rPr>
+        <w:t>GP30 has the lowest average coverage rate across all models, however the relative bias is small. It does however have the biggest true ATE, so normalizing the bias leads to small value even when absolute esti</w:t>
+      </w:r>
+      <w:r>
+        <w:rPr>
+          <w:rFonts w:asciiTheme="majorHAnsi" w:hAnsiTheme="majorHAnsi" w:cs="Calibri"/>
+          <w:sz w:val="24"/>
+          <w:szCs w:val="24"/>
+          <w:lang w:val="en-US"/>
+        </w:rPr>
+        <w:t>ma</w:t>
+      </w:r>
+      <w:r>
+        <w:rPr>
+          <w:rFonts w:asciiTheme="majorHAnsi" w:hAnsiTheme="majorHAnsi" w:cs="Calibri"/>
+          <w:sz w:val="24"/>
+          <w:szCs w:val="24"/>
+          <w:lang w:val="en-US"/>
+        </w:rPr>
+        <w:t>tes are off.</w:t>
+      </w:r>
+      <w:r>
+        <w:rPr>
+          <w:rFonts w:asciiTheme="majorHAnsi" w:hAnsiTheme="majorHAnsi" w:cs="Calibri"/>
+          <w:sz w:val="24"/>
+          <w:szCs w:val="24"/>
+          <w:lang w:val="en-US"/>
+        </w:rPr>
+        <w:t xml:space="preserve"> The estimates of IPTW + Regression are so systematically off that it even has a coverage rate of 0. The coverage of the T-Learner is at 60%, that of the causal forest at 65%. The S-Learner has a coverage of </w:t>
+      </w:r>
+      <w:r>
+        <w:rPr>
+          <w:rFonts w:asciiTheme="majorHAnsi" w:hAnsiTheme="majorHAnsi" w:cs="Calibri"/>
+          <w:sz w:val="24"/>
+          <w:szCs w:val="24"/>
+          <w:lang w:val="en-US"/>
+        </w:rPr>
+        <w:t xml:space="preserve">84%, </w:t>
+      </w:r>
+      <w:r>
+        <w:rPr>
+          <w:rFonts w:asciiTheme="majorHAnsi" w:hAnsiTheme="majorHAnsi" w:cs="Calibri"/>
+          <w:sz w:val="24"/>
+          <w:szCs w:val="24"/>
+          <w:lang w:val="en-US"/>
+        </w:rPr>
+        <w:t>PS-GLM</w:t>
+      </w:r>
+      <w:r>
+        <w:rPr>
+          <w:rFonts w:asciiTheme="majorHAnsi" w:hAnsiTheme="majorHAnsi" w:cs="Calibri"/>
+          <w:sz w:val="24"/>
+          <w:szCs w:val="24"/>
+          <w:lang w:val="en-US"/>
+        </w:rPr>
+        <w:t xml:space="preserve"> of 86%. Only PS-BART reaches a coverage of 94%, while Cis are relatively stable across all models except IPTW + Regression. This leads to the assumption that the treatment assignment mechanism is highly non-linear, which only PS-BART was able to account for and the linear PS estimation model in IPTW got completely wrong.</w:t>
+      </w:r>
+    </w:p>
+    <w:p>
+      <w:pPr>
+        <w:pStyle w:val="Listenabsatz"/>
+        <w:rPr>
+          <w:rFonts w:asciiTheme="majorHAnsi" w:hAnsiTheme="majorHAnsi" w:cs="Calibri"/>
+          <w:sz w:val="24"/>
+          <w:szCs w:val="24"/>
+          <w:lang w:val="en-US"/>
+        </w:rPr>
+      </w:pPr>
+    </w:p>
+    <w:p>
+      <w:pPr>
+        <w:pStyle w:val="Listenabsatz"/>
+        <w:rPr>
+          <w:rFonts w:asciiTheme="majorHAnsi" w:hAnsiTheme="majorHAnsi" w:cs="Calibri"/>
+          <w:sz w:val="24"/>
+          <w:szCs w:val="24"/>
+          <w:lang w:val="en-US"/>
+        </w:rPr>
+      </w:pPr>
+      <w:r>
+        <w:rPr>
+          <w:rFonts w:asciiTheme="majorHAnsi" w:hAnsiTheme="majorHAnsi" w:cs="Calibri"/>
+          <w:sz w:val="24"/>
+          <w:szCs w:val="24"/>
+          <w:lang w:val="en-US"/>
+        </w:rPr>
+        <w:t xml:space="preserve">DGP 39 had the lowest coverage </w:t>
+      </w:r>
+      <w:r>
+        <w:rPr>
+          <w:rFonts w:asciiTheme="majorHAnsi" w:hAnsiTheme="majorHAnsi" w:cs="Calibri"/>
+          <w:sz w:val="24"/>
+          <w:szCs w:val="24"/>
+          <w:lang w:val="en-US"/>
+        </w:rPr>
+        <w:t>of each of the</w:t>
+      </w:r>
+      <w:r>
+        <w:rPr>
+          <w:rFonts w:asciiTheme="majorHAnsi" w:hAnsiTheme="majorHAnsi" w:cs="Calibri"/>
+          <w:sz w:val="24"/>
+          <w:szCs w:val="24"/>
+          <w:lang w:val="en-US"/>
+        </w:rPr>
+        <w:t xml:space="preserve"> three S-Learner BART models</w:t>
+      </w:r>
+      <w:r>
+        <w:rPr>
+          <w:rFonts w:asciiTheme="majorHAnsi" w:hAnsiTheme="majorHAnsi" w:cs="Calibri"/>
+          <w:sz w:val="24"/>
+          <w:szCs w:val="24"/>
+          <w:lang w:val="en-US"/>
+        </w:rPr>
+        <w:t xml:space="preserve"> and a low coverage of the T-Learner. It also had the second highest bias of the causal forest. </w:t>
+      </w:r>
+    </w:p>
+    <w:p>
+      <w:pPr>
+        <w:pStyle w:val="Listenabsatz"/>
+        <w:rPr>
+          <w:rFonts w:asciiTheme="majorHAnsi" w:hAnsiTheme="majorHAnsi" w:cs="Calibri"/>
+          <w:b/>
+          <w:bCs/>
+          <w:sz w:val="24"/>
+          <w:szCs w:val="24"/>
+          <w:u w:val="single"/>
+          <w:lang w:val="en-US"/>
+        </w:rPr>
+      </w:pPr>
+    </w:p>
+    <w:p>
+      <w:pPr>
+        <w:pStyle w:val="Listenabsatz"/>
+        <w:rPr>
+          <w:rFonts w:asciiTheme="majorHAnsi" w:hAnsiTheme="majorHAnsi" w:cs="Calibri"/>
+          <w:b/>
+          <w:bCs/>
+          <w:sz w:val="24"/>
+          <w:szCs w:val="24"/>
+          <w:u w:val="single"/>
+          <w:lang w:val="en-US"/>
+        </w:rPr>
+      </w:pPr>
+    </w:p>
+    <w:p>
+      <w:pPr>
+        <w:pStyle w:val="Listenabsatz"/>
+        <w:rPr>
+          <w:rFonts w:asciiTheme="majorHAnsi" w:hAnsiTheme="majorHAnsi" w:cs="Calibri"/>
+          <w:sz w:val="24"/>
+          <w:szCs w:val="24"/>
+          <w:lang w:val="en-US"/>
+        </w:rPr>
+      </w:pPr>
+      <w:r>
+        <w:rPr>
+          <w:rFonts w:asciiTheme="majorHAnsi" w:hAnsiTheme="majorHAnsi" w:cs="Calibri"/>
+          <w:sz w:val="24"/>
+          <w:szCs w:val="24"/>
+          <w:lang w:val="en-US"/>
+        </w:rPr>
+        <w:t>DGP3</w:t>
+      </w:r>
+      <w:r>
+        <w:rPr>
+          <w:rFonts w:asciiTheme="majorHAnsi" w:hAnsiTheme="majorHAnsi" w:cs="Calibri"/>
+          <w:sz w:val="24"/>
+          <w:szCs w:val="24"/>
+          <w:lang w:val="en-US"/>
+        </w:rPr>
+        <w:t xml:space="preserve">1 </w:t>
+      </w:r>
+      <w:r>
+        <w:rPr>
+          <w:rFonts w:asciiTheme="majorHAnsi" w:hAnsiTheme="majorHAnsi" w:cs="Calibri"/>
+          <w:sz w:val="24"/>
+          <w:szCs w:val="24"/>
+          <w:lang w:val="en-US"/>
+        </w:rPr>
+        <w:t>has the highest average bias</w:t>
+      </w:r>
+      <w:r>
+        <w:rPr>
+          <w:rFonts w:asciiTheme="majorHAnsi" w:hAnsiTheme="majorHAnsi" w:cs="Calibri"/>
+          <w:sz w:val="24"/>
+          <w:szCs w:val="24"/>
+          <w:lang w:val="en-US"/>
+        </w:rPr>
+        <w:t xml:space="preserve"> and IPT + regression and the causal forest perform significantly worse than the BART models.</w:t>
+      </w:r>
+    </w:p>
+    <w:p>
+      <w:pPr>
+        <w:pStyle w:val="Listenabsatz"/>
+        <w:rPr>
+          <w:rFonts w:asciiTheme="majorHAnsi" w:hAnsiTheme="majorHAnsi" w:cs="Calibri"/>
+          <w:sz w:val="24"/>
+          <w:szCs w:val="24"/>
+          <w:lang w:val="en-US"/>
+        </w:rPr>
+      </w:pPr>
+      <w:r>
+        <w:rPr>
+          <w:rFonts w:asciiTheme="majorHAnsi" w:hAnsiTheme="majorHAnsi" w:cs="Calibri"/>
+          <w:sz w:val="24"/>
+          <w:szCs w:val="24"/>
+          <w:lang w:val="en-US"/>
+        </w:rPr>
+        <w:t>DGP32 has the highest average coverage, with all models exceeding 95%</w:t>
+      </w:r>
+    </w:p>
+    <w:p>
+      <w:pPr>
+        <w:pStyle w:val="Listenabsatz"/>
+        <w:rPr>
+          <w:rFonts w:asciiTheme="majorHAnsi" w:hAnsiTheme="majorHAnsi" w:cs="Calibri"/>
+          <w:sz w:val="24"/>
+          <w:szCs w:val="24"/>
+          <w:lang w:val="en-US"/>
+        </w:rPr>
+      </w:pPr>
+    </w:p>
+    <w:p>
+      <w:pPr>
+        <w:pStyle w:val="Listenabsatz"/>
+        <w:rPr>
+          <w:rFonts w:asciiTheme="majorHAnsi" w:hAnsiTheme="majorHAnsi" w:cs="Calibri"/>
+          <w:sz w:val="24"/>
+          <w:szCs w:val="24"/>
+          <w:lang w:val="en-US"/>
+        </w:rPr>
+      </w:pPr>
+    </w:p>
+    <w:p>
+      <w:pPr>
+        <w:pStyle w:val="Listenabsatz"/>
+        <w:rPr>
+          <w:rFonts w:asciiTheme="majorHAnsi" w:hAnsiTheme="majorHAnsi" w:cs="Calibri"/>
+          <w:sz w:val="24"/>
+          <w:szCs w:val="24"/>
+          <w:lang w:val="en-US"/>
+        </w:rPr>
+      </w:pPr>
+    </w:p>
+    <w:p>
+      <w:pPr>
+        <w:pStyle w:val="Listenabsatz"/>
+        <w:rPr>
+          <w:rFonts w:asciiTheme="majorHAnsi" w:hAnsiTheme="majorHAnsi" w:cs="Calibri"/>
+          <w:sz w:val="24"/>
+          <w:szCs w:val="24"/>
+          <w:lang w:val="en-US"/>
+        </w:rPr>
+      </w:pPr>
+      <w:r>
+        <w:rPr>
+          <w:rFonts w:asciiTheme="majorHAnsi" w:hAnsiTheme="majorHAnsi" w:cs="Calibri"/>
+          <w:sz w:val="24"/>
+          <w:szCs w:val="24"/>
+          <w:lang w:val="en-US"/>
+        </w:rPr>
+        <w:t>DGP 39</w:t>
+      </w:r>
+      <w:r>
+        <w:rPr>
+          <w:rFonts w:asciiTheme="majorHAnsi" w:hAnsiTheme="majorHAnsi" w:cs="Calibri"/>
+          <w:sz w:val="24"/>
+          <w:szCs w:val="24"/>
+          <w:lang w:val="en-US"/>
+        </w:rPr>
+        <w:t xml:space="preserve"> stands out as having low coverage among all BART models. H</w:t>
+      </w:r>
+    </w:p>
+    <w:p>
+      <w:pPr>
+        <w:pStyle w:val="Listenabsatz"/>
+        <w:rPr>
+          <w:rFonts w:asciiTheme="majorHAnsi" w:hAnsiTheme="majorHAnsi" w:cs="Calibri"/>
+          <w:sz w:val="24"/>
+          <w:szCs w:val="24"/>
+          <w:lang w:val="en-US"/>
+        </w:rPr>
+      </w:pPr>
+    </w:p>
+    <w:p>
+      <w:pPr>
+        <w:pStyle w:val="Listenabsatz"/>
+        <w:rPr>
+          <w:rFonts w:asciiTheme="majorHAnsi" w:hAnsiTheme="majorHAnsi" w:cs="Calibri"/>
+          <w:sz w:val="24"/>
+          <w:szCs w:val="24"/>
+          <w:lang w:val="en-US"/>
+        </w:rPr>
+      </w:pPr>
+    </w:p>
+    <w:p>
+      <w:pPr>
+        <w:pStyle w:val="Listenabsatz"/>
+        <w:rPr>
+          <w:rFonts w:asciiTheme="majorHAnsi" w:hAnsiTheme="majorHAnsi" w:cs="Calibri"/>
+          <w:sz w:val="24"/>
+          <w:szCs w:val="24"/>
+          <w:lang w:val="en-US"/>
+        </w:rPr>
+      </w:pPr>
+      <w:r>
+        <w:rPr>
+          <w:rFonts w:asciiTheme="majorHAnsi" w:hAnsiTheme="majorHAnsi" w:cs="Calibri"/>
+          <w:sz w:val="24"/>
+          <w:szCs w:val="24"/>
+          <w:lang w:val="en-US"/>
+        </w:rPr>
+        <w:t>37: unbalanced, low coverage of T-Learner, high bias of causal forest</w:t>
+      </w:r>
+    </w:p>
+    <w:p>
+      <w:pPr>
+        <w:pStyle w:val="Listenabsatz"/>
+        <w:rPr>
+          <w:rFonts w:asciiTheme="majorHAnsi" w:hAnsiTheme="majorHAnsi" w:cs="Calibri"/>
+          <w:sz w:val="24"/>
+          <w:szCs w:val="24"/>
+          <w:lang w:val="en-US"/>
+        </w:rPr>
+      </w:pPr>
+      <w:r>
+        <w:rPr>
+          <w:rFonts w:asciiTheme="majorHAnsi" w:hAnsiTheme="majorHAnsi" w:cs="Calibri"/>
+          <w:sz w:val="24"/>
+          <w:szCs w:val="24"/>
+          <w:lang w:val="en-US"/>
+        </w:rPr>
+        <w:t>38: unbalanced: low coverage of T-Learner, medium low coverage of causal forest</w:t>
+      </w:r>
+    </w:p>
+    <w:p>
+      <w:pPr>
+        <w:pStyle w:val="Listenabsatz"/>
+        <w:rPr>
+          <w:rFonts w:asciiTheme="majorHAnsi" w:hAnsiTheme="majorHAnsi" w:cs="Calibri"/>
+          <w:sz w:val="24"/>
+          <w:szCs w:val="24"/>
+          <w:lang w:val="en-US"/>
+        </w:rPr>
+      </w:pPr>
+      <w:r>
+        <w:rPr>
+          <w:rFonts w:asciiTheme="majorHAnsi" w:hAnsiTheme="majorHAnsi" w:cs="Calibri"/>
+          <w:sz w:val="24"/>
+          <w:szCs w:val="24"/>
+          <w:lang w:val="en-US"/>
+        </w:rPr>
+        <w:t xml:space="preserve">39: </w:t>
+      </w:r>
+      <w:r>
+        <w:rPr>
+          <w:rFonts w:asciiTheme="majorHAnsi" w:hAnsiTheme="majorHAnsi" w:cs="Calibri"/>
+          <w:sz w:val="24"/>
+          <w:szCs w:val="24"/>
+          <w:lang w:val="en-US"/>
+        </w:rPr>
+        <w:t>low coverage among S-Learners, T-Learner</w:t>
+      </w:r>
     </w:p>
     <w:p>
       <w:pPr>
@@ -20448,7 +20640,7 @@
         </w:rPr>
         <w:t xml:space="preserve">4 DGPs </w:t>
       </w:r>
-      <w:commentRangeStart w:id="21"/>
+      <w:commentRangeStart w:id="23"/>
       <w:r>
         <w:rPr>
           <w:rFonts w:asciiTheme="majorHAnsi" w:hAnsiTheme="majorHAnsi" w:cs="Calibri"/>
@@ -20485,7 +20677,7 @@
         </w:rPr>
         <w:t xml:space="preserve">. </w:t>
       </w:r>
-      <w:commentRangeEnd w:id="21"/>
+      <w:commentRangeEnd w:id="23"/>
       <w:r>
         <w:rPr>
           <w:rStyle w:val="Kommentarzeichen"/>
@@ -20494,7 +20686,7 @@
           <w:szCs w:val="24"/>
           <w:lang w:val="en-US"/>
         </w:rPr>
-        <w:commentReference w:id="21"/>
+        <w:commentReference w:id="23"/>
       </w:r>
       <w:r>
         <w:rPr>
@@ -20514,7 +20706,7 @@
         </w:rPr>
         <w:t xml:space="preserve"> </w:t>
       </w:r>
-      <w:commentRangeStart w:id="22"/>
+      <w:commentRangeStart w:id="24"/>
       <w:r>
         <w:rPr>
           <w:rFonts w:asciiTheme="majorHAnsi" w:hAnsiTheme="majorHAnsi" w:cs="Calibri"/>
@@ -20524,7 +20716,7 @@
         </w:rPr>
         <w:t>It was however best at capturing the complex, non-linear treatment assignment mechanism of DGP30.</w:t>
       </w:r>
-      <w:commentRangeEnd w:id="22"/>
+      <w:commentRangeEnd w:id="24"/>
       <w:r>
         <w:rPr>
           <w:rStyle w:val="Kommentarzeichen"/>
@@ -20533,7 +20725,7 @@
           <w:szCs w:val="24"/>
           <w:lang w:val="en-US"/>
         </w:rPr>
-        <w:commentReference w:id="22"/>
+        <w:commentReference w:id="24"/>
       </w:r>
       <w:r>
         <w:rPr>
@@ -20582,8 +20774,17 @@
           <w:szCs w:val="24"/>
           <w:lang w:val="en-US"/>
         </w:rPr>
+        <w:t xml:space="preserve">To improve results it has been proven that identifying areas of low overlap and removing them from the estimation can help. This was however only true when after the removal </w:t>
+      </w:r>
+      <w:r>
+        <w:rPr>
+          <w:rFonts w:asciiTheme="majorHAnsi" w:hAnsiTheme="majorHAnsi" w:cs="Calibri"/>
+          <w:sz w:val="24"/>
+          <w:szCs w:val="24"/>
+          <w:lang w:val="en-US"/>
+        </w:rPr>
         <w:lastRenderedPageBreak/>
-        <w:t xml:space="preserve">To improve results it has been proven that identifying areas of low overlap and removing them from the estimation can help. This was however only true when after the removal enough observations remained in both treatment and control group to still allow the model(s) to learn from the data. </w:t>
+        <w:t xml:space="preserve">enough observations remained in both treatment and control group to still allow the model(s) to learn from the data. </w:t>
       </w:r>
     </w:p>
     <w:p>
@@ -20679,6 +20880,68 @@
         </w:rPr>
         <w:t xml:space="preserve">While causal forests are less precise, at least they are not overly confident and provide conservative confidence intervals. While they had a slightly lower bias than the BART models and outperformed them in regard to coverage rate in some circumstances, these differences were mostly marginal. On average, the causal forest is an inferior model to BART. Even though as tree-based model it shares many </w:t>
       </w:r>
+    </w:p>
+    <w:p>
+      <w:pPr>
+        <w:pStyle w:val="Listenabsatz"/>
+        <w:rPr>
+          <w:rFonts w:asciiTheme="majorHAnsi" w:hAnsiTheme="majorHAnsi" w:cs="Calibri"/>
+          <w:sz w:val="24"/>
+          <w:szCs w:val="24"/>
+          <w:lang w:val="en-US"/>
+        </w:rPr>
+      </w:pPr>
+    </w:p>
+    <w:p>
+      <w:pPr>
+        <w:pStyle w:val="Listenabsatz"/>
+        <w:rPr>
+          <w:rFonts w:asciiTheme="majorHAnsi" w:hAnsiTheme="majorHAnsi" w:cs="Calibri"/>
+          <w:sz w:val="24"/>
+          <w:szCs w:val="24"/>
+          <w:lang w:val="en-US"/>
+        </w:rPr>
+      </w:pPr>
+      <w:r>
+        <w:rPr>
+          <w:rFonts w:asciiTheme="majorHAnsi" w:hAnsiTheme="majorHAnsi" w:cs="Calibri"/>
+          <w:sz w:val="24"/>
+          <w:szCs w:val="24"/>
+          <w:lang w:val="en-US"/>
+        </w:rPr>
+        <w:t>IPTW + Regression performed better than expected and when leaving out DGP30, had a lower average bias than the causal forest and the same coverage as the T-Learner. It did however perform mostly well in DGPs, where all models had similar results, leading to the assumption that those might be DGPs with relatively simple and linear treatment assignment and/or outcome mechanisms. It often had the worst performance among all models.</w:t>
+      </w:r>
+    </w:p>
+    <w:p>
+      <w:pPr>
+        <w:pStyle w:val="Listenabsatz"/>
+        <w:rPr>
+          <w:rFonts w:asciiTheme="majorHAnsi" w:hAnsiTheme="majorHAnsi" w:cs="Calibri"/>
+          <w:sz w:val="24"/>
+          <w:szCs w:val="24"/>
+          <w:lang w:val="en-US"/>
+        </w:rPr>
+      </w:pPr>
+      <w:r>
+        <w:rPr>
+          <w:rFonts w:asciiTheme="majorHAnsi" w:hAnsiTheme="majorHAnsi" w:cs="Calibri"/>
+          <w:sz w:val="24"/>
+          <w:szCs w:val="24"/>
+          <w:lang w:val="en-US"/>
+        </w:rPr>
+        <w:t xml:space="preserve">The potential of IPTWs depends on the correct specification of either the treatment or the outcome mechanism. In the default run, both were modelled with a linear logistic regression model. It can be assumed that the DGPs, where it performed worst, all had some non-linearities in either one of the two outcomes. All other models are better able to detect those thanks to their flexible tree structure. When model selection is performed (which can become difficult in high-dimensional settings) or more flexible models are used, this can increase the strength of the method a lot.  </w:t>
+      </w:r>
+    </w:p>
+    <w:p>
+      <w:pPr>
+        <w:pStyle w:val="Listenabsatz"/>
+        <w:rPr>
+          <w:rFonts w:asciiTheme="majorHAnsi" w:hAnsiTheme="majorHAnsi" w:cs="Calibri"/>
+          <w:sz w:val="24"/>
+          <w:szCs w:val="24"/>
+          <w:lang w:val="en-US"/>
+        </w:rPr>
+      </w:pPr>
     </w:p>
     <w:p>
       <w:pPr>
@@ -20850,9 +21113,19 @@
           <w:szCs w:val="24"/>
           <w:lang w:val="en-US"/>
         </w:rPr>
-        <w:t>One of the study’s biggest limitations is that the data generating processes are unknown. There is no prior knowledge about the what the covariates represent, what the treatment mechanism is and how covariates, treatment and outcome interact. For the purpose of this study, this was an advantagesince it  allowed for unbiased Herangehensweise and no adaptation of the datasets upfront to stear the results in one direction or the other. However, it prevents making statements about under which circumstances certain models work better than others. While some characteristics like balance or X can be measured or estimated, they were not directly manipulated. Other characteristics can only be estimated or remain mostly or completely unknown. Furthermore, it is impossible to say whether the DGPs were still biased towards certain models. Since this study used a range of 16 different DGPs and the creators of the datasets claim that they covered a diverse range of scenarios, it can still be assumed that the results can be generalized to a wide range of different DGPs.</w:t>
-      </w:r>
-      <w:commentRangeStart w:id="23"/>
+        <w:t xml:space="preserve">One of the study’s biggest limitations is that the data generating processes are unknown. There is no prior knowledge about the what the covariates represent, what the treatment mechanism is and how covariates, treatment and outcome interact. For the purpose of this study, this was an advantagesince it  allowed for unbiased Herangehensweise and no adaptation of the datasets upfront to stear the results in one </w:t>
+      </w:r>
+      <w:r>
+        <w:rPr>
+          <w:rFonts w:asciiTheme="majorHAnsi" w:hAnsiTheme="majorHAnsi" w:cs="Calibri"/>
+          <w:sz w:val="24"/>
+          <w:szCs w:val="24"/>
+          <w:lang w:val="en-US"/>
+        </w:rPr>
+        <w:lastRenderedPageBreak/>
+        <w:t>direction or the other. However, it prevents making statements about under which circumstances certain models work better than others. While some characteristics like balance or X can be measured or estimated, they were not directly manipulated. Other characteristics can only be estimated or remain mostly or completely unknown. Furthermore, it is impossible to say whether the DGPs were still biased towards certain models. Since this study used a range of 16 different DGPs and the creators of the datasets claim that they covered a diverse range of scenarios, it can still be assumed that the results can be generalized to a wide range of different DGPs.</w:t>
+      </w:r>
+      <w:commentRangeStart w:id="25"/>
     </w:p>
     <w:p>
       <w:pPr>
@@ -20873,7 +21146,7 @@
         </w:rPr>
         <w:t xml:space="preserve">In a study with simulated data one could directly manipulate dataset characteristics and compare performance differences between models based on these characteristics. </w:t>
       </w:r>
-      <w:commentRangeEnd w:id="23"/>
+      <w:commentRangeEnd w:id="25"/>
       <w:r>
         <w:rPr>
           <w:rStyle w:val="Kommentarzeichen"/>
@@ -20882,37 +21155,27 @@
           <w:szCs w:val="24"/>
           <w:lang w:val="en-US"/>
         </w:rPr>
-        <w:commentReference w:id="23"/>
-      </w:r>
-    </w:p>
-    <w:p>
-      <w:pPr>
-        <w:pStyle w:val="Listenabsatz"/>
-        <w:rPr>
-          <w:rFonts w:asciiTheme="majorHAnsi" w:hAnsiTheme="majorHAnsi" w:cs="Calibri"/>
-          <w:sz w:val="24"/>
-          <w:szCs w:val="24"/>
-          <w:lang w:val="en-US"/>
-        </w:rPr>
-      </w:pPr>
-      <w:r>
-        <w:rPr>
-          <w:rFonts w:asciiTheme="majorHAnsi" w:hAnsiTheme="majorHAnsi" w:cs="Calibri"/>
-          <w:sz w:val="24"/>
-          <w:szCs w:val="24"/>
-          <w:lang w:val="en-US"/>
-        </w:rPr>
-        <w:t xml:space="preserve">While not knowing the underlying data generating process is the standard  circumstance under which researchers work with empirical data, they usually posess </w:t>
-      </w:r>
-      <w:r>
-        <w:rPr>
-          <w:rFonts w:asciiTheme="majorHAnsi" w:hAnsiTheme="majorHAnsi" w:cs="Calibri"/>
-          <w:sz w:val="24"/>
-          <w:szCs w:val="24"/>
-          <w:lang w:val="en-US"/>
-        </w:rPr>
-        <w:lastRenderedPageBreak/>
-        <w:t>more domain knowledge about the covariates, treatment and outcome</w:t>
+        <w:commentReference w:id="25"/>
+      </w:r>
+    </w:p>
+    <w:p>
+      <w:pPr>
+        <w:pStyle w:val="Listenabsatz"/>
+        <w:rPr>
+          <w:rFonts w:asciiTheme="majorHAnsi" w:hAnsiTheme="majorHAnsi" w:cs="Calibri"/>
+          <w:sz w:val="24"/>
+          <w:szCs w:val="24"/>
+          <w:lang w:val="en-US"/>
+        </w:rPr>
+      </w:pPr>
+      <w:r>
+        <w:rPr>
+          <w:rFonts w:asciiTheme="majorHAnsi" w:hAnsiTheme="majorHAnsi" w:cs="Calibri"/>
+          <w:sz w:val="24"/>
+          <w:szCs w:val="24"/>
+          <w:lang w:val="en-US"/>
+        </w:rPr>
+        <w:t>While not knowing the underlying data generating process is the standard  circumstance under which researchers work with empirical data, they usually posess more domain knowledge about the covariates, treatment and outcome</w:t>
       </w:r>
       <w:r>
         <w:rPr>
@@ -21076,293 +21339,6 @@
         </w:rPr>
         <w:t>BCF, TMLE</w:t>
       </w:r>
-      <w:r>
-        <w:rPr>
-          <w:rFonts w:asciiTheme="majorHAnsi" w:hAnsiTheme="majorHAnsi" w:cs="Calibri"/>
-          <w:b/>
-          <w:bCs/>
-          <w:sz w:val="24"/>
-          <w:szCs w:val="24"/>
-          <w:u w:val="single"/>
-          <w:lang w:val="en-US"/>
-        </w:rPr>
-        <w:t>,</w:t>
-      </w:r>
-    </w:p>
-    <w:p>
-      <w:pPr>
-        <w:rPr>
-          <w:rFonts w:asciiTheme="majorHAnsi" w:hAnsiTheme="majorHAnsi" w:cs="Calibri"/>
-          <w:b/>
-          <w:bCs/>
-          <w:sz w:val="24"/>
-          <w:szCs w:val="24"/>
-          <w:u w:val="single"/>
-          <w:lang w:val="en-US"/>
-        </w:rPr>
-      </w:pPr>
-    </w:p>
-    <w:p>
-      <w:pPr>
-        <w:rPr>
-          <w:rFonts w:asciiTheme="majorHAnsi" w:hAnsiTheme="majorHAnsi" w:cs="Calibri"/>
-          <w:sz w:val="24"/>
-          <w:szCs w:val="24"/>
-          <w:lang w:val="en-US"/>
-        </w:rPr>
-      </w:pPr>
-      <w:r>
-        <w:rPr>
-          <w:rFonts w:asciiTheme="majorHAnsi" w:hAnsiTheme="majorHAnsi" w:cs="Calibri"/>
-          <w:sz w:val="24"/>
-          <w:szCs w:val="24"/>
-          <w:lang w:val="en-US"/>
-        </w:rPr>
-        <w:t xml:space="preserve">For the scope of this thesis, the experiment was conducted only for low-dimensional datasets. The highest number of covariates in a dataset was 31. </w:t>
-      </w:r>
-      <w:r>
-        <w:rPr>
-          <w:rFonts w:asciiTheme="majorHAnsi" w:hAnsiTheme="majorHAnsi" w:cs="Calibri"/>
-          <w:sz w:val="24"/>
-          <w:szCs w:val="24"/>
-          <w:lang w:val="en-US"/>
-        </w:rPr>
-        <w:t xml:space="preserve"> O’Neill (2019) found that the performance of BART decreased with the number of covariates, when the MCMC parameters were kept at a low level. W</w:t>
-      </w:r>
-      <w:commentRangeStart w:id="24"/>
-      <w:r>
-        <w:rPr>
-          <w:rFonts w:asciiTheme="majorHAnsi" w:hAnsiTheme="majorHAnsi" w:cs="Calibri"/>
-          <w:sz w:val="24"/>
-          <w:szCs w:val="24"/>
-          <w:lang w:val="en-US"/>
-        </w:rPr>
-        <w:t xml:space="preserve">hen the number of posterior samples was increased, performance improved. </w:t>
-      </w:r>
-      <w:commentRangeEnd w:id="24"/>
-      <w:r>
-        <w:rPr>
-          <w:rStyle w:val="Kommentarzeichen"/>
-          <w:rFonts w:asciiTheme="majorHAnsi" w:hAnsiTheme="majorHAnsi" w:cs="Calibri"/>
-          <w:sz w:val="24"/>
-          <w:szCs w:val="24"/>
-          <w:lang w:val="en-US"/>
-        </w:rPr>
-        <w:commentReference w:id="24"/>
-      </w:r>
-      <w:r>
-        <w:rPr>
-          <w:rFonts w:asciiTheme="majorHAnsi" w:hAnsiTheme="majorHAnsi" w:cs="Calibri"/>
-          <w:sz w:val="24"/>
-          <w:szCs w:val="24"/>
-          <w:lang w:val="en-US"/>
-        </w:rPr>
-        <w:t xml:space="preserve">For IPTW, when a regression model is used for the propensity score, with high-dimensionality the same problem arises that every regression model ith many covariates has: Model selection becomes a exponential problem. </w:t>
-      </w:r>
-    </w:p>
-    <w:p>
-      <w:pPr>
-        <w:rPr>
-          <w:rFonts w:asciiTheme="majorHAnsi" w:hAnsiTheme="majorHAnsi" w:cs="Calibri"/>
-          <w:sz w:val="24"/>
-          <w:szCs w:val="24"/>
-          <w:lang w:val="en-US"/>
-        </w:rPr>
-      </w:pPr>
-      <w:r>
-        <w:rPr>
-          <w:rFonts w:asciiTheme="majorHAnsi" w:hAnsiTheme="majorHAnsi" w:cs="Calibri"/>
-          <w:sz w:val="24"/>
-          <w:szCs w:val="24"/>
-          <w:lang w:val="en-US"/>
-        </w:rPr>
-        <w:t xml:space="preserve">This thesis </w:t>
-      </w:r>
-      <w:r>
-        <w:rPr>
-          <w:rFonts w:asciiTheme="majorHAnsi" w:hAnsiTheme="majorHAnsi" w:cs="Calibri"/>
-          <w:sz w:val="24"/>
-          <w:szCs w:val="24"/>
-          <w:lang w:val="en-US"/>
-        </w:rPr>
-        <w:t>evaluated</w:t>
-      </w:r>
-      <w:r>
-        <w:rPr>
-          <w:rFonts w:asciiTheme="majorHAnsi" w:hAnsiTheme="majorHAnsi" w:cs="Calibri"/>
-          <w:sz w:val="24"/>
-          <w:szCs w:val="24"/>
-          <w:lang w:val="en-US"/>
-        </w:rPr>
-        <w:t xml:space="preserve"> the performance of different BART meta-learners. For this, an S-Learner, </w:t>
-      </w:r>
-      <w:r>
-        <w:rPr>
-          <w:rFonts w:asciiTheme="majorHAnsi" w:hAnsiTheme="majorHAnsi" w:cs="Calibri"/>
-          <w:sz w:val="24"/>
-          <w:szCs w:val="24"/>
-          <w:lang w:val="en-US"/>
-        </w:rPr>
-        <w:t xml:space="preserve">two S-Learnerns that incorporate propensity scores as additional covariates and </w:t>
-      </w:r>
-      <w:r>
-        <w:rPr>
-          <w:rFonts w:asciiTheme="majorHAnsi" w:hAnsiTheme="majorHAnsi" w:cs="Calibri"/>
-          <w:sz w:val="24"/>
-          <w:szCs w:val="24"/>
-          <w:lang w:val="en-US"/>
-        </w:rPr>
-        <w:t xml:space="preserve">a T-Learner </w:t>
-      </w:r>
-      <w:r>
-        <w:rPr>
-          <w:rFonts w:asciiTheme="majorHAnsi" w:hAnsiTheme="majorHAnsi" w:cs="Calibri"/>
-          <w:sz w:val="24"/>
-          <w:szCs w:val="24"/>
-          <w:lang w:val="en-US"/>
-        </w:rPr>
-        <w:t xml:space="preserve">were compared. </w:t>
-      </w:r>
-      <w:commentRangeStart w:id="25"/>
-      <w:r>
-        <w:rPr>
-          <w:rFonts w:asciiTheme="majorHAnsi" w:hAnsiTheme="majorHAnsi" w:cs="Calibri"/>
-          <w:sz w:val="24"/>
-          <w:szCs w:val="24"/>
-          <w:lang w:val="en-US"/>
-        </w:rPr>
-        <w:t>There are however other meta-learners, such as an X-Learner or an R-Learner, which have shown adequate performance and even outperformed S- and T-Learners in some occasions</w:t>
-      </w:r>
-      <w:commentRangeEnd w:id="25"/>
-      <w:r>
-        <w:rPr>
-          <w:rStyle w:val="Kommentarzeichen"/>
-          <w:rFonts w:asciiTheme="majorHAnsi" w:hAnsiTheme="majorHAnsi" w:cs="Calibri"/>
-          <w:sz w:val="24"/>
-          <w:szCs w:val="24"/>
-          <w:lang w:val="en-US"/>
-        </w:rPr>
-        <w:commentReference w:id="25"/>
-      </w:r>
-      <w:r>
-        <w:rPr>
-          <w:rFonts w:asciiTheme="majorHAnsi" w:hAnsiTheme="majorHAnsi" w:cs="Calibri"/>
-          <w:sz w:val="24"/>
-          <w:szCs w:val="24"/>
-          <w:lang w:val="en-US"/>
-        </w:rPr>
-        <w:t>. Furthermore, X introduced a weiterentwicklung of the basic BART model, the so</w:t>
-      </w:r>
-      <w:r>
-        <w:rPr>
-          <w:rFonts w:asciiTheme="majorHAnsi" w:hAnsiTheme="majorHAnsi" w:cs="Calibri"/>
-          <w:sz w:val="24"/>
-          <w:szCs w:val="24"/>
-          <w:lang w:val="en-US"/>
-        </w:rPr>
-        <w:t>-</w:t>
-      </w:r>
-      <w:r>
-        <w:rPr>
-          <w:rFonts w:asciiTheme="majorHAnsi" w:hAnsiTheme="majorHAnsi" w:cs="Calibri"/>
-          <w:sz w:val="24"/>
-          <w:szCs w:val="24"/>
-          <w:lang w:val="en-US"/>
-        </w:rPr>
-        <w:t xml:space="preserve">called Bayesian Causal Forest (BCF). It models </w:t>
-      </w:r>
-    </w:p>
-    <w:p>
-      <w:pPr>
-        <w:rPr>
-          <w:rFonts w:asciiTheme="majorHAnsi" w:hAnsiTheme="majorHAnsi" w:cs="Calibri"/>
-          <w:sz w:val="24"/>
-          <w:szCs w:val="24"/>
-          <w:lang w:val="en-US"/>
-        </w:rPr>
-      </w:pPr>
-    </w:p>
-    <w:p>
-      <w:pPr>
-        <w:rPr>
-          <w:rFonts w:asciiTheme="majorHAnsi" w:hAnsiTheme="majorHAnsi" w:cs="Calibri"/>
-          <w:sz w:val="24"/>
-          <w:szCs w:val="24"/>
-          <w:lang w:val="en-US"/>
-        </w:rPr>
-      </w:pPr>
-      <w:r>
-        <w:rPr>
-          <w:rFonts w:asciiTheme="majorHAnsi" w:hAnsiTheme="majorHAnsi" w:cs="Calibri"/>
-          <w:sz w:val="24"/>
-          <w:szCs w:val="24"/>
-          <w:lang w:val="en-US"/>
-        </w:rPr>
-        <w:t>While X found that it outperformed simple BART models, X found that PS-BART had a lower X.</w:t>
-      </w:r>
-    </w:p>
-    <w:p>
-      <w:pPr>
-        <w:rPr>
-          <w:rFonts w:asciiTheme="majorHAnsi" w:hAnsiTheme="majorHAnsi" w:cs="Calibri"/>
-          <w:b/>
-          <w:bCs/>
-          <w:sz w:val="24"/>
-          <w:szCs w:val="24"/>
-          <w:u w:val="single"/>
-          <w:lang w:val="en-US"/>
-        </w:rPr>
-      </w:pPr>
-    </w:p>
-    <w:p>
-      <w:pPr>
-        <w:rPr>
-          <w:rFonts w:asciiTheme="majorHAnsi" w:hAnsiTheme="majorHAnsi" w:cs="Calibri"/>
-          <w:b/>
-          <w:bCs/>
-          <w:sz w:val="24"/>
-          <w:szCs w:val="24"/>
-          <w:u w:val="single"/>
-          <w:lang w:val="en-US"/>
-        </w:rPr>
-      </w:pPr>
-      <w:r>
-        <w:rPr>
-          <w:rFonts w:asciiTheme="majorHAnsi" w:hAnsiTheme="majorHAnsi" w:cs="Calibri"/>
-          <w:b/>
-          <w:bCs/>
-          <w:sz w:val="24"/>
-          <w:szCs w:val="24"/>
-          <w:u w:val="single"/>
-          <w:lang w:val="en-US"/>
-        </w:rPr>
-        <w:t>TODO:</w:t>
-      </w:r>
-    </w:p>
-    <w:p>
-      <w:pPr>
-        <w:rPr>
-          <w:rFonts w:asciiTheme="majorHAnsi" w:hAnsiTheme="majorHAnsi" w:cs="Calibri"/>
-          <w:b/>
-          <w:bCs/>
-          <w:sz w:val="24"/>
-          <w:szCs w:val="24"/>
-          <w:u w:val="single"/>
-          <w:lang w:val="en-US"/>
-        </w:rPr>
-      </w:pPr>
-      <w:r>
-        <w:rPr>
-          <w:rFonts w:asciiTheme="majorHAnsi" w:hAnsiTheme="majorHAnsi" w:cs="Calibri"/>
-          <w:b/>
-          <w:bCs/>
-          <w:sz w:val="24"/>
-          <w:szCs w:val="24"/>
-          <w:u w:val="single"/>
-          <w:lang w:val="en-US"/>
-        </w:rPr>
-        <w:t>Theorie Teil:</w:t>
-      </w:r>
     </w:p>
     <w:p>
       <w:pPr>
@@ -21377,6 +21353,7 @@
           <w:bCs/>
           <w:sz w:val="24"/>
           <w:szCs w:val="24"/>
+          <w:u w:val="single"/>
           <w:lang w:val="en-US"/>
         </w:rPr>
       </w:pPr>
@@ -21387,9 +21364,286 @@
           <w:bCs/>
           <w:sz w:val="24"/>
           <w:szCs w:val="24"/>
-          <w:lang w:val="en-US"/>
-        </w:rPr>
-        <w:t>Einleitung</w:t>
+          <w:u w:val="single"/>
+          <w:lang w:val="en-US"/>
+        </w:rPr>
+        <w:t>Adaptations for missing overlap or confoudning</w:t>
+      </w:r>
+    </w:p>
+    <w:p>
+      <w:pPr>
+        <w:rPr>
+          <w:rFonts w:asciiTheme="majorHAnsi" w:hAnsiTheme="majorHAnsi" w:cs="Calibri"/>
+          <w:b/>
+          <w:bCs/>
+          <w:sz w:val="24"/>
+          <w:szCs w:val="24"/>
+          <w:u w:val="single"/>
+          <w:lang w:val="en-US"/>
+        </w:rPr>
+      </w:pPr>
+    </w:p>
+    <w:p>
+      <w:pPr>
+        <w:rPr>
+          <w:rFonts w:asciiTheme="majorHAnsi" w:hAnsiTheme="majorHAnsi" w:cs="Calibri"/>
+          <w:sz w:val="24"/>
+          <w:szCs w:val="24"/>
+          <w:lang w:val="en-US"/>
+        </w:rPr>
+      </w:pPr>
+      <w:r>
+        <w:rPr>
+          <w:rFonts w:asciiTheme="majorHAnsi" w:hAnsiTheme="majorHAnsi" w:cs="Calibri"/>
+          <w:sz w:val="24"/>
+          <w:szCs w:val="24"/>
+          <w:lang w:val="en-US"/>
+        </w:rPr>
+        <w:t xml:space="preserve">For the scope of this thesis, the experiment was conducted only for low-dimensional datasets. The highest number of covariates in a dataset was 31. </w:t>
+      </w:r>
+      <w:r>
+        <w:rPr>
+          <w:rFonts w:asciiTheme="majorHAnsi" w:hAnsiTheme="majorHAnsi" w:cs="Calibri"/>
+          <w:sz w:val="24"/>
+          <w:szCs w:val="24"/>
+          <w:lang w:val="en-US"/>
+        </w:rPr>
+        <w:t xml:space="preserve"> O’Neill (2019) found that the performance of BART decreased with the number of covariates, when the MCMC parameters were kept at a low level. W</w:t>
+      </w:r>
+      <w:commentRangeStart w:id="26"/>
+      <w:r>
+        <w:rPr>
+          <w:rFonts w:asciiTheme="majorHAnsi" w:hAnsiTheme="majorHAnsi" w:cs="Calibri"/>
+          <w:sz w:val="24"/>
+          <w:szCs w:val="24"/>
+          <w:lang w:val="en-US"/>
+        </w:rPr>
+        <w:t xml:space="preserve">hen the number of posterior samples was increased, performance improved. </w:t>
+      </w:r>
+      <w:commentRangeEnd w:id="26"/>
+      <w:r>
+        <w:rPr>
+          <w:rStyle w:val="Kommentarzeichen"/>
+          <w:rFonts w:asciiTheme="majorHAnsi" w:hAnsiTheme="majorHAnsi" w:cs="Calibri"/>
+          <w:sz w:val="24"/>
+          <w:szCs w:val="24"/>
+          <w:lang w:val="en-US"/>
+        </w:rPr>
+        <w:commentReference w:id="26"/>
+      </w:r>
+      <w:r>
+        <w:rPr>
+          <w:rFonts w:asciiTheme="majorHAnsi" w:hAnsiTheme="majorHAnsi" w:cs="Calibri"/>
+          <w:sz w:val="24"/>
+          <w:szCs w:val="24"/>
+          <w:lang w:val="en-US"/>
+        </w:rPr>
+        <w:t xml:space="preserve">For IPTW, when a regression model is used for the propensity score, with high-dimensionality the same problem arises that every regression model ith many covariates has: Model selection becomes a exponential problem. </w:t>
+      </w:r>
+    </w:p>
+    <w:p>
+      <w:pPr>
+        <w:rPr>
+          <w:rFonts w:asciiTheme="majorHAnsi" w:hAnsiTheme="majorHAnsi" w:cs="Calibri"/>
+          <w:sz w:val="24"/>
+          <w:szCs w:val="24"/>
+          <w:lang w:val="en-US"/>
+        </w:rPr>
+      </w:pPr>
+      <w:r>
+        <w:rPr>
+          <w:rFonts w:asciiTheme="majorHAnsi" w:hAnsiTheme="majorHAnsi" w:cs="Calibri"/>
+          <w:sz w:val="24"/>
+          <w:szCs w:val="24"/>
+          <w:lang w:val="en-US"/>
+        </w:rPr>
+        <w:lastRenderedPageBreak/>
+        <w:t xml:space="preserve">This thesis </w:t>
+      </w:r>
+      <w:r>
+        <w:rPr>
+          <w:rFonts w:asciiTheme="majorHAnsi" w:hAnsiTheme="majorHAnsi" w:cs="Calibri"/>
+          <w:sz w:val="24"/>
+          <w:szCs w:val="24"/>
+          <w:lang w:val="en-US"/>
+        </w:rPr>
+        <w:t>evaluated</w:t>
+      </w:r>
+      <w:r>
+        <w:rPr>
+          <w:rFonts w:asciiTheme="majorHAnsi" w:hAnsiTheme="majorHAnsi" w:cs="Calibri"/>
+          <w:sz w:val="24"/>
+          <w:szCs w:val="24"/>
+          <w:lang w:val="en-US"/>
+        </w:rPr>
+        <w:t xml:space="preserve"> the performance of different BART meta-learners. For this, an S-Learner, </w:t>
+      </w:r>
+      <w:r>
+        <w:rPr>
+          <w:rFonts w:asciiTheme="majorHAnsi" w:hAnsiTheme="majorHAnsi" w:cs="Calibri"/>
+          <w:sz w:val="24"/>
+          <w:szCs w:val="24"/>
+          <w:lang w:val="en-US"/>
+        </w:rPr>
+        <w:t xml:space="preserve">two S-Learnerns that incorporate propensity scores as additional covariates and </w:t>
+      </w:r>
+      <w:r>
+        <w:rPr>
+          <w:rFonts w:asciiTheme="majorHAnsi" w:hAnsiTheme="majorHAnsi" w:cs="Calibri"/>
+          <w:sz w:val="24"/>
+          <w:szCs w:val="24"/>
+          <w:lang w:val="en-US"/>
+        </w:rPr>
+        <w:t xml:space="preserve">a T-Learner </w:t>
+      </w:r>
+      <w:r>
+        <w:rPr>
+          <w:rFonts w:asciiTheme="majorHAnsi" w:hAnsiTheme="majorHAnsi" w:cs="Calibri"/>
+          <w:sz w:val="24"/>
+          <w:szCs w:val="24"/>
+          <w:lang w:val="en-US"/>
+        </w:rPr>
+        <w:t xml:space="preserve">were compared. </w:t>
+      </w:r>
+      <w:commentRangeStart w:id="27"/>
+      <w:r>
+        <w:rPr>
+          <w:rFonts w:asciiTheme="majorHAnsi" w:hAnsiTheme="majorHAnsi" w:cs="Calibri"/>
+          <w:sz w:val="24"/>
+          <w:szCs w:val="24"/>
+          <w:lang w:val="en-US"/>
+        </w:rPr>
+        <w:t>There are however other meta-learners, such as an X-Learner or an R-Learner, which have shown adequate performance and even outperformed S- and T-Learners in some occasions</w:t>
+      </w:r>
+      <w:commentRangeEnd w:id="27"/>
+      <w:r>
+        <w:rPr>
+          <w:rStyle w:val="Kommentarzeichen"/>
+          <w:rFonts w:asciiTheme="majorHAnsi" w:hAnsiTheme="majorHAnsi" w:cs="Calibri"/>
+          <w:sz w:val="24"/>
+          <w:szCs w:val="24"/>
+          <w:lang w:val="en-US"/>
+        </w:rPr>
+        <w:commentReference w:id="27"/>
+      </w:r>
+      <w:r>
+        <w:rPr>
+          <w:rFonts w:asciiTheme="majorHAnsi" w:hAnsiTheme="majorHAnsi" w:cs="Calibri"/>
+          <w:sz w:val="24"/>
+          <w:szCs w:val="24"/>
+          <w:lang w:val="en-US"/>
+        </w:rPr>
+        <w:t>. Furthermore, X introduced a weiterentwicklung of the basic BART model, the so</w:t>
+      </w:r>
+      <w:r>
+        <w:rPr>
+          <w:rFonts w:asciiTheme="majorHAnsi" w:hAnsiTheme="majorHAnsi" w:cs="Calibri"/>
+          <w:sz w:val="24"/>
+          <w:szCs w:val="24"/>
+          <w:lang w:val="en-US"/>
+        </w:rPr>
+        <w:t>-</w:t>
+      </w:r>
+      <w:r>
+        <w:rPr>
+          <w:rFonts w:asciiTheme="majorHAnsi" w:hAnsiTheme="majorHAnsi" w:cs="Calibri"/>
+          <w:sz w:val="24"/>
+          <w:szCs w:val="24"/>
+          <w:lang w:val="en-US"/>
+        </w:rPr>
+        <w:t xml:space="preserve">called Bayesian Causal Forest (BCF). It models </w:t>
+      </w:r>
+    </w:p>
+    <w:p>
+      <w:pPr>
+        <w:rPr>
+          <w:rFonts w:asciiTheme="majorHAnsi" w:hAnsiTheme="majorHAnsi" w:cs="Calibri"/>
+          <w:sz w:val="24"/>
+          <w:szCs w:val="24"/>
+          <w:lang w:val="en-US"/>
+        </w:rPr>
+      </w:pPr>
+    </w:p>
+    <w:p>
+      <w:pPr>
+        <w:rPr>
+          <w:rFonts w:asciiTheme="majorHAnsi" w:hAnsiTheme="majorHAnsi" w:cs="Calibri"/>
+          <w:sz w:val="24"/>
+          <w:szCs w:val="24"/>
+          <w:lang w:val="en-US"/>
+        </w:rPr>
+      </w:pPr>
+      <w:r>
+        <w:rPr>
+          <w:rFonts w:asciiTheme="majorHAnsi" w:hAnsiTheme="majorHAnsi" w:cs="Calibri"/>
+          <w:sz w:val="24"/>
+          <w:szCs w:val="24"/>
+          <w:lang w:val="en-US"/>
+        </w:rPr>
+        <w:t>While X found that it outperformed simple BART models, X found that PS-BART had a lower X.</w:t>
+      </w:r>
+    </w:p>
+    <w:p>
+      <w:pPr>
+        <w:rPr>
+          <w:rFonts w:asciiTheme="majorHAnsi" w:hAnsiTheme="majorHAnsi" w:cs="Calibri"/>
+          <w:b/>
+          <w:bCs/>
+          <w:sz w:val="24"/>
+          <w:szCs w:val="24"/>
+          <w:u w:val="single"/>
+          <w:lang w:val="en-US"/>
+        </w:rPr>
+      </w:pPr>
+    </w:p>
+    <w:p>
+      <w:pPr>
+        <w:rPr>
+          <w:rFonts w:asciiTheme="majorHAnsi" w:hAnsiTheme="majorHAnsi" w:cs="Calibri"/>
+          <w:b/>
+          <w:bCs/>
+          <w:sz w:val="24"/>
+          <w:szCs w:val="24"/>
+          <w:u w:val="single"/>
+          <w:lang w:val="en-US"/>
+        </w:rPr>
+      </w:pPr>
+      <w:r>
+        <w:rPr>
+          <w:rFonts w:asciiTheme="majorHAnsi" w:hAnsiTheme="majorHAnsi" w:cs="Calibri"/>
+          <w:b/>
+          <w:bCs/>
+          <w:sz w:val="24"/>
+          <w:szCs w:val="24"/>
+          <w:u w:val="single"/>
+          <w:lang w:val="en-US"/>
+        </w:rPr>
+        <w:t>TODO:</w:t>
+      </w:r>
+    </w:p>
+    <w:p>
+      <w:pPr>
+        <w:rPr>
+          <w:rFonts w:asciiTheme="majorHAnsi" w:hAnsiTheme="majorHAnsi" w:cs="Calibri"/>
+          <w:b/>
+          <w:bCs/>
+          <w:sz w:val="24"/>
+          <w:szCs w:val="24"/>
+          <w:u w:val="single"/>
+          <w:lang w:val="en-US"/>
+        </w:rPr>
+      </w:pPr>
+      <w:r>
+        <w:rPr>
+          <w:rFonts w:asciiTheme="majorHAnsi" w:hAnsiTheme="majorHAnsi" w:cs="Calibri"/>
+          <w:b/>
+          <w:bCs/>
+          <w:sz w:val="24"/>
+          <w:szCs w:val="24"/>
+          <w:u w:val="single"/>
+          <w:lang w:val="en-US"/>
+        </w:rPr>
+        <w:t>Theorie Teil:</w:t>
       </w:r>
     </w:p>
     <w:p>
@@ -21401,20 +21655,23 @@
         </w:numPr>
         <w:rPr>
           <w:rFonts w:asciiTheme="majorHAnsi" w:hAnsiTheme="majorHAnsi" w:cs="Calibri"/>
-          <w:sz w:val="24"/>
-          <w:szCs w:val="24"/>
-          <w:lang w:val="en-US"/>
-        </w:rPr>
-      </w:pPr>
-      <w:r>
-        <w:rPr>
-          <w:rFonts w:asciiTheme="majorHAnsi" w:hAnsiTheme="majorHAnsi" w:cs="Calibri"/>
-          <w:sz w:val="24"/>
-          <w:szCs w:val="24"/>
-          <w:lang w:val="en-US"/>
-        </w:rPr>
-        <w:lastRenderedPageBreak/>
-        <w:t>POF fertig machen</w:t>
+          <w:b/>
+          <w:bCs/>
+          <w:sz w:val="24"/>
+          <w:szCs w:val="24"/>
+          <w:lang w:val="en-US"/>
+        </w:rPr>
+      </w:pPr>
+      <w:r>
+        <w:rPr>
+          <w:rFonts w:asciiTheme="majorHAnsi" w:hAnsiTheme="majorHAnsi" w:cs="Calibri"/>
+          <w:b/>
+          <w:bCs/>
+          <w:sz w:val="24"/>
+          <w:szCs w:val="24"/>
+          <w:lang w:val="en-US"/>
+        </w:rPr>
+        <w:t>Einleitung</w:t>
       </w:r>
     </w:p>
     <w:p>
@@ -21428,15 +21685,17 @@
           <w:rFonts w:asciiTheme="majorHAnsi" w:hAnsiTheme="majorHAnsi" w:cs="Calibri"/>
           <w:sz w:val="24"/>
           <w:szCs w:val="24"/>
-        </w:rPr>
-      </w:pPr>
-      <w:r>
-        <w:rPr>
-          <w:rFonts w:asciiTheme="majorHAnsi" w:hAnsiTheme="majorHAnsi" w:cs="Calibri"/>
-          <w:sz w:val="24"/>
-          <w:szCs w:val="24"/>
-        </w:rPr>
-        <w:t>Causal BART: Vorteile, andere Studien, Adaptionen</w:t>
+          <w:lang w:val="en-US"/>
+        </w:rPr>
+      </w:pPr>
+      <w:r>
+        <w:rPr>
+          <w:rFonts w:asciiTheme="majorHAnsi" w:hAnsiTheme="majorHAnsi" w:cs="Calibri"/>
+          <w:sz w:val="24"/>
+          <w:szCs w:val="24"/>
+          <w:lang w:val="en-US"/>
+        </w:rPr>
+        <w:t>POF fertig machen</w:t>
       </w:r>
     </w:p>
     <w:p>
@@ -21450,17 +21709,15 @@
           <w:rFonts w:asciiTheme="majorHAnsi" w:hAnsiTheme="majorHAnsi" w:cs="Calibri"/>
           <w:sz w:val="24"/>
           <w:szCs w:val="24"/>
-          <w:lang w:val="en-US"/>
-        </w:rPr>
-      </w:pPr>
-      <w:r>
-        <w:rPr>
-          <w:rFonts w:asciiTheme="majorHAnsi" w:hAnsiTheme="majorHAnsi" w:cs="Calibri"/>
-          <w:sz w:val="24"/>
-          <w:szCs w:val="24"/>
-          <w:lang w:val="en-US"/>
-        </w:rPr>
-        <w:t>Quelle: kein train/test split</w:t>
+        </w:rPr>
+      </w:pPr>
+      <w:r>
+        <w:rPr>
+          <w:rFonts w:asciiTheme="majorHAnsi" w:hAnsiTheme="majorHAnsi" w:cs="Calibri"/>
+          <w:sz w:val="24"/>
+          <w:szCs w:val="24"/>
+        </w:rPr>
+        <w:t>Causal BART: Vorteile, andere Studien, Adaptionen</w:t>
       </w:r>
     </w:p>
     <w:p>
@@ -21484,7 +21741,7 @@
           <w:szCs w:val="24"/>
           <w:lang w:val="en-US"/>
         </w:rPr>
-        <w:t>Causal forest description</w:t>
+        <w:t>Quelle: kein train/test split</w:t>
       </w:r>
     </w:p>
     <w:p>
@@ -21498,15 +21755,17 @@
           <w:rFonts w:asciiTheme="majorHAnsi" w:hAnsiTheme="majorHAnsi" w:cs="Calibri"/>
           <w:sz w:val="24"/>
           <w:szCs w:val="24"/>
-        </w:rPr>
-      </w:pPr>
-      <w:r>
-        <w:rPr>
-          <w:rFonts w:asciiTheme="majorHAnsi" w:hAnsiTheme="majorHAnsi" w:cs="Calibri"/>
-          <w:sz w:val="24"/>
-          <w:szCs w:val="24"/>
-        </w:rPr>
-        <w:t xml:space="preserve">Für cf und iptw strength &amp; weaknesses raussuchen, </w:t>
+          <w:lang w:val="en-US"/>
+        </w:rPr>
+      </w:pPr>
+      <w:r>
+        <w:rPr>
+          <w:rFonts w:asciiTheme="majorHAnsi" w:hAnsiTheme="majorHAnsi" w:cs="Calibri"/>
+          <w:sz w:val="24"/>
+          <w:szCs w:val="24"/>
+          <w:lang w:val="en-US"/>
+        </w:rPr>
+        <w:t>Causal forest description</w:t>
       </w:r>
     </w:p>
     <w:p>
@@ -21520,42 +21779,15 @@
           <w:rFonts w:asciiTheme="majorHAnsi" w:hAnsiTheme="majorHAnsi" w:cs="Calibri"/>
           <w:sz w:val="24"/>
           <w:szCs w:val="24"/>
-          <w:lang w:val="en-US"/>
-        </w:rPr>
-      </w:pPr>
-      <w:r>
-        <w:rPr>
-          <w:rFonts w:asciiTheme="majorHAnsi" w:hAnsiTheme="majorHAnsi" w:cs="Calibri"/>
-          <w:sz w:val="24"/>
-          <w:szCs w:val="24"/>
-          <w:lang w:val="en-US"/>
-        </w:rPr>
-        <w:t>Hyperparameter CF beschreiben!</w:t>
-      </w:r>
-    </w:p>
-    <w:p>
-      <w:pPr>
-        <w:rPr>
-          <w:rFonts w:asciiTheme="majorHAnsi" w:hAnsiTheme="majorHAnsi" w:cs="Calibri"/>
-          <w:b/>
-          <w:bCs/>
-          <w:sz w:val="24"/>
-          <w:szCs w:val="24"/>
-          <w:u w:val="single"/>
-          <w:lang w:val="en-US"/>
-        </w:rPr>
-      </w:pPr>
-      <w:r>
-        <w:rPr>
-          <w:rFonts w:asciiTheme="majorHAnsi" w:hAnsiTheme="majorHAnsi" w:cs="Calibri"/>
-          <w:b/>
-          <w:bCs/>
-          <w:sz w:val="24"/>
-          <w:szCs w:val="24"/>
-          <w:u w:val="single"/>
-          <w:lang w:val="en-US"/>
-        </w:rPr>
-        <w:t>Methodenteil:</w:t>
+        </w:rPr>
+      </w:pPr>
+      <w:r>
+        <w:rPr>
+          <w:rFonts w:asciiTheme="majorHAnsi" w:hAnsiTheme="majorHAnsi" w:cs="Calibri"/>
+          <w:sz w:val="24"/>
+          <w:szCs w:val="24"/>
+        </w:rPr>
+        <w:t xml:space="preserve">Für cf und iptw strength &amp; weaknesses raussuchen, </w:t>
       </w:r>
     </w:p>
     <w:p>
@@ -21579,7 +21811,32 @@
           <w:szCs w:val="24"/>
           <w:lang w:val="en-US"/>
         </w:rPr>
-        <w:t>Experimental setup</w:t>
+        <w:t>Hyperparameter CF beschreiben!</w:t>
+      </w:r>
+    </w:p>
+    <w:p>
+      <w:pPr>
+        <w:rPr>
+          <w:rFonts w:asciiTheme="majorHAnsi" w:hAnsiTheme="majorHAnsi" w:cs="Calibri"/>
+          <w:b/>
+          <w:bCs/>
+          <w:sz w:val="24"/>
+          <w:szCs w:val="24"/>
+          <w:u w:val="single"/>
+          <w:lang w:val="en-US"/>
+        </w:rPr>
+      </w:pPr>
+      <w:r>
+        <w:rPr>
+          <w:rFonts w:asciiTheme="majorHAnsi" w:hAnsiTheme="majorHAnsi" w:cs="Calibri"/>
+          <w:b/>
+          <w:bCs/>
+          <w:sz w:val="24"/>
+          <w:szCs w:val="24"/>
+          <w:u w:val="single"/>
+          <w:lang w:val="en-US"/>
+        </w:rPr>
+        <w:t>Methodenteil:</w:t>
       </w:r>
     </w:p>
     <w:p>
@@ -21603,21 +21860,8 @@
           <w:szCs w:val="24"/>
           <w:lang w:val="en-US"/>
         </w:rPr>
-        <w:t>Hyper parameters</w:t>
-      </w:r>
-    </w:p>
-    <w:p>
-      <w:pPr>
-        <w:rPr>
-          <w:rFonts w:asciiTheme="majorHAnsi" w:hAnsiTheme="majorHAnsi" w:cs="Calibri"/>
-          <w:b/>
-          <w:bCs/>
-          <w:sz w:val="24"/>
-          <w:szCs w:val="24"/>
-          <w:u w:val="single"/>
-          <w:lang w:val="en-US"/>
-        </w:rPr>
-      </w:pPr>
+        <w:t>Experimental setup</w:t>
+      </w:r>
     </w:p>
     <w:p>
       <w:pPr>
@@ -21628,72 +21872,33 @@
         </w:numPr>
         <w:rPr>
           <w:rFonts w:asciiTheme="majorHAnsi" w:hAnsiTheme="majorHAnsi" w:cs="Calibri"/>
+          <w:sz w:val="24"/>
+          <w:szCs w:val="24"/>
+          <w:lang w:val="en-US"/>
+        </w:rPr>
+      </w:pPr>
+      <w:r>
+        <w:rPr>
+          <w:rFonts w:asciiTheme="majorHAnsi" w:hAnsiTheme="majorHAnsi" w:cs="Calibri"/>
+          <w:sz w:val="24"/>
+          <w:szCs w:val="24"/>
+          <w:lang w:val="en-US"/>
+        </w:rPr>
+        <w:t>Hyper parameters</w:t>
+      </w:r>
+    </w:p>
+    <w:p>
+      <w:pPr>
+        <w:rPr>
+          <w:rFonts w:asciiTheme="majorHAnsi" w:hAnsiTheme="majorHAnsi" w:cs="Calibri"/>
           <w:b/>
           <w:bCs/>
           <w:sz w:val="24"/>
           <w:szCs w:val="24"/>
           <w:u w:val="single"/>
-        </w:rPr>
-      </w:pPr>
-      <w:r>
-        <w:rPr>
-          <w:rFonts w:asciiTheme="majorHAnsi" w:hAnsiTheme="majorHAnsi" w:cs="Calibri"/>
-          <w:b/>
-          <w:bCs/>
-          <w:sz w:val="24"/>
-          <w:szCs w:val="24"/>
-          <w:u w:val="single"/>
-        </w:rPr>
-        <w:t>Identify confounding strength ? Also datasets, die einen relativ kleinen true treatement effect haben, aber einen großen sd_y -&gt; covariates beeinflussen y stark</w:t>
-      </w:r>
-    </w:p>
-    <w:p>
-      <w:pPr>
-        <w:pStyle w:val="Listenabsatz"/>
-        <w:rPr>
-          <w:rFonts w:asciiTheme="majorHAnsi" w:hAnsiTheme="majorHAnsi" w:cs="Calibri"/>
-          <w:b/>
-          <w:bCs/>
-          <w:sz w:val="24"/>
-          <w:szCs w:val="24"/>
-          <w:u w:val="single"/>
-        </w:rPr>
-      </w:pPr>
-    </w:p>
-    <w:p>
-      <w:pPr>
-        <w:rPr>
-          <w:rFonts w:asciiTheme="majorHAnsi" w:hAnsiTheme="majorHAnsi" w:cs="Calibri"/>
-          <w:b/>
-          <w:bCs/>
-          <w:sz w:val="24"/>
-          <w:szCs w:val="24"/>
-          <w:u w:val="single"/>
-        </w:rPr>
-      </w:pPr>
-    </w:p>
-    <w:p>
-      <w:pPr>
-        <w:rPr>
-          <w:rFonts w:asciiTheme="majorHAnsi" w:hAnsiTheme="majorHAnsi" w:cs="Calibri"/>
-          <w:b/>
-          <w:bCs/>
-          <w:sz w:val="24"/>
-          <w:szCs w:val="24"/>
-          <w:u w:val="single"/>
-        </w:rPr>
-      </w:pPr>
-      <w:r>
-        <w:rPr>
-          <w:rFonts w:asciiTheme="majorHAnsi" w:hAnsiTheme="majorHAnsi" w:cs="Calibri"/>
-          <w:b/>
-          <w:bCs/>
-          <w:sz w:val="24"/>
-          <w:szCs w:val="24"/>
-          <w:u w:val="single"/>
-        </w:rPr>
-        <w:t>Reihenfolge Problem:</w:t>
-      </w:r>
+          <w:lang w:val="en-US"/>
+        </w:rPr>
+      </w:pPr>
     </w:p>
     <w:p>
       <w:pPr>
@@ -21720,7 +21925,55 @@
           <w:szCs w:val="24"/>
           <w:u w:val="single"/>
         </w:rPr>
-        <w:t>PScores müssen vor Causal BART erklärt werden</w:t>
+        <w:t>Identify confounding strength ? Also datasets, die einen relativ kleinen true treatement effect haben, aber einen großen sd_y -&gt; covariates beeinflussen y stark</w:t>
+      </w:r>
+    </w:p>
+    <w:p>
+      <w:pPr>
+        <w:pStyle w:val="Listenabsatz"/>
+        <w:rPr>
+          <w:rFonts w:asciiTheme="majorHAnsi" w:hAnsiTheme="majorHAnsi" w:cs="Calibri"/>
+          <w:b/>
+          <w:bCs/>
+          <w:sz w:val="24"/>
+          <w:szCs w:val="24"/>
+          <w:u w:val="single"/>
+        </w:rPr>
+      </w:pPr>
+    </w:p>
+    <w:p>
+      <w:pPr>
+        <w:rPr>
+          <w:rFonts w:asciiTheme="majorHAnsi" w:hAnsiTheme="majorHAnsi" w:cs="Calibri"/>
+          <w:b/>
+          <w:bCs/>
+          <w:sz w:val="24"/>
+          <w:szCs w:val="24"/>
+          <w:u w:val="single"/>
+        </w:rPr>
+      </w:pPr>
+    </w:p>
+    <w:p>
+      <w:pPr>
+        <w:rPr>
+          <w:rFonts w:asciiTheme="majorHAnsi" w:hAnsiTheme="majorHAnsi" w:cs="Calibri"/>
+          <w:b/>
+          <w:bCs/>
+          <w:sz w:val="24"/>
+          <w:szCs w:val="24"/>
+          <w:u w:val="single"/>
+        </w:rPr>
+      </w:pPr>
+      <w:r>
+        <w:rPr>
+          <w:rFonts w:asciiTheme="majorHAnsi" w:hAnsiTheme="majorHAnsi" w:cs="Calibri"/>
+          <w:b/>
+          <w:bCs/>
+          <w:sz w:val="24"/>
+          <w:szCs w:val="24"/>
+          <w:u w:val="single"/>
+        </w:rPr>
+        <w:t>Reihenfolge Problem:</w:t>
       </w:r>
     </w:p>
     <w:p>
@@ -21748,44 +22001,7 @@
           <w:szCs w:val="24"/>
           <w:u w:val="single"/>
         </w:rPr>
-        <w:t>Cuasal Forest baut auf rgeressions bäumen auf</w:t>
-      </w:r>
-    </w:p>
-    <w:p>
-      <w:pPr>
-        <w:pStyle w:val="Listenabsatz"/>
-        <w:rPr>
-          <w:rFonts w:asciiTheme="majorHAnsi" w:hAnsiTheme="majorHAnsi" w:cs="Calibri"/>
-          <w:b/>
-          <w:bCs/>
-          <w:sz w:val="24"/>
-          <w:szCs w:val="24"/>
-          <w:u w:val="single"/>
-        </w:rPr>
-      </w:pPr>
-    </w:p>
-    <w:p>
-      <w:pPr>
-        <w:pStyle w:val="Listenabsatz"/>
-        <w:rPr>
-          <w:rFonts w:asciiTheme="majorHAnsi" w:hAnsiTheme="majorHAnsi" w:cs="Calibri"/>
-          <w:b/>
-          <w:bCs/>
-          <w:sz w:val="24"/>
-          <w:szCs w:val="24"/>
-          <w:u w:val="single"/>
-        </w:rPr>
-      </w:pPr>
-      <w:r>
-        <w:rPr>
-          <w:rFonts w:asciiTheme="majorHAnsi" w:hAnsiTheme="majorHAnsi" w:cs="Calibri"/>
-          <w:b/>
-          <w:bCs/>
-          <w:sz w:val="24"/>
-          <w:szCs w:val="24"/>
-          <w:u w:val="single"/>
-        </w:rPr>
-        <w:t>Einheitlich:</w:t>
+        <w:t>PScores müssen vor Causal BART erklärt werden</w:t>
       </w:r>
     </w:p>
     <w:p>
@@ -21797,17 +22013,60 @@
         </w:numPr>
         <w:rPr>
           <w:rFonts w:asciiTheme="majorHAnsi" w:hAnsiTheme="majorHAnsi" w:cs="Calibri"/>
-          <w:sz w:val="24"/>
-          <w:szCs w:val="24"/>
-        </w:rPr>
-      </w:pPr>
-      <w:r>
-        <w:rPr>
-          <w:rFonts w:asciiTheme="majorHAnsi" w:hAnsiTheme="majorHAnsi" w:cs="Calibri"/>
-          <w:sz w:val="24"/>
-          <w:szCs w:val="24"/>
-        </w:rPr>
-        <w:t>Einheitlich: Confounders/covariates</w:t>
+          <w:b/>
+          <w:bCs/>
+          <w:sz w:val="24"/>
+          <w:szCs w:val="24"/>
+          <w:u w:val="single"/>
+        </w:rPr>
+      </w:pPr>
+      <w:r>
+        <w:rPr>
+          <w:rFonts w:asciiTheme="majorHAnsi" w:hAnsiTheme="majorHAnsi" w:cs="Calibri"/>
+          <w:b/>
+          <w:bCs/>
+          <w:sz w:val="24"/>
+          <w:szCs w:val="24"/>
+          <w:u w:val="single"/>
+        </w:rPr>
+        <w:t>Cuasal Forest baut auf rgeressions bäumen auf</w:t>
+      </w:r>
+    </w:p>
+    <w:p>
+      <w:pPr>
+        <w:pStyle w:val="Listenabsatz"/>
+        <w:rPr>
+          <w:rFonts w:asciiTheme="majorHAnsi" w:hAnsiTheme="majorHAnsi" w:cs="Calibri"/>
+          <w:b/>
+          <w:bCs/>
+          <w:sz w:val="24"/>
+          <w:szCs w:val="24"/>
+          <w:u w:val="single"/>
+        </w:rPr>
+      </w:pPr>
+    </w:p>
+    <w:p>
+      <w:pPr>
+        <w:pStyle w:val="Listenabsatz"/>
+        <w:rPr>
+          <w:rFonts w:asciiTheme="majorHAnsi" w:hAnsiTheme="majorHAnsi" w:cs="Calibri"/>
+          <w:b/>
+          <w:bCs/>
+          <w:sz w:val="24"/>
+          <w:szCs w:val="24"/>
+          <w:u w:val="single"/>
+        </w:rPr>
+      </w:pPr>
+      <w:r>
+        <w:rPr>
+          <w:rFonts w:asciiTheme="majorHAnsi" w:hAnsiTheme="majorHAnsi" w:cs="Calibri"/>
+          <w:b/>
+          <w:bCs/>
+          <w:sz w:val="24"/>
+          <w:szCs w:val="24"/>
+          <w:u w:val="single"/>
+        </w:rPr>
+        <w:t>Einheitlich:</w:t>
       </w:r>
     </w:p>
     <w:p>
@@ -21829,7 +22088,7 @@
           <w:sz w:val="24"/>
           <w:szCs w:val="24"/>
         </w:rPr>
-        <w:t>Bias/rmse</w:t>
+        <w:t>Einheitlich: Confounders/covariates</w:t>
       </w:r>
     </w:p>
     <w:p>
@@ -21841,6 +22100,23 @@
         </w:numPr>
         <w:rPr>
           <w:rFonts w:asciiTheme="majorHAnsi" w:hAnsiTheme="majorHAnsi" w:cs="Calibri"/>
+          <w:sz w:val="24"/>
+          <w:szCs w:val="24"/>
+        </w:rPr>
+      </w:pPr>
+      <w:r>
+        <w:rPr>
+          <w:rFonts w:asciiTheme="majorHAnsi" w:hAnsiTheme="majorHAnsi" w:cs="Calibri"/>
+          <w:sz w:val="24"/>
+          <w:szCs w:val="24"/>
+        </w:rPr>
+        <w:t>Bias/rmse</w:t>
+      </w:r>
+    </w:p>
+    <w:p>
+      <w:pPr>
+        <w:rPr>
+          <w:rFonts w:asciiTheme="majorHAnsi" w:hAnsiTheme="majorHAnsi" w:cs="Calibri"/>
           <w:b/>
           <w:bCs/>
           <w:sz w:val="24"/>
@@ -21881,7 +22157,7 @@
           <w:szCs w:val="24"/>
           <w:u w:val="single"/>
         </w:rPr>
-        <w:t>Grafiken:</w:t>
+        <w:t>TODO:</w:t>
       </w:r>
     </w:p>
     <w:p>
@@ -21909,11 +22185,10 @@
           <w:szCs w:val="24"/>
           <w:u w:val="single"/>
         </w:rPr>
-        <w:t>Einheitlich: theme_minimal() oder mit grauem Hintergrund -&gt; grau ist besser für Scatter plots</w:t>
-      </w:r>
-    </w:p>
-    <w:p>
-      <w:pPr>
+        <w:lastRenderedPageBreak/>
+        <w:t>Erst Balance/Overlap diagnostics berichten un</w:t>
+      </w:r>
+      <w:r>
         <w:rPr>
           <w:rFonts w:asciiTheme="majorHAnsi" w:hAnsiTheme="majorHAnsi" w:cs="Calibri"/>
           <w:b/>
@@ -21922,7 +22197,8 @@
           <w:szCs w:val="24"/>
           <w:u w:val="single"/>
         </w:rPr>
-      </w:pPr>
+        <w:t>d dann special DGPs erklären oder andersrum?</w:t>
+      </w:r>
     </w:p>
     <w:p>
       <w:pPr>
@@ -21938,7 +22214,6 @@
     </w:p>
     <w:p>
       <w:pPr>
-        <w:pStyle w:val="Listenabsatz"/>
         <w:rPr>
           <w:rFonts w:asciiTheme="majorHAnsi" w:hAnsiTheme="majorHAnsi" w:cs="Calibri"/>
           <w:b/>
@@ -21946,7 +22221,6 @@
           <w:sz w:val="24"/>
           <w:szCs w:val="24"/>
           <w:u w:val="single"/>
-          <w:lang w:val="en-US"/>
         </w:rPr>
       </w:pPr>
       <w:r>
@@ -21957,354 +22231,17 @@
           <w:sz w:val="24"/>
           <w:szCs w:val="24"/>
           <w:u w:val="single"/>
-          <w:lang w:val="en-US"/>
-        </w:rPr>
-        <w:t>Notes:</w:t>
-      </w:r>
-    </w:p>
-    <w:p>
-      <w:pPr>
-        <w:pStyle w:val="Listenabsatz"/>
-        <w:rPr>
-          <w:rFonts w:asciiTheme="majorHAnsi" w:hAnsiTheme="majorHAnsi" w:cs="Calibri"/>
-          <w:sz w:val="24"/>
-          <w:szCs w:val="24"/>
-          <w:lang w:val="en-US"/>
-        </w:rPr>
-      </w:pPr>
-      <w:r>
-        <w:rPr>
-          <w:rFonts w:asciiTheme="majorHAnsi" w:hAnsiTheme="majorHAnsi" w:cs="Calibri"/>
-          <w:sz w:val="24"/>
-          <w:szCs w:val="24"/>
-          <w:lang w:val="en-US"/>
-        </w:rPr>
-        <w:t>Causal forest in python:</w:t>
-      </w:r>
-    </w:p>
-    <w:p>
-      <w:pPr>
-        <w:pStyle w:val="Listenabsatz"/>
-        <w:rPr>
-          <w:rFonts w:asciiTheme="majorHAnsi" w:hAnsiTheme="majorHAnsi" w:cs="Calibri"/>
-          <w:sz w:val="24"/>
-          <w:szCs w:val="24"/>
-          <w:lang w:val="en-US"/>
-        </w:rPr>
-      </w:pPr>
-      <w:r>
-        <w:rPr>
-          <w:rFonts w:asciiTheme="majorHAnsi" w:hAnsiTheme="majorHAnsi" w:cs="Calibri"/>
-          <w:sz w:val="24"/>
-          <w:szCs w:val="24"/>
-          <w:lang w:val="en-US"/>
-        </w:rPr>
-        <w:t>https://lost-stats.github.io/Machine_Learning/causal_forest.html</w:t>
-      </w:r>
-    </w:p>
-    <w:p>
-      <w:pPr>
-        <w:pStyle w:val="Listenabsatz"/>
-        <w:rPr>
-          <w:rFonts w:asciiTheme="majorHAnsi" w:hAnsiTheme="majorHAnsi" w:cs="Calibri"/>
-          <w:sz w:val="24"/>
-          <w:szCs w:val="24"/>
-          <w:lang w:val="en-US"/>
-        </w:rPr>
-      </w:pPr>
-    </w:p>
-    <w:p>
-      <w:pPr>
-        <w:pStyle w:val="Listenabsatz"/>
-        <w:rPr>
-          <w:rFonts w:asciiTheme="majorHAnsi" w:hAnsiTheme="majorHAnsi" w:cs="Calibri"/>
-          <w:sz w:val="24"/>
-          <w:szCs w:val="24"/>
-          <w:lang w:val="en-US"/>
-        </w:rPr>
-      </w:pPr>
-    </w:p>
-    <w:p>
-      <w:pPr>
-        <w:pStyle w:val="Listenabsatz"/>
-        <w:rPr>
-          <w:rFonts w:asciiTheme="majorHAnsi" w:hAnsiTheme="majorHAnsi" w:cs="Calibri"/>
-          <w:sz w:val="24"/>
-          <w:szCs w:val="24"/>
-          <w:lang w:val="en-US"/>
-        </w:rPr>
-      </w:pPr>
-      <w:r>
-        <w:rPr>
-          <w:rFonts w:asciiTheme="majorHAnsi" w:hAnsiTheme="majorHAnsi" w:cs="Calibri"/>
-          <w:sz w:val="24"/>
-          <w:szCs w:val="24"/>
-          <w:lang w:val="en-US"/>
-        </w:rPr>
-        <w:t>https://arxiv.org/html/2509.24634</w:t>
-      </w:r>
-    </w:p>
-    <w:p>
-      <w:pPr>
-        <w:pStyle w:val="Listenabsatz"/>
-        <w:rPr>
-          <w:rFonts w:asciiTheme="majorHAnsi" w:hAnsiTheme="majorHAnsi" w:cs="Calibri"/>
-          <w:sz w:val="24"/>
-          <w:szCs w:val="24"/>
-          <w:lang w:val="en-US"/>
-        </w:rPr>
-      </w:pPr>
-    </w:p>
-    <w:p>
-      <w:pPr>
-        <w:pStyle w:val="Listenabsatz"/>
-        <w:rPr>
-          <w:rFonts w:asciiTheme="majorHAnsi" w:hAnsiTheme="majorHAnsi" w:cs="Calibri"/>
-          <w:sz w:val="24"/>
-          <w:szCs w:val="24"/>
-          <w:lang w:val="en-US"/>
-        </w:rPr>
-      </w:pPr>
-    </w:p>
-    <w:p>
-      <w:pPr>
-        <w:pStyle w:val="Listenabsatz"/>
-        <w:rPr>
-          <w:rFonts w:asciiTheme="majorHAnsi" w:hAnsiTheme="majorHAnsi" w:cs="Calibri"/>
-          <w:sz w:val="24"/>
-          <w:szCs w:val="24"/>
-          <w:lang w:val="en-US"/>
-        </w:rPr>
-      </w:pPr>
-    </w:p>
-    <w:p>
-      <w:pPr>
-        <w:pStyle w:val="Listenabsatz"/>
-        <w:rPr>
-          <w:rFonts w:asciiTheme="majorHAnsi" w:hAnsiTheme="majorHAnsi" w:cs="Calibri"/>
-          <w:sz w:val="24"/>
-          <w:szCs w:val="24"/>
-          <w:lang w:val="en-US"/>
-        </w:rPr>
-      </w:pPr>
-    </w:p>
-    <w:p>
-      <w:pPr>
-        <w:pStyle w:val="Listenabsatz"/>
-        <w:rPr>
-          <w:rFonts w:asciiTheme="majorHAnsi" w:hAnsiTheme="majorHAnsi" w:cs="Calibri"/>
-          <w:sz w:val="24"/>
-          <w:szCs w:val="24"/>
-          <w:lang w:val="en-US"/>
-        </w:rPr>
-      </w:pPr>
-    </w:p>
-    <w:p>
-      <w:pPr>
-        <w:pStyle w:val="Listenabsatz"/>
-        <w:rPr>
-          <w:rFonts w:asciiTheme="majorHAnsi" w:hAnsiTheme="majorHAnsi" w:cs="Calibri"/>
-          <w:sz w:val="24"/>
-          <w:szCs w:val="24"/>
-          <w:lang w:val="en-US"/>
-        </w:rPr>
-      </w:pPr>
-      <w:r>
-        <w:rPr>
-          <w:rFonts w:asciiTheme="majorHAnsi" w:hAnsiTheme="majorHAnsi" w:cs="Calibri"/>
-          <w:sz w:val="24"/>
-          <w:szCs w:val="24"/>
-          <w:lang w:val="en-US"/>
-        </w:rPr>
-        <w:t>To do: Counfounding check mit Bart Methode-&gt; https://muse.jhu.edu/article/793357/pdf</w:t>
-      </w:r>
-    </w:p>
-    <w:p>
-      <w:pPr>
-        <w:pStyle w:val="Listenabsatz"/>
-        <w:rPr>
-          <w:rFonts w:asciiTheme="majorHAnsi" w:hAnsiTheme="majorHAnsi" w:cs="Calibri"/>
-          <w:sz w:val="24"/>
-          <w:szCs w:val="24"/>
-          <w:lang w:val="en-US"/>
-        </w:rPr>
-      </w:pPr>
-      <w:r>
-        <w:rPr>
-          <w:rFonts w:asciiTheme="majorHAnsi" w:hAnsiTheme="majorHAnsi" w:cs="Calibri"/>
-          <w:sz w:val="24"/>
-          <w:szCs w:val="24"/>
-          <w:lang w:val="en-US"/>
-        </w:rPr>
-        <w:t>Auch ignorability check with bart</w:t>
-      </w:r>
-    </w:p>
-    <w:p>
-      <w:pPr>
-        <w:pStyle w:val="Listenabsatz"/>
-        <w:rPr>
-          <w:rFonts w:asciiTheme="majorHAnsi" w:hAnsiTheme="majorHAnsi" w:cs="Calibri"/>
-          <w:sz w:val="24"/>
-          <w:szCs w:val="24"/>
-          <w:lang w:val="en-US"/>
-        </w:rPr>
-      </w:pPr>
-    </w:p>
-    <w:p>
-      <w:pPr>
-        <w:pStyle w:val="Listenabsatz"/>
-        <w:rPr>
-          <w:rFonts w:asciiTheme="majorHAnsi" w:hAnsiTheme="majorHAnsi" w:cs="Calibri"/>
-          <w:sz w:val="24"/>
-          <w:szCs w:val="24"/>
-          <w:lang w:val="en-US"/>
-        </w:rPr>
-      </w:pPr>
-      <w:r>
-        <w:rPr>
-          <w:rFonts w:asciiTheme="majorHAnsi" w:hAnsiTheme="majorHAnsi" w:cs="Calibri"/>
-          <w:sz w:val="24"/>
-          <w:szCs w:val="24"/>
-          <w:lang w:val="en-US"/>
-        </w:rPr>
-        <w:t>- no nested or hierarchial structure</w:t>
-      </w:r>
-    </w:p>
-    <w:p>
-      <w:pPr>
-        <w:pStyle w:val="Listenabsatz"/>
-        <w:rPr>
-          <w:rFonts w:asciiTheme="majorHAnsi" w:hAnsiTheme="majorHAnsi" w:cs="Calibri"/>
-          <w:sz w:val="24"/>
-          <w:szCs w:val="24"/>
-          <w:lang w:val="en-US"/>
-        </w:rPr>
-      </w:pPr>
-    </w:p>
-    <w:p>
-      <w:pPr>
-        <w:pStyle w:val="Listenabsatz"/>
-        <w:rPr>
-          <w:rFonts w:asciiTheme="majorHAnsi" w:hAnsiTheme="majorHAnsi" w:cs="Calibri"/>
-          <w:sz w:val="24"/>
-          <w:szCs w:val="24"/>
-        </w:rPr>
-      </w:pPr>
-      <w:r>
-        <w:rPr>
-          <w:rFonts w:asciiTheme="majorHAnsi" w:hAnsiTheme="majorHAnsi" w:cs="Calibri"/>
-          <w:sz w:val="24"/>
-          <w:szCs w:val="24"/>
-        </w:rPr>
-        <w:t>Korrelationsmatrix der estimates ates: https://proceedings.mlr.press/v206/krantsevich23a/krantsevich23a.pdf</w:t>
-      </w:r>
-    </w:p>
-    <w:p>
-      <w:pPr>
-        <w:pStyle w:val="Listenabsatz"/>
-        <w:rPr>
-          <w:rFonts w:asciiTheme="majorHAnsi" w:hAnsiTheme="majorHAnsi" w:cs="Calibri"/>
-          <w:sz w:val="24"/>
-          <w:szCs w:val="24"/>
-        </w:rPr>
-      </w:pPr>
-    </w:p>
-    <w:p>
-      <w:pPr>
-        <w:pStyle w:val="Listenabsatz"/>
-        <w:rPr>
-          <w:rFonts w:asciiTheme="majorHAnsi" w:hAnsiTheme="majorHAnsi" w:cs="Calibri"/>
-          <w:sz w:val="24"/>
-          <w:szCs w:val="24"/>
-        </w:rPr>
-      </w:pPr>
-    </w:p>
-    <w:p>
-      <w:pPr>
-        <w:pStyle w:val="Listenabsatz"/>
-        <w:rPr>
-          <w:rFonts w:asciiTheme="majorHAnsi" w:hAnsiTheme="majorHAnsi" w:cs="Calibri"/>
-          <w:sz w:val="24"/>
-          <w:szCs w:val="24"/>
-        </w:rPr>
-      </w:pPr>
-      <w:r>
-        <w:rPr>
-          <w:rFonts w:asciiTheme="majorHAnsi" w:hAnsiTheme="majorHAnsi" w:cs="Calibri"/>
-          <w:sz w:val="24"/>
-          <w:szCs w:val="24"/>
-        </w:rPr>
-        <w:t>Ps Bart wird genutzt in:</w:t>
-      </w:r>
-    </w:p>
-    <w:p>
-      <w:pPr>
-        <w:pStyle w:val="Listenabsatz"/>
-        <w:rPr>
-          <w:rFonts w:asciiTheme="majorHAnsi" w:hAnsiTheme="majorHAnsi" w:cs="Calibri"/>
-          <w:sz w:val="24"/>
-          <w:szCs w:val="24"/>
-        </w:rPr>
-      </w:pPr>
-      <w:r>
-        <w:rPr>
-          <w:rFonts w:asciiTheme="majorHAnsi" w:hAnsiTheme="majorHAnsi" w:cs="Calibri"/>
-          <w:sz w:val="24"/>
-          <w:szCs w:val="24"/>
-        </w:rPr>
-        <w:t>https://proceedings.mlr.press/v206/krantsevich23a/krantsevich23a.pdf</w:t>
-      </w:r>
-    </w:p>
-    <w:p>
-      <w:pPr>
-        <w:pStyle w:val="Listenabsatz"/>
-        <w:rPr>
-          <w:rFonts w:asciiTheme="majorHAnsi" w:hAnsiTheme="majorHAnsi" w:cs="Calibri"/>
-          <w:sz w:val="24"/>
-          <w:szCs w:val="24"/>
-        </w:rPr>
-      </w:pPr>
-    </w:p>
-    <w:p>
-      <w:pPr>
-        <w:pStyle w:val="Listenabsatz"/>
-        <w:rPr>
-          <w:rFonts w:asciiTheme="majorHAnsi" w:hAnsiTheme="majorHAnsi" w:cs="Calibri"/>
-          <w:sz w:val="24"/>
-          <w:szCs w:val="24"/>
-        </w:rPr>
-      </w:pPr>
-    </w:p>
-    <w:p>
-      <w:pPr>
-        <w:pStyle w:val="Listenabsatz"/>
-        <w:rPr>
-          <w:rFonts w:asciiTheme="majorHAnsi" w:hAnsiTheme="majorHAnsi" w:cs="Calibri"/>
-          <w:sz w:val="24"/>
-          <w:szCs w:val="24"/>
-        </w:rPr>
-      </w:pPr>
-      <w:r>
-        <w:rPr>
-          <w:rFonts w:asciiTheme="majorHAnsi" w:hAnsiTheme="majorHAnsi" w:cs="Calibri"/>
-          <w:sz w:val="24"/>
-          <w:szCs w:val="24"/>
-        </w:rPr>
-        <w:t>Was ich aktuell berechne ist Mean absolute error, nicht mean absolute bias</w:t>
-      </w:r>
-    </w:p>
-    <w:p>
-      <w:pPr>
-        <w:pStyle w:val="Listenabsatz"/>
-        <w:rPr>
-          <w:rFonts w:asciiTheme="majorHAnsi" w:hAnsiTheme="majorHAnsi" w:cs="Calibri"/>
-          <w:sz w:val="24"/>
-          <w:szCs w:val="24"/>
-        </w:rPr>
-      </w:pPr>
-    </w:p>
-    <w:p>
-      <w:pPr>
+        </w:rPr>
+        <w:t>Grafiken:</w:t>
+      </w:r>
+    </w:p>
+    <w:p>
+      <w:pPr>
+        <w:pStyle w:val="Listenabsatz"/>
+        <w:numPr>
+          <w:ilvl w:val="0"/>
+          <w:numId w:val="4"/>
+        </w:numPr>
         <w:rPr>
           <w:rFonts w:asciiTheme="majorHAnsi" w:hAnsiTheme="majorHAnsi" w:cs="Calibri"/>
           <w:b/>
@@ -22314,10 +22251,7 @@
           <w:u w:val="single"/>
         </w:rPr>
       </w:pPr>
-    </w:p>
-    <w:p>
-      <w:pPr>
-        <w:pStyle w:val="Listenabsatz"/>
+      <w:r>
         <w:rPr>
           <w:rFonts w:asciiTheme="majorHAnsi" w:hAnsiTheme="majorHAnsi" w:cs="Calibri"/>
           <w:b/>
@@ -22325,10 +22259,12 @@
           <w:sz w:val="24"/>
           <w:szCs w:val="24"/>
           <w:u w:val="single"/>
-          <w:lang w:val="en-US"/>
-        </w:rPr>
-      </w:pPr>
-      <w:r>
+        </w:rPr>
+        <w:t>Einheitlich: theme_minimal() oder mit grauem Hintergrund -&gt; grau ist besser für Scatter plots</w:t>
+      </w:r>
+    </w:p>
+    <w:p>
+      <w:pPr>
         <w:rPr>
           <w:rFonts w:asciiTheme="majorHAnsi" w:hAnsiTheme="majorHAnsi" w:cs="Calibri"/>
           <w:b/>
@@ -22336,6 +22272,421 @@
           <w:sz w:val="24"/>
           <w:szCs w:val="24"/>
           <w:u w:val="single"/>
+        </w:rPr>
+      </w:pPr>
+    </w:p>
+    <w:p>
+      <w:pPr>
+        <w:rPr>
+          <w:rFonts w:asciiTheme="majorHAnsi" w:hAnsiTheme="majorHAnsi" w:cs="Calibri"/>
+          <w:b/>
+          <w:bCs/>
+          <w:sz w:val="24"/>
+          <w:szCs w:val="24"/>
+          <w:u w:val="single"/>
+        </w:rPr>
+      </w:pPr>
+    </w:p>
+    <w:p>
+      <w:pPr>
+        <w:pStyle w:val="Listenabsatz"/>
+        <w:rPr>
+          <w:rFonts w:asciiTheme="majorHAnsi" w:hAnsiTheme="majorHAnsi" w:cs="Calibri"/>
+          <w:b/>
+          <w:bCs/>
+          <w:sz w:val="24"/>
+          <w:szCs w:val="24"/>
+          <w:u w:val="single"/>
+          <w:lang w:val="en-US"/>
+        </w:rPr>
+      </w:pPr>
+      <w:r>
+        <w:rPr>
+          <w:rFonts w:asciiTheme="majorHAnsi" w:hAnsiTheme="majorHAnsi" w:cs="Calibri"/>
+          <w:b/>
+          <w:bCs/>
+          <w:sz w:val="24"/>
+          <w:szCs w:val="24"/>
+          <w:u w:val="single"/>
+          <w:lang w:val="en-US"/>
+        </w:rPr>
+        <w:t>Notes:</w:t>
+      </w:r>
+    </w:p>
+    <w:p>
+      <w:pPr>
+        <w:pStyle w:val="Listenabsatz"/>
+        <w:rPr>
+          <w:rFonts w:asciiTheme="majorHAnsi" w:hAnsiTheme="majorHAnsi" w:cs="Calibri"/>
+          <w:sz w:val="24"/>
+          <w:szCs w:val="24"/>
+          <w:lang w:val="en-US"/>
+        </w:rPr>
+      </w:pPr>
+      <w:r>
+        <w:rPr>
+          <w:rFonts w:asciiTheme="majorHAnsi" w:hAnsiTheme="majorHAnsi" w:cs="Calibri"/>
+          <w:sz w:val="24"/>
+          <w:szCs w:val="24"/>
+          <w:lang w:val="en-US"/>
+        </w:rPr>
+        <w:t>Causal forest in python:</w:t>
+      </w:r>
+    </w:p>
+    <w:p>
+      <w:pPr>
+        <w:pStyle w:val="Listenabsatz"/>
+        <w:rPr>
+          <w:rFonts w:asciiTheme="majorHAnsi" w:hAnsiTheme="majorHAnsi" w:cs="Calibri"/>
+          <w:sz w:val="24"/>
+          <w:szCs w:val="24"/>
+          <w:lang w:val="en-US"/>
+        </w:rPr>
+      </w:pPr>
+      <w:r>
+        <w:rPr>
+          <w:rFonts w:asciiTheme="majorHAnsi" w:hAnsiTheme="majorHAnsi" w:cs="Calibri"/>
+          <w:sz w:val="24"/>
+          <w:szCs w:val="24"/>
+          <w:lang w:val="en-US"/>
+        </w:rPr>
+        <w:t>https://lost-stats.github.io/Machine_Learning/causal_forest.html</w:t>
+      </w:r>
+    </w:p>
+    <w:p>
+      <w:pPr>
+        <w:pStyle w:val="Listenabsatz"/>
+        <w:rPr>
+          <w:rFonts w:asciiTheme="majorHAnsi" w:hAnsiTheme="majorHAnsi" w:cs="Calibri"/>
+          <w:sz w:val="24"/>
+          <w:szCs w:val="24"/>
+          <w:lang w:val="en-US"/>
+        </w:rPr>
+      </w:pPr>
+    </w:p>
+    <w:p>
+      <w:pPr>
+        <w:pStyle w:val="Listenabsatz"/>
+        <w:rPr>
+          <w:rFonts w:asciiTheme="majorHAnsi" w:hAnsiTheme="majorHAnsi" w:cs="Calibri"/>
+          <w:sz w:val="24"/>
+          <w:szCs w:val="24"/>
+          <w:lang w:val="en-US"/>
+        </w:rPr>
+      </w:pPr>
+    </w:p>
+    <w:p>
+      <w:pPr>
+        <w:pStyle w:val="Listenabsatz"/>
+        <w:rPr>
+          <w:rFonts w:asciiTheme="majorHAnsi" w:hAnsiTheme="majorHAnsi" w:cs="Calibri"/>
+          <w:sz w:val="24"/>
+          <w:szCs w:val="24"/>
+          <w:lang w:val="en-US"/>
+        </w:rPr>
+      </w:pPr>
+      <w:r>
+        <w:rPr>
+          <w:rFonts w:asciiTheme="majorHAnsi" w:hAnsiTheme="majorHAnsi" w:cs="Calibri"/>
+          <w:sz w:val="24"/>
+          <w:szCs w:val="24"/>
+          <w:lang w:val="en-US"/>
+        </w:rPr>
+        <w:t>https://arxiv.org/html/2509.24634</w:t>
+      </w:r>
+    </w:p>
+    <w:p>
+      <w:pPr>
+        <w:pStyle w:val="Listenabsatz"/>
+        <w:rPr>
+          <w:rFonts w:asciiTheme="majorHAnsi" w:hAnsiTheme="majorHAnsi" w:cs="Calibri"/>
+          <w:sz w:val="24"/>
+          <w:szCs w:val="24"/>
+          <w:lang w:val="en-US"/>
+        </w:rPr>
+      </w:pPr>
+    </w:p>
+    <w:p>
+      <w:pPr>
+        <w:pStyle w:val="Listenabsatz"/>
+        <w:rPr>
+          <w:rFonts w:asciiTheme="majorHAnsi" w:hAnsiTheme="majorHAnsi" w:cs="Calibri"/>
+          <w:sz w:val="24"/>
+          <w:szCs w:val="24"/>
+          <w:lang w:val="en-US"/>
+        </w:rPr>
+      </w:pPr>
+    </w:p>
+    <w:p>
+      <w:pPr>
+        <w:pStyle w:val="Listenabsatz"/>
+        <w:rPr>
+          <w:rFonts w:asciiTheme="majorHAnsi" w:hAnsiTheme="majorHAnsi" w:cs="Calibri"/>
+          <w:sz w:val="24"/>
+          <w:szCs w:val="24"/>
+          <w:lang w:val="en-US"/>
+        </w:rPr>
+      </w:pPr>
+    </w:p>
+    <w:p>
+      <w:pPr>
+        <w:pStyle w:val="Listenabsatz"/>
+        <w:rPr>
+          <w:rFonts w:asciiTheme="majorHAnsi" w:hAnsiTheme="majorHAnsi" w:cs="Calibri"/>
+          <w:sz w:val="24"/>
+          <w:szCs w:val="24"/>
+          <w:lang w:val="en-US"/>
+        </w:rPr>
+      </w:pPr>
+    </w:p>
+    <w:p>
+      <w:pPr>
+        <w:pStyle w:val="Listenabsatz"/>
+        <w:rPr>
+          <w:rFonts w:asciiTheme="majorHAnsi" w:hAnsiTheme="majorHAnsi" w:cs="Calibri"/>
+          <w:sz w:val="24"/>
+          <w:szCs w:val="24"/>
+          <w:lang w:val="en-US"/>
+        </w:rPr>
+      </w:pPr>
+    </w:p>
+    <w:p>
+      <w:pPr>
+        <w:pStyle w:val="Listenabsatz"/>
+        <w:rPr>
+          <w:rFonts w:asciiTheme="majorHAnsi" w:hAnsiTheme="majorHAnsi" w:cs="Calibri"/>
+          <w:sz w:val="24"/>
+          <w:szCs w:val="24"/>
+          <w:lang w:val="en-US"/>
+        </w:rPr>
+      </w:pPr>
+      <w:r>
+        <w:rPr>
+          <w:rFonts w:asciiTheme="majorHAnsi" w:hAnsiTheme="majorHAnsi" w:cs="Calibri"/>
+          <w:sz w:val="24"/>
+          <w:szCs w:val="24"/>
+          <w:lang w:val="en-US"/>
+        </w:rPr>
+        <w:t>To do: Counfounding check mit Bart Methode-&gt; https://muse.jhu.edu/article/793357/pdf</w:t>
+      </w:r>
+    </w:p>
+    <w:p>
+      <w:pPr>
+        <w:pStyle w:val="Listenabsatz"/>
+        <w:rPr>
+          <w:rFonts w:asciiTheme="majorHAnsi" w:hAnsiTheme="majorHAnsi" w:cs="Calibri"/>
+          <w:sz w:val="24"/>
+          <w:szCs w:val="24"/>
+          <w:lang w:val="en-US"/>
+        </w:rPr>
+      </w:pPr>
+      <w:r>
+        <w:rPr>
+          <w:rFonts w:asciiTheme="majorHAnsi" w:hAnsiTheme="majorHAnsi" w:cs="Calibri"/>
+          <w:sz w:val="24"/>
+          <w:szCs w:val="24"/>
+          <w:lang w:val="en-US"/>
+        </w:rPr>
+        <w:t>Auch ignorability check with bart</w:t>
+      </w:r>
+    </w:p>
+    <w:p>
+      <w:pPr>
+        <w:pStyle w:val="Listenabsatz"/>
+        <w:rPr>
+          <w:rFonts w:asciiTheme="majorHAnsi" w:hAnsiTheme="majorHAnsi" w:cs="Calibri"/>
+          <w:sz w:val="24"/>
+          <w:szCs w:val="24"/>
+          <w:lang w:val="en-US"/>
+        </w:rPr>
+      </w:pPr>
+    </w:p>
+    <w:p>
+      <w:pPr>
+        <w:pStyle w:val="Listenabsatz"/>
+        <w:rPr>
+          <w:rFonts w:asciiTheme="majorHAnsi" w:hAnsiTheme="majorHAnsi" w:cs="Calibri"/>
+          <w:sz w:val="24"/>
+          <w:szCs w:val="24"/>
+          <w:lang w:val="en-US"/>
+        </w:rPr>
+      </w:pPr>
+      <w:r>
+        <w:rPr>
+          <w:rFonts w:asciiTheme="majorHAnsi" w:hAnsiTheme="majorHAnsi" w:cs="Calibri"/>
+          <w:sz w:val="24"/>
+          <w:szCs w:val="24"/>
+          <w:lang w:val="en-US"/>
+        </w:rPr>
+        <w:t>- no nested or hierarchial structure</w:t>
+      </w:r>
+    </w:p>
+    <w:p>
+      <w:pPr>
+        <w:pStyle w:val="Listenabsatz"/>
+        <w:rPr>
+          <w:rFonts w:asciiTheme="majorHAnsi" w:hAnsiTheme="majorHAnsi" w:cs="Calibri"/>
+          <w:sz w:val="24"/>
+          <w:szCs w:val="24"/>
+          <w:lang w:val="en-US"/>
+        </w:rPr>
+      </w:pPr>
+    </w:p>
+    <w:p>
+      <w:pPr>
+        <w:pStyle w:val="Listenabsatz"/>
+        <w:rPr>
+          <w:rFonts w:asciiTheme="majorHAnsi" w:hAnsiTheme="majorHAnsi" w:cs="Calibri"/>
+          <w:sz w:val="24"/>
+          <w:szCs w:val="24"/>
+        </w:rPr>
+      </w:pPr>
+      <w:r>
+        <w:rPr>
+          <w:rFonts w:asciiTheme="majorHAnsi" w:hAnsiTheme="majorHAnsi" w:cs="Calibri"/>
+          <w:sz w:val="24"/>
+          <w:szCs w:val="24"/>
+        </w:rPr>
+        <w:t>Korrelationsmatrix der estimates ates: https://proceedings.mlr.press/v206/krantsevich23a/krantsevich23a.pdf</w:t>
+      </w:r>
+    </w:p>
+    <w:p>
+      <w:pPr>
+        <w:pStyle w:val="Listenabsatz"/>
+        <w:rPr>
+          <w:rFonts w:asciiTheme="majorHAnsi" w:hAnsiTheme="majorHAnsi" w:cs="Calibri"/>
+          <w:sz w:val="24"/>
+          <w:szCs w:val="24"/>
+        </w:rPr>
+      </w:pPr>
+    </w:p>
+    <w:p>
+      <w:pPr>
+        <w:pStyle w:val="Listenabsatz"/>
+        <w:rPr>
+          <w:rFonts w:asciiTheme="majorHAnsi" w:hAnsiTheme="majorHAnsi" w:cs="Calibri"/>
+          <w:sz w:val="24"/>
+          <w:szCs w:val="24"/>
+        </w:rPr>
+      </w:pPr>
+    </w:p>
+    <w:p>
+      <w:pPr>
+        <w:pStyle w:val="Listenabsatz"/>
+        <w:rPr>
+          <w:rFonts w:asciiTheme="majorHAnsi" w:hAnsiTheme="majorHAnsi" w:cs="Calibri"/>
+          <w:sz w:val="24"/>
+          <w:szCs w:val="24"/>
+        </w:rPr>
+      </w:pPr>
+      <w:r>
+        <w:rPr>
+          <w:rFonts w:asciiTheme="majorHAnsi" w:hAnsiTheme="majorHAnsi" w:cs="Calibri"/>
+          <w:sz w:val="24"/>
+          <w:szCs w:val="24"/>
+        </w:rPr>
+        <w:t>Ps Bart wird genutzt in:</w:t>
+      </w:r>
+    </w:p>
+    <w:p>
+      <w:pPr>
+        <w:pStyle w:val="Listenabsatz"/>
+        <w:rPr>
+          <w:rFonts w:asciiTheme="majorHAnsi" w:hAnsiTheme="majorHAnsi" w:cs="Calibri"/>
+          <w:sz w:val="24"/>
+          <w:szCs w:val="24"/>
+        </w:rPr>
+      </w:pPr>
+      <w:r>
+        <w:rPr>
+          <w:rFonts w:asciiTheme="majorHAnsi" w:hAnsiTheme="majorHAnsi" w:cs="Calibri"/>
+          <w:sz w:val="24"/>
+          <w:szCs w:val="24"/>
+        </w:rPr>
+        <w:t>https://proceedings.mlr.press/v206/krantsevich23a/krantsevich23a.pdf</w:t>
+      </w:r>
+    </w:p>
+    <w:p>
+      <w:pPr>
+        <w:pStyle w:val="Listenabsatz"/>
+        <w:rPr>
+          <w:rFonts w:asciiTheme="majorHAnsi" w:hAnsiTheme="majorHAnsi" w:cs="Calibri"/>
+          <w:sz w:val="24"/>
+          <w:szCs w:val="24"/>
+        </w:rPr>
+      </w:pPr>
+    </w:p>
+    <w:p>
+      <w:pPr>
+        <w:pStyle w:val="Listenabsatz"/>
+        <w:rPr>
+          <w:rFonts w:asciiTheme="majorHAnsi" w:hAnsiTheme="majorHAnsi" w:cs="Calibri"/>
+          <w:sz w:val="24"/>
+          <w:szCs w:val="24"/>
+        </w:rPr>
+      </w:pPr>
+    </w:p>
+    <w:p>
+      <w:pPr>
+        <w:pStyle w:val="Listenabsatz"/>
+        <w:rPr>
+          <w:rFonts w:asciiTheme="majorHAnsi" w:hAnsiTheme="majorHAnsi" w:cs="Calibri"/>
+          <w:sz w:val="24"/>
+          <w:szCs w:val="24"/>
+        </w:rPr>
+      </w:pPr>
+      <w:r>
+        <w:rPr>
+          <w:rFonts w:asciiTheme="majorHAnsi" w:hAnsiTheme="majorHAnsi" w:cs="Calibri"/>
+          <w:sz w:val="24"/>
+          <w:szCs w:val="24"/>
+        </w:rPr>
+        <w:t>Was ich aktuell berechne ist Mean absolute error, nicht mean absolute bias</w:t>
+      </w:r>
+    </w:p>
+    <w:p>
+      <w:pPr>
+        <w:pStyle w:val="Listenabsatz"/>
+        <w:rPr>
+          <w:rFonts w:asciiTheme="majorHAnsi" w:hAnsiTheme="majorHAnsi" w:cs="Calibri"/>
+          <w:sz w:val="24"/>
+          <w:szCs w:val="24"/>
+        </w:rPr>
+      </w:pPr>
+    </w:p>
+    <w:p>
+      <w:pPr>
+        <w:rPr>
+          <w:rFonts w:asciiTheme="majorHAnsi" w:hAnsiTheme="majorHAnsi" w:cs="Calibri"/>
+          <w:b/>
+          <w:bCs/>
+          <w:sz w:val="24"/>
+          <w:szCs w:val="24"/>
+          <w:u w:val="single"/>
+        </w:rPr>
+      </w:pPr>
+    </w:p>
+    <w:p>
+      <w:pPr>
+        <w:pStyle w:val="Listenabsatz"/>
+        <w:rPr>
+          <w:rFonts w:asciiTheme="majorHAnsi" w:hAnsiTheme="majorHAnsi" w:cs="Calibri"/>
+          <w:b/>
+          <w:bCs/>
+          <w:sz w:val="24"/>
+          <w:szCs w:val="24"/>
+          <w:u w:val="single"/>
+          <w:lang w:val="en-US"/>
+        </w:rPr>
+      </w:pPr>
+      <w:r>
+        <w:rPr>
+          <w:rFonts w:asciiTheme="majorHAnsi" w:hAnsiTheme="majorHAnsi" w:cs="Calibri"/>
+          <w:b/>
+          <w:bCs/>
+          <w:sz w:val="24"/>
+          <w:szCs w:val="24"/>
+          <w:u w:val="single"/>
           <w:lang w:val="en-US"/>
         </w:rPr>
         <w:t>Quellen:</w:t>
@@ -22415,6 +22766,7 @@
           <w:szCs w:val="24"/>
           <w:lang w:val="en-US"/>
         </w:rPr>
+        <w:lastRenderedPageBreak/>
         <w:t xml:space="preserve">Rubin, D. B., &amp; Thomas, N. (1996). Matching using estimated propensity scores: relating theory to practice. </w:t>
       </w:r>
       <w:r>
@@ -22640,7 +22992,6 @@
           <w:szCs w:val="24"/>
           <w:lang w:val="en-US"/>
         </w:rPr>
-        <w:lastRenderedPageBreak/>
         <w:t xml:space="preserve">Nicole Bohme Carnegie "Comment: Contributions of Model Features to BART Causal Inference Performance Using ACIC 2016 Competition Data," Statistical Science, Statist. </w:t>
       </w:r>
       <w:r>
@@ -23033,6 +23384,7 @@
           <w:szCs w:val="24"/>
           <w:lang w:val="en-US"/>
         </w:rPr>
+        <w:lastRenderedPageBreak/>
         <w:t xml:space="preserve">Acyclic mean that the flow of causality goes in one direction (from cause to outcome) and there are no loops. </w:t>
       </w:r>
     </w:p>
@@ -23177,7 +23529,6 @@
           <w:szCs w:val="24"/>
           <w:lang w:val="en-US"/>
         </w:rPr>
-        <w:lastRenderedPageBreak/>
         <w:t xml:space="preserve">With increasing depth, the probability that a node will split becomes very small and vice versa it becomes very likely that it instead becomes a terminal node. </w:t>
       </w:r>
     </w:p>
@@ -23297,6 +23648,41 @@
           <w:lang w:val="en-US"/>
         </w:rPr>
         <w:t>Results may vary depending on how Pscores are calculated. Therefore, in the first experiment, the pscores are calculated not within the models, but before. A simple logistic regression is used, where the model consists of a linear expression of all the covariates.</w:t>
+      </w:r>
+    </w:p>
+    <w:p>
+      <w:pPr>
+        <w:pStyle w:val="Listenabsatz"/>
+        <w:ind w:left="0"/>
+        <w:rPr>
+          <w:rFonts w:asciiTheme="majorHAnsi" w:hAnsiTheme="majorHAnsi" w:cs="Calibri"/>
+          <w:b/>
+          <w:bCs/>
+          <w:sz w:val="24"/>
+          <w:szCs w:val="24"/>
+          <w:u w:val="single"/>
+          <w:lang w:val="en-US"/>
+        </w:rPr>
+      </w:pPr>
+    </w:p>
+    <w:p>
+      <w:pPr>
+        <w:pStyle w:val="Listenabsatz"/>
+        <w:rPr>
+          <w:rFonts w:asciiTheme="majorHAnsi" w:hAnsiTheme="majorHAnsi" w:cs="Calibri"/>
+          <w:sz w:val="24"/>
+          <w:szCs w:val="24"/>
+          <w:lang w:val="en-US"/>
+        </w:rPr>
+      </w:pPr>
+      <w:r>
+        <w:rPr>
+          <w:rFonts w:asciiTheme="majorHAnsi" w:hAnsiTheme="majorHAnsi" w:cs="Calibri"/>
+          <w:sz w:val="24"/>
+          <w:szCs w:val="24"/>
+          <w:lang w:val="en-US"/>
+        </w:rPr>
+        <w:t xml:space="preserve">The causal forest often has a high bias, meaning that it is not a very accurate model. It is however aware of its weakness and provides long confidence intervals. These are often long enough to still contain the true treatment effect, even though the point estimate is off, leading to a good coverage rate. </w:t>
       </w:r>
     </w:p>
     <w:p>
@@ -23326,7 +23712,7 @@
 
 <file path=word/comments.xml><?xml version="1.0" encoding="utf-8"?>
 <w:comments xmlns:wpc="http://schemas.microsoft.com/office/word/2010/wordprocessingCanvas" xmlns:cx="http://schemas.microsoft.com/office/drawing/2014/chartex" xmlns:cx1="http://schemas.microsoft.com/office/drawing/2015/9/8/chartex" xmlns:cx2="http://schemas.microsoft.com/office/drawing/2015/10/21/chartex" xmlns:cx3="http://schemas.microsoft.com/office/drawing/2016/5/9/chartex" xmlns:cx4="http://schemas.microsoft.com/office/drawing/2016/5/10/chartex" xmlns:cx5="http://schemas.microsoft.com/office/drawing/2016/5/11/chartex" xmlns:cx6="http://schemas.microsoft.com/office/drawing/2016/5/12/chartex" xmlns:cx7="http://schemas.microsoft.com/office/drawing/2016/5/13/chartex" xmlns:cx8="http://schemas.microsoft.com/office/drawing/2016/5/14/chartex" xmlns:mc="http://schemas.openxmlformats.org/markup-compatibility/2006" xmlns:aink="http://schemas.microsoft.com/office/drawing/2016/ink" xmlns:am3d="http://schemas.microsoft.com/office/drawing/2017/model3d" xmlns:o="urn:schemas-microsoft-com:office:office" xmlns:oel="http://schemas.microsoft.com/office/2019/extlst" xmlns:r="http://schemas.openxmlformats.org/officeDocument/2006/relationships" xmlns:m="http://schemas.openxmlformats.org/officeDocument/2006/math" xmlns:v="urn:schemas-microsoft-com:vml" xmlns:wp14="http://schemas.microsoft.com/office/word/2010/wordprocessingDrawing" xmlns:wp="http://schemas.openxmlformats.org/drawingml/2006/wordprocessingDrawing" xmlns:w10="urn:schemas-microsoft-com:office:word" xmlns:w="http://schemas.openxmlformats.org/wordprocessingml/2006/main" xmlns:w14="http://schemas.microsoft.com/office/word/2010/wordml" xmlns:w15="http://schemas.microsoft.com/office/word/2012/wordml" xmlns:w16cex="http://schemas.microsoft.com/office/word/2018/wordml/cex" xmlns:w16cid="http://schemas.microsoft.com/office/word/2016/wordml/cid" xmlns:w16="http://schemas.microsoft.com/office/word/2018/wordml" xmlns:w16du="http://schemas.microsoft.com/office/word/2023/wordml/word16du" xmlns:w16sdtdh="http://schemas.microsoft.com/office/word/2020/wordml/sdtdatahash" xmlns:w16sdtfl="http://schemas.microsoft.com/office/word/2024/wordml/sdtformatlock" xmlns:w16se="http://schemas.microsoft.com/office/word/2015/wordml/symex" xmlns:wpg="http://schemas.microsoft.com/office/word/2010/wordprocessingGroup" xmlns:wpi="http://schemas.microsoft.com/office/word/2010/wordprocessingInk" xmlns:wne="http://schemas.microsoft.com/office/word/2006/wordml" xmlns:wps="http://schemas.microsoft.com/office/word/2010/wordprocessingShape" mc:Ignorable="w14 w15 w16se w16cid w16 w16cex w16sdtdh w16sdtfl w16du wp14">
-  <w:comment w:id="0" w:author="Luise Ruth Sessler" w:date="2026-03-31T14:45:00Z" w:initials="LRS">
+  <w:comment w:id="0" w:author="Amelie Sessler" w:date="2026-05-03T17:33:00Z" w:initials="AS">
     <w:p>
       <w:pPr>
         <w:pStyle w:val="Kommentartext"/>
@@ -23338,11 +23724,27 @@
         <w:annotationRef/>
       </w:r>
       <w:r>
+        <w:t>WICHTIG: nochmal irgendwie verdeutlichen, dass erstmal das basic model für PREDICTIVE tasks erklärt wird!!</w:t>
+      </w:r>
+    </w:p>
+  </w:comment>
+  <w:comment w:id="1" w:author="Luise Ruth Sessler" w:date="2026-03-31T14:45:00Z" w:initials="LRS">
+    <w:p>
+      <w:pPr>
+        <w:pStyle w:val="Kommentartext"/>
+      </w:pPr>
+      <w:r>
+        <w:rPr>
+          <w:rStyle w:val="Kommentarzeichen"/>
+        </w:rPr>
+        <w:annotationRef/>
+      </w:r>
+      <w:r>
         <w:t>Im weiteren text auch Y und X verwenden? Irgendwo Formeln verwenden?</w:t>
       </w:r>
     </w:p>
   </w:comment>
-  <w:comment w:id="1" w:author="Amelie Sessler" w:date="2026-04-05T17:49:00Z" w:initials="AS">
+  <w:comment w:id="2" w:author="Amelie Sessler" w:date="2026-04-05T17:49:00Z" w:initials="AS">
     <w:p>
       <w:pPr>
         <w:pStyle w:val="Kommentartext"/>
@@ -23358,7 +23760,7 @@
       </w:r>
     </w:p>
   </w:comment>
-  <w:comment w:id="2" w:author="Amelie Sessler" w:date="2026-04-14T22:42:00Z" w:initials="AS">
+  <w:comment w:id="3" w:author="Amelie Sessler" w:date="2026-04-14T22:42:00Z" w:initials="AS">
     <w:p>
       <w:pPr>
         <w:pStyle w:val="Kommentartext"/>
@@ -23374,7 +23776,7 @@
       </w:r>
     </w:p>
   </w:comment>
-  <w:comment w:id="3" w:author="Amelie Sessler" w:date="2026-04-14T16:00:00Z" w:initials="AS">
+  <w:comment w:id="4" w:author="Amelie Sessler" w:date="2026-04-14T16:00:00Z" w:initials="AS">
     <w:p>
       <w:pPr>
         <w:pStyle w:val="Kommentartext"/>
@@ -23390,7 +23792,7 @@
       </w:r>
     </w:p>
   </w:comment>
-  <w:comment w:id="4" w:author="Amelie Sessler" w:date="2026-04-30T21:39:00Z" w:initials="AS">
+  <w:comment w:id="5" w:author="Amelie Sessler" w:date="2026-04-30T21:39:00Z" w:initials="AS">
     <w:p>
       <w:pPr>
         <w:pStyle w:val="Kommentartext"/>
@@ -23406,7 +23808,7 @@
       </w:r>
     </w:p>
   </w:comment>
-  <w:comment w:id="5" w:author="Amelie Sessler" w:date="2026-04-30T22:18:00Z" w:initials="AS">
+  <w:comment w:id="6" w:author="Amelie Sessler" w:date="2026-04-30T22:18:00Z" w:initials="AS">
     <w:p>
       <w:pPr>
         <w:pStyle w:val="Kommentartext"/>
@@ -23422,7 +23824,7 @@
       </w:r>
     </w:p>
   </w:comment>
-  <w:comment w:id="6" w:author="Amelie Sessler" w:date="2026-04-14T16:46:00Z" w:initials="AS">
+  <w:comment w:id="7" w:author="Amelie Sessler" w:date="2026-04-14T16:46:00Z" w:initials="AS">
     <w:p>
       <w:pPr>
         <w:pStyle w:val="Kommentartext"/>
@@ -23438,7 +23840,7 @@
       </w:r>
     </w:p>
   </w:comment>
-  <w:comment w:id="7" w:author="Amelie Sessler" w:date="2026-04-14T14:06:00Z" w:initials="AS">
+  <w:comment w:id="8" w:author="Amelie Sessler" w:date="2026-04-14T14:06:00Z" w:initials="AS">
     <w:p>
       <w:pPr>
         <w:pStyle w:val="Kommentartext"/>
@@ -23454,7 +23856,7 @@
       </w:r>
     </w:p>
   </w:comment>
-  <w:comment w:id="8" w:author="Amelie Sessler" w:date="2026-04-26T14:15:00Z" w:initials="AS">
+  <w:comment w:id="9" w:author="Amelie Sessler" w:date="2026-04-26T14:15:00Z" w:initials="AS">
     <w:p>
       <w:pPr>
         <w:pStyle w:val="Kommentartext"/>
@@ -23470,7 +23872,7 @@
       </w:r>
     </w:p>
   </w:comment>
-  <w:comment w:id="9" w:author="Amelie Sessler" w:date="2026-04-30T22:02:00Z" w:initials="AS">
+  <w:comment w:id="10" w:author="Amelie Sessler" w:date="2026-04-30T22:02:00Z" w:initials="AS">
     <w:p>
       <w:pPr>
         <w:pStyle w:val="Kommentartext"/>
@@ -23486,7 +23888,7 @@
       </w:r>
     </w:p>
   </w:comment>
-  <w:comment w:id="10" w:author="Amelie Sessler" w:date="2026-05-01T15:40:00Z" w:initials="AS">
+  <w:comment w:id="11" w:author="Amelie Sessler" w:date="2026-05-01T15:40:00Z" w:initials="AS">
     <w:p>
       <w:pPr>
         <w:pStyle w:val="Kommentartext"/>
@@ -23502,7 +23904,7 @@
       </w:r>
     </w:p>
   </w:comment>
-  <w:comment w:id="11" w:author="Amelie Sessler" w:date="2026-04-27T19:15:00Z" w:initials="AS">
+  <w:comment w:id="12" w:author="Amelie Sessler" w:date="2026-04-27T19:15:00Z" w:initials="AS">
     <w:p>
       <w:pPr>
         <w:pStyle w:val="Kommentartext"/>
@@ -23518,7 +23920,7 @@
       </w:r>
     </w:p>
   </w:comment>
-  <w:comment w:id="12" w:author="Amelie Sessler" w:date="2026-04-26T20:29:00Z" w:initials="AS">
+  <w:comment w:id="13" w:author="Amelie Sessler" w:date="2026-04-26T20:29:00Z" w:initials="AS">
     <w:p>
       <w:pPr>
         <w:pStyle w:val="Kommentartext"/>
@@ -23534,7 +23936,7 @@
       </w:r>
     </w:p>
   </w:comment>
-  <w:comment w:id="13" w:author="Luise Ruth Sessler" w:date="2026-04-01T14:23:00Z" w:initials="LRS">
+  <w:comment w:id="14" w:author="Luise Ruth Sessler" w:date="2026-04-01T14:23:00Z" w:initials="LRS">
     <w:p>
       <w:pPr>
         <w:pStyle w:val="Kommentartext"/>
@@ -23547,22 +23949,6 @@
       </w:r>
       <w:r>
         <w:t>Dorie et al. Basieren das auf Carniege, die hat hat das untersucht. 10 chains waren am besten für BART ohne TMLE</w:t>
-      </w:r>
-    </w:p>
-  </w:comment>
-  <w:comment w:id="14" w:author="Amelie Sessler" w:date="2026-04-26T14:49:00Z" w:initials="AS">
-    <w:p>
-      <w:pPr>
-        <w:pStyle w:val="Kommentartext"/>
-      </w:pPr>
-      <w:r>
-        <w:rPr>
-          <w:rStyle w:val="Kommentarzeichen"/>
-        </w:rPr>
-        <w:annotationRef/>
-      </w:r>
-      <w:r>
-        <w:t>Stimmt so eigentlich nicht, hab nur 3 datasets getestet</w:t>
       </w:r>
     </w:p>
   </w:comment>
@@ -23578,11 +23964,27 @@
         <w:annotationRef/>
       </w:r>
       <w:r>
+        <w:t>Stimmt so eigentlich nicht, hab nur 3 datasets getestet</w:t>
+      </w:r>
+    </w:p>
+  </w:comment>
+  <w:comment w:id="16" w:author="Amelie Sessler" w:date="2026-04-26T14:49:00Z" w:initials="AS">
+    <w:p>
+      <w:pPr>
+        <w:pStyle w:val="Kommentartext"/>
+      </w:pPr>
+      <w:r>
+        <w:rPr>
+          <w:rStyle w:val="Kommentarzeichen"/>
+        </w:rPr>
+        <w:annotationRef/>
+      </w:r>
+      <w:r>
         <w:t>Nochmal nachschauen</w:t>
       </w:r>
     </w:p>
   </w:comment>
-  <w:comment w:id="16" w:author="Amelie Sessler" w:date="2026-04-26T14:52:00Z" w:initials="AS">
+  <w:comment w:id="17" w:author="Amelie Sessler" w:date="2026-04-26T14:52:00Z" w:initials="AS">
     <w:p>
       <w:pPr>
         <w:pStyle w:val="Kommentartext"/>
@@ -23598,7 +24000,7 @@
       </w:r>
     </w:p>
   </w:comment>
-  <w:comment w:id="17" w:author="Amelie Sessler" w:date="2026-04-26T23:05:00Z" w:initials="AS">
+  <w:comment w:id="18" w:author="Amelie Sessler" w:date="2026-04-26T23:05:00Z" w:initials="AS">
     <w:p>
       <w:pPr>
         <w:pStyle w:val="Kommentartext"/>
@@ -23614,7 +24016,7 @@
       </w:r>
     </w:p>
   </w:comment>
-  <w:comment w:id="18" w:author="Amelie Sessler" w:date="2026-04-26T21:30:00Z" w:initials="AS">
+  <w:comment w:id="19" w:author="Amelie Sessler" w:date="2026-04-26T21:30:00Z" w:initials="AS">
     <w:p>
       <w:pPr>
         <w:pStyle w:val="Kommentartext"/>
@@ -23630,7 +24032,7 @@
       </w:r>
     </w:p>
   </w:comment>
-  <w:comment w:id="19" w:author="Luise Ruth Sessler" w:date="2026-05-02T17:34:00Z" w:initials="LRS">
+  <w:comment w:id="20" w:author="Luise Ruth Sessler" w:date="2026-05-02T17:34:00Z" w:initials="LRS">
     <w:p>
       <w:pPr>
         <w:pStyle w:val="Kommentartext"/>
@@ -23646,7 +24048,7 @@
       </w:r>
     </w:p>
   </w:comment>
-  <w:comment w:id="20" w:author="Luise Ruth Sessler" w:date="2026-05-02T17:09:00Z" w:initials="LRS">
+  <w:comment w:id="21" w:author="Luise Ruth Sessler" w:date="2026-05-02T17:09:00Z" w:initials="LRS">
     <w:p>
       <w:pPr>
         <w:pStyle w:val="Kommentartext"/>
@@ -23662,7 +24064,7 @@
       </w:r>
     </w:p>
   </w:comment>
-  <w:comment w:id="21" w:author="Luise Ruth Sessler" w:date="2026-05-02T13:33:00Z" w:initials="LRS">
+  <w:comment w:id="22" w:author="Amelie Sessler" w:date="2026-05-03T17:31:00Z" w:initials="AS">
     <w:p>
       <w:pPr>
         <w:pStyle w:val="Kommentartext"/>
@@ -23674,11 +24076,27 @@
         <w:annotationRef/>
       </w:r>
       <w:r>
+        <w:t>Oder da schreib ich einfach sowas wie „no diagnostics could explain why they were so high“? oder eingehen auf effect size: ATE/sd(Y)</w:t>
+      </w:r>
+    </w:p>
+  </w:comment>
+  <w:comment w:id="23" w:author="Luise Ruth Sessler" w:date="2026-05-02T13:33:00Z" w:initials="LRS">
+    <w:p>
+      <w:pPr>
+        <w:pStyle w:val="Kommentartext"/>
+      </w:pPr>
+      <w:r>
+        <w:rPr>
+          <w:rStyle w:val="Kommentarzeichen"/>
+        </w:rPr>
+        <w:annotationRef/>
+      </w:r>
+      <w:r>
         <w:t>Nochmal checken</w:t>
       </w:r>
     </w:p>
   </w:comment>
-  <w:comment w:id="22" w:author="Amelie Sessler" w:date="2026-04-21T21:41:00Z" w:initials="AS">
+  <w:comment w:id="24" w:author="Amelie Sessler" w:date="2026-04-21T21:41:00Z" w:initials="AS">
     <w:p>
       <w:pPr>
         <w:pStyle w:val="Kommentartext"/>
@@ -23694,7 +24112,7 @@
       </w:r>
     </w:p>
   </w:comment>
-  <w:comment w:id="23" w:author="Amelie Sessler" w:date="2026-04-25T20:06:00Z" w:initials="AS">
+  <w:comment w:id="25" w:author="Amelie Sessler" w:date="2026-04-25T20:06:00Z" w:initials="AS">
     <w:p>
       <w:pPr>
         <w:pStyle w:val="Kommentartext"/>
@@ -23710,7 +24128,7 @@
       </w:r>
     </w:p>
   </w:comment>
-  <w:comment w:id="24" w:author="Amelie Sessler" w:date="2026-05-01T15:20:00Z" w:initials="AS">
+  <w:comment w:id="26" w:author="Amelie Sessler" w:date="2026-05-01T15:20:00Z" w:initials="AS">
     <w:p>
       <w:pPr>
         <w:pStyle w:val="Kommentartext"/>
@@ -23726,7 +24144,7 @@
       </w:r>
     </w:p>
   </w:comment>
-  <w:comment w:id="25" w:author="Luise Ruth Sessler" w:date="2026-05-02T15:30:00Z" w:initials="LRS">
+  <w:comment w:id="27" w:author="Luise Ruth Sessler" w:date="2026-05-02T15:30:00Z" w:initials="LRS">
     <w:p>
       <w:pPr>
         <w:pStyle w:val="Kommentartext"/>
@@ -23747,6 +24165,7 @@
 
 <file path=word/commentsExtended.xml><?xml version="1.0" encoding="utf-8"?>
 <w15:commentsEx xmlns:wpc="http://schemas.microsoft.com/office/word/2010/wordprocessingCanvas" xmlns:cx="http://schemas.microsoft.com/office/drawing/2014/chartex" xmlns:cx1="http://schemas.microsoft.com/office/drawing/2015/9/8/chartex" xmlns:cx2="http://schemas.microsoft.com/office/drawing/2015/10/21/chartex" xmlns:cx3="http://schemas.microsoft.com/office/drawing/2016/5/9/chartex" xmlns:cx4="http://schemas.microsoft.com/office/drawing/2016/5/10/chartex" xmlns:cx5="http://schemas.microsoft.com/office/drawing/2016/5/11/chartex" xmlns:cx6="http://schemas.microsoft.com/office/drawing/2016/5/12/chartex" xmlns:cx7="http://schemas.microsoft.com/office/drawing/2016/5/13/chartex" xmlns:cx8="http://schemas.microsoft.com/office/drawing/2016/5/14/chartex" xmlns:mc="http://schemas.openxmlformats.org/markup-compatibility/2006" xmlns:aink="http://schemas.microsoft.com/office/drawing/2016/ink" xmlns:am3d="http://schemas.microsoft.com/office/drawing/2017/model3d" xmlns:o="urn:schemas-microsoft-com:office:office" xmlns:oel="http://schemas.microsoft.com/office/2019/extlst" xmlns:r="http://schemas.openxmlformats.org/officeDocument/2006/relationships" xmlns:m="http://schemas.openxmlformats.org/officeDocument/2006/math" xmlns:v="urn:schemas-microsoft-com:vml" xmlns:wp14="http://schemas.microsoft.com/office/word/2010/wordprocessingDrawing" xmlns:wp="http://schemas.openxmlformats.org/drawingml/2006/wordprocessingDrawing" xmlns:w10="urn:schemas-microsoft-com:office:word" xmlns:w="http://schemas.openxmlformats.org/wordprocessingml/2006/main" xmlns:w14="http://schemas.microsoft.com/office/word/2010/wordml" xmlns:w15="http://schemas.microsoft.com/office/word/2012/wordml" xmlns:w16cex="http://schemas.microsoft.com/office/word/2018/wordml/cex" xmlns:w16cid="http://schemas.microsoft.com/office/word/2016/wordml/cid" xmlns:w16="http://schemas.microsoft.com/office/word/2018/wordml" xmlns:w16du="http://schemas.microsoft.com/office/word/2023/wordml/word16du" xmlns:w16sdtdh="http://schemas.microsoft.com/office/word/2020/wordml/sdtdatahash" xmlns:w16sdtfl="http://schemas.microsoft.com/office/word/2024/wordml/sdtformatlock" xmlns:w16se="http://schemas.microsoft.com/office/word/2015/wordml/symex" xmlns:wpg="http://schemas.microsoft.com/office/word/2010/wordprocessingGroup" xmlns:wpi="http://schemas.microsoft.com/office/word/2010/wordprocessingInk" xmlns:wne="http://schemas.microsoft.com/office/word/2006/wordml" xmlns:wps="http://schemas.microsoft.com/office/word/2010/wordprocessingShape" mc:Ignorable="w14 w15 w16se w16cid w16 w16cex w16sdtdh w16sdtfl w16du wp14">
+  <w15:commentEx w15:paraId="1EA8A33B" w15:done="0"/>
   <w15:commentEx w15:paraId="790A7C9F" w15:done="0"/>
   <w15:commentEx w15:paraId="26535DB5" w15:done="0"/>
   <w15:commentEx w15:paraId="4B4FDA6D" w15:done="0"/>
@@ -23768,6 +24187,7 @@
   <w15:commentEx w15:paraId="22260F9D" w15:done="0"/>
   <w15:commentEx w15:paraId="5E53FE83" w15:done="0"/>
   <w15:commentEx w15:paraId="4B1B76CA" w15:done="0"/>
+  <w15:commentEx w15:paraId="56377042" w15:done="0"/>
   <w15:commentEx w15:paraId="0F22CAFE" w15:done="0"/>
   <w15:commentEx w15:paraId="4CFE27E2" w15:done="0"/>
   <w15:commentEx w15:paraId="57A62C0B" w15:done="0"/>
@@ -23778,6 +24198,7 @@
 
 <file path=word/commentsExtensible.xml><?xml version="1.0" encoding="utf-8"?>
 <w16cex:commentsExtensible xmlns:wpc="http://schemas.microsoft.com/office/word/2010/wordprocessingCanvas" xmlns:cx="http://schemas.microsoft.com/office/drawing/2014/chartex" xmlns:cx1="http://schemas.microsoft.com/office/drawing/2015/9/8/chartex" xmlns:cx2="http://schemas.microsoft.com/office/drawing/2015/10/21/chartex" xmlns:cx3="http://schemas.microsoft.com/office/drawing/2016/5/9/chartex" xmlns:cx4="http://schemas.microsoft.com/office/drawing/2016/5/10/chartex" xmlns:cx5="http://schemas.microsoft.com/office/drawing/2016/5/11/chartex" xmlns:cx6="http://schemas.microsoft.com/office/drawing/2016/5/12/chartex" xmlns:cx7="http://schemas.microsoft.com/office/drawing/2016/5/13/chartex" xmlns:cx8="http://schemas.microsoft.com/office/drawing/2016/5/14/chartex" xmlns:cr="http://schemas.microsoft.com/office/comments/2020/reactions" xmlns:mc="http://schemas.openxmlformats.org/markup-compatibility/2006" xmlns:aink="http://schemas.microsoft.com/office/drawing/2016/ink" xmlns:am3d="http://schemas.microsoft.com/office/drawing/2017/model3d" xmlns:o="urn:schemas-microsoft-com:office:office" xmlns:oel="http://schemas.microsoft.com/office/2019/extlst" xmlns:r="http://schemas.openxmlformats.org/officeDocument/2006/relationships" xmlns:m="http://schemas.openxmlformats.org/officeDocument/2006/math" xmlns:v="urn:schemas-microsoft-com:vml" xmlns:wp14="http://schemas.microsoft.com/office/word/2010/wordprocessingDrawing" xmlns:wp="http://schemas.openxmlformats.org/drawingml/2006/wordprocessingDrawing" xmlns:w10="urn:schemas-microsoft-com:office:word" xmlns:w="http://schemas.openxmlformats.org/wordprocessingml/2006/main" xmlns:w14="http://schemas.microsoft.com/office/word/2010/wordml" xmlns:w15="http://schemas.microsoft.com/office/word/2012/wordml" xmlns:w16cex="http://schemas.microsoft.com/office/word/2018/wordml/cex" xmlns:w16cid="http://schemas.microsoft.com/office/word/2016/wordml/cid" xmlns:w16="http://schemas.microsoft.com/office/word/2018/wordml" xmlns:w16du="http://schemas.microsoft.com/office/word/2023/wordml/word16du" xmlns:w16sdtdh="http://schemas.microsoft.com/office/word/2020/wordml/sdtdatahash" xmlns:w16sdtfl="http://schemas.microsoft.com/office/word/2024/wordml/sdtformatlock" xmlns:w16se="http://schemas.microsoft.com/office/word/2015/wordml/symex" xmlns:wpg="http://schemas.microsoft.com/office/word/2010/wordprocessingGroup" xmlns:wpi="http://schemas.microsoft.com/office/word/2010/wordprocessingInk" xmlns:wne="http://schemas.microsoft.com/office/word/2006/wordml" xmlns:wps="http://schemas.microsoft.com/office/word/2010/wordprocessingShape" mc:Ignorable="w14 w15 w16se w16cid w16 w16cex w16sdtdh w16sdtfl cr w16du wp14">
+  <w16cex:commentExtensible w16cex:durableId="2A1D5E5F" w16cex:dateUtc="2026-05-03T15:33:00Z"/>
   <w16cex:commentExtensible w16cex:durableId="2D765C72" w16cex:dateUtc="2026-03-31T12:45:00Z"/>
   <w16cex:commentExtensible w16cex:durableId="231DCF47" w16cex:dateUtc="2026-04-05T15:49:00Z"/>
   <w16cex:commentExtensible w16cex:durableId="6AA6CE40" w16cex:dateUtc="2026-04-14T20:42:00Z"/>
@@ -23799,6 +24220,7 @@
   <w16cex:commentExtensible w16cex:durableId="45BD937A" w16cex:dateUtc="2026-04-26T19:30:00Z"/>
   <w16cex:commentExtensible w16cex:durableId="2DA0B431" w16cex:dateUtc="2026-05-02T15:34:00Z"/>
   <w16cex:commentExtensible w16cex:durableId="2DA0AE61" w16cex:dateUtc="2026-05-02T15:09:00Z"/>
+  <w16cex:commentExtensible w16cex:durableId="4B28BEF3" w16cex:dateUtc="2026-05-03T15:31:00Z"/>
   <w16cex:commentExtensible w16cex:durableId="2DA07B96" w16cex:dateUtc="2026-05-02T11:33:00Z"/>
   <w16cex:commentExtensible w16cex:durableId="7765D14D" w16cex:dateUtc="2026-04-21T19:41:00Z"/>
   <w16cex:commentExtensible w16cex:durableId="54852FBF" w16cex:dateUtc="2026-04-25T18:06:00Z"/>
@@ -23809,6 +24231,7 @@
 
 <file path=word/commentsIds.xml><?xml version="1.0" encoding="utf-8"?>
 <w16cid:commentsIds xmlns:wpc="http://schemas.microsoft.com/office/word/2010/wordprocessingCanvas" xmlns:cx="http://schemas.microsoft.com/office/drawing/2014/chartex" xmlns:cx1="http://schemas.microsoft.com/office/drawing/2015/9/8/chartex" xmlns:cx2="http://schemas.microsoft.com/office/drawing/2015/10/21/chartex" xmlns:cx3="http://schemas.microsoft.com/office/drawing/2016/5/9/chartex" xmlns:cx4="http://schemas.microsoft.com/office/drawing/2016/5/10/chartex" xmlns:cx5="http://schemas.microsoft.com/office/drawing/2016/5/11/chartex" xmlns:cx6="http://schemas.microsoft.com/office/drawing/2016/5/12/chartex" xmlns:cx7="http://schemas.microsoft.com/office/drawing/2016/5/13/chartex" xmlns:cx8="http://schemas.microsoft.com/office/drawing/2016/5/14/chartex" xmlns:mc="http://schemas.openxmlformats.org/markup-compatibility/2006" xmlns:aink="http://schemas.microsoft.com/office/drawing/2016/ink" xmlns:am3d="http://schemas.microsoft.com/office/drawing/2017/model3d" xmlns:o="urn:schemas-microsoft-com:office:office" xmlns:oel="http://schemas.microsoft.com/office/2019/extlst" xmlns:r="http://schemas.openxmlformats.org/officeDocument/2006/relationships" xmlns:m="http://schemas.openxmlformats.org/officeDocument/2006/math" xmlns:v="urn:schemas-microsoft-com:vml" xmlns:wp14="http://schemas.microsoft.com/office/word/2010/wordprocessingDrawing" xmlns:wp="http://schemas.openxmlformats.org/drawingml/2006/wordprocessingDrawing" xmlns:w10="urn:schemas-microsoft-com:office:word" xmlns:w="http://schemas.openxmlformats.org/wordprocessingml/2006/main" xmlns:w14="http://schemas.microsoft.com/office/word/2010/wordml" xmlns:w15="http://schemas.microsoft.com/office/word/2012/wordml" xmlns:w16cex="http://schemas.microsoft.com/office/word/2018/wordml/cex" xmlns:w16cid="http://schemas.microsoft.com/office/word/2016/wordml/cid" xmlns:w16="http://schemas.microsoft.com/office/word/2018/wordml" xmlns:w16du="http://schemas.microsoft.com/office/word/2023/wordml/word16du" xmlns:w16sdtdh="http://schemas.microsoft.com/office/word/2020/wordml/sdtdatahash" xmlns:w16sdtfl="http://schemas.microsoft.com/office/word/2024/wordml/sdtformatlock" xmlns:w16se="http://schemas.microsoft.com/office/word/2015/wordml/symex" xmlns:wpg="http://schemas.microsoft.com/office/word/2010/wordprocessingGroup" xmlns:wpi="http://schemas.microsoft.com/office/word/2010/wordprocessingInk" xmlns:wne="http://schemas.microsoft.com/office/word/2006/wordml" xmlns:wps="http://schemas.microsoft.com/office/word/2010/wordprocessingShape" mc:Ignorable="w14 w15 w16se w16cid w16 w16cex w16sdtdh w16sdtfl w16du wp14">
+  <w16cid:commentId w16cid:paraId="1EA8A33B" w16cid:durableId="2A1D5E5F"/>
   <w16cid:commentId w16cid:paraId="790A7C9F" w16cid:durableId="2D765C72"/>
   <w16cid:commentId w16cid:paraId="26535DB5" w16cid:durableId="231DCF47"/>
   <w16cid:commentId w16cid:paraId="4B4FDA6D" w16cid:durableId="6AA6CE40"/>
@@ -23830,6 +24253,7 @@
   <w16cid:commentId w16cid:paraId="22260F9D" w16cid:durableId="45BD937A"/>
   <w16cid:commentId w16cid:paraId="5E53FE83" w16cid:durableId="2DA0B431"/>
   <w16cid:commentId w16cid:paraId="4B1B76CA" w16cid:durableId="2DA0AE61"/>
+  <w16cid:commentId w16cid:paraId="56377042" w16cid:durableId="4B28BEF3"/>
   <w16cid:commentId w16cid:paraId="0F22CAFE" w16cid:durableId="2DA07B96"/>
   <w16cid:commentId w16cid:paraId="4CFE27E2" w16cid:durableId="7765D14D"/>
   <w16cid:commentId w16cid:paraId="57A62C0B" w16cid:durableId="54852FBF"/>
@@ -24551,11 +24975,11 @@
 
 <file path=word/people.xml><?xml version="1.0" encoding="utf-8"?>
 <w15:people xmlns:wpc="http://schemas.microsoft.com/office/word/2010/wordprocessingCanvas" xmlns:cx="http://schemas.microsoft.com/office/drawing/2014/chartex" xmlns:cx1="http://schemas.microsoft.com/office/drawing/2015/9/8/chartex" xmlns:cx2="http://schemas.microsoft.com/office/drawing/2015/10/21/chartex" xmlns:cx3="http://schemas.microsoft.com/office/drawing/2016/5/9/chartex" xmlns:cx4="http://schemas.microsoft.com/office/drawing/2016/5/10/chartex" xmlns:cx5="http://schemas.microsoft.com/office/drawing/2016/5/11/chartex" xmlns:cx6="http://schemas.microsoft.com/office/drawing/2016/5/12/chartex" xmlns:cx7="http://schemas.microsoft.com/office/drawing/2016/5/13/chartex" xmlns:cx8="http://schemas.microsoft.com/office/drawing/2016/5/14/chartex" xmlns:mc="http://schemas.openxmlformats.org/markup-compatibility/2006" xmlns:aink="http://schemas.microsoft.com/office/drawing/2016/ink" xmlns:am3d="http://schemas.microsoft.com/office/drawing/2017/model3d" xmlns:o="urn:schemas-microsoft-com:office:office" xmlns:oel="http://schemas.microsoft.com/office/2019/extlst" xmlns:r="http://schemas.openxmlformats.org/officeDocument/2006/relationships" xmlns:m="http://schemas.openxmlformats.org/officeDocument/2006/math" xmlns:v="urn:schemas-microsoft-com:vml" xmlns:wp14="http://schemas.microsoft.com/office/word/2010/wordprocessingDrawing" xmlns:wp="http://schemas.openxmlformats.org/drawingml/2006/wordprocessingDrawing" xmlns:w10="urn:schemas-microsoft-com:office:word" xmlns:w="http://schemas.openxmlformats.org/wordprocessingml/2006/main" xmlns:w14="http://schemas.microsoft.com/office/word/2010/wordml" xmlns:w15="http://schemas.microsoft.com/office/word/2012/wordml" xmlns:w16cex="http://schemas.microsoft.com/office/word/2018/wordml/cex" xmlns:w16cid="http://schemas.microsoft.com/office/word/2016/wordml/cid" xmlns:w16="http://schemas.microsoft.com/office/word/2018/wordml" xmlns:w16du="http://schemas.microsoft.com/office/word/2023/wordml/word16du" xmlns:w16sdtdh="http://schemas.microsoft.com/office/word/2020/wordml/sdtdatahash" xmlns:w16sdtfl="http://schemas.microsoft.com/office/word/2024/wordml/sdtformatlock" xmlns:w16se="http://schemas.microsoft.com/office/word/2015/wordml/symex" xmlns:wpg="http://schemas.microsoft.com/office/word/2010/wordprocessingGroup" xmlns:wpi="http://schemas.microsoft.com/office/word/2010/wordprocessingInk" xmlns:wne="http://schemas.microsoft.com/office/word/2006/wordml" xmlns:wps="http://schemas.microsoft.com/office/word/2010/wordprocessingShape" mc:Ignorable="w14 w15 w16se w16cid w16 w16cex w16sdtdh w16sdtfl w16du wp14">
+  <w15:person w15:author="Amelie Sessler">
+    <w15:presenceInfo w15:providerId="AD" w15:userId="S::Amelie.Sessler@stud.leuphana.de::466cf64d-e4c5-4285-8bb3-16dbba136e2d"/>
+  </w15:person>
   <w15:person w15:author="Luise Ruth Sessler">
     <w15:presenceInfo w15:providerId="AD" w15:userId="S-1-5-21-1606980848-583907252-725345543-413806"/>
-  </w15:person>
-  <w15:person w15:author="Amelie Sessler">
-    <w15:presenceInfo w15:providerId="AD" w15:userId="S::Amelie.Sessler@stud.leuphana.de::466cf64d-e4c5-4285-8bb3-16dbba136e2d"/>
   </w15:person>
 </w15:people>
 </file>
